--- a/docs/05-business-rules-and-domain-policies.docx
+++ b/docs/05-business-rules-and-domain-policies.docx
@@ -3670,949 +3670,141 @@
       </w:r>
     </w:p>
     <w:p>
-      <w:pPr>
-        <w:spacing w:before="100" w:beforeAutospacing="1" w:after="100" w:afterAutospacing="1" w:line="240" w:lineRule="auto"/>
-        <w:outlineLvl w:val="0"/>
-        <w:rPr>
-          <w:rFonts w:ascii="Times New Roman" w:eastAsia="Times New Roman" w:hAnsi="Times New Roman" w:cs="Times New Roman"/>
-          <w:b/>
-          <w:bCs/>
-          <w:kern w:val="36"/>
-          <w:sz w:val="48"/>
-          <w:szCs w:val="48"/>
-          <w:lang w:eastAsia="ru-RU"/>
-        </w:rPr>
-      </w:pPr>
-      <w:r>
-        <w:rPr>
-          <w:rFonts w:ascii="Times New Roman" w:eastAsia="Times New Roman" w:hAnsi="Times New Roman" w:cs="Times New Roman"/>
-          <w:b/>
-          <w:bCs/>
-          <w:kern w:val="36"/>
-          <w:sz w:val="48"/>
-          <w:szCs w:val="48"/>
-          <w:lang w:eastAsia="ru-RU"/>
-        </w:rPr>
+      <w:pPr/>
+      <w:r>
         <w:t>MEDIA POLICIES</w:t>
       </w:r>
     </w:p>
     <w:p>
-      <w:pPr>
-        <w:spacing w:after="0" w:line="240" w:lineRule="auto"/>
-        <w:rPr>
-          <w:rFonts w:ascii="Times New Roman" w:eastAsia="Times New Roman" w:hAnsi="Times New Roman" w:cs="Times New Roman"/>
-          <w:sz w:val="24"/>
-          <w:szCs w:val="24"/>
-          <w:lang w:eastAsia="ru-RU"/>
-        </w:rPr>
-      </w:pPr>
-      <w:r>
-        <w:rPr>
-          <w:rFonts w:ascii="Times New Roman" w:eastAsia="Times New Roman" w:hAnsi="Times New Roman" w:cs="Times New Roman"/>
-          <w:sz w:val="24"/>
-          <w:szCs w:val="24"/>
-          <w:lang w:eastAsia="ru-RU"/>
-        </w:rPr>
-        <w:pict w14:anchorId="1B34D02D">
-          <v:rect id="_x0000_i1051" style="width:0;height:1.5pt" o:hralign="center" o:hrstd="t" o:hr="t" fillcolor="#a0a0a0" stroked="f"/>
-        </w:pict>
-      </w:r>
-    </w:p>
-    <w:p>
-      <w:pPr>
-        <w:spacing w:before="100" w:beforeAutospacing="1" w:after="100" w:afterAutospacing="1" w:line="240" w:lineRule="auto"/>
-        <w:outlineLvl w:val="1"/>
-        <w:rPr>
-          <w:rFonts w:ascii="Times New Roman" w:eastAsia="Times New Roman" w:hAnsi="Times New Roman" w:cs="Times New Roman"/>
-          <w:b/>
-          <w:bCs/>
-          <w:sz w:val="36"/>
-          <w:szCs w:val="36"/>
-          <w:lang w:eastAsia="ru-RU"/>
-        </w:rPr>
-      </w:pPr>
-      <w:r>
-        <w:rPr>
-          <w:rFonts w:ascii="Times New Roman" w:eastAsia="Times New Roman" w:hAnsi="Times New Roman" w:cs="Times New Roman"/>
-          <w:b/>
-          <w:bCs/>
-          <w:sz w:val="36"/>
-          <w:szCs w:val="36"/>
-          <w:lang w:eastAsia="ru-RU"/>
-        </w:rPr>
+      <w:pPr/>
+      <w:r>
         <w:t>MDP-001</w:t>
       </w:r>
     </w:p>
     <w:p>
-      <w:pPr>
-        <w:spacing w:before="100" w:beforeAutospacing="1" w:after="100" w:afterAutospacing="1" w:line="240" w:lineRule="auto"/>
-        <w:outlineLvl w:val="2"/>
-        <w:rPr>
-          <w:rFonts w:ascii="Times New Roman" w:eastAsia="Times New Roman" w:hAnsi="Times New Roman" w:cs="Times New Roman"/>
-          <w:b/>
-          <w:bCs/>
-          <w:sz w:val="27"/>
-          <w:szCs w:val="27"/>
-          <w:lang w:eastAsia="ru-RU"/>
-        </w:rPr>
-      </w:pPr>
-      <w:r>
-        <w:rPr>
-          <w:rFonts w:ascii="Times New Roman" w:eastAsia="Times New Roman" w:hAnsi="Times New Roman" w:cs="Times New Roman"/>
-          <w:b/>
-          <w:bCs/>
-          <w:sz w:val="27"/>
-          <w:szCs w:val="27"/>
-          <w:lang w:eastAsia="ru-RU"/>
-        </w:rPr>
+      <w:pPr/>
+      <w:r>
+        <w:t>One Logical Photo Has Display And Thumbnail Representations</w:t>
+      </w:r>
+    </w:p>
+    <w:p>
+      <w:pPr/>
+      <w:r>
+        <w:t>In MVP, one PHOTO is represented by one MediaFile record and two permanent private-storage objects: DISPLAY and THUMBNAIL.</w:t>
+      </w:r>
+    </w:p>
+    <w:p>
+      <w:pPr/>
+      <w:r>
+        <w:t>A permanent ORIGINAL representation is not stored.</w:t>
+      </w:r>
+    </w:p>
+    <w:p>
+      <w:pPr/>
+      <w:r>
+        <w:t>MDP-002</w:t>
+      </w:r>
+    </w:p>
+    <w:p>
+      <w:pPr/>
+      <w:r>
         <w:t>MediaFile Cannot Exist Without Memory</w:t>
       </w:r>
     </w:p>
     <w:p>
-      <w:pPr>
-        <w:tabs>
-          <w:tab w:val="left" w:pos="916"/>
-          <w:tab w:val="left" w:pos="1832"/>
-          <w:tab w:val="left" w:pos="2748"/>
-          <w:tab w:val="left" w:pos="3664"/>
-          <w:tab w:val="left" w:pos="4580"/>
-          <w:tab w:val="left" w:pos="5496"/>
-          <w:tab w:val="left" w:pos="6412"/>
-          <w:tab w:val="left" w:pos="7328"/>
-          <w:tab w:val="left" w:pos="8244"/>
-          <w:tab w:val="left" w:pos="9160"/>
-          <w:tab w:val="left" w:pos="10076"/>
-          <w:tab w:val="left" w:pos="10992"/>
-          <w:tab w:val="left" w:pos="11908"/>
-          <w:tab w:val="left" w:pos="12824"/>
-          <w:tab w:val="left" w:pos="13740"/>
-          <w:tab w:val="left" w:pos="14656"/>
-        </w:tabs>
-        <w:spacing w:after="0" w:line="240" w:lineRule="auto"/>
-        <w:rPr>
-          <w:rFonts w:ascii="Courier New" w:eastAsia="Times New Roman" w:hAnsi="Courier New" w:cs="Courier New"/>
-          <w:sz w:val="20"/>
-          <w:szCs w:val="20"/>
-          <w:lang w:eastAsia="ru-RU"/>
-        </w:rPr>
-      </w:pPr>
-      <w:r>
-        <w:rPr>
-          <w:rFonts w:ascii="Courier New" w:eastAsia="Times New Roman" w:hAnsi="Courier New" w:cs="Courier New"/>
-          <w:sz w:val="20"/>
-          <w:szCs w:val="20"/>
-          <w:lang w:eastAsia="ru-RU"/>
-        </w:rPr>
-        <w:t>Memory</w:t>
-      </w:r>
-    </w:p>
-    <w:p>
-      <w:pPr>
-        <w:spacing w:before="100" w:beforeAutospacing="1" w:after="100" w:afterAutospacing="1" w:line="240" w:lineRule="auto"/>
-        <w:rPr>
-          <w:rFonts w:ascii="Times New Roman" w:eastAsia="Times New Roman" w:hAnsi="Times New Roman" w:cs="Times New Roman"/>
-          <w:sz w:val="24"/>
-          <w:szCs w:val="24"/>
-          <w:lang w:eastAsia="ru-RU"/>
-        </w:rPr>
-      </w:pPr>
-      <w:r>
-        <w:rPr>
-          <w:rFonts w:ascii="Times New Roman" w:eastAsia="Times New Roman" w:hAnsi="Times New Roman" w:cs="Times New Roman"/>
-          <w:sz w:val="24"/>
-          <w:szCs w:val="24"/>
-          <w:lang w:eastAsia="ru-RU"/>
-        </w:rPr>
-        <w:t>удаляется →</w:t>
-      </w:r>
-    </w:p>
-    <w:p>
-      <w:pPr>
-        <w:tabs>
-          <w:tab w:val="left" w:pos="916"/>
-          <w:tab w:val="left" w:pos="1832"/>
-          <w:tab w:val="left" w:pos="2748"/>
-          <w:tab w:val="left" w:pos="3664"/>
-          <w:tab w:val="left" w:pos="4580"/>
-          <w:tab w:val="left" w:pos="5496"/>
-          <w:tab w:val="left" w:pos="6412"/>
-          <w:tab w:val="left" w:pos="7328"/>
-          <w:tab w:val="left" w:pos="8244"/>
-          <w:tab w:val="left" w:pos="9160"/>
-          <w:tab w:val="left" w:pos="10076"/>
-          <w:tab w:val="left" w:pos="10992"/>
-          <w:tab w:val="left" w:pos="11908"/>
-          <w:tab w:val="left" w:pos="12824"/>
-          <w:tab w:val="left" w:pos="13740"/>
-          <w:tab w:val="left" w:pos="14656"/>
-        </w:tabs>
-        <w:spacing w:after="0" w:line="240" w:lineRule="auto"/>
-        <w:rPr>
-          <w:rFonts w:ascii="Courier New" w:eastAsia="Times New Roman" w:hAnsi="Courier New" w:cs="Courier New"/>
-          <w:sz w:val="20"/>
-          <w:szCs w:val="20"/>
-          <w:lang w:eastAsia="ru-RU"/>
-        </w:rPr>
-      </w:pPr>
-      <w:r>
-        <w:rPr>
-          <w:rFonts w:ascii="Courier New" w:eastAsia="Times New Roman" w:hAnsi="Courier New" w:cs="Courier New"/>
-          <w:sz w:val="20"/>
-          <w:szCs w:val="20"/>
-          <w:lang w:eastAsia="ru-RU"/>
-        </w:rPr>
-        <w:t>MediaFiles</w:t>
-      </w:r>
-    </w:p>
-    <w:p>
-      <w:pPr>
-        <w:spacing w:before="100" w:beforeAutospacing="1" w:after="100" w:afterAutospacing="1" w:line="240" w:lineRule="auto"/>
-        <w:rPr>
-          <w:rFonts w:ascii="Times New Roman" w:eastAsia="Times New Roman" w:hAnsi="Times New Roman" w:cs="Times New Roman"/>
-          <w:sz w:val="24"/>
-          <w:szCs w:val="24"/>
-          <w:lang w:eastAsia="ru-RU"/>
-        </w:rPr>
-      </w:pPr>
-      <w:r>
-        <w:rPr>
-          <w:rFonts w:ascii="Times New Roman" w:eastAsia="Times New Roman" w:hAnsi="Times New Roman" w:cs="Times New Roman"/>
-          <w:sz w:val="24"/>
-          <w:szCs w:val="24"/>
-          <w:lang w:eastAsia="ru-RU"/>
-        </w:rPr>
-        <w:t>удаляются.</w:t>
-      </w:r>
-    </w:p>
-    <w:p>
-      <w:pPr>
-        <w:spacing w:after="0" w:line="240" w:lineRule="auto"/>
-        <w:rPr>
-          <w:rFonts w:ascii="Times New Roman" w:eastAsia="Times New Roman" w:hAnsi="Times New Roman" w:cs="Times New Roman"/>
-          <w:sz w:val="24"/>
-          <w:szCs w:val="24"/>
-          <w:lang w:eastAsia="ru-RU"/>
-        </w:rPr>
-      </w:pPr>
-      <w:r>
-        <w:rPr>
-          <w:rFonts w:ascii="Times New Roman" w:eastAsia="Times New Roman" w:hAnsi="Times New Roman" w:cs="Times New Roman"/>
-          <w:sz w:val="24"/>
-          <w:szCs w:val="24"/>
-          <w:lang w:eastAsia="ru-RU"/>
-        </w:rPr>
-        <w:pict w14:anchorId="54231322">
-          <v:rect id="_x0000_i1052" style="width:0;height:1.5pt" o:hralign="center" o:hrstd="t" o:hr="t" fillcolor="#a0a0a0" stroked="f"/>
-        </w:pict>
-      </w:r>
-    </w:p>
-    <w:p>
-      <w:pPr>
-        <w:spacing w:before="100" w:beforeAutospacing="1" w:after="100" w:afterAutospacing="1" w:line="240" w:lineRule="auto"/>
-        <w:rPr>
-          <w:rFonts w:ascii="Times New Roman" w:eastAsia="Times New Roman" w:hAnsi="Times New Roman" w:cs="Times New Roman"/>
-          <w:sz w:val="24"/>
-          <w:szCs w:val="24"/>
-          <w:lang w:eastAsia="ru-RU"/>
-        </w:rPr>
-      </w:pPr>
-      <w:r>
-        <w:rPr>
-          <w:rFonts w:ascii="Times New Roman" w:eastAsia="Times New Roman" w:hAnsi="Times New Roman" w:cs="Times New Roman"/>
-          <w:sz w:val="24"/>
-          <w:szCs w:val="24"/>
-          <w:lang w:eastAsia="ru-RU"/>
-        </w:rPr>
-        <w:t>Я бы делал каскадное удаление на уровне домена.</w:t>
-      </w:r>
-    </w:p>
-    <w:p>
-      <w:pPr>
-        <w:spacing w:after="0" w:line="240" w:lineRule="auto"/>
-        <w:rPr>
-          <w:rFonts w:ascii="Times New Roman" w:eastAsia="Times New Roman" w:hAnsi="Times New Roman" w:cs="Times New Roman"/>
-          <w:sz w:val="24"/>
-          <w:szCs w:val="24"/>
-          <w:lang w:eastAsia="ru-RU"/>
-        </w:rPr>
-      </w:pPr>
-      <w:r>
-        <w:rPr>
-          <w:rFonts w:ascii="Times New Roman" w:eastAsia="Times New Roman" w:hAnsi="Times New Roman" w:cs="Times New Roman"/>
-          <w:sz w:val="24"/>
-          <w:szCs w:val="24"/>
-          <w:lang w:eastAsia="ru-RU"/>
-        </w:rPr>
-        <w:pict w14:anchorId="60A1CF73">
-          <v:rect id="_x0000_i1053" style="width:0;height:1.5pt" o:hralign="center" o:hrstd="t" o:hr="t" fillcolor="#a0a0a0" stroked="f"/>
-        </w:pict>
-      </w:r>
-    </w:p>
-    <w:p>
-      <w:pPr>
-        <w:spacing w:before="100" w:beforeAutospacing="1" w:after="100" w:afterAutospacing="1" w:line="240" w:lineRule="auto"/>
-        <w:outlineLvl w:val="1"/>
-        <w:rPr>
-          <w:rFonts w:ascii="Times New Roman" w:eastAsia="Times New Roman" w:hAnsi="Times New Roman" w:cs="Times New Roman"/>
-          <w:b/>
-          <w:bCs/>
-          <w:sz w:val="36"/>
-          <w:szCs w:val="36"/>
-          <w:lang w:eastAsia="ru-RU"/>
-        </w:rPr>
-      </w:pPr>
-      <w:r>
-        <w:rPr>
-          <w:rFonts w:ascii="Times New Roman" w:eastAsia="Times New Roman" w:hAnsi="Times New Roman" w:cs="Times New Roman"/>
-          <w:b/>
-          <w:bCs/>
-          <w:sz w:val="36"/>
-          <w:szCs w:val="36"/>
-          <w:lang w:eastAsia="ru-RU"/>
-        </w:rPr>
-        <w:t>MDP-002</w:t>
-      </w:r>
-    </w:p>
-    <w:p>
-      <w:pPr>
-        <w:spacing w:before="100" w:beforeAutospacing="1" w:after="100" w:afterAutospacing="1" w:line="240" w:lineRule="auto"/>
-        <w:outlineLvl w:val="2"/>
-        <w:rPr>
-          <w:rFonts w:ascii="Times New Roman" w:eastAsia="Times New Roman" w:hAnsi="Times New Roman" w:cs="Times New Roman"/>
-          <w:b/>
-          <w:bCs/>
-          <w:sz w:val="27"/>
-          <w:szCs w:val="27"/>
-          <w:lang w:eastAsia="ru-RU"/>
-        </w:rPr>
-      </w:pPr>
-      <w:r>
-        <w:rPr>
-          <w:rFonts w:ascii="Times New Roman" w:eastAsia="Times New Roman" w:hAnsi="Times New Roman" w:cs="Times New Roman"/>
-          <w:b/>
-          <w:bCs/>
-          <w:sz w:val="27"/>
-          <w:szCs w:val="27"/>
-          <w:lang w:eastAsia="ru-RU"/>
-        </w:rPr>
-        <w:t>Media Permissions Inherit Memory Permissions</w:t>
-      </w:r>
-    </w:p>
-    <w:p>
-      <w:pPr>
-        <w:spacing w:before="100" w:beforeAutospacing="1" w:after="100" w:afterAutospacing="1" w:line="240" w:lineRule="auto"/>
-        <w:rPr>
-          <w:rFonts w:ascii="Times New Roman" w:eastAsia="Times New Roman" w:hAnsi="Times New Roman" w:cs="Times New Roman"/>
-          <w:sz w:val="24"/>
-          <w:szCs w:val="24"/>
-          <w:lang w:eastAsia="ru-RU"/>
-        </w:rPr>
-      </w:pPr>
-      <w:r>
-        <w:rPr>
-          <w:rFonts w:ascii="Times New Roman" w:eastAsia="Times New Roman" w:hAnsi="Times New Roman" w:cs="Times New Roman"/>
-          <w:sz w:val="24"/>
-          <w:szCs w:val="24"/>
-          <w:lang w:eastAsia="ru-RU"/>
-        </w:rPr>
-        <w:t>Очень важное правило.</w:t>
-      </w:r>
-    </w:p>
-    <w:p>
-      <w:pPr>
-        <w:spacing w:before="100" w:beforeAutospacing="1" w:after="100" w:afterAutospacing="1" w:line="240" w:lineRule="auto"/>
-        <w:rPr>
-          <w:rFonts w:ascii="Times New Roman" w:eastAsia="Times New Roman" w:hAnsi="Times New Roman" w:cs="Times New Roman"/>
-          <w:sz w:val="24"/>
-          <w:szCs w:val="24"/>
-          <w:lang w:eastAsia="ru-RU"/>
-        </w:rPr>
-      </w:pPr>
-      <w:r>
-        <w:rPr>
-          <w:rFonts w:ascii="Times New Roman" w:eastAsia="Times New Roman" w:hAnsi="Times New Roman" w:cs="Times New Roman"/>
-          <w:sz w:val="24"/>
-          <w:szCs w:val="24"/>
-          <w:lang w:eastAsia="ru-RU"/>
-        </w:rPr>
-        <w:t>Не существует отдельной безопасности для файлов.</w:t>
-      </w:r>
-    </w:p>
-    <w:p>
-      <w:pPr>
-        <w:spacing w:after="0" w:line="240" w:lineRule="auto"/>
-        <w:rPr>
-          <w:rFonts w:ascii="Times New Roman" w:eastAsia="Times New Roman" w:hAnsi="Times New Roman" w:cs="Times New Roman"/>
-          <w:sz w:val="24"/>
-          <w:szCs w:val="24"/>
-          <w:lang w:eastAsia="ru-RU"/>
-        </w:rPr>
-      </w:pPr>
-      <w:r>
-        <w:rPr>
-          <w:rFonts w:ascii="Times New Roman" w:eastAsia="Times New Roman" w:hAnsi="Times New Roman" w:cs="Times New Roman"/>
-          <w:sz w:val="24"/>
-          <w:szCs w:val="24"/>
-          <w:lang w:eastAsia="ru-RU"/>
-        </w:rPr>
-        <w:lastRenderedPageBreak/>
-        <w:pict w14:anchorId="3AA04F49">
-          <v:rect id="_x0000_i1054" style="width:0;height:1.5pt" o:hralign="center" o:hrstd="t" o:hr="t" fillcolor="#a0a0a0" stroked="f"/>
-        </w:pict>
-      </w:r>
-    </w:p>
-    <w:p>
-      <w:pPr>
-        <w:spacing w:before="100" w:beforeAutospacing="1" w:after="100" w:afterAutospacing="1" w:line="240" w:lineRule="auto"/>
-        <w:rPr>
-          <w:rFonts w:ascii="Times New Roman" w:eastAsia="Times New Roman" w:hAnsi="Times New Roman" w:cs="Times New Roman"/>
-          <w:sz w:val="24"/>
-          <w:szCs w:val="24"/>
-          <w:lang w:eastAsia="ru-RU"/>
-        </w:rPr>
-      </w:pPr>
-      <w:r>
-        <w:rPr>
-          <w:rFonts w:ascii="Times New Roman" w:eastAsia="Times New Roman" w:hAnsi="Times New Roman" w:cs="Times New Roman"/>
-          <w:sz w:val="24"/>
-          <w:szCs w:val="24"/>
-          <w:lang w:eastAsia="ru-RU"/>
-        </w:rPr>
-        <w:t>Проверка выглядит так:</w:t>
-      </w:r>
-    </w:p>
-    <w:p>
-      <w:pPr>
-        <w:tabs>
-          <w:tab w:val="left" w:pos="916"/>
-          <w:tab w:val="left" w:pos="1832"/>
-          <w:tab w:val="left" w:pos="2748"/>
-          <w:tab w:val="left" w:pos="3664"/>
-          <w:tab w:val="left" w:pos="4580"/>
-          <w:tab w:val="left" w:pos="5496"/>
-          <w:tab w:val="left" w:pos="6412"/>
-          <w:tab w:val="left" w:pos="7328"/>
-          <w:tab w:val="left" w:pos="8244"/>
-          <w:tab w:val="left" w:pos="9160"/>
-          <w:tab w:val="left" w:pos="10076"/>
-          <w:tab w:val="left" w:pos="10992"/>
-          <w:tab w:val="left" w:pos="11908"/>
-          <w:tab w:val="left" w:pos="12824"/>
-          <w:tab w:val="left" w:pos="13740"/>
-          <w:tab w:val="left" w:pos="14656"/>
-        </w:tabs>
-        <w:spacing w:after="0" w:line="240" w:lineRule="auto"/>
-        <w:rPr>
-          <w:rFonts w:ascii="Courier New" w:eastAsia="Times New Roman" w:hAnsi="Courier New" w:cs="Courier New"/>
-          <w:sz w:val="20"/>
-          <w:szCs w:val="20"/>
-          <w:lang w:eastAsia="ru-RU"/>
-        </w:rPr>
-      </w:pPr>
-      <w:r>
-        <w:rPr>
-          <w:rFonts w:ascii="Courier New" w:eastAsia="Times New Roman" w:hAnsi="Courier New" w:cs="Courier New"/>
-          <w:sz w:val="20"/>
-          <w:szCs w:val="20"/>
-          <w:lang w:eastAsia="ru-RU"/>
-        </w:rPr>
-        <w:t>MediaFile</w:t>
-      </w:r>
-      <w:r>
-        <w:rPr>
-          <w:rFonts w:ascii="Courier New" w:eastAsia="Times New Roman" w:hAnsi="Courier New" w:cs="Courier New"/>
-          <w:sz w:val="20"/>
-          <w:szCs w:val="20"/>
-          <w:lang w:eastAsia="ru-RU"/>
-        </w:rPr>
-        <w:br/>
-      </w:r>
-      <w:r>
-        <w:rPr>
-          <w:rFonts w:ascii="Courier New" w:eastAsia="Times New Roman" w:hAnsi="Courier New" w:cs="Courier New"/>
-          <w:sz w:val="20"/>
-          <w:szCs w:val="20"/>
-          <w:lang w:eastAsia="ru-RU"/>
-        </w:rPr>
-        <w:br/>
-        <w:t>↓</w:t>
-      </w:r>
-      <w:r>
-        <w:rPr>
-          <w:rFonts w:ascii="Courier New" w:eastAsia="Times New Roman" w:hAnsi="Courier New" w:cs="Courier New"/>
-          <w:sz w:val="20"/>
-          <w:szCs w:val="20"/>
-          <w:lang w:eastAsia="ru-RU"/>
-        </w:rPr>
-        <w:br/>
-      </w:r>
-      <w:r>
-        <w:rPr>
-          <w:rFonts w:ascii="Courier New" w:eastAsia="Times New Roman" w:hAnsi="Courier New" w:cs="Courier New"/>
-          <w:sz w:val="20"/>
-          <w:szCs w:val="20"/>
-          <w:lang w:eastAsia="ru-RU"/>
-        </w:rPr>
-        <w:br/>
-        <w:t>Memory</w:t>
-      </w:r>
-      <w:r>
-        <w:rPr>
-          <w:rFonts w:ascii="Courier New" w:eastAsia="Times New Roman" w:hAnsi="Courier New" w:cs="Courier New"/>
-          <w:sz w:val="20"/>
-          <w:szCs w:val="20"/>
-          <w:lang w:eastAsia="ru-RU"/>
-        </w:rPr>
-        <w:br/>
-      </w:r>
-      <w:r>
-        <w:rPr>
-          <w:rFonts w:ascii="Courier New" w:eastAsia="Times New Roman" w:hAnsi="Courier New" w:cs="Courier New"/>
-          <w:sz w:val="20"/>
-          <w:szCs w:val="20"/>
-          <w:lang w:eastAsia="ru-RU"/>
-        </w:rPr>
-        <w:br/>
-        <w:t>↓</w:t>
-      </w:r>
-      <w:r>
-        <w:rPr>
-          <w:rFonts w:ascii="Courier New" w:eastAsia="Times New Roman" w:hAnsi="Courier New" w:cs="Courier New"/>
-          <w:sz w:val="20"/>
-          <w:szCs w:val="20"/>
-          <w:lang w:eastAsia="ru-RU"/>
-        </w:rPr>
-        <w:br/>
-      </w:r>
-      <w:r>
-        <w:rPr>
-          <w:rFonts w:ascii="Courier New" w:eastAsia="Times New Roman" w:hAnsi="Courier New" w:cs="Courier New"/>
-          <w:sz w:val="20"/>
-          <w:szCs w:val="20"/>
-          <w:lang w:eastAsia="ru-RU"/>
-        </w:rPr>
-        <w:br/>
-        <w:t>Story</w:t>
-      </w:r>
-      <w:r>
-        <w:rPr>
-          <w:rFonts w:ascii="Courier New" w:eastAsia="Times New Roman" w:hAnsi="Courier New" w:cs="Courier New"/>
-          <w:sz w:val="20"/>
-          <w:szCs w:val="20"/>
-          <w:lang w:eastAsia="ru-RU"/>
-        </w:rPr>
-        <w:br/>
-      </w:r>
-      <w:r>
-        <w:rPr>
-          <w:rFonts w:ascii="Courier New" w:eastAsia="Times New Roman" w:hAnsi="Courier New" w:cs="Courier New"/>
-          <w:sz w:val="20"/>
-          <w:szCs w:val="20"/>
-          <w:lang w:eastAsia="ru-RU"/>
-        </w:rPr>
-        <w:br/>
-        <w:t>↓</w:t>
-      </w:r>
-      <w:r>
-        <w:rPr>
-          <w:rFonts w:ascii="Courier New" w:eastAsia="Times New Roman" w:hAnsi="Courier New" w:cs="Courier New"/>
-          <w:sz w:val="20"/>
-          <w:szCs w:val="20"/>
-          <w:lang w:eastAsia="ru-RU"/>
-        </w:rPr>
-        <w:br/>
-      </w:r>
-      <w:r>
-        <w:rPr>
-          <w:rFonts w:ascii="Courier New" w:eastAsia="Times New Roman" w:hAnsi="Courier New" w:cs="Courier New"/>
-          <w:sz w:val="20"/>
-          <w:szCs w:val="20"/>
-          <w:lang w:eastAsia="ru-RU"/>
-        </w:rPr>
-        <w:br/>
-        <w:t>Participant</w:t>
-      </w:r>
-    </w:p>
-    <w:p>
-      <w:pPr>
-        <w:spacing w:after="0" w:line="240" w:lineRule="auto"/>
-        <w:rPr>
-          <w:rFonts w:ascii="Times New Roman" w:eastAsia="Times New Roman" w:hAnsi="Times New Roman" w:cs="Times New Roman"/>
-          <w:sz w:val="24"/>
-          <w:szCs w:val="24"/>
-          <w:lang w:eastAsia="ru-RU"/>
-        </w:rPr>
-      </w:pPr>
-      <w:r>
-        <w:rPr>
-          <w:rFonts w:ascii="Times New Roman" w:eastAsia="Times New Roman" w:hAnsi="Times New Roman" w:cs="Times New Roman"/>
-          <w:sz w:val="24"/>
-          <w:szCs w:val="24"/>
-          <w:lang w:eastAsia="ru-RU"/>
-        </w:rPr>
-        <w:pict w14:anchorId="330E7B90">
-          <v:rect id="_x0000_i1055" style="width:0;height:1.5pt" o:hralign="center" o:hrstd="t" o:hr="t" fillcolor="#a0a0a0" stroked="f"/>
-        </w:pict>
-      </w:r>
-    </w:p>
-    <w:p>
-      <w:pPr>
-        <w:spacing w:before="100" w:beforeAutospacing="1" w:after="100" w:afterAutospacing="1" w:line="240" w:lineRule="auto"/>
-        <w:outlineLvl w:val="1"/>
-        <w:rPr>
-          <w:rFonts w:ascii="Times New Roman" w:eastAsia="Times New Roman" w:hAnsi="Times New Roman" w:cs="Times New Roman"/>
-          <w:b/>
-          <w:bCs/>
-          <w:sz w:val="36"/>
-          <w:szCs w:val="36"/>
-          <w:lang w:eastAsia="ru-RU"/>
-        </w:rPr>
-      </w:pPr>
-      <w:r>
-        <w:rPr>
-          <w:rFonts w:ascii="Times New Roman" w:eastAsia="Times New Roman" w:hAnsi="Times New Roman" w:cs="Times New Roman"/>
-          <w:b/>
-          <w:bCs/>
-          <w:sz w:val="36"/>
-          <w:szCs w:val="36"/>
-          <w:lang w:eastAsia="ru-RU"/>
-        </w:rPr>
+      <w:pPr/>
+      <w:r>
+        <w:t>Deleting Memory removes PostgreSQL MediaFile metadata through ON DELETE CASCADE.</w:t>
+      </w:r>
+    </w:p>
+    <w:p>
+      <w:pPr/>
+      <w:r>
+        <w:t>Physical object cleanup is not performed by the database; it is coordinated by application layer after commit.</w:t>
+      </w:r>
+    </w:p>
+    <w:p>
+      <w:pPr/>
+      <w:r>
         <w:t>MDP-003</w:t>
       </w:r>
     </w:p>
     <w:p>
-      <w:pPr>
-        <w:spacing w:before="100" w:beforeAutospacing="1" w:after="100" w:afterAutospacing="1" w:line="240" w:lineRule="auto"/>
-        <w:outlineLvl w:val="2"/>
-        <w:rPr>
-          <w:rFonts w:ascii="Times New Roman" w:eastAsia="Times New Roman" w:hAnsi="Times New Roman" w:cs="Times New Roman"/>
-          <w:b/>
-          <w:bCs/>
-          <w:sz w:val="27"/>
-          <w:szCs w:val="27"/>
-          <w:lang w:eastAsia="ru-RU"/>
-        </w:rPr>
-      </w:pPr>
-      <w:r>
-        <w:rPr>
-          <w:rFonts w:ascii="Times New Roman" w:eastAsia="Times New Roman" w:hAnsi="Times New Roman" w:cs="Times New Roman"/>
-          <w:b/>
-          <w:bCs/>
-          <w:sz w:val="27"/>
-          <w:szCs w:val="27"/>
-          <w:lang w:eastAsia="ru-RU"/>
-        </w:rPr>
+      <w:pPr/>
+      <w:r>
+        <w:t>Media Permissions Inherit Memory And Story Membership</w:t>
+      </w:r>
+    </w:p>
+    <w:p>
+      <w:pPr/>
+      <w:r>
+        <w:t>The check path is MediaFile -&gt; Memory -&gt; Story -&gt; StoryParticipant.</w:t>
+      </w:r>
+    </w:p>
+    <w:p>
+      <w:pPr/>
+      <w:r>
+        <w:t>Media read is allowed for any current participant: OWNER, CO_OWNER, EDITOR, VIEWER.</w:t>
+      </w:r>
+    </w:p>
+    <w:p>
+      <w:pPr/>
+      <w:r>
+        <w:t>Media mutation is allowed for OWNER/CO_OWNER on any Memory in the Story, and for EDITOR/VIEWER only on their own Memory. Authorship never bypasses current membership.</w:t>
+      </w:r>
+    </w:p>
+    <w:p>
+      <w:pPr/>
+      <w:r>
+        <w:t>MDP-004</w:t>
+      </w:r>
+    </w:p>
+    <w:p>
+      <w:pPr/>
+      <w:r>
         <w:t>Media Must Be Stored In Private Storage</w:t>
       </w:r>
     </w:p>
     <w:p>
-      <w:pPr>
-        <w:spacing w:before="100" w:beforeAutospacing="1" w:after="100" w:afterAutospacing="1" w:line="240" w:lineRule="auto"/>
-        <w:rPr>
-          <w:rFonts w:ascii="Times New Roman" w:eastAsia="Times New Roman" w:hAnsi="Times New Roman" w:cs="Times New Roman"/>
-          <w:sz w:val="24"/>
-          <w:szCs w:val="24"/>
-          <w:lang w:eastAsia="ru-RU"/>
-        </w:rPr>
-      </w:pPr>
-      <w:r>
-        <w:rPr>
-          <w:rFonts w:ascii="Times New Roman" w:eastAsia="Times New Roman" w:hAnsi="Times New Roman" w:cs="Times New Roman"/>
-          <w:sz w:val="24"/>
-          <w:szCs w:val="24"/>
-          <w:lang w:eastAsia="ru-RU"/>
-        </w:rPr>
-        <w:t>Все файлы:</w:t>
-      </w:r>
-    </w:p>
-    <w:p>
-      <w:pPr>
-        <w:tabs>
-          <w:tab w:val="left" w:pos="916"/>
-          <w:tab w:val="left" w:pos="1832"/>
-          <w:tab w:val="left" w:pos="2748"/>
-          <w:tab w:val="left" w:pos="3664"/>
-          <w:tab w:val="left" w:pos="4580"/>
-          <w:tab w:val="left" w:pos="5496"/>
-          <w:tab w:val="left" w:pos="6412"/>
-          <w:tab w:val="left" w:pos="7328"/>
-          <w:tab w:val="left" w:pos="8244"/>
-          <w:tab w:val="left" w:pos="9160"/>
-          <w:tab w:val="left" w:pos="10076"/>
-          <w:tab w:val="left" w:pos="10992"/>
-          <w:tab w:val="left" w:pos="11908"/>
-          <w:tab w:val="left" w:pos="12824"/>
-          <w:tab w:val="left" w:pos="13740"/>
-          <w:tab w:val="left" w:pos="14656"/>
-        </w:tabs>
-        <w:spacing w:after="0" w:line="240" w:lineRule="auto"/>
-        <w:rPr>
-          <w:rFonts w:ascii="Courier New" w:eastAsia="Times New Roman" w:hAnsi="Courier New" w:cs="Courier New"/>
-          <w:sz w:val="20"/>
-          <w:szCs w:val="20"/>
-          <w:lang w:eastAsia="ru-RU"/>
-        </w:rPr>
-      </w:pPr>
-      <w:r>
-        <w:rPr>
-          <w:rFonts w:ascii="Courier New" w:eastAsia="Times New Roman" w:hAnsi="Courier New" w:cs="Courier New"/>
-          <w:sz w:val="20"/>
-          <w:szCs w:val="20"/>
-          <w:lang w:eastAsia="ru-RU"/>
-        </w:rPr>
-        <w:t>PHOTO</w:t>
-      </w:r>
-      <w:r>
-        <w:rPr>
-          <w:rFonts w:ascii="Courier New" w:eastAsia="Times New Roman" w:hAnsi="Courier New" w:cs="Courier New"/>
-          <w:sz w:val="20"/>
-          <w:szCs w:val="20"/>
-          <w:lang w:eastAsia="ru-RU"/>
-        </w:rPr>
-        <w:br/>
-        <w:t>VOICE</w:t>
-      </w:r>
-      <w:r>
-        <w:rPr>
-          <w:rFonts w:ascii="Courier New" w:eastAsia="Times New Roman" w:hAnsi="Courier New" w:cs="Courier New"/>
-          <w:sz w:val="20"/>
-          <w:szCs w:val="20"/>
-          <w:lang w:eastAsia="ru-RU"/>
-        </w:rPr>
-        <w:br/>
-        <w:t>VIDEO</w:t>
-      </w:r>
-    </w:p>
-    <w:p>
-      <w:pPr>
-        <w:spacing w:before="100" w:beforeAutospacing="1" w:after="100" w:afterAutospacing="1" w:line="240" w:lineRule="auto"/>
-        <w:rPr>
-          <w:rFonts w:ascii="Times New Roman" w:eastAsia="Times New Roman" w:hAnsi="Times New Roman" w:cs="Times New Roman"/>
-          <w:sz w:val="24"/>
-          <w:szCs w:val="24"/>
-          <w:lang w:eastAsia="ru-RU"/>
-        </w:rPr>
-      </w:pPr>
-      <w:r>
-        <w:rPr>
-          <w:rFonts w:ascii="Times New Roman" w:eastAsia="Times New Roman" w:hAnsi="Times New Roman" w:cs="Times New Roman"/>
-          <w:sz w:val="24"/>
-          <w:szCs w:val="24"/>
-          <w:lang w:eastAsia="ru-RU"/>
-        </w:rPr>
-        <w:t>хранятся только в приватных бакетах.</w:t>
-      </w:r>
-    </w:p>
-    <w:p>
-      <w:pPr>
-        <w:spacing w:after="0" w:line="240" w:lineRule="auto"/>
-        <w:rPr>
-          <w:rFonts w:ascii="Times New Roman" w:eastAsia="Times New Roman" w:hAnsi="Times New Roman" w:cs="Times New Roman"/>
-          <w:sz w:val="24"/>
-          <w:szCs w:val="24"/>
-          <w:lang w:eastAsia="ru-RU"/>
-        </w:rPr>
-      </w:pPr>
-      <w:r>
-        <w:rPr>
-          <w:rFonts w:ascii="Times New Roman" w:eastAsia="Times New Roman" w:hAnsi="Times New Roman" w:cs="Times New Roman"/>
-          <w:sz w:val="24"/>
-          <w:szCs w:val="24"/>
-          <w:lang w:eastAsia="ru-RU"/>
-        </w:rPr>
-        <w:pict w14:anchorId="4DA70732">
-          <v:rect id="_x0000_i1056" style="width:0;height:1.5pt" o:hralign="center" o:hrstd="t" o:hr="t" fillcolor="#a0a0a0" stroked="f"/>
-        </w:pict>
-      </w:r>
-    </w:p>
-    <w:p>
-      <w:pPr>
-        <w:spacing w:before="100" w:beforeAutospacing="1" w:after="100" w:afterAutospacing="1" w:line="240" w:lineRule="auto"/>
-        <w:outlineLvl w:val="1"/>
-        <w:rPr>
-          <w:rFonts w:ascii="Times New Roman" w:eastAsia="Times New Roman" w:hAnsi="Times New Roman" w:cs="Times New Roman"/>
-          <w:b/>
-          <w:bCs/>
-          <w:sz w:val="36"/>
-          <w:szCs w:val="36"/>
-          <w:lang w:eastAsia="ru-RU"/>
-        </w:rPr>
-      </w:pPr>
-      <w:r>
-        <w:rPr>
-          <w:rFonts w:ascii="Times New Roman" w:eastAsia="Times New Roman" w:hAnsi="Times New Roman" w:cs="Times New Roman"/>
-          <w:b/>
-          <w:bCs/>
-          <w:sz w:val="36"/>
-          <w:szCs w:val="36"/>
-          <w:lang w:eastAsia="ru-RU"/>
-        </w:rPr>
-        <w:t>MDP-004</w:t>
-      </w:r>
-    </w:p>
-    <w:p>
-      <w:pPr>
-        <w:spacing w:before="100" w:beforeAutospacing="1" w:after="100" w:afterAutospacing="1" w:line="240" w:lineRule="auto"/>
-        <w:outlineLvl w:val="2"/>
-        <w:rPr>
-          <w:rFonts w:ascii="Times New Roman" w:eastAsia="Times New Roman" w:hAnsi="Times New Roman" w:cs="Times New Roman"/>
-          <w:b/>
-          <w:bCs/>
-          <w:sz w:val="27"/>
-          <w:szCs w:val="27"/>
-          <w:lang w:eastAsia="ru-RU"/>
-        </w:rPr>
-      </w:pPr>
-      <w:r>
-        <w:rPr>
-          <w:rFonts w:ascii="Times New Roman" w:eastAsia="Times New Roman" w:hAnsi="Times New Roman" w:cs="Times New Roman"/>
-          <w:b/>
-          <w:bCs/>
-          <w:sz w:val="27"/>
-          <w:szCs w:val="27"/>
-          <w:lang w:eastAsia="ru-RU"/>
-        </w:rPr>
+      <w:pPr/>
+      <w:r>
+        <w:t>PHOTO representations are stored only in private object storage. The client does not receive storage keys and does not access MinIO directly.</w:t>
+      </w:r>
+    </w:p>
+    <w:p>
+      <w:pPr/>
+      <w:r>
+        <w:t>MDP-005</w:t>
+      </w:r>
+    </w:p>
+    <w:p>
+      <w:pPr/>
+      <w:r>
         <w:t>Direct File Access Is Forbidden</w:t>
       </w:r>
     </w:p>
     <w:p>
-      <w:pPr>
-        <w:spacing w:before="100" w:beforeAutospacing="1" w:after="100" w:afterAutospacing="1" w:line="240" w:lineRule="auto"/>
-        <w:rPr>
-          <w:rFonts w:ascii="Times New Roman" w:eastAsia="Times New Roman" w:hAnsi="Times New Roman" w:cs="Times New Roman"/>
-          <w:sz w:val="24"/>
-          <w:szCs w:val="24"/>
-          <w:lang w:eastAsia="ru-RU"/>
-        </w:rPr>
-      </w:pPr>
-      <w:r>
-        <w:rPr>
-          <w:rFonts w:ascii="Times New Roman" w:eastAsia="Times New Roman" w:hAnsi="Times New Roman" w:cs="Times New Roman"/>
-          <w:sz w:val="24"/>
-          <w:szCs w:val="24"/>
-          <w:lang w:eastAsia="ru-RU"/>
-        </w:rPr>
-        <w:t>Запрещено:</w:t>
-      </w:r>
-    </w:p>
-    <w:p>
-      <w:pPr>
-        <w:tabs>
-          <w:tab w:val="left" w:pos="916"/>
-          <w:tab w:val="left" w:pos="1832"/>
-          <w:tab w:val="left" w:pos="2748"/>
-          <w:tab w:val="left" w:pos="3664"/>
-          <w:tab w:val="left" w:pos="4580"/>
-          <w:tab w:val="left" w:pos="5496"/>
-          <w:tab w:val="left" w:pos="6412"/>
-          <w:tab w:val="left" w:pos="7328"/>
-          <w:tab w:val="left" w:pos="8244"/>
-          <w:tab w:val="left" w:pos="9160"/>
-          <w:tab w:val="left" w:pos="10076"/>
-          <w:tab w:val="left" w:pos="10992"/>
-          <w:tab w:val="left" w:pos="11908"/>
-          <w:tab w:val="left" w:pos="12824"/>
-          <w:tab w:val="left" w:pos="13740"/>
-          <w:tab w:val="left" w:pos="14656"/>
-        </w:tabs>
-        <w:spacing w:after="0" w:line="240" w:lineRule="auto"/>
-        <w:rPr>
-          <w:rFonts w:ascii="Courier New" w:eastAsia="Times New Roman" w:hAnsi="Courier New" w:cs="Courier New"/>
-          <w:sz w:val="20"/>
-          <w:szCs w:val="20"/>
-          <w:lang w:eastAsia="ru-RU"/>
-        </w:rPr>
-      </w:pPr>
-      <w:r>
-        <w:rPr>
-          <w:rFonts w:ascii="Courier New" w:eastAsia="Times New Roman" w:hAnsi="Courier New" w:cs="Courier New"/>
-          <w:sz w:val="20"/>
-          <w:szCs w:val="20"/>
-          <w:lang w:eastAsia="ru-RU"/>
-        </w:rPr>
-        <w:t>https://cdn/file.jpg</w:t>
-      </w:r>
-    </w:p>
-    <w:p>
-      <w:pPr>
-        <w:spacing w:before="100" w:beforeAutospacing="1" w:after="100" w:afterAutospacing="1" w:line="240" w:lineRule="auto"/>
-        <w:rPr>
-          <w:rFonts w:ascii="Times New Roman" w:eastAsia="Times New Roman" w:hAnsi="Times New Roman" w:cs="Times New Roman"/>
-          <w:sz w:val="24"/>
-          <w:szCs w:val="24"/>
-          <w:lang w:eastAsia="ru-RU"/>
-        </w:rPr>
-      </w:pPr>
-      <w:r>
-        <w:rPr>
-          <w:rFonts w:ascii="Times New Roman" w:eastAsia="Times New Roman" w:hAnsi="Times New Roman" w:cs="Times New Roman"/>
-          <w:sz w:val="24"/>
-          <w:szCs w:val="24"/>
-          <w:lang w:eastAsia="ru-RU"/>
-        </w:rPr>
-        <w:t>если ссылка публичная.</w:t>
-      </w:r>
-    </w:p>
-    <w:p>
-      <w:pPr>
-        <w:spacing w:after="0" w:line="240" w:lineRule="auto"/>
-        <w:rPr>
-          <w:rFonts w:ascii="Times New Roman" w:eastAsia="Times New Roman" w:hAnsi="Times New Roman" w:cs="Times New Roman"/>
-          <w:sz w:val="24"/>
-          <w:szCs w:val="24"/>
-          <w:lang w:eastAsia="ru-RU"/>
-        </w:rPr>
-      </w:pPr>
-      <w:r>
-        <w:rPr>
-          <w:rFonts w:ascii="Times New Roman" w:eastAsia="Times New Roman" w:hAnsi="Times New Roman" w:cs="Times New Roman"/>
-          <w:sz w:val="24"/>
-          <w:szCs w:val="24"/>
-          <w:lang w:eastAsia="ru-RU"/>
-        </w:rPr>
-        <w:pict w14:anchorId="1BCBF8BC">
-          <v:rect id="_x0000_i1057" style="width:0;height:1.5pt" o:hralign="center" o:hrstd="t" o:hr="t" fillcolor="#a0a0a0" stroked="f"/>
-        </w:pict>
-      </w:r>
-    </w:p>
-    <w:p>
-      <w:pPr>
-        <w:spacing w:before="100" w:beforeAutospacing="1" w:after="100" w:afterAutospacing="1" w:line="240" w:lineRule="auto"/>
-        <w:rPr>
-          <w:rFonts w:ascii="Times New Roman" w:eastAsia="Times New Roman" w:hAnsi="Times New Roman" w:cs="Times New Roman"/>
-          <w:sz w:val="24"/>
-          <w:szCs w:val="24"/>
-          <w:lang w:eastAsia="ru-RU"/>
-        </w:rPr>
-      </w:pPr>
-      <w:r>
-        <w:rPr>
-          <w:rFonts w:ascii="Times New Roman" w:eastAsia="Times New Roman" w:hAnsi="Times New Roman" w:cs="Times New Roman"/>
-          <w:sz w:val="24"/>
-          <w:szCs w:val="24"/>
-          <w:lang w:eastAsia="ru-RU"/>
-        </w:rPr>
-        <w:t>Доступ только через проверку backend.</w:t>
-      </w:r>
-    </w:p>
-    <w:p>
-      <w:pPr>
-        <w:spacing w:before="100" w:beforeAutospacing="1" w:after="100" w:afterAutospacing="1" w:line="240" w:lineRule="auto"/>
-        <w:rPr>
-          <w:rFonts w:ascii="Times New Roman" w:eastAsia="Times New Roman" w:hAnsi="Times New Roman" w:cs="Times New Roman"/>
-          <w:sz w:val="24"/>
-          <w:szCs w:val="24"/>
-          <w:lang w:eastAsia="ru-RU"/>
-        </w:rPr>
-      </w:pPr>
-      <w:r>
-        <w:rPr>
-          <w:rFonts w:ascii="Times New Roman" w:eastAsia="Times New Roman" w:hAnsi="Times New Roman" w:cs="Times New Roman"/>
-          <w:sz w:val="24"/>
-          <w:szCs w:val="24"/>
-          <w:lang w:eastAsia="ru-RU"/>
-        </w:rPr>
-        <w:t>Это одна из ключевых политик безопасности проекта.</w:t>
+      <w:pPr/>
+      <w:r>
+        <w:t>Access is only through authenticated backend endpoints after authorization check. Public MinIO URLs, permanent public URLs and JWT query parameters are not current MVP contract.</w:t>
+      </w:r>
+    </w:p>
+    <w:p>
+      <w:pPr/>
+      <w:r>
+        <w:t>MDP-006</w:t>
+      </w:r>
+    </w:p>
+    <w:p>
+      <w:pPr/>
+      <w:r>
+        <w:t>Backend Image Processing Is Authoritative</w:t>
+      </w:r>
+    </w:p>
+    <w:p>
+      <w:pPr/>
+      <w:r>
+        <w:t>Client preprocessing is a performance/bandwidth optimization. Backend must independently validate actual bytes, MIME, size and dimensions, normalize orientation, remove metadata/EXIF/GPS and create persisted JPEG DISPLAY/THUMBNAIL.</w:t>
       </w:r>
     </w:p>
     <w:p>

--- a/docs/05-business-rules-and-domain-policies.docx
+++ b/docs/05-business-rules-and-domain-policies.docx
@@ -54,15 +54,15 @@
           <w:rFonts w:ascii="Courier New" w:eastAsia="Times New Roman" w:hAnsi="Courier New" w:cs="Courier New"/>
           <w:sz w:val="20"/>
           <w:szCs w:val="20"/>
-          <w:lang w:eastAsia="ru-RU"/>
-        </w:rPr>
-      </w:pPr>
-      <w:r>
-        <w:rPr>
-          <w:rFonts w:ascii="Courier New" w:eastAsia="Times New Roman" w:hAnsi="Courier New" w:cs="Courier New"/>
-          <w:sz w:val="20"/>
-          <w:szCs w:val="20"/>
-          <w:lang w:eastAsia="ru-RU"/>
+          <w:lang w:val="en-US" w:eastAsia="ru-RU"/>
+        </w:rPr>
+      </w:pPr>
+      <w:r>
+        <w:rPr>
+          <w:rFonts w:ascii="Courier New" w:eastAsia="Times New Roman" w:hAnsi="Courier New" w:cs="Courier New"/>
+          <w:sz w:val="20"/>
+          <w:szCs w:val="20"/>
+          <w:lang w:val="en-US" w:eastAsia="ru-RU"/>
         </w:rPr>
         <w:t>Story Policies</w:t>
       </w:r>
@@ -71,7 +71,7 @@
           <w:rFonts w:ascii="Courier New" w:eastAsia="Times New Roman" w:hAnsi="Courier New" w:cs="Courier New"/>
           <w:sz w:val="20"/>
           <w:szCs w:val="20"/>
-          <w:lang w:eastAsia="ru-RU"/>
+          <w:lang w:val="en-US" w:eastAsia="ru-RU"/>
         </w:rPr>
         <w:br/>
       </w:r>
@@ -80,7 +80,7 @@
           <w:rFonts w:ascii="Courier New" w:eastAsia="Times New Roman" w:hAnsi="Courier New" w:cs="Courier New"/>
           <w:sz w:val="20"/>
           <w:szCs w:val="20"/>
-          <w:lang w:eastAsia="ru-RU"/>
+          <w:lang w:val="en-US" w:eastAsia="ru-RU"/>
         </w:rPr>
         <w:br/>
         <w:t>Participant Policies</w:t>
@@ -90,7 +90,7 @@
           <w:rFonts w:ascii="Courier New" w:eastAsia="Times New Roman" w:hAnsi="Courier New" w:cs="Courier New"/>
           <w:sz w:val="20"/>
           <w:szCs w:val="20"/>
-          <w:lang w:eastAsia="ru-RU"/>
+          <w:lang w:val="en-US" w:eastAsia="ru-RU"/>
         </w:rPr>
         <w:br/>
       </w:r>
@@ -99,7 +99,7 @@
           <w:rFonts w:ascii="Courier New" w:eastAsia="Times New Roman" w:hAnsi="Courier New" w:cs="Courier New"/>
           <w:sz w:val="20"/>
           <w:szCs w:val="20"/>
-          <w:lang w:eastAsia="ru-RU"/>
+          <w:lang w:val="en-US" w:eastAsia="ru-RU"/>
         </w:rPr>
         <w:br/>
         <w:t>Memory Policies</w:t>
@@ -109,7 +109,7 @@
           <w:rFonts w:ascii="Courier New" w:eastAsia="Times New Roman" w:hAnsi="Courier New" w:cs="Courier New"/>
           <w:sz w:val="20"/>
           <w:szCs w:val="20"/>
-          <w:lang w:eastAsia="ru-RU"/>
+          <w:lang w:val="en-US" w:eastAsia="ru-RU"/>
         </w:rPr>
         <w:br/>
       </w:r>
@@ -118,7 +118,7 @@
           <w:rFonts w:ascii="Courier New" w:eastAsia="Times New Roman" w:hAnsi="Courier New" w:cs="Courier New"/>
           <w:sz w:val="20"/>
           <w:szCs w:val="20"/>
-          <w:lang w:eastAsia="ru-RU"/>
+          <w:lang w:val="en-US" w:eastAsia="ru-RU"/>
         </w:rPr>
         <w:br/>
         <w:t>Media Policies</w:t>
@@ -128,7 +128,7 @@
           <w:rFonts w:ascii="Courier New" w:eastAsia="Times New Roman" w:hAnsi="Courier New" w:cs="Courier New"/>
           <w:sz w:val="20"/>
           <w:szCs w:val="20"/>
-          <w:lang w:eastAsia="ru-RU"/>
+          <w:lang w:val="en-US" w:eastAsia="ru-RU"/>
         </w:rPr>
         <w:br/>
       </w:r>
@@ -137,7 +137,7 @@
           <w:rFonts w:ascii="Courier New" w:eastAsia="Times New Roman" w:hAnsi="Courier New" w:cs="Courier New"/>
           <w:sz w:val="20"/>
           <w:szCs w:val="20"/>
-          <w:lang w:eastAsia="ru-RU"/>
+          <w:lang w:val="en-US" w:eastAsia="ru-RU"/>
         </w:rPr>
         <w:br/>
         <w:t>Security Policies</w:t>
@@ -160,7 +160,7 @@
           <w:szCs w:val="24"/>
           <w:lang w:eastAsia="ru-RU"/>
         </w:rPr>
-        <w:pict w14:anchorId="6183CB1B">
+        <w:pict w14:anchorId="2B193F30">
           <v:rect id="_x0000_i1025" style="width:0;height:1.5pt" o:hralign="center" o:hrstd="t" o:hr="t" fillcolor="#a0a0a0" stroked="f"/>
         </w:pict>
       </w:r>
@@ -209,7 +209,7 @@
           <w:szCs w:val="24"/>
           <w:lang w:eastAsia="ru-RU"/>
         </w:rPr>
-        <w:pict w14:anchorId="1813B24A">
+        <w:pict w14:anchorId="2B193F31">
           <v:rect id="_x0000_i1026" style="width:0;height:1.5pt" o:hralign="center" o:hrstd="t" o:hr="t" fillcolor="#a0a0a0" stroked="f"/>
         </w:pict>
       </w:r>
@@ -339,7 +339,7 @@
           <w:szCs w:val="24"/>
           <w:lang w:eastAsia="ru-RU"/>
         </w:rPr>
-        <w:pict w14:anchorId="46AB6E70">
+        <w:pict w14:anchorId="2B193F32">
           <v:rect id="_x0000_i1027" style="width:0;height:1.5pt" o:hralign="center" o:hrstd="t" o:hr="t" fillcolor="#a0a0a0" stroked="f"/>
         </w:pict>
       </w:r>
@@ -409,15 +409,15 @@
           <w:rFonts w:ascii="Courier New" w:eastAsia="Times New Roman" w:hAnsi="Courier New" w:cs="Courier New"/>
           <w:sz w:val="20"/>
           <w:szCs w:val="20"/>
-          <w:lang w:eastAsia="ru-RU"/>
-        </w:rPr>
-      </w:pPr>
-      <w:r>
-        <w:rPr>
-          <w:rFonts w:ascii="Courier New" w:eastAsia="Times New Roman" w:hAnsi="Courier New" w:cs="Courier New"/>
-          <w:sz w:val="20"/>
-          <w:szCs w:val="20"/>
-          <w:lang w:eastAsia="ru-RU"/>
+          <w:lang w:val="en-US" w:eastAsia="ru-RU"/>
+        </w:rPr>
+      </w:pPr>
+      <w:r>
+        <w:rPr>
+          <w:rFonts w:ascii="Courier New" w:eastAsia="Times New Roman" w:hAnsi="Courier New" w:cs="Courier New"/>
+          <w:sz w:val="20"/>
+          <w:szCs w:val="20"/>
+          <w:lang w:val="en-US" w:eastAsia="ru-RU"/>
         </w:rPr>
         <w:t>Story</w:t>
       </w:r>
@@ -426,7 +426,7 @@
           <w:rFonts w:ascii="Courier New" w:eastAsia="Times New Roman" w:hAnsi="Courier New" w:cs="Courier New"/>
           <w:sz w:val="20"/>
           <w:szCs w:val="20"/>
-          <w:lang w:eastAsia="ru-RU"/>
+          <w:lang w:val="en-US" w:eastAsia="ru-RU"/>
         </w:rPr>
         <w:br/>
       </w:r>
@@ -435,7 +435,7 @@
           <w:rFonts w:ascii="Courier New" w:eastAsia="Times New Roman" w:hAnsi="Courier New" w:cs="Courier New"/>
           <w:sz w:val="20"/>
           <w:szCs w:val="20"/>
-          <w:lang w:eastAsia="ru-RU"/>
+          <w:lang w:val="en-US" w:eastAsia="ru-RU"/>
         </w:rPr>
         <w:br/>
         <w:t>Participants = 0</w:t>
@@ -448,7 +448,7 @@
           <w:rFonts w:ascii="Times New Roman" w:eastAsia="Times New Roman" w:hAnsi="Times New Roman" w:cs="Times New Roman"/>
           <w:sz w:val="24"/>
           <w:szCs w:val="24"/>
-          <w:lang w:eastAsia="ru-RU"/>
+          <w:lang w:val="en-US" w:eastAsia="ru-RU"/>
         </w:rPr>
       </w:pPr>
       <w:r>
@@ -486,15 +486,15 @@
           <w:rFonts w:ascii="Courier New" w:eastAsia="Times New Roman" w:hAnsi="Courier New" w:cs="Courier New"/>
           <w:sz w:val="20"/>
           <w:szCs w:val="20"/>
-          <w:lang w:eastAsia="ru-RU"/>
-        </w:rPr>
-      </w:pPr>
-      <w:r>
-        <w:rPr>
-          <w:rFonts w:ascii="Courier New" w:eastAsia="Times New Roman" w:hAnsi="Courier New" w:cs="Courier New"/>
-          <w:sz w:val="20"/>
-          <w:szCs w:val="20"/>
-          <w:lang w:eastAsia="ru-RU"/>
+          <w:lang w:val="en-US" w:eastAsia="ru-RU"/>
+        </w:rPr>
+      </w:pPr>
+      <w:r>
+        <w:rPr>
+          <w:rFonts w:ascii="Courier New" w:eastAsia="Times New Roman" w:hAnsi="Courier New" w:cs="Courier New"/>
+          <w:sz w:val="20"/>
+          <w:szCs w:val="20"/>
+          <w:lang w:val="en-US" w:eastAsia="ru-RU"/>
         </w:rPr>
         <w:t>Participants</w:t>
       </w:r>
@@ -503,7 +503,7 @@
           <w:rFonts w:ascii="Courier New" w:eastAsia="Times New Roman" w:hAnsi="Courier New" w:cs="Courier New"/>
           <w:sz w:val="20"/>
           <w:szCs w:val="20"/>
-          <w:lang w:eastAsia="ru-RU"/>
+          <w:lang w:val="en-US" w:eastAsia="ru-RU"/>
         </w:rPr>
         <w:br/>
       </w:r>
@@ -512,7 +512,7 @@
           <w:rFonts w:ascii="Courier New" w:eastAsia="Times New Roman" w:hAnsi="Courier New" w:cs="Courier New"/>
           <w:sz w:val="20"/>
           <w:szCs w:val="20"/>
-          <w:lang w:eastAsia="ru-RU"/>
+          <w:lang w:val="en-US" w:eastAsia="ru-RU"/>
         </w:rPr>
         <w:br/>
         <w:t>EDITOR</w:t>
@@ -522,7 +522,7 @@
           <w:rFonts w:ascii="Courier New" w:eastAsia="Times New Roman" w:hAnsi="Courier New" w:cs="Courier New"/>
           <w:sz w:val="20"/>
           <w:szCs w:val="20"/>
-          <w:lang w:eastAsia="ru-RU"/>
+          <w:lang w:val="en-US" w:eastAsia="ru-RU"/>
         </w:rPr>
         <w:br/>
         <w:t>EDITOR</w:t>
@@ -532,7 +532,7 @@
           <w:rFonts w:ascii="Courier New" w:eastAsia="Times New Roman" w:hAnsi="Courier New" w:cs="Courier New"/>
           <w:sz w:val="20"/>
           <w:szCs w:val="20"/>
-          <w:lang w:eastAsia="ru-RU"/>
+          <w:lang w:val="en-US" w:eastAsia="ru-RU"/>
         </w:rPr>
         <w:br/>
         <w:t>EDITOR</w:t>
@@ -575,7 +575,7 @@
           <w:szCs w:val="24"/>
           <w:lang w:eastAsia="ru-RU"/>
         </w:rPr>
-        <w:pict w14:anchorId="39B8A950">
+        <w:pict w14:anchorId="2B193F33">
           <v:rect id="_x0000_i1028" style="width:0;height:1.5pt" o:hralign="center" o:hrstd="t" o:hr="t" fillcolor="#a0a0a0" stroked="f"/>
         </w:pict>
       </w:r>
@@ -686,7 +686,7 @@
           <w:szCs w:val="24"/>
           <w:lang w:eastAsia="ru-RU"/>
         </w:rPr>
-        <w:pict w14:anchorId="7C4427BE">
+        <w:pict w14:anchorId="2B193F34">
           <v:rect id="_x0000_i1029" style="width:0;height:1.5pt" o:hralign="center" o:hrstd="t" o:hr="t" fillcolor="#a0a0a0" stroked="f"/>
         </w:pict>
       </w:r>
@@ -701,7 +701,7 @@
           <w:bCs/>
           <w:sz w:val="36"/>
           <w:szCs w:val="36"/>
-          <w:lang w:eastAsia="ru-RU"/>
+          <w:lang w:val="en-US" w:eastAsia="ru-RU"/>
         </w:rPr>
       </w:pPr>
       <w:r>
@@ -711,7 +711,7 @@
           <w:bCs/>
           <w:sz w:val="36"/>
           <w:szCs w:val="36"/>
-          <w:lang w:eastAsia="ru-RU"/>
+          <w:lang w:val="en-US" w:eastAsia="ru-RU"/>
         </w:rPr>
         <w:t>SP-003</w:t>
       </w:r>
@@ -726,7 +726,7 @@
           <w:bCs/>
           <w:sz w:val="27"/>
           <w:szCs w:val="27"/>
-          <w:lang w:eastAsia="ru-RU"/>
+          <w:lang w:val="en-US" w:eastAsia="ru-RU"/>
         </w:rPr>
       </w:pPr>
       <w:r>
@@ -736,7 +736,7 @@
           <w:bCs/>
           <w:sz w:val="27"/>
           <w:szCs w:val="27"/>
-          <w:lang w:eastAsia="ru-RU"/>
+          <w:lang w:val="en-US" w:eastAsia="ru-RU"/>
         </w:rPr>
         <w:t>Archived Story Is Read Only</w:t>
       </w:r>
@@ -970,7 +970,7 @@
           <w:szCs w:val="24"/>
           <w:lang w:eastAsia="ru-RU"/>
         </w:rPr>
-        <w:pict w14:anchorId="5DB5A161">
+        <w:pict w14:anchorId="2B193F35">
           <v:rect id="_x0000_i1030" style="width:0;height:1.5pt" o:hralign="center" o:hrstd="t" o:hr="t" fillcolor="#a0a0a0" stroked="f"/>
         </w:pict>
       </w:r>
@@ -985,7 +985,7 @@
           <w:bCs/>
           <w:sz w:val="36"/>
           <w:szCs w:val="36"/>
-          <w:lang w:eastAsia="ru-RU"/>
+          <w:lang w:val="en-US" w:eastAsia="ru-RU"/>
         </w:rPr>
       </w:pPr>
       <w:r>
@@ -995,7 +995,7 @@
           <w:bCs/>
           <w:sz w:val="36"/>
           <w:szCs w:val="36"/>
-          <w:lang w:eastAsia="ru-RU"/>
+          <w:lang w:val="en-US" w:eastAsia="ru-RU"/>
         </w:rPr>
         <w:t>SP-004</w:t>
       </w:r>
@@ -1010,7 +1010,7 @@
           <w:bCs/>
           <w:sz w:val="27"/>
           <w:szCs w:val="27"/>
-          <w:lang w:eastAsia="ru-RU"/>
+          <w:lang w:val="en-US" w:eastAsia="ru-RU"/>
         </w:rPr>
       </w:pPr>
       <w:r>
@@ -1020,7 +1020,7 @@
           <w:bCs/>
           <w:sz w:val="27"/>
           <w:szCs w:val="27"/>
-          <w:lang w:eastAsia="ru-RU"/>
+          <w:lang w:val="en-US" w:eastAsia="ru-RU"/>
         </w:rPr>
         <w:t>Story Cannot Exist Without Participants</w:t>
       </w:r>
@@ -1080,7 +1080,7 @@
           <w:szCs w:val="24"/>
           <w:lang w:eastAsia="ru-RU"/>
         </w:rPr>
-        <w:pict w14:anchorId="1BFCDBBC">
+        <w:pict w14:anchorId="2B193F36">
           <v:rect id="_x0000_i1031" style="width:0;height:1.5pt" o:hralign="center" o:hrstd="t" o:hr="t" fillcolor="#a0a0a0" stroked="f"/>
         </w:pict>
       </w:r>
@@ -1129,7 +1129,7 @@
           <w:szCs w:val="24"/>
           <w:lang w:eastAsia="ru-RU"/>
         </w:rPr>
-        <w:pict w14:anchorId="4E867870">
+        <w:pict w14:anchorId="2B193F37">
           <v:rect id="_x0000_i1032" style="width:0;height:1.5pt" o:hralign="center" o:hrstd="t" o:hr="t" fillcolor="#a0a0a0" stroked="f"/>
         </w:pict>
       </w:r>
@@ -1144,7 +1144,7 @@
           <w:bCs/>
           <w:sz w:val="36"/>
           <w:szCs w:val="36"/>
-          <w:lang w:eastAsia="ru-RU"/>
+          <w:lang w:val="en-US" w:eastAsia="ru-RU"/>
         </w:rPr>
       </w:pPr>
       <w:r>
@@ -1154,7 +1154,7 @@
           <w:bCs/>
           <w:sz w:val="36"/>
           <w:szCs w:val="36"/>
-          <w:lang w:eastAsia="ru-RU"/>
+          <w:lang w:val="en-US" w:eastAsia="ru-RU"/>
         </w:rPr>
         <w:t>PP-001</w:t>
       </w:r>
@@ -1169,7 +1169,7 @@
           <w:bCs/>
           <w:sz w:val="27"/>
           <w:szCs w:val="27"/>
-          <w:lang w:eastAsia="ru-RU"/>
+          <w:lang w:val="en-US" w:eastAsia="ru-RU"/>
         </w:rPr>
       </w:pPr>
       <w:r>
@@ -1179,7 +1179,7 @@
           <w:bCs/>
           <w:sz w:val="27"/>
           <w:szCs w:val="27"/>
-          <w:lang w:eastAsia="ru-RU"/>
+          <w:lang w:val="en-US" w:eastAsia="ru-RU"/>
         </w:rPr>
         <w:t>User Can Join Story Only Once</w:t>
       </w:r>
@@ -1239,7 +1239,7 @@
           <w:szCs w:val="24"/>
           <w:lang w:eastAsia="ru-RU"/>
         </w:rPr>
-        <w:pict w14:anchorId="17C742EC">
+        <w:pict w14:anchorId="2B193F38">
           <v:rect id="_x0000_i1033" style="width:0;height:1.5pt" o:hralign="center" o:hrstd="t" o:hr="t" fillcolor="#a0a0a0" stroked="f"/>
         </w:pict>
       </w:r>
@@ -1254,7 +1254,7 @@
           <w:bCs/>
           <w:sz w:val="36"/>
           <w:szCs w:val="36"/>
-          <w:lang w:eastAsia="ru-RU"/>
+          <w:lang w:val="en-US" w:eastAsia="ru-RU"/>
         </w:rPr>
       </w:pPr>
       <w:r>
@@ -1264,7 +1264,7 @@
           <w:bCs/>
           <w:sz w:val="36"/>
           <w:szCs w:val="36"/>
-          <w:lang w:eastAsia="ru-RU"/>
+          <w:lang w:val="en-US" w:eastAsia="ru-RU"/>
         </w:rPr>
         <w:t>PP-002</w:t>
       </w:r>
@@ -1279,7 +1279,7 @@
           <w:bCs/>
           <w:sz w:val="27"/>
           <w:szCs w:val="27"/>
-          <w:lang w:eastAsia="ru-RU"/>
+          <w:lang w:val="en-US" w:eastAsia="ru-RU"/>
         </w:rPr>
       </w:pPr>
       <w:r>
@@ -1289,7 +1289,7 @@
           <w:bCs/>
           <w:sz w:val="27"/>
           <w:szCs w:val="27"/>
-          <w:lang w:eastAsia="ru-RU"/>
+          <w:lang w:val="en-US" w:eastAsia="ru-RU"/>
         </w:rPr>
         <w:t>Only Owner Or CoOwner Can Invite</w:t>
       </w:r>
@@ -1389,7 +1389,7 @@
           <w:lang w:eastAsia="ru-RU"/>
         </w:rPr>
         <w:lastRenderedPageBreak/>
-        <w:pict w14:anchorId="525F103B">
+        <w:pict w14:anchorId="2B193F39">
           <v:rect id="_x0000_i1034" style="width:0;height:1.5pt" o:hralign="center" o:hrstd="t" o:hr="t" fillcolor="#a0a0a0" stroked="f"/>
         </w:pict>
       </w:r>
@@ -1530,14 +1530,25 @@
           <w:lang w:eastAsia="ru-RU"/>
         </w:rPr>
       </w:pPr>
-      <w:r>
-        <w:rPr>
-          <w:rFonts w:ascii="Courier New" w:eastAsia="Times New Roman" w:hAnsi="Courier New" w:cs="Courier New"/>
-          <w:sz w:val="20"/>
-          <w:szCs w:val="20"/>
-          <w:lang w:eastAsia="ru-RU"/>
-        </w:rPr>
-        <w:t>usedAt != null</w:t>
+      <w:proofErr w:type="gramStart"/>
+      <w:r>
+        <w:rPr>
+          <w:rFonts w:ascii="Courier New" w:eastAsia="Times New Roman" w:hAnsi="Courier New" w:cs="Courier New"/>
+          <w:sz w:val="20"/>
+          <w:szCs w:val="20"/>
+          <w:lang w:eastAsia="ru-RU"/>
+        </w:rPr>
+        <w:t>usedAt !</w:t>
+      </w:r>
+      <w:proofErr w:type="gramEnd"/>
+      <w:r>
+        <w:rPr>
+          <w:rFonts w:ascii="Courier New" w:eastAsia="Times New Roman" w:hAnsi="Courier New" w:cs="Courier New"/>
+          <w:sz w:val="20"/>
+          <w:szCs w:val="20"/>
+          <w:lang w:eastAsia="ru-RU"/>
+        </w:rPr>
+        <w:t>= null</w:t>
       </w:r>
     </w:p>
     <w:p>
@@ -1577,7 +1588,7 @@
           <w:szCs w:val="24"/>
           <w:lang w:eastAsia="ru-RU"/>
         </w:rPr>
-        <w:pict w14:anchorId="23FE7FA0">
+        <w:pict w14:anchorId="2B193F3A">
           <v:rect id="_x0000_i1035" style="width:0;height:1.5pt" o:hralign="center" o:hrstd="t" o:hr="t" fillcolor="#a0a0a0" stroked="f"/>
         </w:pict>
       </w:r>
@@ -1805,7 +1816,7 @@
           <w:szCs w:val="24"/>
           <w:lang w:eastAsia="ru-RU"/>
         </w:rPr>
-        <w:pict w14:anchorId="7572EEF2">
+        <w:pict w14:anchorId="2B193F3B">
           <v:rect id="_x0000_i1036" style="width:0;height:1.5pt" o:hralign="center" o:hrstd="t" o:hr="t" fillcolor="#a0a0a0" stroked="f"/>
         </w:pict>
       </w:r>
@@ -1885,7 +1896,7 @@
           <w:szCs w:val="24"/>
           <w:lang w:eastAsia="ru-RU"/>
         </w:rPr>
-        <w:pict w14:anchorId="5545A13D">
+        <w:pict w14:anchorId="2B193F3C">
           <v:rect id="_x0000_i1037" style="width:0;height:1.5pt" o:hralign="center" o:hrstd="t" o:hr="t" fillcolor="#a0a0a0" stroked="f"/>
         </w:pict>
       </w:r>
@@ -1900,7 +1911,7 @@
           <w:bCs/>
           <w:sz w:val="36"/>
           <w:szCs w:val="36"/>
-          <w:lang w:eastAsia="ru-RU"/>
+          <w:lang w:val="en-US" w:eastAsia="ru-RU"/>
         </w:rPr>
       </w:pPr>
       <w:r>
@@ -1910,7 +1921,7 @@
           <w:bCs/>
           <w:sz w:val="36"/>
           <w:szCs w:val="36"/>
-          <w:lang w:eastAsia="ru-RU"/>
+          <w:lang w:val="en-US" w:eastAsia="ru-RU"/>
         </w:rPr>
         <w:t>PP-005</w:t>
       </w:r>
@@ -1925,7 +1936,7 @@
           <w:bCs/>
           <w:sz w:val="27"/>
           <w:szCs w:val="27"/>
-          <w:lang w:eastAsia="ru-RU"/>
+          <w:lang w:val="en-US" w:eastAsia="ru-RU"/>
         </w:rPr>
       </w:pPr>
       <w:r>
@@ -1935,7 +1946,7 @@
           <w:bCs/>
           <w:sz w:val="27"/>
           <w:szCs w:val="27"/>
-          <w:lang w:eastAsia="ru-RU"/>
+          <w:lang w:val="en-US" w:eastAsia="ru-RU"/>
         </w:rPr>
         <w:t>Last Owner Cannot Leave Story</w:t>
       </w:r>
@@ -2015,7 +2026,7 @@
           <w:szCs w:val="24"/>
           <w:lang w:eastAsia="ru-RU"/>
         </w:rPr>
-        <w:pict w14:anchorId="6B478D94">
+        <w:pict w14:anchorId="2B193F3D">
           <v:rect id="_x0000_i1038" style="width:0;height:1.5pt" o:hralign="center" o:hrstd="t" o:hr="t" fillcolor="#a0a0a0" stroked="f"/>
         </w:pict>
       </w:r>
@@ -2027,17 +2038,26 @@
           <w:rFonts w:ascii="Times New Roman" w:eastAsia="Times New Roman" w:hAnsi="Times New Roman" w:cs="Times New Roman"/>
           <w:sz w:val="24"/>
           <w:szCs w:val="24"/>
-          <w:lang w:eastAsia="ru-RU"/>
-        </w:rPr>
-      </w:pPr>
-      <w:r>
-        <w:rPr>
-          <w:rFonts w:ascii="Times New Roman" w:eastAsia="Times New Roman" w:hAnsi="Times New Roman" w:cs="Times New Roman"/>
-          <w:sz w:val="24"/>
-          <w:szCs w:val="24"/>
-          <w:lang w:eastAsia="ru-RU"/>
-        </w:rPr>
-        <w:t>Пример:</w:t>
+          <w:lang w:val="en-US" w:eastAsia="ru-RU"/>
+        </w:rPr>
+      </w:pPr>
+      <w:r>
+        <w:rPr>
+          <w:rFonts w:ascii="Times New Roman" w:eastAsia="Times New Roman" w:hAnsi="Times New Roman" w:cs="Times New Roman"/>
+          <w:sz w:val="24"/>
+          <w:szCs w:val="24"/>
+          <w:lang w:eastAsia="ru-RU"/>
+        </w:rPr>
+        <w:t>Пример</w:t>
+      </w:r>
+      <w:r>
+        <w:rPr>
+          <w:rFonts w:ascii="Times New Roman" w:eastAsia="Times New Roman" w:hAnsi="Times New Roman" w:cs="Times New Roman"/>
+          <w:sz w:val="24"/>
+          <w:szCs w:val="24"/>
+          <w:lang w:val="en-US" w:eastAsia="ru-RU"/>
+        </w:rPr>
+        <w:t>:</w:t>
       </w:r>
     </w:p>
     <w:p>
@@ -2047,53 +2067,62 @@
           <w:rFonts w:ascii="Times New Roman" w:eastAsia="Times New Roman" w:hAnsi="Times New Roman" w:cs="Times New Roman"/>
           <w:sz w:val="24"/>
           <w:szCs w:val="24"/>
-          <w:lang w:eastAsia="ru-RU"/>
-        </w:rPr>
-      </w:pPr>
-      <w:r>
-        <w:rPr>
-          <w:rFonts w:ascii="Times New Roman" w:eastAsia="Times New Roman" w:hAnsi="Times New Roman" w:cs="Times New Roman"/>
-          <w:sz w:val="24"/>
-          <w:szCs w:val="24"/>
-          <w:lang w:eastAsia="ru-RU"/>
-        </w:rPr>
-        <w:t>Запрещено:</w:t>
-      </w:r>
-    </w:p>
-    <w:p>
-      <w:pPr>
-        <w:tabs>
-          <w:tab w:val="left" w:pos="916"/>
-          <w:tab w:val="left" w:pos="1832"/>
-          <w:tab w:val="left" w:pos="2748"/>
-          <w:tab w:val="left" w:pos="3664"/>
-          <w:tab w:val="left" w:pos="4580"/>
-          <w:tab w:val="left" w:pos="5496"/>
-          <w:tab w:val="left" w:pos="6412"/>
-          <w:tab w:val="left" w:pos="7328"/>
-          <w:tab w:val="left" w:pos="8244"/>
-          <w:tab w:val="left" w:pos="9160"/>
-          <w:tab w:val="left" w:pos="10076"/>
-          <w:tab w:val="left" w:pos="10992"/>
-          <w:tab w:val="left" w:pos="11908"/>
-          <w:tab w:val="left" w:pos="12824"/>
-          <w:tab w:val="left" w:pos="13740"/>
-          <w:tab w:val="left" w:pos="14656"/>
-        </w:tabs>
-        <w:spacing w:after="0" w:line="240" w:lineRule="auto"/>
-        <w:rPr>
-          <w:rFonts w:ascii="Courier New" w:eastAsia="Times New Roman" w:hAnsi="Courier New" w:cs="Courier New"/>
-          <w:sz w:val="20"/>
-          <w:szCs w:val="20"/>
-          <w:lang w:eastAsia="ru-RU"/>
-        </w:rPr>
-      </w:pPr>
-      <w:r>
-        <w:rPr>
-          <w:rFonts w:ascii="Courier New" w:eastAsia="Times New Roman" w:hAnsi="Courier New" w:cs="Courier New"/>
-          <w:sz w:val="20"/>
-          <w:szCs w:val="20"/>
-          <w:lang w:eastAsia="ru-RU"/>
+          <w:lang w:val="en-US" w:eastAsia="ru-RU"/>
+        </w:rPr>
+      </w:pPr>
+      <w:r>
+        <w:rPr>
+          <w:rFonts w:ascii="Times New Roman" w:eastAsia="Times New Roman" w:hAnsi="Times New Roman" w:cs="Times New Roman"/>
+          <w:sz w:val="24"/>
+          <w:szCs w:val="24"/>
+          <w:lang w:eastAsia="ru-RU"/>
+        </w:rPr>
+        <w:t>Запрещено</w:t>
+      </w:r>
+      <w:r>
+        <w:rPr>
+          <w:rFonts w:ascii="Times New Roman" w:eastAsia="Times New Roman" w:hAnsi="Times New Roman" w:cs="Times New Roman"/>
+          <w:sz w:val="24"/>
+          <w:szCs w:val="24"/>
+          <w:lang w:val="en-US" w:eastAsia="ru-RU"/>
+        </w:rPr>
+        <w:t>:</w:t>
+      </w:r>
+    </w:p>
+    <w:p>
+      <w:pPr>
+        <w:tabs>
+          <w:tab w:val="left" w:pos="916"/>
+          <w:tab w:val="left" w:pos="1832"/>
+          <w:tab w:val="left" w:pos="2748"/>
+          <w:tab w:val="left" w:pos="3664"/>
+          <w:tab w:val="left" w:pos="4580"/>
+          <w:tab w:val="left" w:pos="5496"/>
+          <w:tab w:val="left" w:pos="6412"/>
+          <w:tab w:val="left" w:pos="7328"/>
+          <w:tab w:val="left" w:pos="8244"/>
+          <w:tab w:val="left" w:pos="9160"/>
+          <w:tab w:val="left" w:pos="10076"/>
+          <w:tab w:val="left" w:pos="10992"/>
+          <w:tab w:val="left" w:pos="11908"/>
+          <w:tab w:val="left" w:pos="12824"/>
+          <w:tab w:val="left" w:pos="13740"/>
+          <w:tab w:val="left" w:pos="14656"/>
+        </w:tabs>
+        <w:spacing w:after="0" w:line="240" w:lineRule="auto"/>
+        <w:rPr>
+          <w:rFonts w:ascii="Courier New" w:eastAsia="Times New Roman" w:hAnsi="Courier New" w:cs="Courier New"/>
+          <w:sz w:val="20"/>
+          <w:szCs w:val="20"/>
+          <w:lang w:val="en-US" w:eastAsia="ru-RU"/>
+        </w:rPr>
+      </w:pPr>
+      <w:r>
+        <w:rPr>
+          <w:rFonts w:ascii="Courier New" w:eastAsia="Times New Roman" w:hAnsi="Courier New" w:cs="Courier New"/>
+          <w:sz w:val="20"/>
+          <w:szCs w:val="20"/>
+          <w:lang w:val="en-US" w:eastAsia="ru-RU"/>
         </w:rPr>
         <w:lastRenderedPageBreak/>
         <w:t>Story</w:t>
@@ -2103,7 +2132,7 @@
           <w:rFonts w:ascii="Courier New" w:eastAsia="Times New Roman" w:hAnsi="Courier New" w:cs="Courier New"/>
           <w:sz w:val="20"/>
           <w:szCs w:val="20"/>
-          <w:lang w:eastAsia="ru-RU"/>
+          <w:lang w:val="en-US" w:eastAsia="ru-RU"/>
         </w:rPr>
         <w:br/>
       </w:r>
@@ -2112,7 +2141,7 @@
           <w:rFonts w:ascii="Courier New" w:eastAsia="Times New Roman" w:hAnsi="Courier New" w:cs="Courier New"/>
           <w:sz w:val="20"/>
           <w:szCs w:val="20"/>
-          <w:lang w:eastAsia="ru-RU"/>
+          <w:lang w:val="en-US" w:eastAsia="ru-RU"/>
         </w:rPr>
         <w:br/>
         <w:t>Georgy (OWNER)</w:t>
@@ -2125,15 +2154,15 @@
           <w:rFonts w:ascii="Times New Roman" w:eastAsia="Times New Roman" w:hAnsi="Times New Roman" w:cs="Times New Roman"/>
           <w:sz w:val="24"/>
           <w:szCs w:val="24"/>
-          <w:lang w:eastAsia="ru-RU"/>
-        </w:rPr>
-      </w:pPr>
-      <w:r>
-        <w:rPr>
-          <w:rFonts w:ascii="Times New Roman" w:eastAsia="Times New Roman" w:hAnsi="Times New Roman" w:cs="Times New Roman"/>
-          <w:sz w:val="24"/>
-          <w:szCs w:val="24"/>
-          <w:lang w:eastAsia="ru-RU"/>
+          <w:lang w:val="en-US" w:eastAsia="ru-RU"/>
+        </w:rPr>
+      </w:pPr>
+      <w:r>
+        <w:rPr>
+          <w:rFonts w:ascii="Times New Roman" w:eastAsia="Times New Roman" w:hAnsi="Times New Roman" w:cs="Times New Roman"/>
+          <w:sz w:val="24"/>
+          <w:szCs w:val="24"/>
+          <w:lang w:val="en-US" w:eastAsia="ru-RU"/>
         </w:rPr>
         <w:t>↓</w:t>
       </w:r>
@@ -2163,15 +2192,15 @@
           <w:rFonts w:ascii="Courier New" w:eastAsia="Times New Roman" w:hAnsi="Courier New" w:cs="Courier New"/>
           <w:sz w:val="20"/>
           <w:szCs w:val="20"/>
-          <w:lang w:eastAsia="ru-RU"/>
-        </w:rPr>
-      </w:pPr>
-      <w:r>
-        <w:rPr>
-          <w:rFonts w:ascii="Courier New" w:eastAsia="Times New Roman" w:hAnsi="Courier New" w:cs="Courier New"/>
-          <w:sz w:val="20"/>
-          <w:szCs w:val="20"/>
-          <w:lang w:eastAsia="ru-RU"/>
+          <w:lang w:val="en-US" w:eastAsia="ru-RU"/>
+        </w:rPr>
+      </w:pPr>
+      <w:r>
+        <w:rPr>
+          <w:rFonts w:ascii="Courier New" w:eastAsia="Times New Roman" w:hAnsi="Courier New" w:cs="Courier New"/>
+          <w:sz w:val="20"/>
+          <w:szCs w:val="20"/>
+          <w:lang w:val="en-US" w:eastAsia="ru-RU"/>
         </w:rPr>
         <w:t>Leave Story</w:t>
       </w:r>
@@ -2193,7 +2222,7 @@
           <w:szCs w:val="24"/>
           <w:lang w:eastAsia="ru-RU"/>
         </w:rPr>
-        <w:pict w14:anchorId="330F609A">
+        <w:pict w14:anchorId="2B193F3E">
           <v:rect id="_x0000_i1039" style="width:0;height:1.5pt" o:hralign="center" o:hrstd="t" o:hr="t" fillcolor="#a0a0a0" stroked="f"/>
         </w:pict>
       </w:r>
@@ -2208,7 +2237,7 @@
           <w:bCs/>
           <w:sz w:val="36"/>
           <w:szCs w:val="36"/>
-          <w:lang w:eastAsia="ru-RU"/>
+          <w:lang w:val="en-US" w:eastAsia="ru-RU"/>
         </w:rPr>
       </w:pPr>
       <w:r>
@@ -2218,7 +2247,7 @@
           <w:bCs/>
           <w:sz w:val="36"/>
           <w:szCs w:val="36"/>
-          <w:lang w:eastAsia="ru-RU"/>
+          <w:lang w:val="en-US" w:eastAsia="ru-RU"/>
         </w:rPr>
         <w:t>PP-006</w:t>
       </w:r>
@@ -2233,7 +2262,7 @@
           <w:bCs/>
           <w:sz w:val="27"/>
           <w:szCs w:val="27"/>
-          <w:lang w:eastAsia="ru-RU"/>
+          <w:lang w:val="en-US" w:eastAsia="ru-RU"/>
         </w:rPr>
       </w:pPr>
       <w:r>
@@ -2243,7 +2272,7 @@
           <w:bCs/>
           <w:sz w:val="27"/>
           <w:szCs w:val="27"/>
-          <w:lang w:eastAsia="ru-RU"/>
+          <w:lang w:val="en-US" w:eastAsia="ru-RU"/>
         </w:rPr>
         <w:t>Last Owner Cannot Be Demoted</w:t>
       </w:r>
@@ -2401,7 +2430,7 @@
           <w:szCs w:val="24"/>
           <w:lang w:eastAsia="ru-RU"/>
         </w:rPr>
-        <w:pict w14:anchorId="6FF9B4E8">
+        <w:pict w14:anchorId="2B193F3F">
           <v:rect id="_x0000_i1040" style="width:0;height:1.5pt" o:hralign="center" o:hrstd="t" o:hr="t" fillcolor="#a0a0a0" stroked="f"/>
         </w:pict>
       </w:r>
@@ -2470,7 +2499,7 @@
           <w:szCs w:val="24"/>
           <w:lang w:eastAsia="ru-RU"/>
         </w:rPr>
-        <w:pict w14:anchorId="599E14A0">
+        <w:pict w14:anchorId="2B193F40">
           <v:rect id="_x0000_i1041" style="width:0;height:1.5pt" o:hralign="center" o:hrstd="t" o:hr="t" fillcolor="#a0a0a0" stroked="f"/>
         </w:pict>
       </w:r>
@@ -2485,7 +2514,7 @@
           <w:bCs/>
           <w:sz w:val="36"/>
           <w:szCs w:val="36"/>
-          <w:lang w:eastAsia="ru-RU"/>
+          <w:lang w:val="en-US" w:eastAsia="ru-RU"/>
         </w:rPr>
       </w:pPr>
       <w:r>
@@ -2495,7 +2524,7 @@
           <w:bCs/>
           <w:sz w:val="36"/>
           <w:szCs w:val="36"/>
-          <w:lang w:eastAsia="ru-RU"/>
+          <w:lang w:val="en-US" w:eastAsia="ru-RU"/>
         </w:rPr>
         <w:t>MP-001</w:t>
       </w:r>
@@ -2510,7 +2539,7 @@
           <w:bCs/>
           <w:sz w:val="27"/>
           <w:szCs w:val="27"/>
-          <w:lang w:eastAsia="ru-RU"/>
+          <w:lang w:val="en-US" w:eastAsia="ru-RU"/>
         </w:rPr>
       </w:pPr>
       <w:r>
@@ -2520,7 +2549,7 @@
           <w:bCs/>
           <w:sz w:val="27"/>
           <w:szCs w:val="27"/>
-          <w:lang w:eastAsia="ru-RU"/>
+          <w:lang w:val="en-US" w:eastAsia="ru-RU"/>
         </w:rPr>
         <w:t>Memory Must Belong To Story</w:t>
       </w:r>
@@ -2600,7 +2629,7 @@
           <w:szCs w:val="24"/>
           <w:lang w:eastAsia="ru-RU"/>
         </w:rPr>
-        <w:pict w14:anchorId="208A3124">
+        <w:pict w14:anchorId="2B193F41">
           <v:rect id="_x0000_i1042" style="width:0;height:1.5pt" o:hralign="center" o:hrstd="t" o:hr="t" fillcolor="#a0a0a0" stroked="f"/>
         </w:pict>
       </w:r>
@@ -2615,7 +2644,7 @@
           <w:bCs/>
           <w:sz w:val="36"/>
           <w:szCs w:val="36"/>
-          <w:lang w:eastAsia="ru-RU"/>
+          <w:lang w:val="en-US" w:eastAsia="ru-RU"/>
         </w:rPr>
       </w:pPr>
       <w:r>
@@ -2625,7 +2654,7 @@
           <w:bCs/>
           <w:sz w:val="36"/>
           <w:szCs w:val="36"/>
-          <w:lang w:eastAsia="ru-RU"/>
+          <w:lang w:val="en-US" w:eastAsia="ru-RU"/>
         </w:rPr>
         <w:t>MP-002</w:t>
       </w:r>
@@ -2640,7 +2669,7 @@
           <w:bCs/>
           <w:sz w:val="27"/>
           <w:szCs w:val="27"/>
-          <w:lang w:eastAsia="ru-RU"/>
+          <w:lang w:val="en-US" w:eastAsia="ru-RU"/>
         </w:rPr>
       </w:pPr>
       <w:r>
@@ -2650,7 +2679,7 @@
           <w:bCs/>
           <w:sz w:val="27"/>
           <w:szCs w:val="27"/>
-          <w:lang w:eastAsia="ru-RU"/>
+          <w:lang w:val="en-US" w:eastAsia="ru-RU"/>
         </w:rPr>
         <w:t>Memory Must Have Coordinates</w:t>
       </w:r>
@@ -2662,17 +2691,62 @@
           <w:rFonts w:ascii="Times New Roman" w:eastAsia="Times New Roman" w:hAnsi="Times New Roman" w:cs="Times New Roman"/>
           <w:sz w:val="24"/>
           <w:szCs w:val="24"/>
-          <w:lang w:eastAsia="ru-RU"/>
-        </w:rPr>
-      </w:pPr>
-      <w:r>
-        <w:rPr>
-          <w:rFonts w:ascii="Times New Roman" w:eastAsia="Times New Roman" w:hAnsi="Times New Roman" w:cs="Times New Roman"/>
-          <w:sz w:val="24"/>
-          <w:szCs w:val="24"/>
-          <w:lang w:eastAsia="ru-RU"/>
-        </w:rPr>
-        <w:t>Очень важная политика.</w:t>
+          <w:lang w:val="en-US" w:eastAsia="ru-RU"/>
+        </w:rPr>
+      </w:pPr>
+      <w:r>
+        <w:rPr>
+          <w:rFonts w:ascii="Times New Roman" w:eastAsia="Times New Roman" w:hAnsi="Times New Roman" w:cs="Times New Roman"/>
+          <w:sz w:val="24"/>
+          <w:szCs w:val="24"/>
+          <w:lang w:eastAsia="ru-RU"/>
+        </w:rPr>
+        <w:t>Очень</w:t>
+      </w:r>
+      <w:r>
+        <w:rPr>
+          <w:rFonts w:ascii="Times New Roman" w:eastAsia="Times New Roman" w:hAnsi="Times New Roman" w:cs="Times New Roman"/>
+          <w:sz w:val="24"/>
+          <w:szCs w:val="24"/>
+          <w:lang w:val="en-US" w:eastAsia="ru-RU"/>
+        </w:rPr>
+        <w:t xml:space="preserve"> </w:t>
+      </w:r>
+      <w:r>
+        <w:rPr>
+          <w:rFonts w:ascii="Times New Roman" w:eastAsia="Times New Roman" w:hAnsi="Times New Roman" w:cs="Times New Roman"/>
+          <w:sz w:val="24"/>
+          <w:szCs w:val="24"/>
+          <w:lang w:eastAsia="ru-RU"/>
+        </w:rPr>
+        <w:t>важная</w:t>
+      </w:r>
+      <w:r>
+        <w:rPr>
+          <w:rFonts w:ascii="Times New Roman" w:eastAsia="Times New Roman" w:hAnsi="Times New Roman" w:cs="Times New Roman"/>
+          <w:sz w:val="24"/>
+          <w:szCs w:val="24"/>
+          <w:lang w:val="en-US" w:eastAsia="ru-RU"/>
+        </w:rPr>
+        <w:t xml:space="preserve"> </w:t>
+      </w:r>
+      <w:r>
+        <w:rPr>
+          <w:rFonts w:ascii="Times New Roman" w:eastAsia="Times New Roman" w:hAnsi="Times New Roman" w:cs="Times New Roman"/>
+          <w:sz w:val="24"/>
+          <w:szCs w:val="24"/>
+          <w:lang w:eastAsia="ru-RU"/>
+        </w:rPr>
+        <w:t>политика</w:t>
+      </w:r>
+      <w:r>
+        <w:rPr>
+          <w:rFonts w:ascii="Times New Roman" w:eastAsia="Times New Roman" w:hAnsi="Times New Roman" w:cs="Times New Roman"/>
+          <w:sz w:val="24"/>
+          <w:szCs w:val="24"/>
+          <w:lang w:val="en-US" w:eastAsia="ru-RU"/>
+        </w:rPr>
+        <w:t>.</w:t>
       </w:r>
     </w:p>
     <w:p>
@@ -2770,7 +2844,7 @@
           <w:lang w:eastAsia="ru-RU"/>
         </w:rPr>
         <w:lastRenderedPageBreak/>
-        <w:pict w14:anchorId="708C04F2">
+        <w:pict w14:anchorId="2B193F42">
           <v:rect id="_x0000_i1043" style="width:0;height:1.5pt" o:hralign="center" o:hrstd="t" o:hr="t" fillcolor="#a0a0a0" stroked="f"/>
         </w:pict>
       </w:r>
@@ -2832,7 +2906,7 @@
           <w:szCs w:val="24"/>
           <w:lang w:eastAsia="ru-RU"/>
         </w:rPr>
-        <w:pict w14:anchorId="46A6B412">
+        <w:pict w14:anchorId="2B193F43">
           <v:rect id="_x0000_i1044" style="width:0;height:1.5pt" o:hralign="center" o:hrstd="t" o:hr="t" fillcolor="#a0a0a0" stroked="f"/>
         </w:pict>
       </w:r>
@@ -2847,7 +2921,7 @@
           <w:bCs/>
           <w:sz w:val="36"/>
           <w:szCs w:val="36"/>
-          <w:lang w:eastAsia="ru-RU"/>
+          <w:lang w:val="en-US" w:eastAsia="ru-RU"/>
         </w:rPr>
       </w:pPr>
       <w:r>
@@ -2857,7 +2931,7 @@
           <w:bCs/>
           <w:sz w:val="36"/>
           <w:szCs w:val="36"/>
-          <w:lang w:eastAsia="ru-RU"/>
+          <w:lang w:val="en-US" w:eastAsia="ru-RU"/>
         </w:rPr>
         <w:t>MP-003</w:t>
       </w:r>
@@ -2872,7 +2946,7 @@
           <w:bCs/>
           <w:sz w:val="27"/>
           <w:szCs w:val="27"/>
-          <w:lang w:eastAsia="ru-RU"/>
+          <w:lang w:val="en-US" w:eastAsia="ru-RU"/>
         </w:rPr>
       </w:pPr>
       <w:r>
@@ -2882,7 +2956,7 @@
           <w:bCs/>
           <w:sz w:val="27"/>
           <w:szCs w:val="27"/>
-          <w:lang w:eastAsia="ru-RU"/>
+          <w:lang w:val="en-US" w:eastAsia="ru-RU"/>
         </w:rPr>
         <w:t>Memory Must Have Event Date</w:t>
       </w:r>
@@ -2962,7 +3036,7 @@
           <w:szCs w:val="24"/>
           <w:lang w:eastAsia="ru-RU"/>
         </w:rPr>
-        <w:pict w14:anchorId="0456EFA2">
+        <w:pict w14:anchorId="2B193F44">
           <v:rect id="_x0000_i1045" style="width:0;height:1.5pt" o:hralign="center" o:hrstd="t" o:hr="t" fillcolor="#a0a0a0" stroked="f"/>
         </w:pict>
       </w:r>
@@ -3076,7 +3150,7 @@
           <w:szCs w:val="24"/>
           <w:lang w:eastAsia="ru-RU"/>
         </w:rPr>
-        <w:pict w14:anchorId="1633CC35">
+        <w:pict w14:anchorId="2B193F45">
           <v:rect id="_x0000_i1046" style="width:0;height:1.5pt" o:hralign="center" o:hrstd="t" o:hr="t" fillcolor="#a0a0a0" stroked="f"/>
         </w:pict>
       </w:r>
@@ -3091,7 +3165,7 @@
           <w:bCs/>
           <w:sz w:val="36"/>
           <w:szCs w:val="36"/>
-          <w:lang w:eastAsia="ru-RU"/>
+          <w:lang w:val="en-US" w:eastAsia="ru-RU"/>
         </w:rPr>
       </w:pPr>
       <w:r>
@@ -3101,7 +3175,7 @@
           <w:bCs/>
           <w:sz w:val="36"/>
           <w:szCs w:val="36"/>
-          <w:lang w:eastAsia="ru-RU"/>
+          <w:lang w:val="en-US" w:eastAsia="ru-RU"/>
         </w:rPr>
         <w:t>MP-004</w:t>
       </w:r>
@@ -3116,7 +3190,7 @@
           <w:bCs/>
           <w:sz w:val="27"/>
           <w:szCs w:val="27"/>
-          <w:lang w:eastAsia="ru-RU"/>
+          <w:lang w:val="en-US" w:eastAsia="ru-RU"/>
         </w:rPr>
       </w:pPr>
       <w:r>
@@ -3126,7 +3200,7 @@
           <w:bCs/>
           <w:sz w:val="27"/>
           <w:szCs w:val="27"/>
-          <w:lang w:eastAsia="ru-RU"/>
+          <w:lang w:val="en-US" w:eastAsia="ru-RU"/>
         </w:rPr>
         <w:t>Event Date And Creation Date Are Independent</w:t>
       </w:r>
@@ -3179,14 +3253,25 @@
           <w:lang w:eastAsia="ru-RU"/>
         </w:rPr>
       </w:pPr>
-      <w:r>
-        <w:rPr>
-          <w:rFonts w:ascii="Courier New" w:eastAsia="Times New Roman" w:hAnsi="Courier New" w:cs="Courier New"/>
-          <w:sz w:val="20"/>
-          <w:szCs w:val="20"/>
-          <w:lang w:eastAsia="ru-RU"/>
-        </w:rPr>
-        <w:t>eventDate != createdAt</w:t>
+      <w:proofErr w:type="gramStart"/>
+      <w:r>
+        <w:rPr>
+          <w:rFonts w:ascii="Courier New" w:eastAsia="Times New Roman" w:hAnsi="Courier New" w:cs="Courier New"/>
+          <w:sz w:val="20"/>
+          <w:szCs w:val="20"/>
+          <w:lang w:eastAsia="ru-RU"/>
+        </w:rPr>
+        <w:t>eventDate !</w:t>
+      </w:r>
+      <w:proofErr w:type="gramEnd"/>
+      <w:r>
+        <w:rPr>
+          <w:rFonts w:ascii="Courier New" w:eastAsia="Times New Roman" w:hAnsi="Courier New" w:cs="Courier New"/>
+          <w:sz w:val="20"/>
+          <w:szCs w:val="20"/>
+          <w:lang w:eastAsia="ru-RU"/>
+        </w:rPr>
+        <w:t>= createdAt</w:t>
       </w:r>
     </w:p>
     <w:p>
@@ -3226,7 +3311,7 @@
           <w:szCs w:val="24"/>
           <w:lang w:eastAsia="ru-RU"/>
         </w:rPr>
-        <w:pict w14:anchorId="5C2DC320">
+        <w:pict w14:anchorId="2B193F46">
           <v:rect id="_x0000_i1047" style="width:0;height:1.5pt" o:hralign="center" o:hrstd="t" o:hr="t" fillcolor="#a0a0a0" stroked="f"/>
         </w:pict>
       </w:r>
@@ -3403,7 +3488,7 @@
           <w:szCs w:val="24"/>
           <w:lang w:eastAsia="ru-RU"/>
         </w:rPr>
-        <w:pict w14:anchorId="62A39377">
+        <w:pict w14:anchorId="2B193F47">
           <v:rect id="_x0000_i1048" style="width:0;height:1.5pt" o:hralign="center" o:hrstd="t" o:hr="t" fillcolor="#a0a0a0" stroked="f"/>
         </w:pict>
       </w:r>
@@ -3418,7 +3503,7 @@
           <w:bCs/>
           <w:sz w:val="36"/>
           <w:szCs w:val="36"/>
-          <w:lang w:eastAsia="ru-RU"/>
+          <w:lang w:val="en-US" w:eastAsia="ru-RU"/>
         </w:rPr>
       </w:pPr>
       <w:r>
@@ -3428,7 +3513,7 @@
           <w:bCs/>
           <w:sz w:val="36"/>
           <w:szCs w:val="36"/>
-          <w:lang w:eastAsia="ru-RU"/>
+          <w:lang w:val="en-US" w:eastAsia="ru-RU"/>
         </w:rPr>
         <w:lastRenderedPageBreak/>
         <w:t>MP-005</w:t>
@@ -3444,7 +3529,7 @@
           <w:bCs/>
           <w:sz w:val="27"/>
           <w:szCs w:val="27"/>
-          <w:lang w:eastAsia="ru-RU"/>
+          <w:lang w:val="en-US" w:eastAsia="ru-RU"/>
         </w:rPr>
       </w:pPr>
       <w:r>
@@ -3454,7 +3539,7 @@
           <w:bCs/>
           <w:sz w:val="27"/>
           <w:szCs w:val="27"/>
-          <w:lang w:eastAsia="ru-RU"/>
+          <w:lang w:val="en-US" w:eastAsia="ru-RU"/>
         </w:rPr>
         <w:t>Only Author Or Owner Can Modify Memory</w:t>
       </w:r>
@@ -3572,7 +3657,7 @@
           <w:szCs w:val="24"/>
           <w:lang w:eastAsia="ru-RU"/>
         </w:rPr>
-        <w:pict w14:anchorId="385D2B33">
+        <w:pict w14:anchorId="2B193F48">
           <v:rect id="_x0000_i1049" style="width:0;height:1.5pt" o:hralign="center" o:hrstd="t" o:hr="t" fillcolor="#a0a0a0" stroked="f"/>
         </w:pict>
       </w:r>
@@ -3587,7 +3672,7 @@
           <w:bCs/>
           <w:sz w:val="36"/>
           <w:szCs w:val="36"/>
-          <w:lang w:eastAsia="ru-RU"/>
+          <w:lang w:val="en-US" w:eastAsia="ru-RU"/>
         </w:rPr>
       </w:pPr>
       <w:r>
@@ -3597,7 +3682,7 @@
           <w:bCs/>
           <w:sz w:val="36"/>
           <w:szCs w:val="36"/>
-          <w:lang w:eastAsia="ru-RU"/>
+          <w:lang w:val="en-US" w:eastAsia="ru-RU"/>
         </w:rPr>
         <w:t>MP-006</w:t>
       </w:r>
@@ -3612,7 +3697,7 @@
           <w:bCs/>
           <w:sz w:val="27"/>
           <w:szCs w:val="27"/>
-          <w:lang w:eastAsia="ru-RU"/>
+          <w:lang w:val="en-US" w:eastAsia="ru-RU"/>
         </w:rPr>
       </w:pPr>
       <w:r>
@@ -3622,7 +3707,7 @@
           <w:bCs/>
           <w:sz w:val="27"/>
           <w:szCs w:val="27"/>
-          <w:lang w:eastAsia="ru-RU"/>
+          <w:lang w:val="en-US" w:eastAsia="ru-RU"/>
         </w:rPr>
         <w:t>Only Author Or Owner Can Delete Memory</w:t>
       </w:r>
@@ -3664,168 +3749,8 @@
           <w:szCs w:val="24"/>
           <w:lang w:eastAsia="ru-RU"/>
         </w:rPr>
-        <w:pict w14:anchorId="694F1DBD">
+        <w:pict w14:anchorId="2B193F49">
           <v:rect id="_x0000_i1050" style="width:0;height:1.5pt" o:hralign="center" o:hrstd="t" o:hr="t" fillcolor="#a0a0a0" stroked="f"/>
-        </w:pict>
-      </w:r>
-    </w:p>
-    <w:p>
-      <w:pPr/>
-      <w:r>
-        <w:t>MEDIA POLICIES</w:t>
-      </w:r>
-    </w:p>
-    <w:p>
-      <w:pPr/>
-      <w:r>
-        <w:t>MDP-001</w:t>
-      </w:r>
-    </w:p>
-    <w:p>
-      <w:pPr/>
-      <w:r>
-        <w:t>One Logical Photo Has Display And Thumbnail Representations</w:t>
-      </w:r>
-    </w:p>
-    <w:p>
-      <w:pPr/>
-      <w:r>
-        <w:t>In MVP, one PHOTO is represented by one MediaFile record and two permanent private-storage objects: DISPLAY and THUMBNAIL.</w:t>
-      </w:r>
-    </w:p>
-    <w:p>
-      <w:pPr/>
-      <w:r>
-        <w:t>A permanent ORIGINAL representation is not stored.</w:t>
-      </w:r>
-    </w:p>
-    <w:p>
-      <w:pPr/>
-      <w:r>
-        <w:t>MDP-002</w:t>
-      </w:r>
-    </w:p>
-    <w:p>
-      <w:pPr/>
-      <w:r>
-        <w:t>MediaFile Cannot Exist Without Memory</w:t>
-      </w:r>
-    </w:p>
-    <w:p>
-      <w:pPr/>
-      <w:r>
-        <w:t>Deleting Memory removes PostgreSQL MediaFile metadata through ON DELETE CASCADE.</w:t>
-      </w:r>
-    </w:p>
-    <w:p>
-      <w:pPr/>
-      <w:r>
-        <w:t>Physical object cleanup is not performed by the database; it is coordinated by application layer after commit.</w:t>
-      </w:r>
-    </w:p>
-    <w:p>
-      <w:pPr/>
-      <w:r>
-        <w:t>MDP-003</w:t>
-      </w:r>
-    </w:p>
-    <w:p>
-      <w:pPr/>
-      <w:r>
-        <w:t>Media Permissions Inherit Memory And Story Membership</w:t>
-      </w:r>
-    </w:p>
-    <w:p>
-      <w:pPr/>
-      <w:r>
-        <w:t>The check path is MediaFile -&gt; Memory -&gt; Story -&gt; StoryParticipant.</w:t>
-      </w:r>
-    </w:p>
-    <w:p>
-      <w:pPr/>
-      <w:r>
-        <w:t>Media read is allowed for any current participant: OWNER, CO_OWNER, EDITOR, VIEWER.</w:t>
-      </w:r>
-    </w:p>
-    <w:p>
-      <w:pPr/>
-      <w:r>
-        <w:t>Media mutation is allowed for OWNER/CO_OWNER on any Memory in the Story, and for EDITOR/VIEWER only on their own Memory. Authorship never bypasses current membership.</w:t>
-      </w:r>
-    </w:p>
-    <w:p>
-      <w:pPr/>
-      <w:r>
-        <w:t>MDP-004</w:t>
-      </w:r>
-    </w:p>
-    <w:p>
-      <w:pPr/>
-      <w:r>
-        <w:t>Media Must Be Stored In Private Storage</w:t>
-      </w:r>
-    </w:p>
-    <w:p>
-      <w:pPr/>
-      <w:r>
-        <w:t>PHOTO representations are stored only in private object storage. The client does not receive storage keys and does not access MinIO directly.</w:t>
-      </w:r>
-    </w:p>
-    <w:p>
-      <w:pPr/>
-      <w:r>
-        <w:t>MDP-005</w:t>
-      </w:r>
-    </w:p>
-    <w:p>
-      <w:pPr/>
-      <w:r>
-        <w:t>Direct File Access Is Forbidden</w:t>
-      </w:r>
-    </w:p>
-    <w:p>
-      <w:pPr/>
-      <w:r>
-        <w:t>Access is only through authenticated backend endpoints after authorization check. Public MinIO URLs, permanent public URLs and JWT query parameters are not current MVP contract.</w:t>
-      </w:r>
-    </w:p>
-    <w:p>
-      <w:pPr/>
-      <w:r>
-        <w:t>MDP-006</w:t>
-      </w:r>
-    </w:p>
-    <w:p>
-      <w:pPr/>
-      <w:r>
-        <w:t>Backend Image Processing Is Authoritative</w:t>
-      </w:r>
-    </w:p>
-    <w:p>
-      <w:pPr/>
-      <w:r>
-        <w:t>Client preprocessing is a performance/bandwidth optimization. Backend must independently validate actual bytes, MIME, size and dimensions, normalize orientation, remove metadata/EXIF/GPS and create persisted JPEG DISPLAY/THUMBNAIL.</w:t>
-      </w:r>
-    </w:p>
-    <w:p>
-      <w:pPr>
-        <w:spacing w:after="0" w:line="240" w:lineRule="auto"/>
-        <w:rPr>
-          <w:rFonts w:ascii="Times New Roman" w:eastAsia="Times New Roman" w:hAnsi="Times New Roman" w:cs="Times New Roman"/>
-          <w:sz w:val="24"/>
-          <w:szCs w:val="24"/>
-          <w:lang w:eastAsia="ru-RU"/>
-        </w:rPr>
-      </w:pPr>
-      <w:r>
-        <w:rPr>
-          <w:rFonts w:ascii="Times New Roman" w:eastAsia="Times New Roman" w:hAnsi="Times New Roman" w:cs="Times New Roman"/>
-          <w:sz w:val="24"/>
-          <w:szCs w:val="24"/>
-          <w:lang w:eastAsia="ru-RU"/>
-        </w:rPr>
-        <w:pict w14:anchorId="7B120987">
-          <v:rect id="_x0000_i1058" style="width:0;height:1.5pt" o:hralign="center" o:hrstd="t" o:hr="t" fillcolor="#a0a0a0" stroked="f"/>
         </w:pict>
       </w:r>
     </w:p>
@@ -3853,29 +3778,28 @@
           <w:szCs w:val="48"/>
           <w:lang w:eastAsia="ru-RU"/>
         </w:rPr>
-        <w:t>SECURITY POLICIES</w:t>
-      </w:r>
-    </w:p>
-    <w:p>
-      <w:pPr>
-        <w:spacing w:after="0" w:line="240" w:lineRule="auto"/>
-        <w:rPr>
-          <w:rFonts w:ascii="Times New Roman" w:eastAsia="Times New Roman" w:hAnsi="Times New Roman" w:cs="Times New Roman"/>
-          <w:sz w:val="24"/>
-          <w:szCs w:val="24"/>
-          <w:lang w:eastAsia="ru-RU"/>
-        </w:rPr>
-      </w:pPr>
-      <w:r>
-        <w:rPr>
-          <w:rFonts w:ascii="Times New Roman" w:eastAsia="Times New Roman" w:hAnsi="Times New Roman" w:cs="Times New Roman"/>
-          <w:sz w:val="24"/>
-          <w:szCs w:val="24"/>
-          <w:lang w:eastAsia="ru-RU"/>
-        </w:rPr>
-        <w:lastRenderedPageBreak/>
-        <w:pict w14:anchorId="7E0479F3">
-          <v:rect id="_x0000_i1059" style="width:0;height:1.5pt" o:hralign="center" o:hrstd="t" o:hr="t" fillcolor="#a0a0a0" stroked="f"/>
+        <w:t>MEDIA POLICIES</w:t>
+      </w:r>
+    </w:p>
+    <w:p>
+      <w:pPr>
+        <w:spacing w:after="0" w:line="240" w:lineRule="auto"/>
+        <w:rPr>
+          <w:rFonts w:ascii="Times New Roman" w:eastAsia="Times New Roman" w:hAnsi="Times New Roman" w:cs="Times New Roman"/>
+          <w:sz w:val="24"/>
+          <w:szCs w:val="24"/>
+          <w:lang w:eastAsia="ru-RU"/>
+        </w:rPr>
+      </w:pPr>
+      <w:r>
+        <w:rPr>
+          <w:rFonts w:ascii="Times New Roman" w:eastAsia="Times New Roman" w:hAnsi="Times New Roman" w:cs="Times New Roman"/>
+          <w:sz w:val="24"/>
+          <w:szCs w:val="24"/>
+          <w:lang w:eastAsia="ru-RU"/>
+        </w:rPr>
+        <w:pict w14:anchorId="2B193F4A">
+          <v:rect id="_x0000_i1051" style="width:0;height:1.5pt" o:hralign="center" o:hrstd="t" o:hr="t" fillcolor="#a0a0a0" stroked="f"/>
         </w:pict>
       </w:r>
     </w:p>
@@ -3889,7 +3813,7 @@
           <w:bCs/>
           <w:sz w:val="36"/>
           <w:szCs w:val="36"/>
-          <w:lang w:eastAsia="ru-RU"/>
+          <w:lang w:val="en-US" w:eastAsia="ru-RU"/>
         </w:rPr>
       </w:pPr>
       <w:r>
@@ -3899,9 +3823,9 @@
           <w:bCs/>
           <w:sz w:val="36"/>
           <w:szCs w:val="36"/>
-          <w:lang w:eastAsia="ru-RU"/>
-        </w:rPr>
-        <w:t>SEC-001</w:t>
+          <w:lang w:val="en-US" w:eastAsia="ru-RU"/>
+        </w:rPr>
+        <w:t>MDP-001</w:t>
       </w:r>
     </w:p>
     <w:p>
@@ -3914,7 +3838,7 @@
           <w:bCs/>
           <w:sz w:val="27"/>
           <w:szCs w:val="27"/>
-          <w:lang w:eastAsia="ru-RU"/>
+          <w:lang w:val="en-US" w:eastAsia="ru-RU"/>
         </w:rPr>
       </w:pPr>
       <w:r>
@@ -3924,9 +3848,47 @@
           <w:bCs/>
           <w:sz w:val="27"/>
           <w:szCs w:val="27"/>
-          <w:lang w:eastAsia="ru-RU"/>
-        </w:rPr>
-        <w:t>Google Identity Is Source Of Truth</w:t>
+          <w:lang w:val="en-US" w:eastAsia="ru-RU"/>
+        </w:rPr>
+        <w:t>MediaFile Cannot Exist Without Memory</w:t>
+      </w:r>
+    </w:p>
+    <w:p>
+      <w:pPr>
+        <w:tabs>
+          <w:tab w:val="left" w:pos="916"/>
+          <w:tab w:val="left" w:pos="1832"/>
+          <w:tab w:val="left" w:pos="2748"/>
+          <w:tab w:val="left" w:pos="3664"/>
+          <w:tab w:val="left" w:pos="4580"/>
+          <w:tab w:val="left" w:pos="5496"/>
+          <w:tab w:val="left" w:pos="6412"/>
+          <w:tab w:val="left" w:pos="7328"/>
+          <w:tab w:val="left" w:pos="8244"/>
+          <w:tab w:val="left" w:pos="9160"/>
+          <w:tab w:val="left" w:pos="10076"/>
+          <w:tab w:val="left" w:pos="10992"/>
+          <w:tab w:val="left" w:pos="11908"/>
+          <w:tab w:val="left" w:pos="12824"/>
+          <w:tab w:val="left" w:pos="13740"/>
+          <w:tab w:val="left" w:pos="14656"/>
+        </w:tabs>
+        <w:spacing w:after="0" w:line="240" w:lineRule="auto"/>
+        <w:rPr>
+          <w:rFonts w:ascii="Courier New" w:eastAsia="Times New Roman" w:hAnsi="Courier New" w:cs="Courier New"/>
+          <w:sz w:val="20"/>
+          <w:szCs w:val="20"/>
+          <w:lang w:eastAsia="ru-RU"/>
+        </w:rPr>
+      </w:pPr>
+      <w:r>
+        <w:rPr>
+          <w:rFonts w:ascii="Courier New" w:eastAsia="Times New Roman" w:hAnsi="Courier New" w:cs="Courier New"/>
+          <w:sz w:val="20"/>
+          <w:szCs w:val="20"/>
+          <w:lang w:eastAsia="ru-RU"/>
+        </w:rPr>
+        <w:t>Memory</w:t>
       </w:r>
     </w:p>
     <w:p>
@@ -3946,66 +3908,86 @@
           <w:szCs w:val="24"/>
           <w:lang w:eastAsia="ru-RU"/>
         </w:rPr>
-        <w:t>Единственный источник личности:</w:t>
-      </w:r>
-    </w:p>
-    <w:p>
-      <w:pPr>
-        <w:tabs>
-          <w:tab w:val="left" w:pos="916"/>
-          <w:tab w:val="left" w:pos="1832"/>
-          <w:tab w:val="left" w:pos="2748"/>
-          <w:tab w:val="left" w:pos="3664"/>
-          <w:tab w:val="left" w:pos="4580"/>
-          <w:tab w:val="left" w:pos="5496"/>
-          <w:tab w:val="left" w:pos="6412"/>
-          <w:tab w:val="left" w:pos="7328"/>
-          <w:tab w:val="left" w:pos="8244"/>
-          <w:tab w:val="left" w:pos="9160"/>
-          <w:tab w:val="left" w:pos="10076"/>
-          <w:tab w:val="left" w:pos="10992"/>
-          <w:tab w:val="left" w:pos="11908"/>
-          <w:tab w:val="left" w:pos="12824"/>
-          <w:tab w:val="left" w:pos="13740"/>
-          <w:tab w:val="left" w:pos="14656"/>
-        </w:tabs>
-        <w:spacing w:after="0" w:line="240" w:lineRule="auto"/>
-        <w:rPr>
-          <w:rFonts w:ascii="Courier New" w:eastAsia="Times New Roman" w:hAnsi="Courier New" w:cs="Courier New"/>
-          <w:sz w:val="20"/>
-          <w:szCs w:val="20"/>
-          <w:lang w:eastAsia="ru-RU"/>
-        </w:rPr>
-      </w:pPr>
-      <w:r>
-        <w:rPr>
-          <w:rFonts w:ascii="Courier New" w:eastAsia="Times New Roman" w:hAnsi="Courier New" w:cs="Courier New"/>
-          <w:sz w:val="20"/>
-          <w:szCs w:val="20"/>
-          <w:lang w:eastAsia="ru-RU"/>
-        </w:rPr>
-        <w:t>Google ID Token</w:t>
-      </w:r>
-    </w:p>
-    <w:p>
-      <w:pPr>
-        <w:spacing w:after="0" w:line="240" w:lineRule="auto"/>
-        <w:rPr>
-          <w:rFonts w:ascii="Times New Roman" w:eastAsia="Times New Roman" w:hAnsi="Times New Roman" w:cs="Times New Roman"/>
-          <w:sz w:val="24"/>
-          <w:szCs w:val="24"/>
-          <w:lang w:eastAsia="ru-RU"/>
-        </w:rPr>
-      </w:pPr>
-      <w:r>
-        <w:rPr>
-          <w:rFonts w:ascii="Times New Roman" w:eastAsia="Times New Roman" w:hAnsi="Times New Roman" w:cs="Times New Roman"/>
-          <w:sz w:val="24"/>
-          <w:szCs w:val="24"/>
-          <w:lang w:eastAsia="ru-RU"/>
-        </w:rPr>
-        <w:pict w14:anchorId="0CC74D80">
-          <v:rect id="_x0000_i1060" style="width:0;height:1.5pt" o:hralign="center" o:hrstd="t" o:hr="t" fillcolor="#a0a0a0" stroked="f"/>
+        <w:t>удаляется →</w:t>
+      </w:r>
+    </w:p>
+    <w:p>
+      <w:pPr>
+        <w:tabs>
+          <w:tab w:val="left" w:pos="916"/>
+          <w:tab w:val="left" w:pos="1832"/>
+          <w:tab w:val="left" w:pos="2748"/>
+          <w:tab w:val="left" w:pos="3664"/>
+          <w:tab w:val="left" w:pos="4580"/>
+          <w:tab w:val="left" w:pos="5496"/>
+          <w:tab w:val="left" w:pos="6412"/>
+          <w:tab w:val="left" w:pos="7328"/>
+          <w:tab w:val="left" w:pos="8244"/>
+          <w:tab w:val="left" w:pos="9160"/>
+          <w:tab w:val="left" w:pos="10076"/>
+          <w:tab w:val="left" w:pos="10992"/>
+          <w:tab w:val="left" w:pos="11908"/>
+          <w:tab w:val="left" w:pos="12824"/>
+          <w:tab w:val="left" w:pos="13740"/>
+          <w:tab w:val="left" w:pos="14656"/>
+        </w:tabs>
+        <w:spacing w:after="0" w:line="240" w:lineRule="auto"/>
+        <w:rPr>
+          <w:rFonts w:ascii="Courier New" w:eastAsia="Times New Roman" w:hAnsi="Courier New" w:cs="Courier New"/>
+          <w:sz w:val="20"/>
+          <w:szCs w:val="20"/>
+          <w:lang w:eastAsia="ru-RU"/>
+        </w:rPr>
+      </w:pPr>
+      <w:r>
+        <w:rPr>
+          <w:rFonts w:ascii="Courier New" w:eastAsia="Times New Roman" w:hAnsi="Courier New" w:cs="Courier New"/>
+          <w:sz w:val="20"/>
+          <w:szCs w:val="20"/>
+          <w:lang w:eastAsia="ru-RU"/>
+        </w:rPr>
+        <w:t>MediaFiles</w:t>
+      </w:r>
+    </w:p>
+    <w:p>
+      <w:pPr>
+        <w:spacing w:before="100" w:beforeAutospacing="1" w:after="100" w:afterAutospacing="1" w:line="240" w:lineRule="auto"/>
+        <w:rPr>
+          <w:rFonts w:ascii="Times New Roman" w:eastAsia="Times New Roman" w:hAnsi="Times New Roman" w:cs="Times New Roman"/>
+          <w:sz w:val="24"/>
+          <w:szCs w:val="24"/>
+          <w:lang w:eastAsia="ru-RU"/>
+        </w:rPr>
+      </w:pPr>
+      <w:r>
+        <w:rPr>
+          <w:rFonts w:ascii="Times New Roman" w:eastAsia="Times New Roman" w:hAnsi="Times New Roman" w:cs="Times New Roman"/>
+          <w:sz w:val="24"/>
+          <w:szCs w:val="24"/>
+          <w:lang w:eastAsia="ru-RU"/>
+        </w:rPr>
+        <w:t>удаляются.</w:t>
+      </w:r>
+    </w:p>
+    <w:p>
+      <w:pPr>
+        <w:spacing w:after="0" w:line="240" w:lineRule="auto"/>
+        <w:rPr>
+          <w:rFonts w:ascii="Times New Roman" w:eastAsia="Times New Roman" w:hAnsi="Times New Roman" w:cs="Times New Roman"/>
+          <w:sz w:val="24"/>
+          <w:szCs w:val="24"/>
+          <w:lang w:eastAsia="ru-RU"/>
+        </w:rPr>
+      </w:pPr>
+      <w:r>
+        <w:rPr>
+          <w:rFonts w:ascii="Times New Roman" w:eastAsia="Times New Roman" w:hAnsi="Times New Roman" w:cs="Times New Roman"/>
+          <w:sz w:val="24"/>
+          <w:szCs w:val="24"/>
+          <w:lang w:eastAsia="ru-RU"/>
+        </w:rPr>
+        <w:pict w14:anchorId="2B193F4B">
+          <v:rect id="_x0000_i1052" style="width:0;height:1.5pt" o:hralign="center" o:hrstd="t" o:hr="t" fillcolor="#a0a0a0" stroked="f"/>
         </w:pict>
       </w:r>
     </w:p>
@@ -4026,66 +4008,28 @@
           <w:szCs w:val="24"/>
           <w:lang w:eastAsia="ru-RU"/>
         </w:rPr>
-        <w:t>Не существует:</w:t>
-      </w:r>
-    </w:p>
-    <w:p>
-      <w:pPr>
-        <w:tabs>
-          <w:tab w:val="left" w:pos="916"/>
-          <w:tab w:val="left" w:pos="1832"/>
-          <w:tab w:val="left" w:pos="2748"/>
-          <w:tab w:val="left" w:pos="3664"/>
-          <w:tab w:val="left" w:pos="4580"/>
-          <w:tab w:val="left" w:pos="5496"/>
-          <w:tab w:val="left" w:pos="6412"/>
-          <w:tab w:val="left" w:pos="7328"/>
-          <w:tab w:val="left" w:pos="8244"/>
-          <w:tab w:val="left" w:pos="9160"/>
-          <w:tab w:val="left" w:pos="10076"/>
-          <w:tab w:val="left" w:pos="10992"/>
-          <w:tab w:val="left" w:pos="11908"/>
-          <w:tab w:val="left" w:pos="12824"/>
-          <w:tab w:val="left" w:pos="13740"/>
-          <w:tab w:val="left" w:pos="14656"/>
-        </w:tabs>
-        <w:spacing w:after="0" w:line="240" w:lineRule="auto"/>
-        <w:rPr>
-          <w:rFonts w:ascii="Courier New" w:eastAsia="Times New Roman" w:hAnsi="Courier New" w:cs="Courier New"/>
-          <w:sz w:val="20"/>
-          <w:szCs w:val="20"/>
-          <w:lang w:eastAsia="ru-RU"/>
-        </w:rPr>
-      </w:pPr>
-      <w:r>
-        <w:rPr>
-          <w:rFonts w:ascii="Courier New" w:eastAsia="Times New Roman" w:hAnsi="Courier New" w:cs="Courier New"/>
-          <w:sz w:val="20"/>
-          <w:szCs w:val="20"/>
-          <w:lang w:eastAsia="ru-RU"/>
-        </w:rPr>
-        <w:t>email/password</w:t>
-      </w:r>
-    </w:p>
-    <w:p>
-      <w:pPr>
-        <w:spacing w:after="0" w:line="240" w:lineRule="auto"/>
-        <w:rPr>
-          <w:rFonts w:ascii="Times New Roman" w:eastAsia="Times New Roman" w:hAnsi="Times New Roman" w:cs="Times New Roman"/>
-          <w:sz w:val="24"/>
-          <w:szCs w:val="24"/>
-          <w:lang w:eastAsia="ru-RU"/>
-        </w:rPr>
-      </w:pPr>
-      <w:r>
-        <w:rPr>
-          <w:rFonts w:ascii="Times New Roman" w:eastAsia="Times New Roman" w:hAnsi="Times New Roman" w:cs="Times New Roman"/>
-          <w:sz w:val="24"/>
-          <w:szCs w:val="24"/>
-          <w:lang w:eastAsia="ru-RU"/>
-        </w:rPr>
-        <w:pict w14:anchorId="54F4E278">
-          <v:rect id="_x0000_i1061" style="width:0;height:1.5pt" o:hralign="center" o:hrstd="t" o:hr="t" fillcolor="#a0a0a0" stroked="f"/>
+        <w:t>Я бы делал каскадное удаление на уровне домена.</w:t>
+      </w:r>
+    </w:p>
+    <w:p>
+      <w:pPr>
+        <w:spacing w:after="0" w:line="240" w:lineRule="auto"/>
+        <w:rPr>
+          <w:rFonts w:ascii="Times New Roman" w:eastAsia="Times New Roman" w:hAnsi="Times New Roman" w:cs="Times New Roman"/>
+          <w:sz w:val="24"/>
+          <w:szCs w:val="24"/>
+          <w:lang w:eastAsia="ru-RU"/>
+        </w:rPr>
+      </w:pPr>
+      <w:r>
+        <w:rPr>
+          <w:rFonts w:ascii="Times New Roman" w:eastAsia="Times New Roman" w:hAnsi="Times New Roman" w:cs="Times New Roman"/>
+          <w:sz w:val="24"/>
+          <w:szCs w:val="24"/>
+          <w:lang w:eastAsia="ru-RU"/>
+        </w:rPr>
+        <w:pict w14:anchorId="2B193F4C">
+          <v:rect id="_x0000_i1053" style="width:0;height:1.5pt" o:hralign="center" o:hrstd="t" o:hr="t" fillcolor="#a0a0a0" stroked="f"/>
         </w:pict>
       </w:r>
     </w:p>
@@ -4099,7 +4043,7 @@
           <w:bCs/>
           <w:sz w:val="36"/>
           <w:szCs w:val="36"/>
-          <w:lang w:eastAsia="ru-RU"/>
+          <w:lang w:val="en-US" w:eastAsia="ru-RU"/>
         </w:rPr>
       </w:pPr>
       <w:r>
@@ -4109,9 +4053,9 @@
           <w:bCs/>
           <w:sz w:val="36"/>
           <w:szCs w:val="36"/>
-          <w:lang w:eastAsia="ru-RU"/>
-        </w:rPr>
-        <w:t>SEC-002</w:t>
+          <w:lang w:val="en-US" w:eastAsia="ru-RU"/>
+        </w:rPr>
+        <w:t>MDP-002</w:t>
       </w:r>
     </w:p>
     <w:p>
@@ -4124,7 +4068,7 @@
           <w:bCs/>
           <w:sz w:val="27"/>
           <w:szCs w:val="27"/>
-          <w:lang w:eastAsia="ru-RU"/>
+          <w:lang w:val="en-US" w:eastAsia="ru-RU"/>
         </w:rPr>
       </w:pPr>
       <w:r>
@@ -4134,9 +4078,9 @@
           <w:bCs/>
           <w:sz w:val="27"/>
           <w:szCs w:val="27"/>
-          <w:lang w:eastAsia="ru-RU"/>
-        </w:rPr>
-        <w:t>Email Is Not Required</w:t>
+          <w:lang w:val="en-US" w:eastAsia="ru-RU"/>
+        </w:rPr>
+        <w:t>Media Permissions Inherit Memory Permissions</w:t>
       </w:r>
     </w:p>
     <w:p>
@@ -4156,7 +4100,7 @@
           <w:szCs w:val="24"/>
           <w:lang w:eastAsia="ru-RU"/>
         </w:rPr>
-        <w:t>Политика приватности проекта.</w:t>
+        <w:t>Очень важное правило.</w:t>
       </w:r>
     </w:p>
     <w:p>
@@ -4176,7 +4120,30 @@
           <w:szCs w:val="24"/>
           <w:lang w:eastAsia="ru-RU"/>
         </w:rPr>
-        <w:t>Email не хранится без необходимости.</w:t>
+        <w:t>Не существует отдельной безопасности для файлов.</w:t>
+      </w:r>
+    </w:p>
+    <w:p>
+      <w:pPr>
+        <w:spacing w:after="0" w:line="240" w:lineRule="auto"/>
+        <w:rPr>
+          <w:rFonts w:ascii="Times New Roman" w:eastAsia="Times New Roman" w:hAnsi="Times New Roman" w:cs="Times New Roman"/>
+          <w:sz w:val="24"/>
+          <w:szCs w:val="24"/>
+          <w:lang w:eastAsia="ru-RU"/>
+        </w:rPr>
+      </w:pPr>
+      <w:r>
+        <w:rPr>
+          <w:rFonts w:ascii="Times New Roman" w:eastAsia="Times New Roman" w:hAnsi="Times New Roman" w:cs="Times New Roman"/>
+          <w:sz w:val="24"/>
+          <w:szCs w:val="24"/>
+          <w:lang w:eastAsia="ru-RU"/>
+        </w:rPr>
+        <w:lastRenderedPageBreak/>
+        <w:pict w14:anchorId="2B193F4D">
+          <v:rect id="_x0000_i1054" style="width:0;height:1.5pt" o:hralign="center" o:hrstd="t" o:hr="t" fillcolor="#a0a0a0" stroked="f"/>
+        </w:pict>
       </w:r>
     </w:p>
     <w:p>
@@ -4196,28 +4163,180 @@
           <w:szCs w:val="24"/>
           <w:lang w:eastAsia="ru-RU"/>
         </w:rPr>
-        <w:t xml:space="preserve">Она напрямую вытекает из твоей философии продукта. </w:t>
-      </w:r>
-    </w:p>
-    <w:p>
-      <w:pPr>
-        <w:spacing w:after="0" w:line="240" w:lineRule="auto"/>
-        <w:rPr>
-          <w:rFonts w:ascii="Times New Roman" w:eastAsia="Times New Roman" w:hAnsi="Times New Roman" w:cs="Times New Roman"/>
-          <w:sz w:val="24"/>
-          <w:szCs w:val="24"/>
-          <w:lang w:eastAsia="ru-RU"/>
-        </w:rPr>
-      </w:pPr>
-      <w:r>
-        <w:rPr>
-          <w:rFonts w:ascii="Times New Roman" w:eastAsia="Times New Roman" w:hAnsi="Times New Roman" w:cs="Times New Roman"/>
-          <w:sz w:val="24"/>
-          <w:szCs w:val="24"/>
-          <w:lang w:eastAsia="ru-RU"/>
-        </w:rPr>
-        <w:pict w14:anchorId="51A0ED8F">
-          <v:rect id="_x0000_i1062" style="width:0;height:1.5pt" o:hralign="center" o:hrstd="t" o:hr="t" fillcolor="#a0a0a0" stroked="f"/>
+        <w:t>Проверка выглядит так:</w:t>
+      </w:r>
+    </w:p>
+    <w:p>
+      <w:pPr>
+        <w:tabs>
+          <w:tab w:val="left" w:pos="916"/>
+          <w:tab w:val="left" w:pos="1832"/>
+          <w:tab w:val="left" w:pos="2748"/>
+          <w:tab w:val="left" w:pos="3664"/>
+          <w:tab w:val="left" w:pos="4580"/>
+          <w:tab w:val="left" w:pos="5496"/>
+          <w:tab w:val="left" w:pos="6412"/>
+          <w:tab w:val="left" w:pos="7328"/>
+          <w:tab w:val="left" w:pos="8244"/>
+          <w:tab w:val="left" w:pos="9160"/>
+          <w:tab w:val="left" w:pos="10076"/>
+          <w:tab w:val="left" w:pos="10992"/>
+          <w:tab w:val="left" w:pos="11908"/>
+          <w:tab w:val="left" w:pos="12824"/>
+          <w:tab w:val="left" w:pos="13740"/>
+          <w:tab w:val="left" w:pos="14656"/>
+        </w:tabs>
+        <w:spacing w:after="0" w:line="240" w:lineRule="auto"/>
+        <w:rPr>
+          <w:rFonts w:ascii="Courier New" w:eastAsia="Times New Roman" w:hAnsi="Courier New" w:cs="Courier New"/>
+          <w:sz w:val="20"/>
+          <w:szCs w:val="20"/>
+          <w:lang w:eastAsia="ru-RU"/>
+        </w:rPr>
+      </w:pPr>
+      <w:r>
+        <w:rPr>
+          <w:rFonts w:ascii="Courier New" w:eastAsia="Times New Roman" w:hAnsi="Courier New" w:cs="Courier New"/>
+          <w:sz w:val="20"/>
+          <w:szCs w:val="20"/>
+          <w:lang w:eastAsia="ru-RU"/>
+        </w:rPr>
+        <w:t>MediaFile</w:t>
+      </w:r>
+      <w:r>
+        <w:rPr>
+          <w:rFonts w:ascii="Courier New" w:eastAsia="Times New Roman" w:hAnsi="Courier New" w:cs="Courier New"/>
+          <w:sz w:val="20"/>
+          <w:szCs w:val="20"/>
+          <w:lang w:eastAsia="ru-RU"/>
+        </w:rPr>
+        <w:br/>
+      </w:r>
+      <w:r>
+        <w:rPr>
+          <w:rFonts w:ascii="Courier New" w:eastAsia="Times New Roman" w:hAnsi="Courier New" w:cs="Courier New"/>
+          <w:sz w:val="20"/>
+          <w:szCs w:val="20"/>
+          <w:lang w:eastAsia="ru-RU"/>
+        </w:rPr>
+        <w:br/>
+        <w:t>↓</w:t>
+      </w:r>
+      <w:r>
+        <w:rPr>
+          <w:rFonts w:ascii="Courier New" w:eastAsia="Times New Roman" w:hAnsi="Courier New" w:cs="Courier New"/>
+          <w:sz w:val="20"/>
+          <w:szCs w:val="20"/>
+          <w:lang w:eastAsia="ru-RU"/>
+        </w:rPr>
+        <w:br/>
+      </w:r>
+      <w:r>
+        <w:rPr>
+          <w:rFonts w:ascii="Courier New" w:eastAsia="Times New Roman" w:hAnsi="Courier New" w:cs="Courier New"/>
+          <w:sz w:val="20"/>
+          <w:szCs w:val="20"/>
+          <w:lang w:eastAsia="ru-RU"/>
+        </w:rPr>
+        <w:br/>
+        <w:t>Memory</w:t>
+      </w:r>
+      <w:r>
+        <w:rPr>
+          <w:rFonts w:ascii="Courier New" w:eastAsia="Times New Roman" w:hAnsi="Courier New" w:cs="Courier New"/>
+          <w:sz w:val="20"/>
+          <w:szCs w:val="20"/>
+          <w:lang w:eastAsia="ru-RU"/>
+        </w:rPr>
+        <w:br/>
+      </w:r>
+      <w:r>
+        <w:rPr>
+          <w:rFonts w:ascii="Courier New" w:eastAsia="Times New Roman" w:hAnsi="Courier New" w:cs="Courier New"/>
+          <w:sz w:val="20"/>
+          <w:szCs w:val="20"/>
+          <w:lang w:eastAsia="ru-RU"/>
+        </w:rPr>
+        <w:br/>
+        <w:t>↓</w:t>
+      </w:r>
+      <w:r>
+        <w:rPr>
+          <w:rFonts w:ascii="Courier New" w:eastAsia="Times New Roman" w:hAnsi="Courier New" w:cs="Courier New"/>
+          <w:sz w:val="20"/>
+          <w:szCs w:val="20"/>
+          <w:lang w:eastAsia="ru-RU"/>
+        </w:rPr>
+        <w:br/>
+      </w:r>
+      <w:r>
+        <w:rPr>
+          <w:rFonts w:ascii="Courier New" w:eastAsia="Times New Roman" w:hAnsi="Courier New" w:cs="Courier New"/>
+          <w:sz w:val="20"/>
+          <w:szCs w:val="20"/>
+          <w:lang w:eastAsia="ru-RU"/>
+        </w:rPr>
+        <w:br/>
+        <w:t>Story</w:t>
+      </w:r>
+      <w:r>
+        <w:rPr>
+          <w:rFonts w:ascii="Courier New" w:eastAsia="Times New Roman" w:hAnsi="Courier New" w:cs="Courier New"/>
+          <w:sz w:val="20"/>
+          <w:szCs w:val="20"/>
+          <w:lang w:eastAsia="ru-RU"/>
+        </w:rPr>
+        <w:br/>
+      </w:r>
+      <w:r>
+        <w:rPr>
+          <w:rFonts w:ascii="Courier New" w:eastAsia="Times New Roman" w:hAnsi="Courier New" w:cs="Courier New"/>
+          <w:sz w:val="20"/>
+          <w:szCs w:val="20"/>
+          <w:lang w:eastAsia="ru-RU"/>
+        </w:rPr>
+        <w:br/>
+        <w:t>↓</w:t>
+      </w:r>
+      <w:r>
+        <w:rPr>
+          <w:rFonts w:ascii="Courier New" w:eastAsia="Times New Roman" w:hAnsi="Courier New" w:cs="Courier New"/>
+          <w:sz w:val="20"/>
+          <w:szCs w:val="20"/>
+          <w:lang w:eastAsia="ru-RU"/>
+        </w:rPr>
+        <w:br/>
+      </w:r>
+      <w:r>
+        <w:rPr>
+          <w:rFonts w:ascii="Courier New" w:eastAsia="Times New Roman" w:hAnsi="Courier New" w:cs="Courier New"/>
+          <w:sz w:val="20"/>
+          <w:szCs w:val="20"/>
+          <w:lang w:eastAsia="ru-RU"/>
+        </w:rPr>
+        <w:br/>
+        <w:t>Participant</w:t>
+      </w:r>
+    </w:p>
+    <w:p>
+      <w:pPr>
+        <w:spacing w:after="0" w:line="240" w:lineRule="auto"/>
+        <w:rPr>
+          <w:rFonts w:ascii="Times New Roman" w:eastAsia="Times New Roman" w:hAnsi="Times New Roman" w:cs="Times New Roman"/>
+          <w:sz w:val="24"/>
+          <w:szCs w:val="24"/>
+          <w:lang w:eastAsia="ru-RU"/>
+        </w:rPr>
+      </w:pPr>
+      <w:r>
+        <w:rPr>
+          <w:rFonts w:ascii="Times New Roman" w:eastAsia="Times New Roman" w:hAnsi="Times New Roman" w:cs="Times New Roman"/>
+          <w:sz w:val="24"/>
+          <w:szCs w:val="24"/>
+          <w:lang w:eastAsia="ru-RU"/>
+        </w:rPr>
+        <w:pict w14:anchorId="2B193F4E">
+          <v:rect id="_x0000_i1055" style="width:0;height:1.5pt" o:hralign="center" o:hrstd="t" o:hr="t" fillcolor="#a0a0a0" stroked="f"/>
         </w:pict>
       </w:r>
     </w:p>
@@ -4231,7 +4350,7 @@
           <w:bCs/>
           <w:sz w:val="36"/>
           <w:szCs w:val="36"/>
-          <w:lang w:eastAsia="ru-RU"/>
+          <w:lang w:val="en-US" w:eastAsia="ru-RU"/>
         </w:rPr>
       </w:pPr>
       <w:r>
@@ -4241,9 +4360,9 @@
           <w:bCs/>
           <w:sz w:val="36"/>
           <w:szCs w:val="36"/>
-          <w:lang w:eastAsia="ru-RU"/>
-        </w:rPr>
-        <w:t>SEC-003</w:t>
+          <w:lang w:val="en-US" w:eastAsia="ru-RU"/>
+        </w:rPr>
+        <w:t>MDP-003</w:t>
       </w:r>
     </w:p>
     <w:p>
@@ -4256,7 +4375,7 @@
           <w:bCs/>
           <w:sz w:val="27"/>
           <w:szCs w:val="27"/>
-          <w:lang w:eastAsia="ru-RU"/>
+          <w:lang w:val="en-US" w:eastAsia="ru-RU"/>
         </w:rPr>
       </w:pPr>
       <w:r>
@@ -4266,9 +4385,33 @@
           <w:bCs/>
           <w:sz w:val="27"/>
           <w:szCs w:val="27"/>
-          <w:lang w:eastAsia="ru-RU"/>
-        </w:rPr>
-        <w:t>Refresh Token Stored As Hash</w:t>
+          <w:lang w:val="en-US" w:eastAsia="ru-RU"/>
+        </w:rPr>
+        <w:t xml:space="preserve">Media Must Be Stored </w:t>
+      </w:r>
+      <w:proofErr w:type="gramStart"/>
+      <w:r>
+        <w:rPr>
+          <w:rFonts w:ascii="Times New Roman" w:eastAsia="Times New Roman" w:hAnsi="Times New Roman" w:cs="Times New Roman"/>
+          <w:b/>
+          <w:bCs/>
+          <w:sz w:val="27"/>
+          <w:szCs w:val="27"/>
+          <w:lang w:val="en-US" w:eastAsia="ru-RU"/>
+        </w:rPr>
+        <w:t>In</w:t>
+      </w:r>
+      <w:proofErr w:type="gramEnd"/>
+      <w:r>
+        <w:rPr>
+          <w:rFonts w:ascii="Times New Roman" w:eastAsia="Times New Roman" w:hAnsi="Times New Roman" w:cs="Times New Roman"/>
+          <w:b/>
+          <w:bCs/>
+          <w:sz w:val="27"/>
+          <w:szCs w:val="27"/>
+          <w:lang w:val="en-US" w:eastAsia="ru-RU"/>
+        </w:rPr>
+        <w:t xml:space="preserve"> Private Storage</w:t>
       </w:r>
     </w:p>
     <w:p>
@@ -4288,45 +4431,65 @@
           <w:szCs w:val="24"/>
           <w:lang w:eastAsia="ru-RU"/>
         </w:rPr>
-        <w:t>Хранится:</w:t>
-      </w:r>
-    </w:p>
-    <w:p>
-      <w:pPr>
-        <w:tabs>
-          <w:tab w:val="left" w:pos="916"/>
-          <w:tab w:val="left" w:pos="1832"/>
-          <w:tab w:val="left" w:pos="2748"/>
-          <w:tab w:val="left" w:pos="3664"/>
-          <w:tab w:val="left" w:pos="4580"/>
-          <w:tab w:val="left" w:pos="5496"/>
-          <w:tab w:val="left" w:pos="6412"/>
-          <w:tab w:val="left" w:pos="7328"/>
-          <w:tab w:val="left" w:pos="8244"/>
-          <w:tab w:val="left" w:pos="9160"/>
-          <w:tab w:val="left" w:pos="10076"/>
-          <w:tab w:val="left" w:pos="10992"/>
-          <w:tab w:val="left" w:pos="11908"/>
-          <w:tab w:val="left" w:pos="12824"/>
-          <w:tab w:val="left" w:pos="13740"/>
-          <w:tab w:val="left" w:pos="14656"/>
-        </w:tabs>
-        <w:spacing w:after="0" w:line="240" w:lineRule="auto"/>
-        <w:rPr>
-          <w:rFonts w:ascii="Courier New" w:eastAsia="Times New Roman" w:hAnsi="Courier New" w:cs="Courier New"/>
-          <w:sz w:val="20"/>
-          <w:szCs w:val="20"/>
-          <w:lang w:eastAsia="ru-RU"/>
-        </w:rPr>
-      </w:pPr>
-      <w:r>
-        <w:rPr>
-          <w:rFonts w:ascii="Courier New" w:eastAsia="Times New Roman" w:hAnsi="Courier New" w:cs="Courier New"/>
-          <w:sz w:val="20"/>
-          <w:szCs w:val="20"/>
-          <w:lang w:eastAsia="ru-RU"/>
-        </w:rPr>
-        <w:t>tokenHash</w:t>
+        <w:t>Все файлы:</w:t>
+      </w:r>
+    </w:p>
+    <w:p>
+      <w:pPr>
+        <w:tabs>
+          <w:tab w:val="left" w:pos="916"/>
+          <w:tab w:val="left" w:pos="1832"/>
+          <w:tab w:val="left" w:pos="2748"/>
+          <w:tab w:val="left" w:pos="3664"/>
+          <w:tab w:val="left" w:pos="4580"/>
+          <w:tab w:val="left" w:pos="5496"/>
+          <w:tab w:val="left" w:pos="6412"/>
+          <w:tab w:val="left" w:pos="7328"/>
+          <w:tab w:val="left" w:pos="8244"/>
+          <w:tab w:val="left" w:pos="9160"/>
+          <w:tab w:val="left" w:pos="10076"/>
+          <w:tab w:val="left" w:pos="10992"/>
+          <w:tab w:val="left" w:pos="11908"/>
+          <w:tab w:val="left" w:pos="12824"/>
+          <w:tab w:val="left" w:pos="13740"/>
+          <w:tab w:val="left" w:pos="14656"/>
+        </w:tabs>
+        <w:spacing w:after="0" w:line="240" w:lineRule="auto"/>
+        <w:rPr>
+          <w:rFonts w:ascii="Courier New" w:eastAsia="Times New Roman" w:hAnsi="Courier New" w:cs="Courier New"/>
+          <w:sz w:val="20"/>
+          <w:szCs w:val="20"/>
+          <w:lang w:eastAsia="ru-RU"/>
+        </w:rPr>
+      </w:pPr>
+      <w:r>
+        <w:rPr>
+          <w:rFonts w:ascii="Courier New" w:eastAsia="Times New Roman" w:hAnsi="Courier New" w:cs="Courier New"/>
+          <w:sz w:val="20"/>
+          <w:szCs w:val="20"/>
+          <w:lang w:eastAsia="ru-RU"/>
+        </w:rPr>
+        <w:t>PHOTO</w:t>
+      </w:r>
+      <w:r>
+        <w:rPr>
+          <w:rFonts w:ascii="Courier New" w:eastAsia="Times New Roman" w:hAnsi="Courier New" w:cs="Courier New"/>
+          <w:sz w:val="20"/>
+          <w:szCs w:val="20"/>
+          <w:lang w:eastAsia="ru-RU"/>
+        </w:rPr>
+        <w:br/>
+        <w:t>VOICE</w:t>
+      </w:r>
+      <w:r>
+        <w:rPr>
+          <w:rFonts w:ascii="Courier New" w:eastAsia="Times New Roman" w:hAnsi="Courier New" w:cs="Courier New"/>
+          <w:sz w:val="20"/>
+          <w:szCs w:val="20"/>
+          <w:lang w:eastAsia="ru-RU"/>
+        </w:rPr>
+        <w:br/>
+        <w:t>VIDEO</w:t>
       </w:r>
     </w:p>
     <w:p>
@@ -4346,86 +4509,28 @@
           <w:szCs w:val="24"/>
           <w:lang w:eastAsia="ru-RU"/>
         </w:rPr>
-        <w:t>Не хранится:</w:t>
-      </w:r>
-    </w:p>
-    <w:p>
-      <w:pPr>
-        <w:tabs>
-          <w:tab w:val="left" w:pos="916"/>
-          <w:tab w:val="left" w:pos="1832"/>
-          <w:tab w:val="left" w:pos="2748"/>
-          <w:tab w:val="left" w:pos="3664"/>
-          <w:tab w:val="left" w:pos="4580"/>
-          <w:tab w:val="left" w:pos="5496"/>
-          <w:tab w:val="left" w:pos="6412"/>
-          <w:tab w:val="left" w:pos="7328"/>
-          <w:tab w:val="left" w:pos="8244"/>
-          <w:tab w:val="left" w:pos="9160"/>
-          <w:tab w:val="left" w:pos="10076"/>
-          <w:tab w:val="left" w:pos="10992"/>
-          <w:tab w:val="left" w:pos="11908"/>
-          <w:tab w:val="left" w:pos="12824"/>
-          <w:tab w:val="left" w:pos="13740"/>
-          <w:tab w:val="left" w:pos="14656"/>
-        </w:tabs>
-        <w:spacing w:after="0" w:line="240" w:lineRule="auto"/>
-        <w:rPr>
-          <w:rFonts w:ascii="Courier New" w:eastAsia="Times New Roman" w:hAnsi="Courier New" w:cs="Courier New"/>
-          <w:sz w:val="20"/>
-          <w:szCs w:val="20"/>
-          <w:lang w:eastAsia="ru-RU"/>
-        </w:rPr>
-      </w:pPr>
-      <w:r>
-        <w:rPr>
-          <w:rFonts w:ascii="Courier New" w:eastAsia="Times New Roman" w:hAnsi="Courier New" w:cs="Courier New"/>
-          <w:sz w:val="20"/>
-          <w:szCs w:val="20"/>
-          <w:lang w:eastAsia="ru-RU"/>
-        </w:rPr>
-        <w:t>refreshToken</w:t>
-      </w:r>
-    </w:p>
-    <w:p>
-      <w:pPr>
-        <w:spacing w:before="100" w:beforeAutospacing="1" w:after="100" w:afterAutospacing="1" w:line="240" w:lineRule="auto"/>
-        <w:rPr>
-          <w:rFonts w:ascii="Times New Roman" w:eastAsia="Times New Roman" w:hAnsi="Times New Roman" w:cs="Times New Roman"/>
-          <w:sz w:val="24"/>
-          <w:szCs w:val="24"/>
-          <w:lang w:eastAsia="ru-RU"/>
-        </w:rPr>
-      </w:pPr>
-      <w:r>
-        <w:rPr>
-          <w:rFonts w:ascii="Times New Roman" w:eastAsia="Times New Roman" w:hAnsi="Times New Roman" w:cs="Times New Roman"/>
-          <w:sz w:val="24"/>
-          <w:szCs w:val="24"/>
-          <w:lang w:eastAsia="ru-RU"/>
-        </w:rPr>
-        <w:t xml:space="preserve">Эта политика уже отражена в доменной модели. </w:t>
-      </w:r>
-    </w:p>
-    <w:p>
-      <w:pPr>
-        <w:spacing w:after="0" w:line="240" w:lineRule="auto"/>
-        <w:rPr>
-          <w:rFonts w:ascii="Times New Roman" w:eastAsia="Times New Roman" w:hAnsi="Times New Roman" w:cs="Times New Roman"/>
-          <w:sz w:val="24"/>
-          <w:szCs w:val="24"/>
-          <w:lang w:eastAsia="ru-RU"/>
-        </w:rPr>
-      </w:pPr>
-      <w:r>
-        <w:rPr>
-          <w:rFonts w:ascii="Times New Roman" w:eastAsia="Times New Roman" w:hAnsi="Times New Roman" w:cs="Times New Roman"/>
-          <w:sz w:val="24"/>
-          <w:szCs w:val="24"/>
-          <w:lang w:eastAsia="ru-RU"/>
-        </w:rPr>
-        <w:pict w14:anchorId="25C66A3B">
-          <v:rect id="_x0000_i1063" style="width:0;height:1.5pt" o:hralign="center" o:hrstd="t" o:hr="t" fillcolor="#a0a0a0" stroked="f"/>
+        <w:t>хранятся только в приватных бакетах.</w:t>
+      </w:r>
+    </w:p>
+    <w:p>
+      <w:pPr>
+        <w:spacing w:after="0" w:line="240" w:lineRule="auto"/>
+        <w:rPr>
+          <w:rFonts w:ascii="Times New Roman" w:eastAsia="Times New Roman" w:hAnsi="Times New Roman" w:cs="Times New Roman"/>
+          <w:sz w:val="24"/>
+          <w:szCs w:val="24"/>
+          <w:lang w:eastAsia="ru-RU"/>
+        </w:rPr>
+      </w:pPr>
+      <w:r>
+        <w:rPr>
+          <w:rFonts w:ascii="Times New Roman" w:eastAsia="Times New Roman" w:hAnsi="Times New Roman" w:cs="Times New Roman"/>
+          <w:sz w:val="24"/>
+          <w:szCs w:val="24"/>
+          <w:lang w:eastAsia="ru-RU"/>
+        </w:rPr>
+        <w:pict w14:anchorId="2B193F4F">
+          <v:rect id="_x0000_i1056" style="width:0;height:1.5pt" o:hralign="center" o:hrstd="t" o:hr="t" fillcolor="#a0a0a0" stroked="f"/>
         </w:pict>
       </w:r>
     </w:p>
@@ -4439,7 +4544,7 @@
           <w:bCs/>
           <w:sz w:val="36"/>
           <w:szCs w:val="36"/>
-          <w:lang w:eastAsia="ru-RU"/>
+          <w:lang w:val="en-US" w:eastAsia="ru-RU"/>
         </w:rPr>
       </w:pPr>
       <w:r>
@@ -4449,9 +4554,9 @@
           <w:bCs/>
           <w:sz w:val="36"/>
           <w:szCs w:val="36"/>
-          <w:lang w:eastAsia="ru-RU"/>
-        </w:rPr>
-        <w:t>SEC-004</w:t>
+          <w:lang w:val="en-US" w:eastAsia="ru-RU"/>
+        </w:rPr>
+        <w:t>MDP-004</w:t>
       </w:r>
     </w:p>
     <w:p>
@@ -4464,7 +4569,7 @@
           <w:bCs/>
           <w:sz w:val="27"/>
           <w:szCs w:val="27"/>
-          <w:lang w:eastAsia="ru-RU"/>
+          <w:lang w:val="en-US" w:eastAsia="ru-RU"/>
         </w:rPr>
       </w:pPr>
       <w:r>
@@ -4474,6 +4579,842 @@
           <w:bCs/>
           <w:sz w:val="27"/>
           <w:szCs w:val="27"/>
+          <w:lang w:val="en-US" w:eastAsia="ru-RU"/>
+        </w:rPr>
+        <w:t>Direct File Access Is Forbidden</w:t>
+      </w:r>
+    </w:p>
+    <w:p>
+      <w:pPr>
+        <w:spacing w:before="100" w:beforeAutospacing="1" w:after="100" w:afterAutospacing="1" w:line="240" w:lineRule="auto"/>
+        <w:rPr>
+          <w:rFonts w:ascii="Times New Roman" w:eastAsia="Times New Roman" w:hAnsi="Times New Roman" w:cs="Times New Roman"/>
+          <w:sz w:val="24"/>
+          <w:szCs w:val="24"/>
+          <w:lang w:eastAsia="ru-RU"/>
+        </w:rPr>
+      </w:pPr>
+      <w:r>
+        <w:rPr>
+          <w:rFonts w:ascii="Times New Roman" w:eastAsia="Times New Roman" w:hAnsi="Times New Roman" w:cs="Times New Roman"/>
+          <w:sz w:val="24"/>
+          <w:szCs w:val="24"/>
+          <w:lang w:eastAsia="ru-RU"/>
+        </w:rPr>
+        <w:t>Запрещено:</w:t>
+      </w:r>
+    </w:p>
+    <w:p>
+      <w:pPr>
+        <w:tabs>
+          <w:tab w:val="left" w:pos="916"/>
+          <w:tab w:val="left" w:pos="1832"/>
+          <w:tab w:val="left" w:pos="2748"/>
+          <w:tab w:val="left" w:pos="3664"/>
+          <w:tab w:val="left" w:pos="4580"/>
+          <w:tab w:val="left" w:pos="5496"/>
+          <w:tab w:val="left" w:pos="6412"/>
+          <w:tab w:val="left" w:pos="7328"/>
+          <w:tab w:val="left" w:pos="8244"/>
+          <w:tab w:val="left" w:pos="9160"/>
+          <w:tab w:val="left" w:pos="10076"/>
+          <w:tab w:val="left" w:pos="10992"/>
+          <w:tab w:val="left" w:pos="11908"/>
+          <w:tab w:val="left" w:pos="12824"/>
+          <w:tab w:val="left" w:pos="13740"/>
+          <w:tab w:val="left" w:pos="14656"/>
+        </w:tabs>
+        <w:spacing w:after="0" w:line="240" w:lineRule="auto"/>
+        <w:rPr>
+          <w:rFonts w:ascii="Courier New" w:eastAsia="Times New Roman" w:hAnsi="Courier New" w:cs="Courier New"/>
+          <w:sz w:val="20"/>
+          <w:szCs w:val="20"/>
+          <w:lang w:eastAsia="ru-RU"/>
+        </w:rPr>
+      </w:pPr>
+      <w:r>
+        <w:rPr>
+          <w:rFonts w:ascii="Courier New" w:eastAsia="Times New Roman" w:hAnsi="Courier New" w:cs="Courier New"/>
+          <w:sz w:val="20"/>
+          <w:szCs w:val="20"/>
+          <w:lang w:eastAsia="ru-RU"/>
+        </w:rPr>
+        <w:t>https://cdn/file.jpg</w:t>
+      </w:r>
+    </w:p>
+    <w:p>
+      <w:pPr>
+        <w:spacing w:before="100" w:beforeAutospacing="1" w:after="100" w:afterAutospacing="1" w:line="240" w:lineRule="auto"/>
+        <w:rPr>
+          <w:rFonts w:ascii="Times New Roman" w:eastAsia="Times New Roman" w:hAnsi="Times New Roman" w:cs="Times New Roman"/>
+          <w:sz w:val="24"/>
+          <w:szCs w:val="24"/>
+          <w:lang w:eastAsia="ru-RU"/>
+        </w:rPr>
+      </w:pPr>
+      <w:r>
+        <w:rPr>
+          <w:rFonts w:ascii="Times New Roman" w:eastAsia="Times New Roman" w:hAnsi="Times New Roman" w:cs="Times New Roman"/>
+          <w:sz w:val="24"/>
+          <w:szCs w:val="24"/>
+          <w:lang w:eastAsia="ru-RU"/>
+        </w:rPr>
+        <w:t>если ссылка публичная.</w:t>
+      </w:r>
+    </w:p>
+    <w:p>
+      <w:pPr>
+        <w:spacing w:after="0" w:line="240" w:lineRule="auto"/>
+        <w:rPr>
+          <w:rFonts w:ascii="Times New Roman" w:eastAsia="Times New Roman" w:hAnsi="Times New Roman" w:cs="Times New Roman"/>
+          <w:sz w:val="24"/>
+          <w:szCs w:val="24"/>
+          <w:lang w:eastAsia="ru-RU"/>
+        </w:rPr>
+      </w:pPr>
+      <w:r>
+        <w:rPr>
+          <w:rFonts w:ascii="Times New Roman" w:eastAsia="Times New Roman" w:hAnsi="Times New Roman" w:cs="Times New Roman"/>
+          <w:sz w:val="24"/>
+          <w:szCs w:val="24"/>
+          <w:lang w:eastAsia="ru-RU"/>
+        </w:rPr>
+        <w:pict w14:anchorId="2B193F50">
+          <v:rect id="_x0000_i1057" style="width:0;height:1.5pt" o:hralign="center" o:hrstd="t" o:hr="t" fillcolor="#a0a0a0" stroked="f"/>
+        </w:pict>
+      </w:r>
+    </w:p>
+    <w:p>
+      <w:pPr>
+        <w:spacing w:before="100" w:beforeAutospacing="1" w:after="100" w:afterAutospacing="1" w:line="240" w:lineRule="auto"/>
+        <w:rPr>
+          <w:rFonts w:ascii="Times New Roman" w:eastAsia="Times New Roman" w:hAnsi="Times New Roman" w:cs="Times New Roman"/>
+          <w:sz w:val="24"/>
+          <w:szCs w:val="24"/>
+          <w:lang w:eastAsia="ru-RU"/>
+        </w:rPr>
+      </w:pPr>
+      <w:r>
+        <w:rPr>
+          <w:rFonts w:ascii="Times New Roman" w:eastAsia="Times New Roman" w:hAnsi="Times New Roman" w:cs="Times New Roman"/>
+          <w:sz w:val="24"/>
+          <w:szCs w:val="24"/>
+          <w:lang w:eastAsia="ru-RU"/>
+        </w:rPr>
+        <w:t>Доступ только через проверку backend.</w:t>
+      </w:r>
+    </w:p>
+    <w:p>
+      <w:pPr>
+        <w:spacing w:before="100" w:beforeAutospacing="1" w:after="100" w:afterAutospacing="1" w:line="240" w:lineRule="auto"/>
+        <w:rPr>
+          <w:rFonts w:ascii="Times New Roman" w:eastAsia="Times New Roman" w:hAnsi="Times New Roman" w:cs="Times New Roman"/>
+          <w:sz w:val="24"/>
+          <w:szCs w:val="24"/>
+          <w:lang w:eastAsia="ru-RU"/>
+        </w:rPr>
+      </w:pPr>
+      <w:r>
+        <w:rPr>
+          <w:rFonts w:ascii="Times New Roman" w:eastAsia="Times New Roman" w:hAnsi="Times New Roman" w:cs="Times New Roman"/>
+          <w:sz w:val="24"/>
+          <w:szCs w:val="24"/>
+          <w:lang w:eastAsia="ru-RU"/>
+        </w:rPr>
+        <w:t>Это одна из ключевых политик безопасности проекта.</w:t>
+      </w:r>
+    </w:p>
+    <w:p>
+      <w:pPr>
+        <w:spacing w:after="0" w:line="240" w:lineRule="auto"/>
+        <w:rPr>
+          <w:rFonts w:ascii="Times New Roman" w:eastAsia="Times New Roman" w:hAnsi="Times New Roman" w:cs="Times New Roman"/>
+          <w:sz w:val="24"/>
+          <w:szCs w:val="24"/>
+          <w:lang w:eastAsia="ru-RU"/>
+        </w:rPr>
+      </w:pPr>
+      <w:r>
+        <w:rPr>
+          <w:rFonts w:ascii="Times New Roman" w:eastAsia="Times New Roman" w:hAnsi="Times New Roman" w:cs="Times New Roman"/>
+          <w:sz w:val="24"/>
+          <w:szCs w:val="24"/>
+          <w:lang w:eastAsia="ru-RU"/>
+        </w:rPr>
+        <w:pict w14:anchorId="2B193F51">
+          <v:rect id="_x0000_i1058" style="width:0;height:1.5pt" o:hralign="center" o:hrstd="t" o:hr="t" fillcolor="#a0a0a0" stroked="f"/>
+        </w:pict>
+      </w:r>
+    </w:p>
+    <w:p>
+      <w:pPr>
+        <w:spacing w:before="100" w:beforeAutospacing="1" w:after="100" w:afterAutospacing="1" w:line="240" w:lineRule="auto"/>
+        <w:outlineLvl w:val="0"/>
+        <w:rPr>
+          <w:rFonts w:ascii="Times New Roman" w:eastAsia="Times New Roman" w:hAnsi="Times New Roman" w:cs="Times New Roman"/>
+          <w:b/>
+          <w:bCs/>
+          <w:kern w:val="36"/>
+          <w:sz w:val="48"/>
+          <w:szCs w:val="48"/>
+          <w:lang w:eastAsia="ru-RU"/>
+        </w:rPr>
+      </w:pPr>
+      <w:r>
+        <w:rPr>
+          <w:rFonts w:ascii="Times New Roman" w:eastAsia="Times New Roman" w:hAnsi="Times New Roman" w:cs="Times New Roman"/>
+          <w:b/>
+          <w:bCs/>
+          <w:kern w:val="36"/>
+          <w:sz w:val="48"/>
+          <w:szCs w:val="48"/>
+          <w:lang w:eastAsia="ru-RU"/>
+        </w:rPr>
+        <w:t>SECURITY POLICIES</w:t>
+      </w:r>
+    </w:p>
+    <w:p>
+      <w:pPr>
+        <w:spacing w:after="0" w:line="240" w:lineRule="auto"/>
+        <w:rPr>
+          <w:rFonts w:ascii="Times New Roman" w:eastAsia="Times New Roman" w:hAnsi="Times New Roman" w:cs="Times New Roman"/>
+          <w:sz w:val="24"/>
+          <w:szCs w:val="24"/>
+          <w:lang w:eastAsia="ru-RU"/>
+        </w:rPr>
+      </w:pPr>
+      <w:r>
+        <w:rPr>
+          <w:rFonts w:ascii="Times New Roman" w:eastAsia="Times New Roman" w:hAnsi="Times New Roman" w:cs="Times New Roman"/>
+          <w:sz w:val="24"/>
+          <w:szCs w:val="24"/>
+          <w:lang w:eastAsia="ru-RU"/>
+        </w:rPr>
+        <w:lastRenderedPageBreak/>
+        <w:pict w14:anchorId="2B193F52">
+          <v:rect id="_x0000_i1059" style="width:0;height:1.5pt" o:hralign="center" o:hrstd="t" o:hr="t" fillcolor="#a0a0a0" stroked="f"/>
+        </w:pict>
+      </w:r>
+    </w:p>
+    <w:p>
+      <w:pPr>
+        <w:spacing w:before="100" w:beforeAutospacing="1" w:after="100" w:afterAutospacing="1" w:line="240" w:lineRule="auto"/>
+        <w:outlineLvl w:val="1"/>
+        <w:rPr>
+          <w:rFonts w:ascii="Times New Roman" w:eastAsia="Times New Roman" w:hAnsi="Times New Roman" w:cs="Times New Roman"/>
+          <w:b/>
+          <w:bCs/>
+          <w:sz w:val="36"/>
+          <w:szCs w:val="36"/>
+          <w:lang w:val="en-US" w:eastAsia="ru-RU"/>
+        </w:rPr>
+      </w:pPr>
+      <w:r>
+        <w:rPr>
+          <w:rFonts w:ascii="Times New Roman" w:eastAsia="Times New Roman" w:hAnsi="Times New Roman" w:cs="Times New Roman"/>
+          <w:b/>
+          <w:bCs/>
+          <w:sz w:val="36"/>
+          <w:szCs w:val="36"/>
+          <w:lang w:val="en-US" w:eastAsia="ru-RU"/>
+        </w:rPr>
+        <w:t>SEC-001</w:t>
+      </w:r>
+    </w:p>
+    <w:p>
+      <w:pPr>
+        <w:spacing w:before="100" w:beforeAutospacing="1" w:after="100" w:afterAutospacing="1" w:line="240" w:lineRule="auto"/>
+        <w:outlineLvl w:val="2"/>
+        <w:rPr>
+          <w:rFonts w:ascii="Times New Roman" w:eastAsia="Times New Roman" w:hAnsi="Times New Roman" w:cs="Times New Roman"/>
+          <w:b/>
+          <w:bCs/>
+          <w:sz w:val="27"/>
+          <w:szCs w:val="27"/>
+          <w:lang w:val="en-US" w:eastAsia="ru-RU"/>
+        </w:rPr>
+      </w:pPr>
+      <w:r>
+        <w:rPr>
+          <w:rFonts w:ascii="Times New Roman" w:eastAsia="Times New Roman" w:hAnsi="Times New Roman" w:cs="Times New Roman"/>
+          <w:b/>
+          <w:bCs/>
+          <w:sz w:val="27"/>
+          <w:szCs w:val="27"/>
+          <w:lang w:val="en-US" w:eastAsia="ru-RU"/>
+        </w:rPr>
+        <w:t xml:space="preserve">Google Identity Is Source </w:t>
+      </w:r>
+      <w:proofErr w:type="gramStart"/>
+      <w:r>
+        <w:rPr>
+          <w:rFonts w:ascii="Times New Roman" w:eastAsia="Times New Roman" w:hAnsi="Times New Roman" w:cs="Times New Roman"/>
+          <w:b/>
+          <w:bCs/>
+          <w:sz w:val="27"/>
+          <w:szCs w:val="27"/>
+          <w:lang w:val="en-US" w:eastAsia="ru-RU"/>
+        </w:rPr>
+        <w:t>Of</w:t>
+      </w:r>
+      <w:proofErr w:type="gramEnd"/>
+      <w:r>
+        <w:rPr>
+          <w:rFonts w:ascii="Times New Roman" w:eastAsia="Times New Roman" w:hAnsi="Times New Roman" w:cs="Times New Roman"/>
+          <w:b/>
+          <w:bCs/>
+          <w:sz w:val="27"/>
+          <w:szCs w:val="27"/>
+          <w:lang w:val="en-US" w:eastAsia="ru-RU"/>
+        </w:rPr>
+        <w:t xml:space="preserve"> Truth</w:t>
+      </w:r>
+    </w:p>
+    <w:p>
+      <w:pPr>
+        <w:spacing w:before="100" w:beforeAutospacing="1" w:after="100" w:afterAutospacing="1" w:line="240" w:lineRule="auto"/>
+        <w:rPr>
+          <w:rFonts w:ascii="Times New Roman" w:eastAsia="Times New Roman" w:hAnsi="Times New Roman" w:cs="Times New Roman"/>
+          <w:sz w:val="24"/>
+          <w:szCs w:val="24"/>
+          <w:lang w:eastAsia="ru-RU"/>
+        </w:rPr>
+      </w:pPr>
+      <w:r>
+        <w:rPr>
+          <w:rFonts w:ascii="Times New Roman" w:eastAsia="Times New Roman" w:hAnsi="Times New Roman" w:cs="Times New Roman"/>
+          <w:sz w:val="24"/>
+          <w:szCs w:val="24"/>
+          <w:lang w:eastAsia="ru-RU"/>
+        </w:rPr>
+        <w:t>Единственный источник личности:</w:t>
+      </w:r>
+    </w:p>
+    <w:p>
+      <w:pPr>
+        <w:tabs>
+          <w:tab w:val="left" w:pos="916"/>
+          <w:tab w:val="left" w:pos="1832"/>
+          <w:tab w:val="left" w:pos="2748"/>
+          <w:tab w:val="left" w:pos="3664"/>
+          <w:tab w:val="left" w:pos="4580"/>
+          <w:tab w:val="left" w:pos="5496"/>
+          <w:tab w:val="left" w:pos="6412"/>
+          <w:tab w:val="left" w:pos="7328"/>
+          <w:tab w:val="left" w:pos="8244"/>
+          <w:tab w:val="left" w:pos="9160"/>
+          <w:tab w:val="left" w:pos="10076"/>
+          <w:tab w:val="left" w:pos="10992"/>
+          <w:tab w:val="left" w:pos="11908"/>
+          <w:tab w:val="left" w:pos="12824"/>
+          <w:tab w:val="left" w:pos="13740"/>
+          <w:tab w:val="left" w:pos="14656"/>
+        </w:tabs>
+        <w:spacing w:after="0" w:line="240" w:lineRule="auto"/>
+        <w:rPr>
+          <w:rFonts w:ascii="Courier New" w:eastAsia="Times New Roman" w:hAnsi="Courier New" w:cs="Courier New"/>
+          <w:sz w:val="20"/>
+          <w:szCs w:val="20"/>
+          <w:lang w:eastAsia="ru-RU"/>
+        </w:rPr>
+      </w:pPr>
+      <w:r>
+        <w:rPr>
+          <w:rFonts w:ascii="Courier New" w:eastAsia="Times New Roman" w:hAnsi="Courier New" w:cs="Courier New"/>
+          <w:sz w:val="20"/>
+          <w:szCs w:val="20"/>
+          <w:lang w:eastAsia="ru-RU"/>
+        </w:rPr>
+        <w:t>Google ID Token</w:t>
+      </w:r>
+    </w:p>
+    <w:p>
+      <w:pPr>
+        <w:spacing w:after="0" w:line="240" w:lineRule="auto"/>
+        <w:rPr>
+          <w:rFonts w:ascii="Times New Roman" w:eastAsia="Times New Roman" w:hAnsi="Times New Roman" w:cs="Times New Roman"/>
+          <w:sz w:val="24"/>
+          <w:szCs w:val="24"/>
+          <w:lang w:eastAsia="ru-RU"/>
+        </w:rPr>
+      </w:pPr>
+      <w:r>
+        <w:rPr>
+          <w:rFonts w:ascii="Times New Roman" w:eastAsia="Times New Roman" w:hAnsi="Times New Roman" w:cs="Times New Roman"/>
+          <w:sz w:val="24"/>
+          <w:szCs w:val="24"/>
+          <w:lang w:eastAsia="ru-RU"/>
+        </w:rPr>
+        <w:pict w14:anchorId="2B193F53">
+          <v:rect id="_x0000_i1060" style="width:0;height:1.5pt" o:hralign="center" o:hrstd="t" o:hr="t" fillcolor="#a0a0a0" stroked="f"/>
+        </w:pict>
+      </w:r>
+    </w:p>
+    <w:p>
+      <w:pPr>
+        <w:spacing w:before="100" w:beforeAutospacing="1" w:after="100" w:afterAutospacing="1" w:line="240" w:lineRule="auto"/>
+        <w:rPr>
+          <w:rFonts w:ascii="Times New Roman" w:eastAsia="Times New Roman" w:hAnsi="Times New Roman" w:cs="Times New Roman"/>
+          <w:sz w:val="24"/>
+          <w:szCs w:val="24"/>
+          <w:lang w:eastAsia="ru-RU"/>
+        </w:rPr>
+      </w:pPr>
+      <w:r>
+        <w:rPr>
+          <w:rFonts w:ascii="Times New Roman" w:eastAsia="Times New Roman" w:hAnsi="Times New Roman" w:cs="Times New Roman"/>
+          <w:sz w:val="24"/>
+          <w:szCs w:val="24"/>
+          <w:lang w:eastAsia="ru-RU"/>
+        </w:rPr>
+        <w:t>Не существует:</w:t>
+      </w:r>
+    </w:p>
+    <w:p>
+      <w:pPr>
+        <w:tabs>
+          <w:tab w:val="left" w:pos="916"/>
+          <w:tab w:val="left" w:pos="1832"/>
+          <w:tab w:val="left" w:pos="2748"/>
+          <w:tab w:val="left" w:pos="3664"/>
+          <w:tab w:val="left" w:pos="4580"/>
+          <w:tab w:val="left" w:pos="5496"/>
+          <w:tab w:val="left" w:pos="6412"/>
+          <w:tab w:val="left" w:pos="7328"/>
+          <w:tab w:val="left" w:pos="8244"/>
+          <w:tab w:val="left" w:pos="9160"/>
+          <w:tab w:val="left" w:pos="10076"/>
+          <w:tab w:val="left" w:pos="10992"/>
+          <w:tab w:val="left" w:pos="11908"/>
+          <w:tab w:val="left" w:pos="12824"/>
+          <w:tab w:val="left" w:pos="13740"/>
+          <w:tab w:val="left" w:pos="14656"/>
+        </w:tabs>
+        <w:spacing w:after="0" w:line="240" w:lineRule="auto"/>
+        <w:rPr>
+          <w:rFonts w:ascii="Courier New" w:eastAsia="Times New Roman" w:hAnsi="Courier New" w:cs="Courier New"/>
+          <w:sz w:val="20"/>
+          <w:szCs w:val="20"/>
+          <w:lang w:eastAsia="ru-RU"/>
+        </w:rPr>
+      </w:pPr>
+      <w:r>
+        <w:rPr>
+          <w:rFonts w:ascii="Courier New" w:eastAsia="Times New Roman" w:hAnsi="Courier New" w:cs="Courier New"/>
+          <w:sz w:val="20"/>
+          <w:szCs w:val="20"/>
+          <w:lang w:eastAsia="ru-RU"/>
+        </w:rPr>
+        <w:t>email/password</w:t>
+      </w:r>
+    </w:p>
+    <w:p>
+      <w:pPr>
+        <w:spacing w:after="0" w:line="240" w:lineRule="auto"/>
+        <w:rPr>
+          <w:rFonts w:ascii="Times New Roman" w:eastAsia="Times New Roman" w:hAnsi="Times New Roman" w:cs="Times New Roman"/>
+          <w:sz w:val="24"/>
+          <w:szCs w:val="24"/>
+          <w:lang w:eastAsia="ru-RU"/>
+        </w:rPr>
+      </w:pPr>
+      <w:r>
+        <w:rPr>
+          <w:rFonts w:ascii="Times New Roman" w:eastAsia="Times New Roman" w:hAnsi="Times New Roman" w:cs="Times New Roman"/>
+          <w:sz w:val="24"/>
+          <w:szCs w:val="24"/>
+          <w:lang w:eastAsia="ru-RU"/>
+        </w:rPr>
+        <w:pict w14:anchorId="2B193F54">
+          <v:rect id="_x0000_i1061" style="width:0;height:1.5pt" o:hralign="center" o:hrstd="t" o:hr="t" fillcolor="#a0a0a0" stroked="f"/>
+        </w:pict>
+      </w:r>
+    </w:p>
+    <w:p>
+      <w:pPr>
+        <w:spacing w:before="100" w:beforeAutospacing="1" w:after="100" w:afterAutospacing="1" w:line="240" w:lineRule="auto"/>
+        <w:outlineLvl w:val="1"/>
+        <w:rPr>
+          <w:rFonts w:ascii="Times New Roman" w:eastAsia="Times New Roman" w:hAnsi="Times New Roman" w:cs="Times New Roman"/>
+          <w:b/>
+          <w:bCs/>
+          <w:sz w:val="36"/>
+          <w:szCs w:val="36"/>
+          <w:lang w:eastAsia="ru-RU"/>
+        </w:rPr>
+      </w:pPr>
+      <w:r>
+        <w:rPr>
+          <w:rFonts w:ascii="Times New Roman" w:eastAsia="Times New Roman" w:hAnsi="Times New Roman" w:cs="Times New Roman"/>
+          <w:b/>
+          <w:bCs/>
+          <w:sz w:val="36"/>
+          <w:szCs w:val="36"/>
+          <w:lang w:eastAsia="ru-RU"/>
+        </w:rPr>
+        <w:t>SEC-002</w:t>
+      </w:r>
+    </w:p>
+    <w:p>
+      <w:pPr>
+        <w:spacing w:before="100" w:beforeAutospacing="1" w:after="100" w:afterAutospacing="1" w:line="240" w:lineRule="auto"/>
+        <w:outlineLvl w:val="2"/>
+        <w:rPr>
+          <w:rFonts w:ascii="Times New Roman" w:eastAsia="Times New Roman" w:hAnsi="Times New Roman" w:cs="Times New Roman"/>
+          <w:b/>
+          <w:bCs/>
+          <w:sz w:val="27"/>
+          <w:szCs w:val="27"/>
+          <w:lang w:eastAsia="ru-RU"/>
+        </w:rPr>
+      </w:pPr>
+      <w:r>
+        <w:rPr>
+          <w:rFonts w:ascii="Times New Roman" w:eastAsia="Times New Roman" w:hAnsi="Times New Roman" w:cs="Times New Roman"/>
+          <w:b/>
+          <w:bCs/>
+          <w:sz w:val="27"/>
+          <w:szCs w:val="27"/>
+          <w:lang w:eastAsia="ru-RU"/>
+        </w:rPr>
+        <w:t>Email Is Not Required</w:t>
+      </w:r>
+    </w:p>
+    <w:p>
+      <w:pPr>
+        <w:spacing w:before="100" w:beforeAutospacing="1" w:after="100" w:afterAutospacing="1" w:line="240" w:lineRule="auto"/>
+        <w:rPr>
+          <w:rFonts w:ascii="Times New Roman" w:eastAsia="Times New Roman" w:hAnsi="Times New Roman" w:cs="Times New Roman"/>
+          <w:sz w:val="24"/>
+          <w:szCs w:val="24"/>
+          <w:lang w:eastAsia="ru-RU"/>
+        </w:rPr>
+      </w:pPr>
+      <w:r>
+        <w:rPr>
+          <w:rFonts w:ascii="Times New Roman" w:eastAsia="Times New Roman" w:hAnsi="Times New Roman" w:cs="Times New Roman"/>
+          <w:sz w:val="24"/>
+          <w:szCs w:val="24"/>
+          <w:lang w:eastAsia="ru-RU"/>
+        </w:rPr>
+        <w:t>Политика приватности проекта.</w:t>
+      </w:r>
+    </w:p>
+    <w:p>
+      <w:pPr>
+        <w:spacing w:before="100" w:beforeAutospacing="1" w:after="100" w:afterAutospacing="1" w:line="240" w:lineRule="auto"/>
+        <w:rPr>
+          <w:rFonts w:ascii="Times New Roman" w:eastAsia="Times New Roman" w:hAnsi="Times New Roman" w:cs="Times New Roman"/>
+          <w:sz w:val="24"/>
+          <w:szCs w:val="24"/>
+          <w:lang w:eastAsia="ru-RU"/>
+        </w:rPr>
+      </w:pPr>
+      <w:r>
+        <w:rPr>
+          <w:rFonts w:ascii="Times New Roman" w:eastAsia="Times New Roman" w:hAnsi="Times New Roman" w:cs="Times New Roman"/>
+          <w:sz w:val="24"/>
+          <w:szCs w:val="24"/>
+          <w:lang w:eastAsia="ru-RU"/>
+        </w:rPr>
+        <w:t>Email не хранится без необходимости.</w:t>
+      </w:r>
+    </w:p>
+    <w:p>
+      <w:pPr>
+        <w:spacing w:before="100" w:beforeAutospacing="1" w:after="100" w:afterAutospacing="1" w:line="240" w:lineRule="auto"/>
+        <w:rPr>
+          <w:rFonts w:ascii="Times New Roman" w:eastAsia="Times New Roman" w:hAnsi="Times New Roman" w:cs="Times New Roman"/>
+          <w:sz w:val="24"/>
+          <w:szCs w:val="24"/>
+          <w:lang w:eastAsia="ru-RU"/>
+        </w:rPr>
+      </w:pPr>
+      <w:r>
+        <w:rPr>
+          <w:rFonts w:ascii="Times New Roman" w:eastAsia="Times New Roman" w:hAnsi="Times New Roman" w:cs="Times New Roman"/>
+          <w:sz w:val="24"/>
+          <w:szCs w:val="24"/>
+          <w:lang w:eastAsia="ru-RU"/>
+        </w:rPr>
+        <w:t xml:space="preserve">Она напрямую вытекает из твоей философии продукта. </w:t>
+      </w:r>
+    </w:p>
+    <w:p>
+      <w:pPr>
+        <w:spacing w:after="0" w:line="240" w:lineRule="auto"/>
+        <w:rPr>
+          <w:rFonts w:ascii="Times New Roman" w:eastAsia="Times New Roman" w:hAnsi="Times New Roman" w:cs="Times New Roman"/>
+          <w:sz w:val="24"/>
+          <w:szCs w:val="24"/>
+          <w:lang w:eastAsia="ru-RU"/>
+        </w:rPr>
+      </w:pPr>
+      <w:r>
+        <w:rPr>
+          <w:rFonts w:ascii="Times New Roman" w:eastAsia="Times New Roman" w:hAnsi="Times New Roman" w:cs="Times New Roman"/>
+          <w:sz w:val="24"/>
+          <w:szCs w:val="24"/>
+          <w:lang w:eastAsia="ru-RU"/>
+        </w:rPr>
+        <w:pict w14:anchorId="2B193F55">
+          <v:rect id="_x0000_i1062" style="width:0;height:1.5pt" o:hralign="center" o:hrstd="t" o:hr="t" fillcolor="#a0a0a0" stroked="f"/>
+        </w:pict>
+      </w:r>
+    </w:p>
+    <w:p>
+      <w:pPr>
+        <w:spacing w:before="100" w:beforeAutospacing="1" w:after="100" w:afterAutospacing="1" w:line="240" w:lineRule="auto"/>
+        <w:outlineLvl w:val="1"/>
+        <w:rPr>
+          <w:rFonts w:ascii="Times New Roman" w:eastAsia="Times New Roman" w:hAnsi="Times New Roman" w:cs="Times New Roman"/>
+          <w:b/>
+          <w:bCs/>
+          <w:sz w:val="36"/>
+          <w:szCs w:val="36"/>
+          <w:lang w:val="en-US" w:eastAsia="ru-RU"/>
+        </w:rPr>
+      </w:pPr>
+      <w:r>
+        <w:rPr>
+          <w:rFonts w:ascii="Times New Roman" w:eastAsia="Times New Roman" w:hAnsi="Times New Roman" w:cs="Times New Roman"/>
+          <w:b/>
+          <w:bCs/>
+          <w:sz w:val="36"/>
+          <w:szCs w:val="36"/>
+          <w:lang w:val="en-US" w:eastAsia="ru-RU"/>
+        </w:rPr>
+        <w:t>SEC-003</w:t>
+      </w:r>
+    </w:p>
+    <w:p>
+      <w:pPr>
+        <w:spacing w:before="100" w:beforeAutospacing="1" w:after="100" w:afterAutospacing="1" w:line="240" w:lineRule="auto"/>
+        <w:outlineLvl w:val="2"/>
+        <w:rPr>
+          <w:rFonts w:ascii="Times New Roman" w:eastAsia="Times New Roman" w:hAnsi="Times New Roman" w:cs="Times New Roman"/>
+          <w:b/>
+          <w:bCs/>
+          <w:sz w:val="27"/>
+          <w:szCs w:val="27"/>
+          <w:lang w:val="en-US" w:eastAsia="ru-RU"/>
+        </w:rPr>
+      </w:pPr>
+      <w:r>
+        <w:rPr>
+          <w:rFonts w:ascii="Times New Roman" w:eastAsia="Times New Roman" w:hAnsi="Times New Roman" w:cs="Times New Roman"/>
+          <w:b/>
+          <w:bCs/>
+          <w:sz w:val="27"/>
+          <w:szCs w:val="27"/>
+          <w:lang w:val="en-US" w:eastAsia="ru-RU"/>
+        </w:rPr>
+        <w:t>Refresh Token Stored As Hash</w:t>
+      </w:r>
+    </w:p>
+    <w:p>
+      <w:pPr>
+        <w:spacing w:before="100" w:beforeAutospacing="1" w:after="100" w:afterAutospacing="1" w:line="240" w:lineRule="auto"/>
+        <w:rPr>
+          <w:rFonts w:ascii="Times New Roman" w:eastAsia="Times New Roman" w:hAnsi="Times New Roman" w:cs="Times New Roman"/>
+          <w:sz w:val="24"/>
+          <w:szCs w:val="24"/>
+          <w:lang w:eastAsia="ru-RU"/>
+        </w:rPr>
+      </w:pPr>
+      <w:r>
+        <w:rPr>
+          <w:rFonts w:ascii="Times New Roman" w:eastAsia="Times New Roman" w:hAnsi="Times New Roman" w:cs="Times New Roman"/>
+          <w:sz w:val="24"/>
+          <w:szCs w:val="24"/>
+          <w:lang w:eastAsia="ru-RU"/>
+        </w:rPr>
+        <w:t>Хранится:</w:t>
+      </w:r>
+    </w:p>
+    <w:p>
+      <w:pPr>
+        <w:tabs>
+          <w:tab w:val="left" w:pos="916"/>
+          <w:tab w:val="left" w:pos="1832"/>
+          <w:tab w:val="left" w:pos="2748"/>
+          <w:tab w:val="left" w:pos="3664"/>
+          <w:tab w:val="left" w:pos="4580"/>
+          <w:tab w:val="left" w:pos="5496"/>
+          <w:tab w:val="left" w:pos="6412"/>
+          <w:tab w:val="left" w:pos="7328"/>
+          <w:tab w:val="left" w:pos="8244"/>
+          <w:tab w:val="left" w:pos="9160"/>
+          <w:tab w:val="left" w:pos="10076"/>
+          <w:tab w:val="left" w:pos="10992"/>
+          <w:tab w:val="left" w:pos="11908"/>
+          <w:tab w:val="left" w:pos="12824"/>
+          <w:tab w:val="left" w:pos="13740"/>
+          <w:tab w:val="left" w:pos="14656"/>
+        </w:tabs>
+        <w:spacing w:after="0" w:line="240" w:lineRule="auto"/>
+        <w:rPr>
+          <w:rFonts w:ascii="Courier New" w:eastAsia="Times New Roman" w:hAnsi="Courier New" w:cs="Courier New"/>
+          <w:sz w:val="20"/>
+          <w:szCs w:val="20"/>
+          <w:lang w:eastAsia="ru-RU"/>
+        </w:rPr>
+      </w:pPr>
+      <w:r>
+        <w:rPr>
+          <w:rFonts w:ascii="Courier New" w:eastAsia="Times New Roman" w:hAnsi="Courier New" w:cs="Courier New"/>
+          <w:sz w:val="20"/>
+          <w:szCs w:val="20"/>
+          <w:lang w:eastAsia="ru-RU"/>
+        </w:rPr>
+        <w:t>tokenHash</w:t>
+      </w:r>
+    </w:p>
+    <w:p>
+      <w:pPr>
+        <w:spacing w:before="100" w:beforeAutospacing="1" w:after="100" w:afterAutospacing="1" w:line="240" w:lineRule="auto"/>
+        <w:rPr>
+          <w:rFonts w:ascii="Times New Roman" w:eastAsia="Times New Roman" w:hAnsi="Times New Roman" w:cs="Times New Roman"/>
+          <w:sz w:val="24"/>
+          <w:szCs w:val="24"/>
+          <w:lang w:eastAsia="ru-RU"/>
+        </w:rPr>
+      </w:pPr>
+      <w:r>
+        <w:rPr>
+          <w:rFonts w:ascii="Times New Roman" w:eastAsia="Times New Roman" w:hAnsi="Times New Roman" w:cs="Times New Roman"/>
+          <w:sz w:val="24"/>
+          <w:szCs w:val="24"/>
+          <w:lang w:eastAsia="ru-RU"/>
+        </w:rPr>
+        <w:t>Не хранится:</w:t>
+      </w:r>
+    </w:p>
+    <w:p>
+      <w:pPr>
+        <w:tabs>
+          <w:tab w:val="left" w:pos="916"/>
+          <w:tab w:val="left" w:pos="1832"/>
+          <w:tab w:val="left" w:pos="2748"/>
+          <w:tab w:val="left" w:pos="3664"/>
+          <w:tab w:val="left" w:pos="4580"/>
+          <w:tab w:val="left" w:pos="5496"/>
+          <w:tab w:val="left" w:pos="6412"/>
+          <w:tab w:val="left" w:pos="7328"/>
+          <w:tab w:val="left" w:pos="8244"/>
+          <w:tab w:val="left" w:pos="9160"/>
+          <w:tab w:val="left" w:pos="10076"/>
+          <w:tab w:val="left" w:pos="10992"/>
+          <w:tab w:val="left" w:pos="11908"/>
+          <w:tab w:val="left" w:pos="12824"/>
+          <w:tab w:val="left" w:pos="13740"/>
+          <w:tab w:val="left" w:pos="14656"/>
+        </w:tabs>
+        <w:spacing w:after="0" w:line="240" w:lineRule="auto"/>
+        <w:rPr>
+          <w:rFonts w:ascii="Courier New" w:eastAsia="Times New Roman" w:hAnsi="Courier New" w:cs="Courier New"/>
+          <w:sz w:val="20"/>
+          <w:szCs w:val="20"/>
+          <w:lang w:eastAsia="ru-RU"/>
+        </w:rPr>
+      </w:pPr>
+      <w:r>
+        <w:rPr>
+          <w:rFonts w:ascii="Courier New" w:eastAsia="Times New Roman" w:hAnsi="Courier New" w:cs="Courier New"/>
+          <w:sz w:val="20"/>
+          <w:szCs w:val="20"/>
+          <w:lang w:eastAsia="ru-RU"/>
+        </w:rPr>
+        <w:t>refreshToken</w:t>
+      </w:r>
+    </w:p>
+    <w:p>
+      <w:pPr>
+        <w:spacing w:before="100" w:beforeAutospacing="1" w:after="100" w:afterAutospacing="1" w:line="240" w:lineRule="auto"/>
+        <w:rPr>
+          <w:rFonts w:ascii="Times New Roman" w:eastAsia="Times New Roman" w:hAnsi="Times New Roman" w:cs="Times New Roman"/>
+          <w:sz w:val="24"/>
+          <w:szCs w:val="24"/>
+          <w:lang w:eastAsia="ru-RU"/>
+        </w:rPr>
+      </w:pPr>
+      <w:r>
+        <w:rPr>
+          <w:rFonts w:ascii="Times New Roman" w:eastAsia="Times New Roman" w:hAnsi="Times New Roman" w:cs="Times New Roman"/>
+          <w:sz w:val="24"/>
+          <w:szCs w:val="24"/>
+          <w:lang w:eastAsia="ru-RU"/>
+        </w:rPr>
+        <w:t xml:space="preserve">Эта политика уже отражена в доменной модели. </w:t>
+      </w:r>
+    </w:p>
+    <w:p>
+      <w:pPr>
+        <w:spacing w:after="0" w:line="240" w:lineRule="auto"/>
+        <w:rPr>
+          <w:rFonts w:ascii="Times New Roman" w:eastAsia="Times New Roman" w:hAnsi="Times New Roman" w:cs="Times New Roman"/>
+          <w:sz w:val="24"/>
+          <w:szCs w:val="24"/>
+          <w:lang w:eastAsia="ru-RU"/>
+        </w:rPr>
+      </w:pPr>
+      <w:r>
+        <w:rPr>
+          <w:rFonts w:ascii="Times New Roman" w:eastAsia="Times New Roman" w:hAnsi="Times New Roman" w:cs="Times New Roman"/>
+          <w:sz w:val="24"/>
+          <w:szCs w:val="24"/>
+          <w:lang w:eastAsia="ru-RU"/>
+        </w:rPr>
+        <w:pict w14:anchorId="2B193F56">
+          <v:rect id="_x0000_i1063" style="width:0;height:1.5pt" o:hralign="center" o:hrstd="t" o:hr="t" fillcolor="#a0a0a0" stroked="f"/>
+        </w:pict>
+      </w:r>
+    </w:p>
+    <w:p>
+      <w:pPr>
+        <w:spacing w:before="100" w:beforeAutospacing="1" w:after="100" w:afterAutospacing="1" w:line="240" w:lineRule="auto"/>
+        <w:outlineLvl w:val="1"/>
+        <w:rPr>
+          <w:rFonts w:ascii="Times New Roman" w:eastAsia="Times New Roman" w:hAnsi="Times New Roman" w:cs="Times New Roman"/>
+          <w:b/>
+          <w:bCs/>
+          <w:sz w:val="36"/>
+          <w:szCs w:val="36"/>
+          <w:lang w:eastAsia="ru-RU"/>
+        </w:rPr>
+      </w:pPr>
+      <w:r>
+        <w:rPr>
+          <w:rFonts w:ascii="Times New Roman" w:eastAsia="Times New Roman" w:hAnsi="Times New Roman" w:cs="Times New Roman"/>
+          <w:b/>
+          <w:bCs/>
+          <w:sz w:val="36"/>
+          <w:szCs w:val="36"/>
+          <w:lang w:eastAsia="ru-RU"/>
+        </w:rPr>
+        <w:t>SEC-004</w:t>
+      </w:r>
+    </w:p>
+    <w:p>
+      <w:pPr>
+        <w:spacing w:before="100" w:beforeAutospacing="1" w:after="100" w:afterAutospacing="1" w:line="240" w:lineRule="auto"/>
+        <w:outlineLvl w:val="2"/>
+        <w:rPr>
+          <w:rFonts w:ascii="Times New Roman" w:eastAsia="Times New Roman" w:hAnsi="Times New Roman" w:cs="Times New Roman"/>
+          <w:b/>
+          <w:bCs/>
+          <w:sz w:val="27"/>
+          <w:szCs w:val="27"/>
+          <w:lang w:eastAsia="ru-RU"/>
+        </w:rPr>
+      </w:pPr>
+      <w:r>
+        <w:rPr>
+          <w:rFonts w:ascii="Times New Roman" w:eastAsia="Times New Roman" w:hAnsi="Times New Roman" w:cs="Times New Roman"/>
+          <w:b/>
+          <w:bCs/>
+          <w:sz w:val="27"/>
+          <w:szCs w:val="27"/>
           <w:lang w:eastAsia="ru-RU"/>
         </w:rPr>
         <w:t>Access Is Story-Based</w:t>
@@ -4633,7 +5574,7 @@
           <w:szCs w:val="24"/>
           <w:lang w:eastAsia="ru-RU"/>
         </w:rPr>
-        <w:pict w14:anchorId="47E626C2">
+        <w:pict w14:anchorId="2B193F57">
           <v:rect id="_x0000_i1064" style="width:0;height:1.5pt" o:hralign="center" o:hrstd="t" o:hr="t" fillcolor="#a0a0a0" stroked="f"/>
         </w:pict>
       </w:r>
@@ -4808,6 +5749,5927 @@
         </w:rPr>
         <w:br/>
         <w:t>Operation</w:t>
+      </w:r>
+    </w:p>
+    <w:p>
+      <w:pPr>
+        <w:tabs>
+          <w:tab w:val="left" w:pos="916"/>
+          <w:tab w:val="left" w:pos="1832"/>
+          <w:tab w:val="left" w:pos="2748"/>
+          <w:tab w:val="left" w:pos="3664"/>
+          <w:tab w:val="left" w:pos="4580"/>
+          <w:tab w:val="left" w:pos="5496"/>
+          <w:tab w:val="left" w:pos="6412"/>
+          <w:tab w:val="left" w:pos="7328"/>
+          <w:tab w:val="left" w:pos="8244"/>
+          <w:tab w:val="left" w:pos="9160"/>
+          <w:tab w:val="left" w:pos="10076"/>
+          <w:tab w:val="left" w:pos="10992"/>
+          <w:tab w:val="left" w:pos="11908"/>
+          <w:tab w:val="left" w:pos="12824"/>
+          <w:tab w:val="left" w:pos="13740"/>
+          <w:tab w:val="left" w:pos="14656"/>
+        </w:tabs>
+        <w:spacing w:after="0" w:line="240" w:lineRule="auto"/>
+        <w:rPr>
+          <w:rFonts w:ascii="Courier New" w:eastAsia="Times New Roman" w:hAnsi="Courier New" w:cs="Courier New"/>
+          <w:sz w:val="20"/>
+          <w:szCs w:val="20"/>
+          <w:lang w:eastAsia="ru-RU"/>
+        </w:rPr>
+      </w:pPr>
+    </w:p>
+    <w:p>
+      <w:pPr>
+        <w:tabs>
+          <w:tab w:val="left" w:pos="916"/>
+          <w:tab w:val="left" w:pos="1832"/>
+          <w:tab w:val="left" w:pos="2748"/>
+          <w:tab w:val="left" w:pos="3664"/>
+          <w:tab w:val="left" w:pos="4580"/>
+          <w:tab w:val="left" w:pos="5496"/>
+          <w:tab w:val="left" w:pos="6412"/>
+          <w:tab w:val="left" w:pos="7328"/>
+          <w:tab w:val="left" w:pos="8244"/>
+          <w:tab w:val="left" w:pos="9160"/>
+          <w:tab w:val="left" w:pos="10076"/>
+          <w:tab w:val="left" w:pos="10992"/>
+          <w:tab w:val="left" w:pos="11908"/>
+          <w:tab w:val="left" w:pos="12824"/>
+          <w:tab w:val="left" w:pos="13740"/>
+          <w:tab w:val="left" w:pos="14656"/>
+        </w:tabs>
+        <w:spacing w:after="0" w:line="240" w:lineRule="auto"/>
+        <w:rPr>
+          <w:rFonts w:ascii="Courier New" w:eastAsia="Times New Roman" w:hAnsi="Courier New" w:cs="Courier New"/>
+          <w:sz w:val="20"/>
+          <w:szCs w:val="20"/>
+          <w:lang w:val="en-US" w:eastAsia="ru-RU"/>
+        </w:rPr>
+      </w:pPr>
+      <w:r>
+        <w:rPr>
+          <w:rFonts w:ascii="Courier New" w:eastAsia="Times New Roman" w:hAnsi="Courier New" w:cs="Courier New"/>
+          <w:sz w:val="20"/>
+          <w:szCs w:val="20"/>
+          <w:lang w:val="en-US" w:eastAsia="ru-RU"/>
+        </w:rPr>
+        <w:t>SOUNDTRACK POLICIES</w:t>
+      </w:r>
+    </w:p>
+    <w:p>
+      <w:pPr>
+        <w:tabs>
+          <w:tab w:val="left" w:pos="916"/>
+          <w:tab w:val="left" w:pos="1832"/>
+          <w:tab w:val="left" w:pos="2748"/>
+          <w:tab w:val="left" w:pos="3664"/>
+          <w:tab w:val="left" w:pos="4580"/>
+          <w:tab w:val="left" w:pos="5496"/>
+          <w:tab w:val="left" w:pos="6412"/>
+          <w:tab w:val="left" w:pos="7328"/>
+          <w:tab w:val="left" w:pos="8244"/>
+          <w:tab w:val="left" w:pos="9160"/>
+          <w:tab w:val="left" w:pos="10076"/>
+          <w:tab w:val="left" w:pos="10992"/>
+          <w:tab w:val="left" w:pos="11908"/>
+          <w:tab w:val="left" w:pos="12824"/>
+          <w:tab w:val="left" w:pos="13740"/>
+          <w:tab w:val="left" w:pos="14656"/>
+        </w:tabs>
+        <w:spacing w:after="0" w:line="240" w:lineRule="auto"/>
+        <w:rPr>
+          <w:rFonts w:ascii="Courier New" w:eastAsia="Times New Roman" w:hAnsi="Courier New" w:cs="Courier New"/>
+          <w:sz w:val="20"/>
+          <w:szCs w:val="20"/>
+          <w:lang w:val="en-US" w:eastAsia="ru-RU"/>
+        </w:rPr>
+      </w:pPr>
+    </w:p>
+    <w:p>
+      <w:pPr>
+        <w:tabs>
+          <w:tab w:val="left" w:pos="916"/>
+          <w:tab w:val="left" w:pos="1832"/>
+          <w:tab w:val="left" w:pos="2748"/>
+          <w:tab w:val="left" w:pos="3664"/>
+          <w:tab w:val="left" w:pos="4580"/>
+          <w:tab w:val="left" w:pos="5496"/>
+          <w:tab w:val="left" w:pos="6412"/>
+          <w:tab w:val="left" w:pos="7328"/>
+          <w:tab w:val="left" w:pos="8244"/>
+          <w:tab w:val="left" w:pos="9160"/>
+          <w:tab w:val="left" w:pos="10076"/>
+          <w:tab w:val="left" w:pos="10992"/>
+          <w:tab w:val="left" w:pos="11908"/>
+          <w:tab w:val="left" w:pos="12824"/>
+          <w:tab w:val="left" w:pos="13740"/>
+          <w:tab w:val="left" w:pos="14656"/>
+        </w:tabs>
+        <w:spacing w:after="0" w:line="240" w:lineRule="auto"/>
+        <w:rPr>
+          <w:rFonts w:ascii="Courier New" w:eastAsia="Times New Roman" w:hAnsi="Courier New" w:cs="Courier New"/>
+          <w:sz w:val="20"/>
+          <w:szCs w:val="20"/>
+          <w:lang w:val="en-US" w:eastAsia="ru-RU"/>
+        </w:rPr>
+      </w:pPr>
+      <w:r>
+        <w:rPr>
+          <w:rFonts w:ascii="Courier New" w:eastAsia="Times New Roman" w:hAnsi="Courier New" w:cs="Courier New"/>
+          <w:sz w:val="20"/>
+          <w:szCs w:val="20"/>
+          <w:lang w:val="en-US" w:eastAsia="ru-RU"/>
+        </w:rPr>
+        <w:t>SP-001</w:t>
+      </w:r>
+    </w:p>
+    <w:p>
+      <w:pPr>
+        <w:tabs>
+          <w:tab w:val="left" w:pos="916"/>
+          <w:tab w:val="left" w:pos="1832"/>
+          <w:tab w:val="left" w:pos="2748"/>
+          <w:tab w:val="left" w:pos="3664"/>
+          <w:tab w:val="left" w:pos="4580"/>
+          <w:tab w:val="left" w:pos="5496"/>
+          <w:tab w:val="left" w:pos="6412"/>
+          <w:tab w:val="left" w:pos="7328"/>
+          <w:tab w:val="left" w:pos="8244"/>
+          <w:tab w:val="left" w:pos="9160"/>
+          <w:tab w:val="left" w:pos="10076"/>
+          <w:tab w:val="left" w:pos="10992"/>
+          <w:tab w:val="left" w:pos="11908"/>
+          <w:tab w:val="left" w:pos="12824"/>
+          <w:tab w:val="left" w:pos="13740"/>
+          <w:tab w:val="left" w:pos="14656"/>
+        </w:tabs>
+        <w:spacing w:after="0" w:line="240" w:lineRule="auto"/>
+        <w:rPr>
+          <w:rFonts w:ascii="Courier New" w:eastAsia="Times New Roman" w:hAnsi="Courier New" w:cs="Courier New"/>
+          <w:sz w:val="20"/>
+          <w:szCs w:val="20"/>
+          <w:lang w:val="en-US" w:eastAsia="ru-RU"/>
+        </w:rPr>
+      </w:pPr>
+      <w:r>
+        <w:rPr>
+          <w:rFonts w:ascii="Courier New" w:eastAsia="Times New Roman" w:hAnsi="Courier New" w:cs="Courier New"/>
+          <w:sz w:val="20"/>
+          <w:szCs w:val="20"/>
+          <w:lang w:val="en-US" w:eastAsia="ru-RU"/>
+        </w:rPr>
+        <w:t>Story Soundtrack Is Optional</w:t>
+      </w:r>
+    </w:p>
+    <w:p>
+      <w:pPr>
+        <w:tabs>
+          <w:tab w:val="left" w:pos="916"/>
+          <w:tab w:val="left" w:pos="1832"/>
+          <w:tab w:val="left" w:pos="2748"/>
+          <w:tab w:val="left" w:pos="3664"/>
+          <w:tab w:val="left" w:pos="4580"/>
+          <w:tab w:val="left" w:pos="5496"/>
+          <w:tab w:val="left" w:pos="6412"/>
+          <w:tab w:val="left" w:pos="7328"/>
+          <w:tab w:val="left" w:pos="8244"/>
+          <w:tab w:val="left" w:pos="9160"/>
+          <w:tab w:val="left" w:pos="10076"/>
+          <w:tab w:val="left" w:pos="10992"/>
+          <w:tab w:val="left" w:pos="11908"/>
+          <w:tab w:val="left" w:pos="12824"/>
+          <w:tab w:val="left" w:pos="13740"/>
+          <w:tab w:val="left" w:pos="14656"/>
+        </w:tabs>
+        <w:spacing w:after="0" w:line="240" w:lineRule="auto"/>
+        <w:rPr>
+          <w:rFonts w:ascii="Courier New" w:eastAsia="Times New Roman" w:hAnsi="Courier New" w:cs="Courier New"/>
+          <w:sz w:val="20"/>
+          <w:szCs w:val="20"/>
+          <w:lang w:val="en-US" w:eastAsia="ru-RU"/>
+        </w:rPr>
+      </w:pPr>
+    </w:p>
+    <w:p>
+      <w:pPr>
+        <w:tabs>
+          <w:tab w:val="left" w:pos="916"/>
+          <w:tab w:val="left" w:pos="1832"/>
+          <w:tab w:val="left" w:pos="2748"/>
+          <w:tab w:val="left" w:pos="3664"/>
+          <w:tab w:val="left" w:pos="4580"/>
+          <w:tab w:val="left" w:pos="5496"/>
+          <w:tab w:val="left" w:pos="6412"/>
+          <w:tab w:val="left" w:pos="7328"/>
+          <w:tab w:val="left" w:pos="8244"/>
+          <w:tab w:val="left" w:pos="9160"/>
+          <w:tab w:val="left" w:pos="10076"/>
+          <w:tab w:val="left" w:pos="10992"/>
+          <w:tab w:val="left" w:pos="11908"/>
+          <w:tab w:val="left" w:pos="12824"/>
+          <w:tab w:val="left" w:pos="13740"/>
+          <w:tab w:val="left" w:pos="14656"/>
+        </w:tabs>
+        <w:spacing w:after="0" w:line="240" w:lineRule="auto"/>
+        <w:rPr>
+          <w:rFonts w:ascii="Courier New" w:eastAsia="Times New Roman" w:hAnsi="Courier New" w:cs="Courier New"/>
+          <w:sz w:val="20"/>
+          <w:szCs w:val="20"/>
+          <w:lang w:eastAsia="ru-RU"/>
+        </w:rPr>
+      </w:pPr>
+      <w:r>
+        <w:rPr>
+          <w:rFonts w:ascii="Courier New" w:eastAsia="Times New Roman" w:hAnsi="Courier New" w:cs="Courier New"/>
+          <w:sz w:val="20"/>
+          <w:szCs w:val="20"/>
+          <w:lang w:eastAsia="ru-RU"/>
+        </w:rPr>
+        <w:t>Story может существовать без soundtrack.</w:t>
+      </w:r>
+    </w:p>
+    <w:p>
+      <w:pPr>
+        <w:tabs>
+          <w:tab w:val="left" w:pos="916"/>
+          <w:tab w:val="left" w:pos="1832"/>
+          <w:tab w:val="left" w:pos="2748"/>
+          <w:tab w:val="left" w:pos="3664"/>
+          <w:tab w:val="left" w:pos="4580"/>
+          <w:tab w:val="left" w:pos="5496"/>
+          <w:tab w:val="left" w:pos="6412"/>
+          <w:tab w:val="left" w:pos="7328"/>
+          <w:tab w:val="left" w:pos="8244"/>
+          <w:tab w:val="left" w:pos="9160"/>
+          <w:tab w:val="left" w:pos="10076"/>
+          <w:tab w:val="left" w:pos="10992"/>
+          <w:tab w:val="left" w:pos="11908"/>
+          <w:tab w:val="left" w:pos="12824"/>
+          <w:tab w:val="left" w:pos="13740"/>
+          <w:tab w:val="left" w:pos="14656"/>
+        </w:tabs>
+        <w:spacing w:after="0" w:line="240" w:lineRule="auto"/>
+        <w:rPr>
+          <w:rFonts w:ascii="Courier New" w:eastAsia="Times New Roman" w:hAnsi="Courier New" w:cs="Courier New"/>
+          <w:sz w:val="20"/>
+          <w:szCs w:val="20"/>
+          <w:lang w:eastAsia="ru-RU"/>
+        </w:rPr>
+      </w:pPr>
+    </w:p>
+    <w:p>
+      <w:pPr>
+        <w:tabs>
+          <w:tab w:val="left" w:pos="916"/>
+          <w:tab w:val="left" w:pos="1832"/>
+          <w:tab w:val="left" w:pos="2748"/>
+          <w:tab w:val="left" w:pos="3664"/>
+          <w:tab w:val="left" w:pos="4580"/>
+          <w:tab w:val="left" w:pos="5496"/>
+          <w:tab w:val="left" w:pos="6412"/>
+          <w:tab w:val="left" w:pos="7328"/>
+          <w:tab w:val="left" w:pos="8244"/>
+          <w:tab w:val="left" w:pos="9160"/>
+          <w:tab w:val="left" w:pos="10076"/>
+          <w:tab w:val="left" w:pos="10992"/>
+          <w:tab w:val="left" w:pos="11908"/>
+          <w:tab w:val="left" w:pos="12824"/>
+          <w:tab w:val="left" w:pos="13740"/>
+          <w:tab w:val="left" w:pos="14656"/>
+        </w:tabs>
+        <w:spacing w:after="0" w:line="240" w:lineRule="auto"/>
+        <w:rPr>
+          <w:rFonts w:ascii="Courier New" w:eastAsia="Times New Roman" w:hAnsi="Courier New" w:cs="Courier New"/>
+          <w:sz w:val="20"/>
+          <w:szCs w:val="20"/>
+          <w:lang w:eastAsia="ru-RU"/>
+        </w:rPr>
+      </w:pPr>
+      <w:r>
+        <w:rPr>
+          <w:rFonts w:ascii="Courier New" w:eastAsia="Times New Roman" w:hAnsi="Courier New" w:cs="Courier New"/>
+          <w:sz w:val="20"/>
+          <w:szCs w:val="20"/>
+          <w:lang w:eastAsia="ru-RU"/>
+        </w:rPr>
+        <w:t>Отсутствие soundtrack означает:</w:t>
+      </w:r>
+    </w:p>
+    <w:p>
+      <w:pPr>
+        <w:tabs>
+          <w:tab w:val="left" w:pos="916"/>
+          <w:tab w:val="left" w:pos="1832"/>
+          <w:tab w:val="left" w:pos="2748"/>
+          <w:tab w:val="left" w:pos="3664"/>
+          <w:tab w:val="left" w:pos="4580"/>
+          <w:tab w:val="left" w:pos="5496"/>
+          <w:tab w:val="left" w:pos="6412"/>
+          <w:tab w:val="left" w:pos="7328"/>
+          <w:tab w:val="left" w:pos="8244"/>
+          <w:tab w:val="left" w:pos="9160"/>
+          <w:tab w:val="left" w:pos="10076"/>
+          <w:tab w:val="left" w:pos="10992"/>
+          <w:tab w:val="left" w:pos="11908"/>
+          <w:tab w:val="left" w:pos="12824"/>
+          <w:tab w:val="left" w:pos="13740"/>
+          <w:tab w:val="left" w:pos="14656"/>
+        </w:tabs>
+        <w:spacing w:after="0" w:line="240" w:lineRule="auto"/>
+        <w:rPr>
+          <w:rFonts w:ascii="Courier New" w:eastAsia="Times New Roman" w:hAnsi="Courier New" w:cs="Courier New"/>
+          <w:sz w:val="20"/>
+          <w:szCs w:val="20"/>
+          <w:lang w:eastAsia="ru-RU"/>
+        </w:rPr>
+      </w:pPr>
+    </w:p>
+    <w:p>
+      <w:pPr>
+        <w:tabs>
+          <w:tab w:val="left" w:pos="916"/>
+          <w:tab w:val="left" w:pos="1832"/>
+          <w:tab w:val="left" w:pos="2748"/>
+          <w:tab w:val="left" w:pos="3664"/>
+          <w:tab w:val="left" w:pos="4580"/>
+          <w:tab w:val="left" w:pos="5496"/>
+          <w:tab w:val="left" w:pos="6412"/>
+          <w:tab w:val="left" w:pos="7328"/>
+          <w:tab w:val="left" w:pos="8244"/>
+          <w:tab w:val="left" w:pos="9160"/>
+          <w:tab w:val="left" w:pos="10076"/>
+          <w:tab w:val="left" w:pos="10992"/>
+          <w:tab w:val="left" w:pos="11908"/>
+          <w:tab w:val="left" w:pos="12824"/>
+          <w:tab w:val="left" w:pos="13740"/>
+          <w:tab w:val="left" w:pos="14656"/>
+        </w:tabs>
+        <w:spacing w:after="0" w:line="240" w:lineRule="auto"/>
+        <w:rPr>
+          <w:rFonts w:ascii="Courier New" w:eastAsia="Times New Roman" w:hAnsi="Courier New" w:cs="Courier New"/>
+          <w:sz w:val="20"/>
+          <w:szCs w:val="20"/>
+          <w:lang w:eastAsia="ru-RU"/>
+        </w:rPr>
+      </w:pPr>
+      <w:r>
+        <w:rPr>
+          <w:rFonts w:ascii="Courier New" w:eastAsia="Times New Roman" w:hAnsi="Courier New" w:cs="Courier New"/>
+          <w:sz w:val="20"/>
+          <w:szCs w:val="20"/>
+          <w:lang w:eastAsia="ru-RU"/>
+        </w:rPr>
+        <w:t>No music</w:t>
+      </w:r>
+    </w:p>
+    <w:p>
+      <w:pPr>
+        <w:tabs>
+          <w:tab w:val="left" w:pos="916"/>
+          <w:tab w:val="left" w:pos="1832"/>
+          <w:tab w:val="left" w:pos="2748"/>
+          <w:tab w:val="left" w:pos="3664"/>
+          <w:tab w:val="left" w:pos="4580"/>
+          <w:tab w:val="left" w:pos="5496"/>
+          <w:tab w:val="left" w:pos="6412"/>
+          <w:tab w:val="left" w:pos="7328"/>
+          <w:tab w:val="left" w:pos="8244"/>
+          <w:tab w:val="left" w:pos="9160"/>
+          <w:tab w:val="left" w:pos="10076"/>
+          <w:tab w:val="left" w:pos="10992"/>
+          <w:tab w:val="left" w:pos="11908"/>
+          <w:tab w:val="left" w:pos="12824"/>
+          <w:tab w:val="left" w:pos="13740"/>
+          <w:tab w:val="left" w:pos="14656"/>
+        </w:tabs>
+        <w:spacing w:after="0" w:line="240" w:lineRule="auto"/>
+        <w:rPr>
+          <w:rFonts w:ascii="Courier New" w:eastAsia="Times New Roman" w:hAnsi="Courier New" w:cs="Courier New"/>
+          <w:sz w:val="20"/>
+          <w:szCs w:val="20"/>
+          <w:lang w:eastAsia="ru-RU"/>
+        </w:rPr>
+      </w:pPr>
+    </w:p>
+    <w:p>
+      <w:pPr>
+        <w:tabs>
+          <w:tab w:val="left" w:pos="916"/>
+          <w:tab w:val="left" w:pos="1832"/>
+          <w:tab w:val="left" w:pos="2748"/>
+          <w:tab w:val="left" w:pos="3664"/>
+          <w:tab w:val="left" w:pos="4580"/>
+          <w:tab w:val="left" w:pos="5496"/>
+          <w:tab w:val="left" w:pos="6412"/>
+          <w:tab w:val="left" w:pos="7328"/>
+          <w:tab w:val="left" w:pos="8244"/>
+          <w:tab w:val="left" w:pos="9160"/>
+          <w:tab w:val="left" w:pos="10076"/>
+          <w:tab w:val="left" w:pos="10992"/>
+          <w:tab w:val="left" w:pos="11908"/>
+          <w:tab w:val="left" w:pos="12824"/>
+          <w:tab w:val="left" w:pos="13740"/>
+          <w:tab w:val="left" w:pos="14656"/>
+        </w:tabs>
+        <w:spacing w:after="0" w:line="240" w:lineRule="auto"/>
+        <w:rPr>
+          <w:rFonts w:ascii="Courier New" w:eastAsia="Times New Roman" w:hAnsi="Courier New" w:cs="Courier New"/>
+          <w:sz w:val="20"/>
+          <w:szCs w:val="20"/>
+          <w:lang w:eastAsia="ru-RU"/>
+        </w:rPr>
+      </w:pPr>
+      <w:r>
+        <w:rPr>
+          <w:rFonts w:ascii="Courier New" w:eastAsia="Times New Roman" w:hAnsi="Courier New" w:cs="Courier New"/>
+          <w:sz w:val="20"/>
+          <w:szCs w:val="20"/>
+          <w:lang w:eastAsia="ru-RU"/>
+        </w:rPr>
+        <w:t>Soundtrack не является обязательным для Story Playback.</w:t>
+      </w:r>
+    </w:p>
+    <w:p>
+      <w:pPr>
+        <w:tabs>
+          <w:tab w:val="left" w:pos="916"/>
+          <w:tab w:val="left" w:pos="1832"/>
+          <w:tab w:val="left" w:pos="2748"/>
+          <w:tab w:val="left" w:pos="3664"/>
+          <w:tab w:val="left" w:pos="4580"/>
+          <w:tab w:val="left" w:pos="5496"/>
+          <w:tab w:val="left" w:pos="6412"/>
+          <w:tab w:val="left" w:pos="7328"/>
+          <w:tab w:val="left" w:pos="8244"/>
+          <w:tab w:val="left" w:pos="9160"/>
+          <w:tab w:val="left" w:pos="10076"/>
+          <w:tab w:val="left" w:pos="10992"/>
+          <w:tab w:val="left" w:pos="11908"/>
+          <w:tab w:val="left" w:pos="12824"/>
+          <w:tab w:val="left" w:pos="13740"/>
+          <w:tab w:val="left" w:pos="14656"/>
+        </w:tabs>
+        <w:spacing w:after="0" w:line="240" w:lineRule="auto"/>
+        <w:rPr>
+          <w:rFonts w:ascii="Courier New" w:eastAsia="Times New Roman" w:hAnsi="Courier New" w:cs="Courier New"/>
+          <w:sz w:val="20"/>
+          <w:szCs w:val="20"/>
+          <w:lang w:eastAsia="ru-RU"/>
+        </w:rPr>
+      </w:pPr>
+    </w:p>
+    <w:p>
+      <w:pPr>
+        <w:tabs>
+          <w:tab w:val="left" w:pos="916"/>
+          <w:tab w:val="left" w:pos="1832"/>
+          <w:tab w:val="left" w:pos="2748"/>
+          <w:tab w:val="left" w:pos="3664"/>
+          <w:tab w:val="left" w:pos="4580"/>
+          <w:tab w:val="left" w:pos="5496"/>
+          <w:tab w:val="left" w:pos="6412"/>
+          <w:tab w:val="left" w:pos="7328"/>
+          <w:tab w:val="left" w:pos="8244"/>
+          <w:tab w:val="left" w:pos="9160"/>
+          <w:tab w:val="left" w:pos="10076"/>
+          <w:tab w:val="left" w:pos="10992"/>
+          <w:tab w:val="left" w:pos="11908"/>
+          <w:tab w:val="left" w:pos="12824"/>
+          <w:tab w:val="left" w:pos="13740"/>
+          <w:tab w:val="left" w:pos="14656"/>
+        </w:tabs>
+        <w:spacing w:after="0" w:line="240" w:lineRule="auto"/>
+        <w:rPr>
+          <w:rFonts w:ascii="Courier New" w:eastAsia="Times New Roman" w:hAnsi="Courier New" w:cs="Courier New"/>
+          <w:sz w:val="20"/>
+          <w:szCs w:val="20"/>
+          <w:lang w:eastAsia="ru-RU"/>
+        </w:rPr>
+      </w:pPr>
+    </w:p>
+    <w:p>
+      <w:pPr>
+        <w:tabs>
+          <w:tab w:val="left" w:pos="916"/>
+          <w:tab w:val="left" w:pos="1832"/>
+          <w:tab w:val="left" w:pos="2748"/>
+          <w:tab w:val="left" w:pos="3664"/>
+          <w:tab w:val="left" w:pos="4580"/>
+          <w:tab w:val="left" w:pos="5496"/>
+          <w:tab w:val="left" w:pos="6412"/>
+          <w:tab w:val="left" w:pos="7328"/>
+          <w:tab w:val="left" w:pos="8244"/>
+          <w:tab w:val="left" w:pos="9160"/>
+          <w:tab w:val="left" w:pos="10076"/>
+          <w:tab w:val="left" w:pos="10992"/>
+          <w:tab w:val="left" w:pos="11908"/>
+          <w:tab w:val="left" w:pos="12824"/>
+          <w:tab w:val="left" w:pos="13740"/>
+          <w:tab w:val="left" w:pos="14656"/>
+        </w:tabs>
+        <w:spacing w:after="0" w:line="240" w:lineRule="auto"/>
+        <w:rPr>
+          <w:rFonts w:ascii="Courier New" w:eastAsia="Times New Roman" w:hAnsi="Courier New" w:cs="Courier New"/>
+          <w:sz w:val="20"/>
+          <w:szCs w:val="20"/>
+          <w:lang w:val="en-US" w:eastAsia="ru-RU"/>
+        </w:rPr>
+      </w:pPr>
+      <w:r>
+        <w:rPr>
+          <w:rFonts w:ascii="Courier New" w:eastAsia="Times New Roman" w:hAnsi="Courier New" w:cs="Courier New"/>
+          <w:sz w:val="20"/>
+          <w:szCs w:val="20"/>
+          <w:lang w:val="en-US" w:eastAsia="ru-RU"/>
+        </w:rPr>
+        <w:t>SP-002</w:t>
+      </w:r>
+    </w:p>
+    <w:p>
+      <w:pPr>
+        <w:tabs>
+          <w:tab w:val="left" w:pos="916"/>
+          <w:tab w:val="left" w:pos="1832"/>
+          <w:tab w:val="left" w:pos="2748"/>
+          <w:tab w:val="left" w:pos="3664"/>
+          <w:tab w:val="left" w:pos="4580"/>
+          <w:tab w:val="left" w:pos="5496"/>
+          <w:tab w:val="left" w:pos="6412"/>
+          <w:tab w:val="left" w:pos="7328"/>
+          <w:tab w:val="left" w:pos="8244"/>
+          <w:tab w:val="left" w:pos="9160"/>
+          <w:tab w:val="left" w:pos="10076"/>
+          <w:tab w:val="left" w:pos="10992"/>
+          <w:tab w:val="left" w:pos="11908"/>
+          <w:tab w:val="left" w:pos="12824"/>
+          <w:tab w:val="left" w:pos="13740"/>
+          <w:tab w:val="left" w:pos="14656"/>
+        </w:tabs>
+        <w:spacing w:after="0" w:line="240" w:lineRule="auto"/>
+        <w:rPr>
+          <w:rFonts w:ascii="Courier New" w:eastAsia="Times New Roman" w:hAnsi="Courier New" w:cs="Courier New"/>
+          <w:sz w:val="20"/>
+          <w:szCs w:val="20"/>
+          <w:lang w:val="en-US" w:eastAsia="ru-RU"/>
+        </w:rPr>
+      </w:pPr>
+      <w:r>
+        <w:rPr>
+          <w:rFonts w:ascii="Courier New" w:eastAsia="Times New Roman" w:hAnsi="Courier New" w:cs="Courier New"/>
+          <w:sz w:val="20"/>
+          <w:szCs w:val="20"/>
+          <w:lang w:val="en-US" w:eastAsia="ru-RU"/>
+        </w:rPr>
+        <w:t>Story Owns The Default Soundtrack</w:t>
+      </w:r>
+    </w:p>
+    <w:p>
+      <w:pPr>
+        <w:tabs>
+          <w:tab w:val="left" w:pos="916"/>
+          <w:tab w:val="left" w:pos="1832"/>
+          <w:tab w:val="left" w:pos="2748"/>
+          <w:tab w:val="left" w:pos="3664"/>
+          <w:tab w:val="left" w:pos="4580"/>
+          <w:tab w:val="left" w:pos="5496"/>
+          <w:tab w:val="left" w:pos="6412"/>
+          <w:tab w:val="left" w:pos="7328"/>
+          <w:tab w:val="left" w:pos="8244"/>
+          <w:tab w:val="left" w:pos="9160"/>
+          <w:tab w:val="left" w:pos="10076"/>
+          <w:tab w:val="left" w:pos="10992"/>
+          <w:tab w:val="left" w:pos="11908"/>
+          <w:tab w:val="left" w:pos="12824"/>
+          <w:tab w:val="left" w:pos="13740"/>
+          <w:tab w:val="left" w:pos="14656"/>
+        </w:tabs>
+        <w:spacing w:after="0" w:line="240" w:lineRule="auto"/>
+        <w:rPr>
+          <w:rFonts w:ascii="Courier New" w:eastAsia="Times New Roman" w:hAnsi="Courier New" w:cs="Courier New"/>
+          <w:sz w:val="20"/>
+          <w:szCs w:val="20"/>
+          <w:lang w:val="en-US" w:eastAsia="ru-RU"/>
+        </w:rPr>
+      </w:pPr>
+    </w:p>
+    <w:p>
+      <w:pPr>
+        <w:tabs>
+          <w:tab w:val="left" w:pos="916"/>
+          <w:tab w:val="left" w:pos="1832"/>
+          <w:tab w:val="left" w:pos="2748"/>
+          <w:tab w:val="left" w:pos="3664"/>
+          <w:tab w:val="left" w:pos="4580"/>
+          <w:tab w:val="left" w:pos="5496"/>
+          <w:tab w:val="left" w:pos="6412"/>
+          <w:tab w:val="left" w:pos="7328"/>
+          <w:tab w:val="left" w:pos="8244"/>
+          <w:tab w:val="left" w:pos="9160"/>
+          <w:tab w:val="left" w:pos="10076"/>
+          <w:tab w:val="left" w:pos="10992"/>
+          <w:tab w:val="left" w:pos="11908"/>
+          <w:tab w:val="left" w:pos="12824"/>
+          <w:tab w:val="left" w:pos="13740"/>
+          <w:tab w:val="left" w:pos="14656"/>
+        </w:tabs>
+        <w:spacing w:after="0" w:line="240" w:lineRule="auto"/>
+        <w:rPr>
+          <w:rFonts w:ascii="Courier New" w:eastAsia="Times New Roman" w:hAnsi="Courier New" w:cs="Courier New"/>
+          <w:sz w:val="20"/>
+          <w:szCs w:val="20"/>
+          <w:lang w:eastAsia="ru-RU"/>
+        </w:rPr>
+      </w:pPr>
+      <w:r>
+        <w:rPr>
+          <w:rFonts w:ascii="Courier New" w:eastAsia="Times New Roman" w:hAnsi="Courier New" w:cs="Courier New"/>
+          <w:sz w:val="20"/>
+          <w:szCs w:val="20"/>
+          <w:lang w:eastAsia="ru-RU"/>
+        </w:rPr>
+        <w:t>В первой версии curated soundtrack принадлежит Story.</w:t>
+      </w:r>
+    </w:p>
+    <w:p>
+      <w:pPr>
+        <w:tabs>
+          <w:tab w:val="left" w:pos="916"/>
+          <w:tab w:val="left" w:pos="1832"/>
+          <w:tab w:val="left" w:pos="2748"/>
+          <w:tab w:val="left" w:pos="3664"/>
+          <w:tab w:val="left" w:pos="4580"/>
+          <w:tab w:val="left" w:pos="5496"/>
+          <w:tab w:val="left" w:pos="6412"/>
+          <w:tab w:val="left" w:pos="7328"/>
+          <w:tab w:val="left" w:pos="8244"/>
+          <w:tab w:val="left" w:pos="9160"/>
+          <w:tab w:val="left" w:pos="10076"/>
+          <w:tab w:val="left" w:pos="10992"/>
+          <w:tab w:val="left" w:pos="11908"/>
+          <w:tab w:val="left" w:pos="12824"/>
+          <w:tab w:val="left" w:pos="13740"/>
+          <w:tab w:val="left" w:pos="14656"/>
+        </w:tabs>
+        <w:spacing w:after="0" w:line="240" w:lineRule="auto"/>
+        <w:rPr>
+          <w:rFonts w:ascii="Courier New" w:eastAsia="Times New Roman" w:hAnsi="Courier New" w:cs="Courier New"/>
+          <w:sz w:val="20"/>
+          <w:szCs w:val="20"/>
+          <w:lang w:eastAsia="ru-RU"/>
+        </w:rPr>
+      </w:pPr>
+    </w:p>
+    <w:p>
+      <w:pPr>
+        <w:tabs>
+          <w:tab w:val="left" w:pos="916"/>
+          <w:tab w:val="left" w:pos="1832"/>
+          <w:tab w:val="left" w:pos="2748"/>
+          <w:tab w:val="left" w:pos="3664"/>
+          <w:tab w:val="left" w:pos="4580"/>
+          <w:tab w:val="left" w:pos="5496"/>
+          <w:tab w:val="left" w:pos="6412"/>
+          <w:tab w:val="left" w:pos="7328"/>
+          <w:tab w:val="left" w:pos="8244"/>
+          <w:tab w:val="left" w:pos="9160"/>
+          <w:tab w:val="left" w:pos="10076"/>
+          <w:tab w:val="left" w:pos="10992"/>
+          <w:tab w:val="left" w:pos="11908"/>
+          <w:tab w:val="left" w:pos="12824"/>
+          <w:tab w:val="left" w:pos="13740"/>
+          <w:tab w:val="left" w:pos="14656"/>
+        </w:tabs>
+        <w:spacing w:after="0" w:line="240" w:lineRule="auto"/>
+        <w:rPr>
+          <w:rFonts w:ascii="Courier New" w:eastAsia="Times New Roman" w:hAnsi="Courier New" w:cs="Courier New"/>
+          <w:sz w:val="20"/>
+          <w:szCs w:val="20"/>
+          <w:lang w:eastAsia="ru-RU"/>
+        </w:rPr>
+      </w:pPr>
+      <w:r>
+        <w:rPr>
+          <w:rFonts w:ascii="Courier New" w:eastAsia="Times New Roman" w:hAnsi="Courier New" w:cs="Courier New"/>
+          <w:sz w:val="20"/>
+          <w:szCs w:val="20"/>
+          <w:lang w:eastAsia="ru-RU"/>
+        </w:rPr>
+        <w:t>Все участники Story слышат один и тот же effective soundtrack</w:t>
+      </w:r>
+    </w:p>
+    <w:p>
+      <w:pPr>
+        <w:tabs>
+          <w:tab w:val="left" w:pos="916"/>
+          <w:tab w:val="left" w:pos="1832"/>
+          <w:tab w:val="left" w:pos="2748"/>
+          <w:tab w:val="left" w:pos="3664"/>
+          <w:tab w:val="left" w:pos="4580"/>
+          <w:tab w:val="left" w:pos="5496"/>
+          <w:tab w:val="left" w:pos="6412"/>
+          <w:tab w:val="left" w:pos="7328"/>
+          <w:tab w:val="left" w:pos="8244"/>
+          <w:tab w:val="left" w:pos="9160"/>
+          <w:tab w:val="left" w:pos="10076"/>
+          <w:tab w:val="left" w:pos="10992"/>
+          <w:tab w:val="left" w:pos="11908"/>
+          <w:tab w:val="left" w:pos="12824"/>
+          <w:tab w:val="left" w:pos="13740"/>
+          <w:tab w:val="left" w:pos="14656"/>
+        </w:tabs>
+        <w:spacing w:after="0" w:line="240" w:lineRule="auto"/>
+        <w:rPr>
+          <w:rFonts w:ascii="Courier New" w:eastAsia="Times New Roman" w:hAnsi="Courier New" w:cs="Courier New"/>
+          <w:sz w:val="20"/>
+          <w:szCs w:val="20"/>
+          <w:lang w:eastAsia="ru-RU"/>
+        </w:rPr>
+      </w:pPr>
+      <w:r>
+        <w:rPr>
+          <w:rFonts w:ascii="Courier New" w:eastAsia="Times New Roman" w:hAnsi="Courier New" w:cs="Courier New"/>
+          <w:sz w:val="20"/>
+          <w:szCs w:val="20"/>
+          <w:lang w:eastAsia="ru-RU"/>
+        </w:rPr>
+        <w:t>при запуске Story Playback.</w:t>
+      </w:r>
+    </w:p>
+    <w:p>
+      <w:pPr>
+        <w:tabs>
+          <w:tab w:val="left" w:pos="916"/>
+          <w:tab w:val="left" w:pos="1832"/>
+          <w:tab w:val="left" w:pos="2748"/>
+          <w:tab w:val="left" w:pos="3664"/>
+          <w:tab w:val="left" w:pos="4580"/>
+          <w:tab w:val="left" w:pos="5496"/>
+          <w:tab w:val="left" w:pos="6412"/>
+          <w:tab w:val="left" w:pos="7328"/>
+          <w:tab w:val="left" w:pos="8244"/>
+          <w:tab w:val="left" w:pos="9160"/>
+          <w:tab w:val="left" w:pos="10076"/>
+          <w:tab w:val="left" w:pos="10992"/>
+          <w:tab w:val="left" w:pos="11908"/>
+          <w:tab w:val="left" w:pos="12824"/>
+          <w:tab w:val="left" w:pos="13740"/>
+          <w:tab w:val="left" w:pos="14656"/>
+        </w:tabs>
+        <w:spacing w:after="0" w:line="240" w:lineRule="auto"/>
+        <w:rPr>
+          <w:rFonts w:ascii="Courier New" w:eastAsia="Times New Roman" w:hAnsi="Courier New" w:cs="Courier New"/>
+          <w:sz w:val="20"/>
+          <w:szCs w:val="20"/>
+          <w:lang w:eastAsia="ru-RU"/>
+        </w:rPr>
+      </w:pPr>
+    </w:p>
+    <w:p>
+      <w:pPr>
+        <w:tabs>
+          <w:tab w:val="left" w:pos="916"/>
+          <w:tab w:val="left" w:pos="1832"/>
+          <w:tab w:val="left" w:pos="2748"/>
+          <w:tab w:val="left" w:pos="3664"/>
+          <w:tab w:val="left" w:pos="4580"/>
+          <w:tab w:val="left" w:pos="5496"/>
+          <w:tab w:val="left" w:pos="6412"/>
+          <w:tab w:val="left" w:pos="7328"/>
+          <w:tab w:val="left" w:pos="8244"/>
+          <w:tab w:val="left" w:pos="9160"/>
+          <w:tab w:val="left" w:pos="10076"/>
+          <w:tab w:val="left" w:pos="10992"/>
+          <w:tab w:val="left" w:pos="11908"/>
+          <w:tab w:val="left" w:pos="12824"/>
+          <w:tab w:val="left" w:pos="13740"/>
+          <w:tab w:val="left" w:pos="14656"/>
+        </w:tabs>
+        <w:spacing w:after="0" w:line="240" w:lineRule="auto"/>
+        <w:rPr>
+          <w:rFonts w:ascii="Courier New" w:eastAsia="Times New Roman" w:hAnsi="Courier New" w:cs="Courier New"/>
+          <w:sz w:val="20"/>
+          <w:szCs w:val="20"/>
+          <w:lang w:eastAsia="ru-RU"/>
+        </w:rPr>
+      </w:pPr>
+      <w:r>
+        <w:rPr>
+          <w:rFonts w:ascii="Courier New" w:eastAsia="Times New Roman" w:hAnsi="Courier New" w:cs="Courier New"/>
+          <w:sz w:val="20"/>
+          <w:szCs w:val="20"/>
+          <w:lang w:eastAsia="ru-RU"/>
+        </w:rPr>
+        <w:t>Персональные soundtrack preferences не поддерживаются в первой версии.</w:t>
+      </w:r>
+    </w:p>
+    <w:p>
+      <w:pPr>
+        <w:tabs>
+          <w:tab w:val="left" w:pos="916"/>
+          <w:tab w:val="left" w:pos="1832"/>
+          <w:tab w:val="left" w:pos="2748"/>
+          <w:tab w:val="left" w:pos="3664"/>
+          <w:tab w:val="left" w:pos="4580"/>
+          <w:tab w:val="left" w:pos="5496"/>
+          <w:tab w:val="left" w:pos="6412"/>
+          <w:tab w:val="left" w:pos="7328"/>
+          <w:tab w:val="left" w:pos="8244"/>
+          <w:tab w:val="left" w:pos="9160"/>
+          <w:tab w:val="left" w:pos="10076"/>
+          <w:tab w:val="left" w:pos="10992"/>
+          <w:tab w:val="left" w:pos="11908"/>
+          <w:tab w:val="left" w:pos="12824"/>
+          <w:tab w:val="left" w:pos="13740"/>
+          <w:tab w:val="left" w:pos="14656"/>
+        </w:tabs>
+        <w:spacing w:after="0" w:line="240" w:lineRule="auto"/>
+        <w:rPr>
+          <w:rFonts w:ascii="Courier New" w:eastAsia="Times New Roman" w:hAnsi="Courier New" w:cs="Courier New"/>
+          <w:sz w:val="20"/>
+          <w:szCs w:val="20"/>
+          <w:lang w:eastAsia="ru-RU"/>
+        </w:rPr>
+      </w:pPr>
+    </w:p>
+    <w:p>
+      <w:pPr>
+        <w:tabs>
+          <w:tab w:val="left" w:pos="916"/>
+          <w:tab w:val="left" w:pos="1832"/>
+          <w:tab w:val="left" w:pos="2748"/>
+          <w:tab w:val="left" w:pos="3664"/>
+          <w:tab w:val="left" w:pos="4580"/>
+          <w:tab w:val="left" w:pos="5496"/>
+          <w:tab w:val="left" w:pos="6412"/>
+          <w:tab w:val="left" w:pos="7328"/>
+          <w:tab w:val="left" w:pos="8244"/>
+          <w:tab w:val="left" w:pos="9160"/>
+          <w:tab w:val="left" w:pos="10076"/>
+          <w:tab w:val="left" w:pos="10992"/>
+          <w:tab w:val="left" w:pos="11908"/>
+          <w:tab w:val="left" w:pos="12824"/>
+          <w:tab w:val="left" w:pos="13740"/>
+          <w:tab w:val="left" w:pos="14656"/>
+        </w:tabs>
+        <w:spacing w:after="0" w:line="240" w:lineRule="auto"/>
+        <w:rPr>
+          <w:rFonts w:ascii="Courier New" w:eastAsia="Times New Roman" w:hAnsi="Courier New" w:cs="Courier New"/>
+          <w:sz w:val="20"/>
+          <w:szCs w:val="20"/>
+          <w:lang w:eastAsia="ru-RU"/>
+        </w:rPr>
+      </w:pPr>
+    </w:p>
+    <w:p>
+      <w:pPr>
+        <w:tabs>
+          <w:tab w:val="left" w:pos="916"/>
+          <w:tab w:val="left" w:pos="1832"/>
+          <w:tab w:val="left" w:pos="2748"/>
+          <w:tab w:val="left" w:pos="3664"/>
+          <w:tab w:val="left" w:pos="4580"/>
+          <w:tab w:val="left" w:pos="5496"/>
+          <w:tab w:val="left" w:pos="6412"/>
+          <w:tab w:val="left" w:pos="7328"/>
+          <w:tab w:val="left" w:pos="8244"/>
+          <w:tab w:val="left" w:pos="9160"/>
+          <w:tab w:val="left" w:pos="10076"/>
+          <w:tab w:val="left" w:pos="10992"/>
+          <w:tab w:val="left" w:pos="11908"/>
+          <w:tab w:val="left" w:pos="12824"/>
+          <w:tab w:val="left" w:pos="13740"/>
+          <w:tab w:val="left" w:pos="14656"/>
+        </w:tabs>
+        <w:spacing w:after="0" w:line="240" w:lineRule="auto"/>
+        <w:rPr>
+          <w:rFonts w:ascii="Courier New" w:eastAsia="Times New Roman" w:hAnsi="Courier New" w:cs="Courier New"/>
+          <w:sz w:val="20"/>
+          <w:szCs w:val="20"/>
+          <w:lang w:val="en-US" w:eastAsia="ru-RU"/>
+        </w:rPr>
+      </w:pPr>
+      <w:r>
+        <w:rPr>
+          <w:rFonts w:ascii="Courier New" w:eastAsia="Times New Roman" w:hAnsi="Courier New" w:cs="Courier New"/>
+          <w:sz w:val="20"/>
+          <w:szCs w:val="20"/>
+          <w:lang w:val="en-US" w:eastAsia="ru-RU"/>
+        </w:rPr>
+        <w:t>SP-003</w:t>
+      </w:r>
+    </w:p>
+    <w:p>
+      <w:pPr>
+        <w:tabs>
+          <w:tab w:val="left" w:pos="916"/>
+          <w:tab w:val="left" w:pos="1832"/>
+          <w:tab w:val="left" w:pos="2748"/>
+          <w:tab w:val="left" w:pos="3664"/>
+          <w:tab w:val="left" w:pos="4580"/>
+          <w:tab w:val="left" w:pos="5496"/>
+          <w:tab w:val="left" w:pos="6412"/>
+          <w:tab w:val="left" w:pos="7328"/>
+          <w:tab w:val="left" w:pos="8244"/>
+          <w:tab w:val="left" w:pos="9160"/>
+          <w:tab w:val="left" w:pos="10076"/>
+          <w:tab w:val="left" w:pos="10992"/>
+          <w:tab w:val="left" w:pos="11908"/>
+          <w:tab w:val="left" w:pos="12824"/>
+          <w:tab w:val="left" w:pos="13740"/>
+          <w:tab w:val="left" w:pos="14656"/>
+        </w:tabs>
+        <w:spacing w:after="0" w:line="240" w:lineRule="auto"/>
+        <w:rPr>
+          <w:rFonts w:ascii="Courier New" w:eastAsia="Times New Roman" w:hAnsi="Courier New" w:cs="Courier New"/>
+          <w:sz w:val="20"/>
+          <w:szCs w:val="20"/>
+          <w:lang w:val="en-US" w:eastAsia="ru-RU"/>
+        </w:rPr>
+      </w:pPr>
+      <w:r>
+        <w:rPr>
+          <w:rFonts w:ascii="Courier New" w:eastAsia="Times New Roman" w:hAnsi="Courier New" w:cs="Courier New"/>
+          <w:sz w:val="20"/>
+          <w:szCs w:val="20"/>
+          <w:lang w:val="en-US" w:eastAsia="ru-RU"/>
+        </w:rPr>
+        <w:t>Only Owner Or Co-Owner Can Change Story Soundtrack</w:t>
+      </w:r>
+    </w:p>
+    <w:p>
+      <w:pPr>
+        <w:tabs>
+          <w:tab w:val="left" w:pos="916"/>
+          <w:tab w:val="left" w:pos="1832"/>
+          <w:tab w:val="left" w:pos="2748"/>
+          <w:tab w:val="left" w:pos="3664"/>
+          <w:tab w:val="left" w:pos="4580"/>
+          <w:tab w:val="left" w:pos="5496"/>
+          <w:tab w:val="left" w:pos="6412"/>
+          <w:tab w:val="left" w:pos="7328"/>
+          <w:tab w:val="left" w:pos="8244"/>
+          <w:tab w:val="left" w:pos="9160"/>
+          <w:tab w:val="left" w:pos="10076"/>
+          <w:tab w:val="left" w:pos="10992"/>
+          <w:tab w:val="left" w:pos="11908"/>
+          <w:tab w:val="left" w:pos="12824"/>
+          <w:tab w:val="left" w:pos="13740"/>
+          <w:tab w:val="left" w:pos="14656"/>
+        </w:tabs>
+        <w:spacing w:after="0" w:line="240" w:lineRule="auto"/>
+        <w:rPr>
+          <w:rFonts w:ascii="Courier New" w:eastAsia="Times New Roman" w:hAnsi="Courier New" w:cs="Courier New"/>
+          <w:sz w:val="20"/>
+          <w:szCs w:val="20"/>
+          <w:lang w:val="en-US" w:eastAsia="ru-RU"/>
+        </w:rPr>
+      </w:pPr>
+    </w:p>
+    <w:p>
+      <w:pPr>
+        <w:tabs>
+          <w:tab w:val="left" w:pos="916"/>
+          <w:tab w:val="left" w:pos="1832"/>
+          <w:tab w:val="left" w:pos="2748"/>
+          <w:tab w:val="left" w:pos="3664"/>
+          <w:tab w:val="left" w:pos="4580"/>
+          <w:tab w:val="left" w:pos="5496"/>
+          <w:tab w:val="left" w:pos="6412"/>
+          <w:tab w:val="left" w:pos="7328"/>
+          <w:tab w:val="left" w:pos="8244"/>
+          <w:tab w:val="left" w:pos="9160"/>
+          <w:tab w:val="left" w:pos="10076"/>
+          <w:tab w:val="left" w:pos="10992"/>
+          <w:tab w:val="left" w:pos="11908"/>
+          <w:tab w:val="left" w:pos="12824"/>
+          <w:tab w:val="left" w:pos="13740"/>
+          <w:tab w:val="left" w:pos="14656"/>
+        </w:tabs>
+        <w:spacing w:after="0" w:line="240" w:lineRule="auto"/>
+        <w:rPr>
+          <w:rFonts w:ascii="Courier New" w:eastAsia="Times New Roman" w:hAnsi="Courier New" w:cs="Courier New"/>
+          <w:sz w:val="20"/>
+          <w:szCs w:val="20"/>
+          <w:lang w:eastAsia="ru-RU"/>
+        </w:rPr>
+      </w:pPr>
+      <w:r>
+        <w:rPr>
+          <w:rFonts w:ascii="Courier New" w:eastAsia="Times New Roman" w:hAnsi="Courier New" w:cs="Courier New"/>
+          <w:sz w:val="20"/>
+          <w:szCs w:val="20"/>
+          <w:lang w:eastAsia="ru-RU"/>
+        </w:rPr>
+        <w:t>Изменять или удалять Story soundtrack могут:</w:t>
+      </w:r>
+    </w:p>
+    <w:p>
+      <w:pPr>
+        <w:tabs>
+          <w:tab w:val="left" w:pos="916"/>
+          <w:tab w:val="left" w:pos="1832"/>
+          <w:tab w:val="left" w:pos="2748"/>
+          <w:tab w:val="left" w:pos="3664"/>
+          <w:tab w:val="left" w:pos="4580"/>
+          <w:tab w:val="left" w:pos="5496"/>
+          <w:tab w:val="left" w:pos="6412"/>
+          <w:tab w:val="left" w:pos="7328"/>
+          <w:tab w:val="left" w:pos="8244"/>
+          <w:tab w:val="left" w:pos="9160"/>
+          <w:tab w:val="left" w:pos="10076"/>
+          <w:tab w:val="left" w:pos="10992"/>
+          <w:tab w:val="left" w:pos="11908"/>
+          <w:tab w:val="left" w:pos="12824"/>
+          <w:tab w:val="left" w:pos="13740"/>
+          <w:tab w:val="left" w:pos="14656"/>
+        </w:tabs>
+        <w:spacing w:after="0" w:line="240" w:lineRule="auto"/>
+        <w:rPr>
+          <w:rFonts w:ascii="Courier New" w:eastAsia="Times New Roman" w:hAnsi="Courier New" w:cs="Courier New"/>
+          <w:sz w:val="20"/>
+          <w:szCs w:val="20"/>
+          <w:lang w:eastAsia="ru-RU"/>
+        </w:rPr>
+      </w:pPr>
+    </w:p>
+    <w:p>
+      <w:pPr>
+        <w:tabs>
+          <w:tab w:val="left" w:pos="916"/>
+          <w:tab w:val="left" w:pos="1832"/>
+          <w:tab w:val="left" w:pos="2748"/>
+          <w:tab w:val="left" w:pos="3664"/>
+          <w:tab w:val="left" w:pos="4580"/>
+          <w:tab w:val="left" w:pos="5496"/>
+          <w:tab w:val="left" w:pos="6412"/>
+          <w:tab w:val="left" w:pos="7328"/>
+          <w:tab w:val="left" w:pos="8244"/>
+          <w:tab w:val="left" w:pos="9160"/>
+          <w:tab w:val="left" w:pos="10076"/>
+          <w:tab w:val="left" w:pos="10992"/>
+          <w:tab w:val="left" w:pos="11908"/>
+          <w:tab w:val="left" w:pos="12824"/>
+          <w:tab w:val="left" w:pos="13740"/>
+          <w:tab w:val="left" w:pos="14656"/>
+        </w:tabs>
+        <w:spacing w:after="0" w:line="240" w:lineRule="auto"/>
+        <w:rPr>
+          <w:rFonts w:ascii="Courier New" w:eastAsia="Times New Roman" w:hAnsi="Courier New" w:cs="Courier New"/>
+          <w:sz w:val="20"/>
+          <w:szCs w:val="20"/>
+          <w:lang w:val="en-US" w:eastAsia="ru-RU"/>
+        </w:rPr>
+      </w:pPr>
+      <w:r>
+        <w:rPr>
+          <w:rFonts w:ascii="Courier New" w:eastAsia="Times New Roman" w:hAnsi="Courier New" w:cs="Courier New"/>
+          <w:sz w:val="20"/>
+          <w:szCs w:val="20"/>
+          <w:lang w:val="en-US" w:eastAsia="ru-RU"/>
+        </w:rPr>
+        <w:t>OWNER</w:t>
+      </w:r>
+    </w:p>
+    <w:p>
+      <w:pPr>
+        <w:tabs>
+          <w:tab w:val="left" w:pos="916"/>
+          <w:tab w:val="left" w:pos="1832"/>
+          <w:tab w:val="left" w:pos="2748"/>
+          <w:tab w:val="left" w:pos="3664"/>
+          <w:tab w:val="left" w:pos="4580"/>
+          <w:tab w:val="left" w:pos="5496"/>
+          <w:tab w:val="left" w:pos="6412"/>
+          <w:tab w:val="left" w:pos="7328"/>
+          <w:tab w:val="left" w:pos="8244"/>
+          <w:tab w:val="left" w:pos="9160"/>
+          <w:tab w:val="left" w:pos="10076"/>
+          <w:tab w:val="left" w:pos="10992"/>
+          <w:tab w:val="left" w:pos="11908"/>
+          <w:tab w:val="left" w:pos="12824"/>
+          <w:tab w:val="left" w:pos="13740"/>
+          <w:tab w:val="left" w:pos="14656"/>
+        </w:tabs>
+        <w:spacing w:after="0" w:line="240" w:lineRule="auto"/>
+        <w:rPr>
+          <w:rFonts w:ascii="Courier New" w:eastAsia="Times New Roman" w:hAnsi="Courier New" w:cs="Courier New"/>
+          <w:sz w:val="20"/>
+          <w:szCs w:val="20"/>
+          <w:lang w:val="en-US" w:eastAsia="ru-RU"/>
+        </w:rPr>
+      </w:pPr>
+      <w:r>
+        <w:rPr>
+          <w:rFonts w:ascii="Courier New" w:eastAsia="Times New Roman" w:hAnsi="Courier New" w:cs="Courier New"/>
+          <w:sz w:val="20"/>
+          <w:szCs w:val="20"/>
+          <w:lang w:val="en-US" w:eastAsia="ru-RU"/>
+        </w:rPr>
+        <w:t>CO_OWNER</w:t>
+      </w:r>
+    </w:p>
+    <w:p>
+      <w:pPr>
+        <w:tabs>
+          <w:tab w:val="left" w:pos="916"/>
+          <w:tab w:val="left" w:pos="1832"/>
+          <w:tab w:val="left" w:pos="2748"/>
+          <w:tab w:val="left" w:pos="3664"/>
+          <w:tab w:val="left" w:pos="4580"/>
+          <w:tab w:val="left" w:pos="5496"/>
+          <w:tab w:val="left" w:pos="6412"/>
+          <w:tab w:val="left" w:pos="7328"/>
+          <w:tab w:val="left" w:pos="8244"/>
+          <w:tab w:val="left" w:pos="9160"/>
+          <w:tab w:val="left" w:pos="10076"/>
+          <w:tab w:val="left" w:pos="10992"/>
+          <w:tab w:val="left" w:pos="11908"/>
+          <w:tab w:val="left" w:pos="12824"/>
+          <w:tab w:val="left" w:pos="13740"/>
+          <w:tab w:val="left" w:pos="14656"/>
+        </w:tabs>
+        <w:spacing w:after="0" w:line="240" w:lineRule="auto"/>
+        <w:rPr>
+          <w:rFonts w:ascii="Courier New" w:eastAsia="Times New Roman" w:hAnsi="Courier New" w:cs="Courier New"/>
+          <w:sz w:val="20"/>
+          <w:szCs w:val="20"/>
+          <w:lang w:val="en-US" w:eastAsia="ru-RU"/>
+        </w:rPr>
+      </w:pPr>
+    </w:p>
+    <w:p>
+      <w:pPr>
+        <w:tabs>
+          <w:tab w:val="left" w:pos="916"/>
+          <w:tab w:val="left" w:pos="1832"/>
+          <w:tab w:val="left" w:pos="2748"/>
+          <w:tab w:val="left" w:pos="3664"/>
+          <w:tab w:val="left" w:pos="4580"/>
+          <w:tab w:val="left" w:pos="5496"/>
+          <w:tab w:val="left" w:pos="6412"/>
+          <w:tab w:val="left" w:pos="7328"/>
+          <w:tab w:val="left" w:pos="8244"/>
+          <w:tab w:val="left" w:pos="9160"/>
+          <w:tab w:val="left" w:pos="10076"/>
+          <w:tab w:val="left" w:pos="10992"/>
+          <w:tab w:val="left" w:pos="11908"/>
+          <w:tab w:val="left" w:pos="12824"/>
+          <w:tab w:val="left" w:pos="13740"/>
+          <w:tab w:val="left" w:pos="14656"/>
+        </w:tabs>
+        <w:spacing w:after="0" w:line="240" w:lineRule="auto"/>
+        <w:rPr>
+          <w:rFonts w:ascii="Courier New" w:eastAsia="Times New Roman" w:hAnsi="Courier New" w:cs="Courier New"/>
+          <w:sz w:val="20"/>
+          <w:szCs w:val="20"/>
+          <w:lang w:val="en-US" w:eastAsia="ru-RU"/>
+        </w:rPr>
+      </w:pPr>
+      <w:r>
+        <w:rPr>
+          <w:rFonts w:ascii="Courier New" w:eastAsia="Times New Roman" w:hAnsi="Courier New" w:cs="Courier New"/>
+          <w:sz w:val="20"/>
+          <w:szCs w:val="20"/>
+          <w:lang w:eastAsia="ru-RU"/>
+        </w:rPr>
+        <w:t>Не</w:t>
+      </w:r>
+      <w:r>
+        <w:rPr>
+          <w:rFonts w:ascii="Courier New" w:eastAsia="Times New Roman" w:hAnsi="Courier New" w:cs="Courier New"/>
+          <w:sz w:val="20"/>
+          <w:szCs w:val="20"/>
+          <w:lang w:val="en-US" w:eastAsia="ru-RU"/>
+        </w:rPr>
+        <w:t xml:space="preserve"> </w:t>
+      </w:r>
+      <w:r>
+        <w:rPr>
+          <w:rFonts w:ascii="Courier New" w:eastAsia="Times New Roman" w:hAnsi="Courier New" w:cs="Courier New"/>
+          <w:sz w:val="20"/>
+          <w:szCs w:val="20"/>
+          <w:lang w:eastAsia="ru-RU"/>
+        </w:rPr>
+        <w:t>могут</w:t>
+      </w:r>
+      <w:r>
+        <w:rPr>
+          <w:rFonts w:ascii="Courier New" w:eastAsia="Times New Roman" w:hAnsi="Courier New" w:cs="Courier New"/>
+          <w:sz w:val="20"/>
+          <w:szCs w:val="20"/>
+          <w:lang w:val="en-US" w:eastAsia="ru-RU"/>
+        </w:rPr>
+        <w:t>:</w:t>
+      </w:r>
+    </w:p>
+    <w:p>
+      <w:pPr>
+        <w:tabs>
+          <w:tab w:val="left" w:pos="916"/>
+          <w:tab w:val="left" w:pos="1832"/>
+          <w:tab w:val="left" w:pos="2748"/>
+          <w:tab w:val="left" w:pos="3664"/>
+          <w:tab w:val="left" w:pos="4580"/>
+          <w:tab w:val="left" w:pos="5496"/>
+          <w:tab w:val="left" w:pos="6412"/>
+          <w:tab w:val="left" w:pos="7328"/>
+          <w:tab w:val="left" w:pos="8244"/>
+          <w:tab w:val="left" w:pos="9160"/>
+          <w:tab w:val="left" w:pos="10076"/>
+          <w:tab w:val="left" w:pos="10992"/>
+          <w:tab w:val="left" w:pos="11908"/>
+          <w:tab w:val="left" w:pos="12824"/>
+          <w:tab w:val="left" w:pos="13740"/>
+          <w:tab w:val="left" w:pos="14656"/>
+        </w:tabs>
+        <w:spacing w:after="0" w:line="240" w:lineRule="auto"/>
+        <w:rPr>
+          <w:rFonts w:ascii="Courier New" w:eastAsia="Times New Roman" w:hAnsi="Courier New" w:cs="Courier New"/>
+          <w:sz w:val="20"/>
+          <w:szCs w:val="20"/>
+          <w:lang w:val="en-US" w:eastAsia="ru-RU"/>
+        </w:rPr>
+      </w:pPr>
+    </w:p>
+    <w:p>
+      <w:pPr>
+        <w:tabs>
+          <w:tab w:val="left" w:pos="916"/>
+          <w:tab w:val="left" w:pos="1832"/>
+          <w:tab w:val="left" w:pos="2748"/>
+          <w:tab w:val="left" w:pos="3664"/>
+          <w:tab w:val="left" w:pos="4580"/>
+          <w:tab w:val="left" w:pos="5496"/>
+          <w:tab w:val="left" w:pos="6412"/>
+          <w:tab w:val="left" w:pos="7328"/>
+          <w:tab w:val="left" w:pos="8244"/>
+          <w:tab w:val="left" w:pos="9160"/>
+          <w:tab w:val="left" w:pos="10076"/>
+          <w:tab w:val="left" w:pos="10992"/>
+          <w:tab w:val="left" w:pos="11908"/>
+          <w:tab w:val="left" w:pos="12824"/>
+          <w:tab w:val="left" w:pos="13740"/>
+          <w:tab w:val="left" w:pos="14656"/>
+        </w:tabs>
+        <w:spacing w:after="0" w:line="240" w:lineRule="auto"/>
+        <w:rPr>
+          <w:rFonts w:ascii="Courier New" w:eastAsia="Times New Roman" w:hAnsi="Courier New" w:cs="Courier New"/>
+          <w:sz w:val="20"/>
+          <w:szCs w:val="20"/>
+          <w:lang w:eastAsia="ru-RU"/>
+        </w:rPr>
+      </w:pPr>
+      <w:r>
+        <w:rPr>
+          <w:rFonts w:ascii="Courier New" w:eastAsia="Times New Roman" w:hAnsi="Courier New" w:cs="Courier New"/>
+          <w:sz w:val="20"/>
+          <w:szCs w:val="20"/>
+          <w:lang w:eastAsia="ru-RU"/>
+        </w:rPr>
+        <w:t>EDITOR</w:t>
+      </w:r>
+    </w:p>
+    <w:p>
+      <w:pPr>
+        <w:tabs>
+          <w:tab w:val="left" w:pos="916"/>
+          <w:tab w:val="left" w:pos="1832"/>
+          <w:tab w:val="left" w:pos="2748"/>
+          <w:tab w:val="left" w:pos="3664"/>
+          <w:tab w:val="left" w:pos="4580"/>
+          <w:tab w:val="left" w:pos="5496"/>
+          <w:tab w:val="left" w:pos="6412"/>
+          <w:tab w:val="left" w:pos="7328"/>
+          <w:tab w:val="left" w:pos="8244"/>
+          <w:tab w:val="left" w:pos="9160"/>
+          <w:tab w:val="left" w:pos="10076"/>
+          <w:tab w:val="left" w:pos="10992"/>
+          <w:tab w:val="left" w:pos="11908"/>
+          <w:tab w:val="left" w:pos="12824"/>
+          <w:tab w:val="left" w:pos="13740"/>
+          <w:tab w:val="left" w:pos="14656"/>
+        </w:tabs>
+        <w:spacing w:after="0" w:line="240" w:lineRule="auto"/>
+        <w:rPr>
+          <w:rFonts w:ascii="Courier New" w:eastAsia="Times New Roman" w:hAnsi="Courier New" w:cs="Courier New"/>
+          <w:sz w:val="20"/>
+          <w:szCs w:val="20"/>
+          <w:lang w:eastAsia="ru-RU"/>
+        </w:rPr>
+      </w:pPr>
+      <w:r>
+        <w:rPr>
+          <w:rFonts w:ascii="Courier New" w:eastAsia="Times New Roman" w:hAnsi="Courier New" w:cs="Courier New"/>
+          <w:sz w:val="20"/>
+          <w:szCs w:val="20"/>
+          <w:lang w:eastAsia="ru-RU"/>
+        </w:rPr>
+        <w:t>VIEWER</w:t>
+      </w:r>
+    </w:p>
+    <w:p>
+      <w:pPr>
+        <w:tabs>
+          <w:tab w:val="left" w:pos="916"/>
+          <w:tab w:val="left" w:pos="1832"/>
+          <w:tab w:val="left" w:pos="2748"/>
+          <w:tab w:val="left" w:pos="3664"/>
+          <w:tab w:val="left" w:pos="4580"/>
+          <w:tab w:val="left" w:pos="5496"/>
+          <w:tab w:val="left" w:pos="6412"/>
+          <w:tab w:val="left" w:pos="7328"/>
+          <w:tab w:val="left" w:pos="8244"/>
+          <w:tab w:val="left" w:pos="9160"/>
+          <w:tab w:val="left" w:pos="10076"/>
+          <w:tab w:val="left" w:pos="10992"/>
+          <w:tab w:val="left" w:pos="11908"/>
+          <w:tab w:val="left" w:pos="12824"/>
+          <w:tab w:val="left" w:pos="13740"/>
+          <w:tab w:val="left" w:pos="14656"/>
+        </w:tabs>
+        <w:spacing w:after="0" w:line="240" w:lineRule="auto"/>
+        <w:rPr>
+          <w:rFonts w:ascii="Courier New" w:eastAsia="Times New Roman" w:hAnsi="Courier New" w:cs="Courier New"/>
+          <w:sz w:val="20"/>
+          <w:szCs w:val="20"/>
+          <w:lang w:eastAsia="ru-RU"/>
+        </w:rPr>
+      </w:pPr>
+    </w:p>
+    <w:p>
+      <w:pPr>
+        <w:tabs>
+          <w:tab w:val="left" w:pos="916"/>
+          <w:tab w:val="left" w:pos="1832"/>
+          <w:tab w:val="left" w:pos="2748"/>
+          <w:tab w:val="left" w:pos="3664"/>
+          <w:tab w:val="left" w:pos="4580"/>
+          <w:tab w:val="left" w:pos="5496"/>
+          <w:tab w:val="left" w:pos="6412"/>
+          <w:tab w:val="left" w:pos="7328"/>
+          <w:tab w:val="left" w:pos="8244"/>
+          <w:tab w:val="left" w:pos="9160"/>
+          <w:tab w:val="left" w:pos="10076"/>
+          <w:tab w:val="left" w:pos="10992"/>
+          <w:tab w:val="left" w:pos="11908"/>
+          <w:tab w:val="left" w:pos="12824"/>
+          <w:tab w:val="left" w:pos="13740"/>
+          <w:tab w:val="left" w:pos="14656"/>
+        </w:tabs>
+        <w:spacing w:after="0" w:line="240" w:lineRule="auto"/>
+        <w:rPr>
+          <w:rFonts w:ascii="Courier New" w:eastAsia="Times New Roman" w:hAnsi="Courier New" w:cs="Courier New"/>
+          <w:sz w:val="20"/>
+          <w:szCs w:val="20"/>
+          <w:lang w:eastAsia="ru-RU"/>
+        </w:rPr>
+      </w:pPr>
+      <w:r>
+        <w:rPr>
+          <w:rFonts w:ascii="Courier New" w:eastAsia="Times New Roman" w:hAnsi="Courier New" w:cs="Courier New"/>
+          <w:sz w:val="20"/>
+          <w:szCs w:val="20"/>
+          <w:lang w:eastAsia="ru-RU"/>
+        </w:rPr>
+        <w:t>Отдельная музыкальная role model не создаётся.</w:t>
+      </w:r>
+    </w:p>
+    <w:p>
+      <w:pPr>
+        <w:tabs>
+          <w:tab w:val="left" w:pos="916"/>
+          <w:tab w:val="left" w:pos="1832"/>
+          <w:tab w:val="left" w:pos="2748"/>
+          <w:tab w:val="left" w:pos="3664"/>
+          <w:tab w:val="left" w:pos="4580"/>
+          <w:tab w:val="left" w:pos="5496"/>
+          <w:tab w:val="left" w:pos="6412"/>
+          <w:tab w:val="left" w:pos="7328"/>
+          <w:tab w:val="left" w:pos="8244"/>
+          <w:tab w:val="left" w:pos="9160"/>
+          <w:tab w:val="left" w:pos="10076"/>
+          <w:tab w:val="left" w:pos="10992"/>
+          <w:tab w:val="left" w:pos="11908"/>
+          <w:tab w:val="left" w:pos="12824"/>
+          <w:tab w:val="left" w:pos="13740"/>
+          <w:tab w:val="left" w:pos="14656"/>
+        </w:tabs>
+        <w:spacing w:after="0" w:line="240" w:lineRule="auto"/>
+        <w:rPr>
+          <w:rFonts w:ascii="Courier New" w:eastAsia="Times New Roman" w:hAnsi="Courier New" w:cs="Courier New"/>
+          <w:sz w:val="20"/>
+          <w:szCs w:val="20"/>
+          <w:lang w:eastAsia="ru-RU"/>
+        </w:rPr>
+      </w:pPr>
+    </w:p>
+    <w:p>
+      <w:pPr>
+        <w:tabs>
+          <w:tab w:val="left" w:pos="916"/>
+          <w:tab w:val="left" w:pos="1832"/>
+          <w:tab w:val="left" w:pos="2748"/>
+          <w:tab w:val="left" w:pos="3664"/>
+          <w:tab w:val="left" w:pos="4580"/>
+          <w:tab w:val="left" w:pos="5496"/>
+          <w:tab w:val="left" w:pos="6412"/>
+          <w:tab w:val="left" w:pos="7328"/>
+          <w:tab w:val="left" w:pos="8244"/>
+          <w:tab w:val="left" w:pos="9160"/>
+          <w:tab w:val="left" w:pos="10076"/>
+          <w:tab w:val="left" w:pos="10992"/>
+          <w:tab w:val="left" w:pos="11908"/>
+          <w:tab w:val="left" w:pos="12824"/>
+          <w:tab w:val="left" w:pos="13740"/>
+          <w:tab w:val="left" w:pos="14656"/>
+        </w:tabs>
+        <w:spacing w:after="0" w:line="240" w:lineRule="auto"/>
+        <w:rPr>
+          <w:rFonts w:ascii="Courier New" w:eastAsia="Times New Roman" w:hAnsi="Courier New" w:cs="Courier New"/>
+          <w:sz w:val="20"/>
+          <w:szCs w:val="20"/>
+          <w:lang w:eastAsia="ru-RU"/>
+        </w:rPr>
+      </w:pPr>
+    </w:p>
+    <w:p>
+      <w:pPr>
+        <w:tabs>
+          <w:tab w:val="left" w:pos="916"/>
+          <w:tab w:val="left" w:pos="1832"/>
+          <w:tab w:val="left" w:pos="2748"/>
+          <w:tab w:val="left" w:pos="3664"/>
+          <w:tab w:val="left" w:pos="4580"/>
+          <w:tab w:val="left" w:pos="5496"/>
+          <w:tab w:val="left" w:pos="6412"/>
+          <w:tab w:val="left" w:pos="7328"/>
+          <w:tab w:val="left" w:pos="8244"/>
+          <w:tab w:val="left" w:pos="9160"/>
+          <w:tab w:val="left" w:pos="10076"/>
+          <w:tab w:val="left" w:pos="10992"/>
+          <w:tab w:val="left" w:pos="11908"/>
+          <w:tab w:val="left" w:pos="12824"/>
+          <w:tab w:val="left" w:pos="13740"/>
+          <w:tab w:val="left" w:pos="14656"/>
+        </w:tabs>
+        <w:spacing w:after="0" w:line="240" w:lineRule="auto"/>
+        <w:rPr>
+          <w:rFonts w:ascii="Courier New" w:eastAsia="Times New Roman" w:hAnsi="Courier New" w:cs="Courier New"/>
+          <w:sz w:val="20"/>
+          <w:szCs w:val="20"/>
+          <w:lang w:val="en-US" w:eastAsia="ru-RU"/>
+        </w:rPr>
+      </w:pPr>
+      <w:r>
+        <w:rPr>
+          <w:rFonts w:ascii="Courier New" w:eastAsia="Times New Roman" w:hAnsi="Courier New" w:cs="Courier New"/>
+          <w:sz w:val="20"/>
+          <w:szCs w:val="20"/>
+          <w:lang w:val="en-US" w:eastAsia="ru-RU"/>
+        </w:rPr>
+        <w:t>SP-004</w:t>
+      </w:r>
+    </w:p>
+    <w:p>
+      <w:pPr>
+        <w:tabs>
+          <w:tab w:val="left" w:pos="916"/>
+          <w:tab w:val="left" w:pos="1832"/>
+          <w:tab w:val="left" w:pos="2748"/>
+          <w:tab w:val="left" w:pos="3664"/>
+          <w:tab w:val="left" w:pos="4580"/>
+          <w:tab w:val="left" w:pos="5496"/>
+          <w:tab w:val="left" w:pos="6412"/>
+          <w:tab w:val="left" w:pos="7328"/>
+          <w:tab w:val="left" w:pos="8244"/>
+          <w:tab w:val="left" w:pos="9160"/>
+          <w:tab w:val="left" w:pos="10076"/>
+          <w:tab w:val="left" w:pos="10992"/>
+          <w:tab w:val="left" w:pos="11908"/>
+          <w:tab w:val="left" w:pos="12824"/>
+          <w:tab w:val="left" w:pos="13740"/>
+          <w:tab w:val="left" w:pos="14656"/>
+        </w:tabs>
+        <w:spacing w:after="0" w:line="240" w:lineRule="auto"/>
+        <w:rPr>
+          <w:rFonts w:ascii="Courier New" w:eastAsia="Times New Roman" w:hAnsi="Courier New" w:cs="Courier New"/>
+          <w:sz w:val="20"/>
+          <w:szCs w:val="20"/>
+          <w:lang w:val="en-US" w:eastAsia="ru-RU"/>
+        </w:rPr>
+      </w:pPr>
+      <w:r>
+        <w:rPr>
+          <w:rFonts w:ascii="Courier New" w:eastAsia="Times New Roman" w:hAnsi="Courier New" w:cs="Courier New"/>
+          <w:sz w:val="20"/>
+          <w:szCs w:val="20"/>
+          <w:lang w:val="en-US" w:eastAsia="ru-RU"/>
+        </w:rPr>
+        <w:t>Readable Story Participants Can Hear The Effective Soundtrack</w:t>
+      </w:r>
+    </w:p>
+    <w:p>
+      <w:pPr>
+        <w:tabs>
+          <w:tab w:val="left" w:pos="916"/>
+          <w:tab w:val="left" w:pos="1832"/>
+          <w:tab w:val="left" w:pos="2748"/>
+          <w:tab w:val="left" w:pos="3664"/>
+          <w:tab w:val="left" w:pos="4580"/>
+          <w:tab w:val="left" w:pos="5496"/>
+          <w:tab w:val="left" w:pos="6412"/>
+          <w:tab w:val="left" w:pos="7328"/>
+          <w:tab w:val="left" w:pos="8244"/>
+          <w:tab w:val="left" w:pos="9160"/>
+          <w:tab w:val="left" w:pos="10076"/>
+          <w:tab w:val="left" w:pos="10992"/>
+          <w:tab w:val="left" w:pos="11908"/>
+          <w:tab w:val="left" w:pos="12824"/>
+          <w:tab w:val="left" w:pos="13740"/>
+          <w:tab w:val="left" w:pos="14656"/>
+        </w:tabs>
+        <w:spacing w:after="0" w:line="240" w:lineRule="auto"/>
+        <w:rPr>
+          <w:rFonts w:ascii="Courier New" w:eastAsia="Times New Roman" w:hAnsi="Courier New" w:cs="Courier New"/>
+          <w:sz w:val="20"/>
+          <w:szCs w:val="20"/>
+          <w:lang w:val="en-US" w:eastAsia="ru-RU"/>
+        </w:rPr>
+      </w:pPr>
+    </w:p>
+    <w:p>
+      <w:pPr>
+        <w:tabs>
+          <w:tab w:val="left" w:pos="916"/>
+          <w:tab w:val="left" w:pos="1832"/>
+          <w:tab w:val="left" w:pos="2748"/>
+          <w:tab w:val="left" w:pos="3664"/>
+          <w:tab w:val="left" w:pos="4580"/>
+          <w:tab w:val="left" w:pos="5496"/>
+          <w:tab w:val="left" w:pos="6412"/>
+          <w:tab w:val="left" w:pos="7328"/>
+          <w:tab w:val="left" w:pos="8244"/>
+          <w:tab w:val="left" w:pos="9160"/>
+          <w:tab w:val="left" w:pos="10076"/>
+          <w:tab w:val="left" w:pos="10992"/>
+          <w:tab w:val="left" w:pos="11908"/>
+          <w:tab w:val="left" w:pos="12824"/>
+          <w:tab w:val="left" w:pos="13740"/>
+          <w:tab w:val="left" w:pos="14656"/>
+        </w:tabs>
+        <w:spacing w:after="0" w:line="240" w:lineRule="auto"/>
+        <w:rPr>
+          <w:rFonts w:ascii="Courier New" w:eastAsia="Times New Roman" w:hAnsi="Courier New" w:cs="Courier New"/>
+          <w:sz w:val="20"/>
+          <w:szCs w:val="20"/>
+          <w:lang w:eastAsia="ru-RU"/>
+        </w:rPr>
+      </w:pPr>
+      <w:r>
+        <w:rPr>
+          <w:rFonts w:ascii="Courier New" w:eastAsia="Times New Roman" w:hAnsi="Courier New" w:cs="Courier New"/>
+          <w:sz w:val="20"/>
+          <w:szCs w:val="20"/>
+          <w:lang w:eastAsia="ru-RU"/>
+        </w:rPr>
+        <w:t>Story soundtrack может использоваться в Playback только пользователем,</w:t>
+      </w:r>
+    </w:p>
+    <w:p>
+      <w:pPr>
+        <w:tabs>
+          <w:tab w:val="left" w:pos="916"/>
+          <w:tab w:val="left" w:pos="1832"/>
+          <w:tab w:val="left" w:pos="2748"/>
+          <w:tab w:val="left" w:pos="3664"/>
+          <w:tab w:val="left" w:pos="4580"/>
+          <w:tab w:val="left" w:pos="5496"/>
+          <w:tab w:val="left" w:pos="6412"/>
+          <w:tab w:val="left" w:pos="7328"/>
+          <w:tab w:val="left" w:pos="8244"/>
+          <w:tab w:val="left" w:pos="9160"/>
+          <w:tab w:val="left" w:pos="10076"/>
+          <w:tab w:val="left" w:pos="10992"/>
+          <w:tab w:val="left" w:pos="11908"/>
+          <w:tab w:val="left" w:pos="12824"/>
+          <w:tab w:val="left" w:pos="13740"/>
+          <w:tab w:val="left" w:pos="14656"/>
+        </w:tabs>
+        <w:spacing w:after="0" w:line="240" w:lineRule="auto"/>
+        <w:rPr>
+          <w:rFonts w:ascii="Courier New" w:eastAsia="Times New Roman" w:hAnsi="Courier New" w:cs="Courier New"/>
+          <w:sz w:val="20"/>
+          <w:szCs w:val="20"/>
+          <w:lang w:eastAsia="ru-RU"/>
+        </w:rPr>
+      </w:pPr>
+      <w:r>
+        <w:rPr>
+          <w:rFonts w:ascii="Courier New" w:eastAsia="Times New Roman" w:hAnsi="Courier New" w:cs="Courier New"/>
+          <w:sz w:val="20"/>
+          <w:szCs w:val="20"/>
+          <w:lang w:eastAsia="ru-RU"/>
+        </w:rPr>
+        <w:t>имеющим право просмотра соответствующей Story.</w:t>
+      </w:r>
+    </w:p>
+    <w:p>
+      <w:pPr>
+        <w:tabs>
+          <w:tab w:val="left" w:pos="916"/>
+          <w:tab w:val="left" w:pos="1832"/>
+          <w:tab w:val="left" w:pos="2748"/>
+          <w:tab w:val="left" w:pos="3664"/>
+          <w:tab w:val="left" w:pos="4580"/>
+          <w:tab w:val="left" w:pos="5496"/>
+          <w:tab w:val="left" w:pos="6412"/>
+          <w:tab w:val="left" w:pos="7328"/>
+          <w:tab w:val="left" w:pos="8244"/>
+          <w:tab w:val="left" w:pos="9160"/>
+          <w:tab w:val="left" w:pos="10076"/>
+          <w:tab w:val="left" w:pos="10992"/>
+          <w:tab w:val="left" w:pos="11908"/>
+          <w:tab w:val="left" w:pos="12824"/>
+          <w:tab w:val="left" w:pos="13740"/>
+          <w:tab w:val="left" w:pos="14656"/>
+        </w:tabs>
+        <w:spacing w:after="0" w:line="240" w:lineRule="auto"/>
+        <w:rPr>
+          <w:rFonts w:ascii="Courier New" w:eastAsia="Times New Roman" w:hAnsi="Courier New" w:cs="Courier New"/>
+          <w:sz w:val="20"/>
+          <w:szCs w:val="20"/>
+          <w:lang w:eastAsia="ru-RU"/>
+        </w:rPr>
+      </w:pPr>
+    </w:p>
+    <w:p>
+      <w:pPr>
+        <w:tabs>
+          <w:tab w:val="left" w:pos="916"/>
+          <w:tab w:val="left" w:pos="1832"/>
+          <w:tab w:val="left" w:pos="2748"/>
+          <w:tab w:val="left" w:pos="3664"/>
+          <w:tab w:val="left" w:pos="4580"/>
+          <w:tab w:val="left" w:pos="5496"/>
+          <w:tab w:val="left" w:pos="6412"/>
+          <w:tab w:val="left" w:pos="7328"/>
+          <w:tab w:val="left" w:pos="8244"/>
+          <w:tab w:val="left" w:pos="9160"/>
+          <w:tab w:val="left" w:pos="10076"/>
+          <w:tab w:val="left" w:pos="10992"/>
+          <w:tab w:val="left" w:pos="11908"/>
+          <w:tab w:val="left" w:pos="12824"/>
+          <w:tab w:val="left" w:pos="13740"/>
+          <w:tab w:val="left" w:pos="14656"/>
+        </w:tabs>
+        <w:spacing w:after="0" w:line="240" w:lineRule="auto"/>
+        <w:rPr>
+          <w:rFonts w:ascii="Courier New" w:eastAsia="Times New Roman" w:hAnsi="Courier New" w:cs="Courier New"/>
+          <w:sz w:val="20"/>
+          <w:szCs w:val="20"/>
+          <w:lang w:eastAsia="ru-RU"/>
+        </w:rPr>
+      </w:pPr>
+      <w:r>
+        <w:rPr>
+          <w:rFonts w:ascii="Courier New" w:eastAsia="Times New Roman" w:hAnsi="Courier New" w:cs="Courier New"/>
+          <w:sz w:val="20"/>
+          <w:szCs w:val="20"/>
+          <w:lang w:eastAsia="ru-RU"/>
+        </w:rPr>
+        <w:t>MusicTrack ID сам по себе не предоставляет доступ.</w:t>
+      </w:r>
+    </w:p>
+    <w:p>
+      <w:pPr>
+        <w:tabs>
+          <w:tab w:val="left" w:pos="916"/>
+          <w:tab w:val="left" w:pos="1832"/>
+          <w:tab w:val="left" w:pos="2748"/>
+          <w:tab w:val="left" w:pos="3664"/>
+          <w:tab w:val="left" w:pos="4580"/>
+          <w:tab w:val="left" w:pos="5496"/>
+          <w:tab w:val="left" w:pos="6412"/>
+          <w:tab w:val="left" w:pos="7328"/>
+          <w:tab w:val="left" w:pos="8244"/>
+          <w:tab w:val="left" w:pos="9160"/>
+          <w:tab w:val="left" w:pos="10076"/>
+          <w:tab w:val="left" w:pos="10992"/>
+          <w:tab w:val="left" w:pos="11908"/>
+          <w:tab w:val="left" w:pos="12824"/>
+          <w:tab w:val="left" w:pos="13740"/>
+          <w:tab w:val="left" w:pos="14656"/>
+        </w:tabs>
+        <w:spacing w:after="0" w:line="240" w:lineRule="auto"/>
+        <w:rPr>
+          <w:rFonts w:ascii="Courier New" w:eastAsia="Times New Roman" w:hAnsi="Courier New" w:cs="Courier New"/>
+          <w:sz w:val="20"/>
+          <w:szCs w:val="20"/>
+          <w:lang w:eastAsia="ru-RU"/>
+        </w:rPr>
+      </w:pPr>
+    </w:p>
+    <w:p>
+      <w:pPr>
+        <w:tabs>
+          <w:tab w:val="left" w:pos="916"/>
+          <w:tab w:val="left" w:pos="1832"/>
+          <w:tab w:val="left" w:pos="2748"/>
+          <w:tab w:val="left" w:pos="3664"/>
+          <w:tab w:val="left" w:pos="4580"/>
+          <w:tab w:val="left" w:pos="5496"/>
+          <w:tab w:val="left" w:pos="6412"/>
+          <w:tab w:val="left" w:pos="7328"/>
+          <w:tab w:val="left" w:pos="8244"/>
+          <w:tab w:val="left" w:pos="9160"/>
+          <w:tab w:val="left" w:pos="10076"/>
+          <w:tab w:val="left" w:pos="10992"/>
+          <w:tab w:val="left" w:pos="11908"/>
+          <w:tab w:val="left" w:pos="12824"/>
+          <w:tab w:val="left" w:pos="13740"/>
+          <w:tab w:val="left" w:pos="14656"/>
+        </w:tabs>
+        <w:spacing w:after="0" w:line="240" w:lineRule="auto"/>
+        <w:rPr>
+          <w:rFonts w:ascii="Courier New" w:eastAsia="Times New Roman" w:hAnsi="Courier New" w:cs="Courier New"/>
+          <w:sz w:val="20"/>
+          <w:szCs w:val="20"/>
+          <w:lang w:eastAsia="ru-RU"/>
+        </w:rPr>
+      </w:pPr>
+    </w:p>
+    <w:p>
+      <w:pPr>
+        <w:tabs>
+          <w:tab w:val="left" w:pos="916"/>
+          <w:tab w:val="left" w:pos="1832"/>
+          <w:tab w:val="left" w:pos="2748"/>
+          <w:tab w:val="left" w:pos="3664"/>
+          <w:tab w:val="left" w:pos="4580"/>
+          <w:tab w:val="left" w:pos="5496"/>
+          <w:tab w:val="left" w:pos="6412"/>
+          <w:tab w:val="left" w:pos="7328"/>
+          <w:tab w:val="left" w:pos="8244"/>
+          <w:tab w:val="left" w:pos="9160"/>
+          <w:tab w:val="left" w:pos="10076"/>
+          <w:tab w:val="left" w:pos="10992"/>
+          <w:tab w:val="left" w:pos="11908"/>
+          <w:tab w:val="left" w:pos="12824"/>
+          <w:tab w:val="left" w:pos="13740"/>
+          <w:tab w:val="left" w:pos="14656"/>
+        </w:tabs>
+        <w:spacing w:after="0" w:line="240" w:lineRule="auto"/>
+        <w:rPr>
+          <w:rFonts w:ascii="Courier New" w:eastAsia="Times New Roman" w:hAnsi="Courier New" w:cs="Courier New"/>
+          <w:sz w:val="20"/>
+          <w:szCs w:val="20"/>
+          <w:lang w:val="en-US" w:eastAsia="ru-RU"/>
+        </w:rPr>
+      </w:pPr>
+      <w:r>
+        <w:rPr>
+          <w:rFonts w:ascii="Courier New" w:eastAsia="Times New Roman" w:hAnsi="Courier New" w:cs="Courier New"/>
+          <w:sz w:val="20"/>
+          <w:szCs w:val="20"/>
+          <w:lang w:val="en-US" w:eastAsia="ru-RU"/>
+        </w:rPr>
+        <w:t>SP-005</w:t>
+      </w:r>
+    </w:p>
+    <w:p>
+      <w:pPr>
+        <w:tabs>
+          <w:tab w:val="left" w:pos="916"/>
+          <w:tab w:val="left" w:pos="1832"/>
+          <w:tab w:val="left" w:pos="2748"/>
+          <w:tab w:val="left" w:pos="3664"/>
+          <w:tab w:val="left" w:pos="4580"/>
+          <w:tab w:val="left" w:pos="5496"/>
+          <w:tab w:val="left" w:pos="6412"/>
+          <w:tab w:val="left" w:pos="7328"/>
+          <w:tab w:val="left" w:pos="8244"/>
+          <w:tab w:val="left" w:pos="9160"/>
+          <w:tab w:val="left" w:pos="10076"/>
+          <w:tab w:val="left" w:pos="10992"/>
+          <w:tab w:val="left" w:pos="11908"/>
+          <w:tab w:val="left" w:pos="12824"/>
+          <w:tab w:val="left" w:pos="13740"/>
+          <w:tab w:val="left" w:pos="14656"/>
+        </w:tabs>
+        <w:spacing w:after="0" w:line="240" w:lineRule="auto"/>
+        <w:rPr>
+          <w:rFonts w:ascii="Courier New" w:eastAsia="Times New Roman" w:hAnsi="Courier New" w:cs="Courier New"/>
+          <w:sz w:val="20"/>
+          <w:szCs w:val="20"/>
+          <w:lang w:val="en-US" w:eastAsia="ru-RU"/>
+        </w:rPr>
+      </w:pPr>
+      <w:r>
+        <w:rPr>
+          <w:rFonts w:ascii="Courier New" w:eastAsia="Times New Roman" w:hAnsi="Courier New" w:cs="Courier New"/>
+          <w:sz w:val="20"/>
+          <w:szCs w:val="20"/>
+          <w:lang w:val="en-US" w:eastAsia="ru-RU"/>
+        </w:rPr>
+        <w:t>No Music Is A Valid Playback Mode</w:t>
+      </w:r>
+    </w:p>
+    <w:p>
+      <w:pPr>
+        <w:tabs>
+          <w:tab w:val="left" w:pos="916"/>
+          <w:tab w:val="left" w:pos="1832"/>
+          <w:tab w:val="left" w:pos="2748"/>
+          <w:tab w:val="left" w:pos="3664"/>
+          <w:tab w:val="left" w:pos="4580"/>
+          <w:tab w:val="left" w:pos="5496"/>
+          <w:tab w:val="left" w:pos="6412"/>
+          <w:tab w:val="left" w:pos="7328"/>
+          <w:tab w:val="left" w:pos="8244"/>
+          <w:tab w:val="left" w:pos="9160"/>
+          <w:tab w:val="left" w:pos="10076"/>
+          <w:tab w:val="left" w:pos="10992"/>
+          <w:tab w:val="left" w:pos="11908"/>
+          <w:tab w:val="left" w:pos="12824"/>
+          <w:tab w:val="left" w:pos="13740"/>
+          <w:tab w:val="left" w:pos="14656"/>
+        </w:tabs>
+        <w:spacing w:after="0" w:line="240" w:lineRule="auto"/>
+        <w:rPr>
+          <w:rFonts w:ascii="Courier New" w:eastAsia="Times New Roman" w:hAnsi="Courier New" w:cs="Courier New"/>
+          <w:sz w:val="20"/>
+          <w:szCs w:val="20"/>
+          <w:lang w:val="en-US" w:eastAsia="ru-RU"/>
+        </w:rPr>
+      </w:pPr>
+    </w:p>
+    <w:p>
+      <w:pPr>
+        <w:tabs>
+          <w:tab w:val="left" w:pos="916"/>
+          <w:tab w:val="left" w:pos="1832"/>
+          <w:tab w:val="left" w:pos="2748"/>
+          <w:tab w:val="left" w:pos="3664"/>
+          <w:tab w:val="left" w:pos="4580"/>
+          <w:tab w:val="left" w:pos="5496"/>
+          <w:tab w:val="left" w:pos="6412"/>
+          <w:tab w:val="left" w:pos="7328"/>
+          <w:tab w:val="left" w:pos="8244"/>
+          <w:tab w:val="left" w:pos="9160"/>
+          <w:tab w:val="left" w:pos="10076"/>
+          <w:tab w:val="left" w:pos="10992"/>
+          <w:tab w:val="left" w:pos="11908"/>
+          <w:tab w:val="left" w:pos="12824"/>
+          <w:tab w:val="left" w:pos="13740"/>
+          <w:tab w:val="left" w:pos="14656"/>
+        </w:tabs>
+        <w:spacing w:after="0" w:line="240" w:lineRule="auto"/>
+        <w:rPr>
+          <w:rFonts w:ascii="Courier New" w:eastAsia="Times New Roman" w:hAnsi="Courier New" w:cs="Courier New"/>
+          <w:sz w:val="20"/>
+          <w:szCs w:val="20"/>
+          <w:lang w:eastAsia="ru-RU"/>
+        </w:rPr>
+      </w:pPr>
+      <w:r>
+        <w:rPr>
+          <w:rFonts w:ascii="Courier New" w:eastAsia="Times New Roman" w:hAnsi="Courier New" w:cs="Courier New"/>
+          <w:sz w:val="20"/>
+          <w:szCs w:val="20"/>
+          <w:lang w:eastAsia="ru-RU"/>
+        </w:rPr>
+        <w:t>Story Playback обязан работать без soundtrack.</w:t>
+      </w:r>
+    </w:p>
+    <w:p>
+      <w:pPr>
+        <w:tabs>
+          <w:tab w:val="left" w:pos="916"/>
+          <w:tab w:val="left" w:pos="1832"/>
+          <w:tab w:val="left" w:pos="2748"/>
+          <w:tab w:val="left" w:pos="3664"/>
+          <w:tab w:val="left" w:pos="4580"/>
+          <w:tab w:val="left" w:pos="5496"/>
+          <w:tab w:val="left" w:pos="6412"/>
+          <w:tab w:val="left" w:pos="7328"/>
+          <w:tab w:val="left" w:pos="8244"/>
+          <w:tab w:val="left" w:pos="9160"/>
+          <w:tab w:val="left" w:pos="10076"/>
+          <w:tab w:val="left" w:pos="10992"/>
+          <w:tab w:val="left" w:pos="11908"/>
+          <w:tab w:val="left" w:pos="12824"/>
+          <w:tab w:val="left" w:pos="13740"/>
+          <w:tab w:val="left" w:pos="14656"/>
+        </w:tabs>
+        <w:spacing w:after="0" w:line="240" w:lineRule="auto"/>
+        <w:rPr>
+          <w:rFonts w:ascii="Courier New" w:eastAsia="Times New Roman" w:hAnsi="Courier New" w:cs="Courier New"/>
+          <w:sz w:val="20"/>
+          <w:szCs w:val="20"/>
+          <w:lang w:eastAsia="ru-RU"/>
+        </w:rPr>
+      </w:pPr>
+    </w:p>
+    <w:p>
+      <w:pPr>
+        <w:tabs>
+          <w:tab w:val="left" w:pos="916"/>
+          <w:tab w:val="left" w:pos="1832"/>
+          <w:tab w:val="left" w:pos="2748"/>
+          <w:tab w:val="left" w:pos="3664"/>
+          <w:tab w:val="left" w:pos="4580"/>
+          <w:tab w:val="left" w:pos="5496"/>
+          <w:tab w:val="left" w:pos="6412"/>
+          <w:tab w:val="left" w:pos="7328"/>
+          <w:tab w:val="left" w:pos="8244"/>
+          <w:tab w:val="left" w:pos="9160"/>
+          <w:tab w:val="left" w:pos="10076"/>
+          <w:tab w:val="left" w:pos="10992"/>
+          <w:tab w:val="left" w:pos="11908"/>
+          <w:tab w:val="left" w:pos="12824"/>
+          <w:tab w:val="left" w:pos="13740"/>
+          <w:tab w:val="left" w:pos="14656"/>
+        </w:tabs>
+        <w:spacing w:after="0" w:line="240" w:lineRule="auto"/>
+        <w:rPr>
+          <w:rFonts w:ascii="Courier New" w:eastAsia="Times New Roman" w:hAnsi="Courier New" w:cs="Courier New"/>
+          <w:sz w:val="20"/>
+          <w:szCs w:val="20"/>
+          <w:lang w:val="en-US" w:eastAsia="ru-RU"/>
+        </w:rPr>
+      </w:pPr>
+      <w:r>
+        <w:rPr>
+          <w:rFonts w:ascii="Courier New" w:eastAsia="Times New Roman" w:hAnsi="Courier New" w:cs="Courier New"/>
+          <w:sz w:val="20"/>
+          <w:szCs w:val="20"/>
+          <w:lang w:eastAsia="ru-RU"/>
+        </w:rPr>
+        <w:t>Музыка</w:t>
+      </w:r>
+      <w:r>
+        <w:rPr>
+          <w:rFonts w:ascii="Courier New" w:eastAsia="Times New Roman" w:hAnsi="Courier New" w:cs="Courier New"/>
+          <w:sz w:val="20"/>
+          <w:szCs w:val="20"/>
+          <w:lang w:val="en-US" w:eastAsia="ru-RU"/>
+        </w:rPr>
+        <w:t xml:space="preserve"> </w:t>
+      </w:r>
+      <w:r>
+        <w:rPr>
+          <w:rFonts w:ascii="Courier New" w:eastAsia="Times New Roman" w:hAnsi="Courier New" w:cs="Courier New"/>
+          <w:sz w:val="20"/>
+          <w:szCs w:val="20"/>
+          <w:lang w:eastAsia="ru-RU"/>
+        </w:rPr>
+        <w:t>является</w:t>
+      </w:r>
+      <w:r>
+        <w:rPr>
+          <w:rFonts w:ascii="Courier New" w:eastAsia="Times New Roman" w:hAnsi="Courier New" w:cs="Courier New"/>
+          <w:sz w:val="20"/>
+          <w:szCs w:val="20"/>
+          <w:lang w:val="en-US" w:eastAsia="ru-RU"/>
+        </w:rPr>
+        <w:t xml:space="preserve"> enhancement Story Playback,</w:t>
+      </w:r>
+    </w:p>
+    <w:p>
+      <w:pPr>
+        <w:tabs>
+          <w:tab w:val="left" w:pos="916"/>
+          <w:tab w:val="left" w:pos="1832"/>
+          <w:tab w:val="left" w:pos="2748"/>
+          <w:tab w:val="left" w:pos="3664"/>
+          <w:tab w:val="left" w:pos="4580"/>
+          <w:tab w:val="left" w:pos="5496"/>
+          <w:tab w:val="left" w:pos="6412"/>
+          <w:tab w:val="left" w:pos="7328"/>
+          <w:tab w:val="left" w:pos="8244"/>
+          <w:tab w:val="left" w:pos="9160"/>
+          <w:tab w:val="left" w:pos="10076"/>
+          <w:tab w:val="left" w:pos="10992"/>
+          <w:tab w:val="left" w:pos="11908"/>
+          <w:tab w:val="left" w:pos="12824"/>
+          <w:tab w:val="left" w:pos="13740"/>
+          <w:tab w:val="left" w:pos="14656"/>
+        </w:tabs>
+        <w:spacing w:after="0" w:line="240" w:lineRule="auto"/>
+        <w:rPr>
+          <w:rFonts w:ascii="Courier New" w:eastAsia="Times New Roman" w:hAnsi="Courier New" w:cs="Courier New"/>
+          <w:sz w:val="20"/>
+          <w:szCs w:val="20"/>
+          <w:lang w:eastAsia="ru-RU"/>
+        </w:rPr>
+      </w:pPr>
+      <w:r>
+        <w:rPr>
+          <w:rFonts w:ascii="Courier New" w:eastAsia="Times New Roman" w:hAnsi="Courier New" w:cs="Courier New"/>
+          <w:sz w:val="20"/>
+          <w:szCs w:val="20"/>
+          <w:lang w:eastAsia="ru-RU"/>
+        </w:rPr>
+        <w:t>а не обязательной зависимостью.</w:t>
+      </w:r>
+    </w:p>
+    <w:p>
+      <w:pPr>
+        <w:tabs>
+          <w:tab w:val="left" w:pos="916"/>
+          <w:tab w:val="left" w:pos="1832"/>
+          <w:tab w:val="left" w:pos="2748"/>
+          <w:tab w:val="left" w:pos="3664"/>
+          <w:tab w:val="left" w:pos="4580"/>
+          <w:tab w:val="left" w:pos="5496"/>
+          <w:tab w:val="left" w:pos="6412"/>
+          <w:tab w:val="left" w:pos="7328"/>
+          <w:tab w:val="left" w:pos="8244"/>
+          <w:tab w:val="left" w:pos="9160"/>
+          <w:tab w:val="left" w:pos="10076"/>
+          <w:tab w:val="left" w:pos="10992"/>
+          <w:tab w:val="left" w:pos="11908"/>
+          <w:tab w:val="left" w:pos="12824"/>
+          <w:tab w:val="left" w:pos="13740"/>
+          <w:tab w:val="left" w:pos="14656"/>
+        </w:tabs>
+        <w:spacing w:after="0" w:line="240" w:lineRule="auto"/>
+        <w:rPr>
+          <w:rFonts w:ascii="Courier New" w:eastAsia="Times New Roman" w:hAnsi="Courier New" w:cs="Courier New"/>
+          <w:sz w:val="20"/>
+          <w:szCs w:val="20"/>
+          <w:lang w:eastAsia="ru-RU"/>
+        </w:rPr>
+      </w:pPr>
+    </w:p>
+    <w:p>
+      <w:pPr>
+        <w:tabs>
+          <w:tab w:val="left" w:pos="916"/>
+          <w:tab w:val="left" w:pos="1832"/>
+          <w:tab w:val="left" w:pos="2748"/>
+          <w:tab w:val="left" w:pos="3664"/>
+          <w:tab w:val="left" w:pos="4580"/>
+          <w:tab w:val="left" w:pos="5496"/>
+          <w:tab w:val="left" w:pos="6412"/>
+          <w:tab w:val="left" w:pos="7328"/>
+          <w:tab w:val="left" w:pos="8244"/>
+          <w:tab w:val="left" w:pos="9160"/>
+          <w:tab w:val="left" w:pos="10076"/>
+          <w:tab w:val="left" w:pos="10992"/>
+          <w:tab w:val="left" w:pos="11908"/>
+          <w:tab w:val="left" w:pos="12824"/>
+          <w:tab w:val="left" w:pos="13740"/>
+          <w:tab w:val="left" w:pos="14656"/>
+        </w:tabs>
+        <w:spacing w:after="0" w:line="240" w:lineRule="auto"/>
+        <w:rPr>
+          <w:rFonts w:ascii="Courier New" w:eastAsia="Times New Roman" w:hAnsi="Courier New" w:cs="Courier New"/>
+          <w:sz w:val="20"/>
+          <w:szCs w:val="20"/>
+          <w:lang w:eastAsia="ru-RU"/>
+        </w:rPr>
+      </w:pPr>
+    </w:p>
+    <w:p>
+      <w:pPr>
+        <w:tabs>
+          <w:tab w:val="left" w:pos="916"/>
+          <w:tab w:val="left" w:pos="1832"/>
+          <w:tab w:val="left" w:pos="2748"/>
+          <w:tab w:val="left" w:pos="3664"/>
+          <w:tab w:val="left" w:pos="4580"/>
+          <w:tab w:val="left" w:pos="5496"/>
+          <w:tab w:val="left" w:pos="6412"/>
+          <w:tab w:val="left" w:pos="7328"/>
+          <w:tab w:val="left" w:pos="8244"/>
+          <w:tab w:val="left" w:pos="9160"/>
+          <w:tab w:val="left" w:pos="10076"/>
+          <w:tab w:val="left" w:pos="10992"/>
+          <w:tab w:val="left" w:pos="11908"/>
+          <w:tab w:val="left" w:pos="12824"/>
+          <w:tab w:val="left" w:pos="13740"/>
+          <w:tab w:val="left" w:pos="14656"/>
+        </w:tabs>
+        <w:spacing w:after="0" w:line="240" w:lineRule="auto"/>
+        <w:rPr>
+          <w:rFonts w:ascii="Courier New" w:eastAsia="Times New Roman" w:hAnsi="Courier New" w:cs="Courier New"/>
+          <w:sz w:val="20"/>
+          <w:szCs w:val="20"/>
+          <w:lang w:eastAsia="ru-RU"/>
+        </w:rPr>
+      </w:pPr>
+      <w:r>
+        <w:rPr>
+          <w:rFonts w:ascii="Courier New" w:eastAsia="Times New Roman" w:hAnsi="Courier New" w:cs="Courier New"/>
+          <w:sz w:val="20"/>
+          <w:szCs w:val="20"/>
+          <w:lang w:eastAsia="ru-RU"/>
+        </w:rPr>
+        <w:t>SP-006</w:t>
+      </w:r>
+    </w:p>
+    <w:p>
+      <w:pPr>
+        <w:tabs>
+          <w:tab w:val="left" w:pos="916"/>
+          <w:tab w:val="left" w:pos="1832"/>
+          <w:tab w:val="left" w:pos="2748"/>
+          <w:tab w:val="left" w:pos="3664"/>
+          <w:tab w:val="left" w:pos="4580"/>
+          <w:tab w:val="left" w:pos="5496"/>
+          <w:tab w:val="left" w:pos="6412"/>
+          <w:tab w:val="left" w:pos="7328"/>
+          <w:tab w:val="left" w:pos="8244"/>
+          <w:tab w:val="left" w:pos="9160"/>
+          <w:tab w:val="left" w:pos="10076"/>
+          <w:tab w:val="left" w:pos="10992"/>
+          <w:tab w:val="left" w:pos="11908"/>
+          <w:tab w:val="left" w:pos="12824"/>
+          <w:tab w:val="left" w:pos="13740"/>
+          <w:tab w:val="left" w:pos="14656"/>
+        </w:tabs>
+        <w:spacing w:after="0" w:line="240" w:lineRule="auto"/>
+        <w:rPr>
+          <w:rFonts w:ascii="Courier New" w:eastAsia="Times New Roman" w:hAnsi="Courier New" w:cs="Courier New"/>
+          <w:sz w:val="20"/>
+          <w:szCs w:val="20"/>
+          <w:lang w:val="en-US" w:eastAsia="ru-RU"/>
+        </w:rPr>
+      </w:pPr>
+      <w:r>
+        <w:rPr>
+          <w:rFonts w:ascii="Courier New" w:eastAsia="Times New Roman" w:hAnsi="Courier New" w:cs="Courier New"/>
+          <w:sz w:val="20"/>
+          <w:szCs w:val="20"/>
+          <w:lang w:val="en-US" w:eastAsia="ru-RU"/>
+        </w:rPr>
+        <w:t>Disabled Track Is Not Effective For New Playback</w:t>
+      </w:r>
+    </w:p>
+    <w:p>
+      <w:pPr>
+        <w:tabs>
+          <w:tab w:val="left" w:pos="916"/>
+          <w:tab w:val="left" w:pos="1832"/>
+          <w:tab w:val="left" w:pos="2748"/>
+          <w:tab w:val="left" w:pos="3664"/>
+          <w:tab w:val="left" w:pos="4580"/>
+          <w:tab w:val="left" w:pos="5496"/>
+          <w:tab w:val="left" w:pos="6412"/>
+          <w:tab w:val="left" w:pos="7328"/>
+          <w:tab w:val="left" w:pos="8244"/>
+          <w:tab w:val="left" w:pos="9160"/>
+          <w:tab w:val="left" w:pos="10076"/>
+          <w:tab w:val="left" w:pos="10992"/>
+          <w:tab w:val="left" w:pos="11908"/>
+          <w:tab w:val="left" w:pos="12824"/>
+          <w:tab w:val="left" w:pos="13740"/>
+          <w:tab w:val="left" w:pos="14656"/>
+        </w:tabs>
+        <w:spacing w:after="0" w:line="240" w:lineRule="auto"/>
+        <w:rPr>
+          <w:rFonts w:ascii="Courier New" w:eastAsia="Times New Roman" w:hAnsi="Courier New" w:cs="Courier New"/>
+          <w:sz w:val="20"/>
+          <w:szCs w:val="20"/>
+          <w:lang w:val="en-US" w:eastAsia="ru-RU"/>
+        </w:rPr>
+      </w:pPr>
+    </w:p>
+    <w:p>
+      <w:pPr>
+        <w:tabs>
+          <w:tab w:val="left" w:pos="916"/>
+          <w:tab w:val="left" w:pos="1832"/>
+          <w:tab w:val="left" w:pos="2748"/>
+          <w:tab w:val="left" w:pos="3664"/>
+          <w:tab w:val="left" w:pos="4580"/>
+          <w:tab w:val="left" w:pos="5496"/>
+          <w:tab w:val="left" w:pos="6412"/>
+          <w:tab w:val="left" w:pos="7328"/>
+          <w:tab w:val="left" w:pos="8244"/>
+          <w:tab w:val="left" w:pos="9160"/>
+          <w:tab w:val="left" w:pos="10076"/>
+          <w:tab w:val="left" w:pos="10992"/>
+          <w:tab w:val="left" w:pos="11908"/>
+          <w:tab w:val="left" w:pos="12824"/>
+          <w:tab w:val="left" w:pos="13740"/>
+          <w:tab w:val="left" w:pos="14656"/>
+        </w:tabs>
+        <w:spacing w:after="0" w:line="240" w:lineRule="auto"/>
+        <w:rPr>
+          <w:rFonts w:ascii="Courier New" w:eastAsia="Times New Roman" w:hAnsi="Courier New" w:cs="Courier New"/>
+          <w:sz w:val="20"/>
+          <w:szCs w:val="20"/>
+          <w:lang w:val="en-US" w:eastAsia="ru-RU"/>
+        </w:rPr>
+      </w:pPr>
+      <w:r>
+        <w:rPr>
+          <w:rFonts w:ascii="Courier New" w:eastAsia="Times New Roman" w:hAnsi="Courier New" w:cs="Courier New"/>
+          <w:sz w:val="20"/>
+          <w:szCs w:val="20"/>
+          <w:lang w:eastAsia="ru-RU"/>
+        </w:rPr>
+        <w:t>Если</w:t>
+      </w:r>
+      <w:r>
+        <w:rPr>
+          <w:rFonts w:ascii="Courier New" w:eastAsia="Times New Roman" w:hAnsi="Courier New" w:cs="Courier New"/>
+          <w:sz w:val="20"/>
+          <w:szCs w:val="20"/>
+          <w:lang w:val="en-US" w:eastAsia="ru-RU"/>
+        </w:rPr>
+        <w:t xml:space="preserve"> </w:t>
+      </w:r>
+      <w:r>
+        <w:rPr>
+          <w:rFonts w:ascii="Courier New" w:eastAsia="Times New Roman" w:hAnsi="Courier New" w:cs="Courier New"/>
+          <w:sz w:val="20"/>
+          <w:szCs w:val="20"/>
+          <w:lang w:eastAsia="ru-RU"/>
+        </w:rPr>
+        <w:t>выбранный</w:t>
+      </w:r>
+      <w:r>
+        <w:rPr>
+          <w:rFonts w:ascii="Courier New" w:eastAsia="Times New Roman" w:hAnsi="Courier New" w:cs="Courier New"/>
+          <w:sz w:val="20"/>
+          <w:szCs w:val="20"/>
+          <w:lang w:val="en-US" w:eastAsia="ru-RU"/>
+        </w:rPr>
+        <w:t xml:space="preserve"> Story soundtrack </w:t>
+      </w:r>
+      <w:r>
+        <w:rPr>
+          <w:rFonts w:ascii="Courier New" w:eastAsia="Times New Roman" w:hAnsi="Courier New" w:cs="Courier New"/>
+          <w:sz w:val="20"/>
+          <w:szCs w:val="20"/>
+          <w:lang w:eastAsia="ru-RU"/>
+        </w:rPr>
+        <w:t>имеет</w:t>
+      </w:r>
+      <w:r>
+        <w:rPr>
+          <w:rFonts w:ascii="Courier New" w:eastAsia="Times New Roman" w:hAnsi="Courier New" w:cs="Courier New"/>
+          <w:sz w:val="20"/>
+          <w:szCs w:val="20"/>
+          <w:lang w:val="en-US" w:eastAsia="ru-RU"/>
+        </w:rPr>
+        <w:t xml:space="preserve"> status DISABLED:</w:t>
+      </w:r>
+    </w:p>
+    <w:p>
+      <w:pPr>
+        <w:tabs>
+          <w:tab w:val="left" w:pos="916"/>
+          <w:tab w:val="left" w:pos="1832"/>
+          <w:tab w:val="left" w:pos="2748"/>
+          <w:tab w:val="left" w:pos="3664"/>
+          <w:tab w:val="left" w:pos="4580"/>
+          <w:tab w:val="left" w:pos="5496"/>
+          <w:tab w:val="left" w:pos="6412"/>
+          <w:tab w:val="left" w:pos="7328"/>
+          <w:tab w:val="left" w:pos="8244"/>
+          <w:tab w:val="left" w:pos="9160"/>
+          <w:tab w:val="left" w:pos="10076"/>
+          <w:tab w:val="left" w:pos="10992"/>
+          <w:tab w:val="left" w:pos="11908"/>
+          <w:tab w:val="left" w:pos="12824"/>
+          <w:tab w:val="left" w:pos="13740"/>
+          <w:tab w:val="left" w:pos="14656"/>
+        </w:tabs>
+        <w:spacing w:after="0" w:line="240" w:lineRule="auto"/>
+        <w:rPr>
+          <w:rFonts w:ascii="Courier New" w:eastAsia="Times New Roman" w:hAnsi="Courier New" w:cs="Courier New"/>
+          <w:sz w:val="20"/>
+          <w:szCs w:val="20"/>
+          <w:lang w:val="en-US" w:eastAsia="ru-RU"/>
+        </w:rPr>
+      </w:pPr>
+    </w:p>
+    <w:p>
+      <w:pPr>
+        <w:tabs>
+          <w:tab w:val="left" w:pos="916"/>
+          <w:tab w:val="left" w:pos="1832"/>
+          <w:tab w:val="left" w:pos="2748"/>
+          <w:tab w:val="left" w:pos="3664"/>
+          <w:tab w:val="left" w:pos="4580"/>
+          <w:tab w:val="left" w:pos="5496"/>
+          <w:tab w:val="left" w:pos="6412"/>
+          <w:tab w:val="left" w:pos="7328"/>
+          <w:tab w:val="left" w:pos="8244"/>
+          <w:tab w:val="left" w:pos="9160"/>
+          <w:tab w:val="left" w:pos="10076"/>
+          <w:tab w:val="left" w:pos="10992"/>
+          <w:tab w:val="left" w:pos="11908"/>
+          <w:tab w:val="left" w:pos="12824"/>
+          <w:tab w:val="left" w:pos="13740"/>
+          <w:tab w:val="left" w:pos="14656"/>
+        </w:tabs>
+        <w:spacing w:after="0" w:line="240" w:lineRule="auto"/>
+        <w:rPr>
+          <w:rFonts w:ascii="Courier New" w:eastAsia="Times New Roman" w:hAnsi="Courier New" w:cs="Courier New"/>
+          <w:sz w:val="20"/>
+          <w:szCs w:val="20"/>
+          <w:lang w:val="en-US" w:eastAsia="ru-RU"/>
+        </w:rPr>
+      </w:pPr>
+      <w:r>
+        <w:rPr>
+          <w:rFonts w:ascii="Courier New" w:eastAsia="Times New Roman" w:hAnsi="Courier New" w:cs="Courier New"/>
+          <w:sz w:val="20"/>
+          <w:szCs w:val="20"/>
+          <w:lang w:val="en-US" w:eastAsia="ru-RU"/>
+        </w:rPr>
+        <w:t xml:space="preserve">Story </w:t>
+      </w:r>
+      <w:r>
+        <w:rPr>
+          <w:rFonts w:ascii="Courier New" w:eastAsia="Times New Roman" w:hAnsi="Courier New" w:cs="Courier New"/>
+          <w:sz w:val="20"/>
+          <w:szCs w:val="20"/>
+          <w:lang w:eastAsia="ru-RU"/>
+        </w:rPr>
+        <w:t>сохраняет</w:t>
+      </w:r>
+      <w:r>
+        <w:rPr>
+          <w:rFonts w:ascii="Courier New" w:eastAsia="Times New Roman" w:hAnsi="Courier New" w:cs="Courier New"/>
+          <w:sz w:val="20"/>
+          <w:szCs w:val="20"/>
+          <w:lang w:val="en-US" w:eastAsia="ru-RU"/>
+        </w:rPr>
+        <w:t xml:space="preserve"> selected soundtrack reference.</w:t>
+      </w:r>
+    </w:p>
+    <w:p>
+      <w:pPr>
+        <w:tabs>
+          <w:tab w:val="left" w:pos="916"/>
+          <w:tab w:val="left" w:pos="1832"/>
+          <w:tab w:val="left" w:pos="2748"/>
+          <w:tab w:val="left" w:pos="3664"/>
+          <w:tab w:val="left" w:pos="4580"/>
+          <w:tab w:val="left" w:pos="5496"/>
+          <w:tab w:val="left" w:pos="6412"/>
+          <w:tab w:val="left" w:pos="7328"/>
+          <w:tab w:val="left" w:pos="8244"/>
+          <w:tab w:val="left" w:pos="9160"/>
+          <w:tab w:val="left" w:pos="10076"/>
+          <w:tab w:val="left" w:pos="10992"/>
+          <w:tab w:val="left" w:pos="11908"/>
+          <w:tab w:val="left" w:pos="12824"/>
+          <w:tab w:val="left" w:pos="13740"/>
+          <w:tab w:val="left" w:pos="14656"/>
+        </w:tabs>
+        <w:spacing w:after="0" w:line="240" w:lineRule="auto"/>
+        <w:rPr>
+          <w:rFonts w:ascii="Courier New" w:eastAsia="Times New Roman" w:hAnsi="Courier New" w:cs="Courier New"/>
+          <w:sz w:val="20"/>
+          <w:szCs w:val="20"/>
+          <w:lang w:val="en-US" w:eastAsia="ru-RU"/>
+        </w:rPr>
+      </w:pPr>
+    </w:p>
+    <w:p>
+      <w:pPr>
+        <w:tabs>
+          <w:tab w:val="left" w:pos="916"/>
+          <w:tab w:val="left" w:pos="1832"/>
+          <w:tab w:val="left" w:pos="2748"/>
+          <w:tab w:val="left" w:pos="3664"/>
+          <w:tab w:val="left" w:pos="4580"/>
+          <w:tab w:val="left" w:pos="5496"/>
+          <w:tab w:val="left" w:pos="6412"/>
+          <w:tab w:val="left" w:pos="7328"/>
+          <w:tab w:val="left" w:pos="8244"/>
+          <w:tab w:val="left" w:pos="9160"/>
+          <w:tab w:val="left" w:pos="10076"/>
+          <w:tab w:val="left" w:pos="10992"/>
+          <w:tab w:val="left" w:pos="11908"/>
+          <w:tab w:val="left" w:pos="12824"/>
+          <w:tab w:val="left" w:pos="13740"/>
+          <w:tab w:val="left" w:pos="14656"/>
+        </w:tabs>
+        <w:spacing w:after="0" w:line="240" w:lineRule="auto"/>
+        <w:rPr>
+          <w:rFonts w:ascii="Courier New" w:eastAsia="Times New Roman" w:hAnsi="Courier New" w:cs="Courier New"/>
+          <w:sz w:val="20"/>
+          <w:szCs w:val="20"/>
+          <w:lang w:eastAsia="ru-RU"/>
+        </w:rPr>
+      </w:pPr>
+      <w:r>
+        <w:rPr>
+          <w:rFonts w:ascii="Courier New" w:eastAsia="Times New Roman" w:hAnsi="Courier New" w:cs="Courier New"/>
+          <w:sz w:val="20"/>
+          <w:szCs w:val="20"/>
+          <w:lang w:eastAsia="ru-RU"/>
+        </w:rPr>
+        <w:t>Но новый Story Playback использует:</w:t>
+      </w:r>
+    </w:p>
+    <w:p>
+      <w:pPr>
+        <w:tabs>
+          <w:tab w:val="left" w:pos="916"/>
+          <w:tab w:val="left" w:pos="1832"/>
+          <w:tab w:val="left" w:pos="2748"/>
+          <w:tab w:val="left" w:pos="3664"/>
+          <w:tab w:val="left" w:pos="4580"/>
+          <w:tab w:val="left" w:pos="5496"/>
+          <w:tab w:val="left" w:pos="6412"/>
+          <w:tab w:val="left" w:pos="7328"/>
+          <w:tab w:val="left" w:pos="8244"/>
+          <w:tab w:val="left" w:pos="9160"/>
+          <w:tab w:val="left" w:pos="10076"/>
+          <w:tab w:val="left" w:pos="10992"/>
+          <w:tab w:val="left" w:pos="11908"/>
+          <w:tab w:val="left" w:pos="12824"/>
+          <w:tab w:val="left" w:pos="13740"/>
+          <w:tab w:val="left" w:pos="14656"/>
+        </w:tabs>
+        <w:spacing w:after="0" w:line="240" w:lineRule="auto"/>
+        <w:rPr>
+          <w:rFonts w:ascii="Courier New" w:eastAsia="Times New Roman" w:hAnsi="Courier New" w:cs="Courier New"/>
+          <w:sz w:val="20"/>
+          <w:szCs w:val="20"/>
+          <w:lang w:eastAsia="ru-RU"/>
+        </w:rPr>
+      </w:pPr>
+    </w:p>
+    <w:p>
+      <w:pPr>
+        <w:tabs>
+          <w:tab w:val="left" w:pos="916"/>
+          <w:tab w:val="left" w:pos="1832"/>
+          <w:tab w:val="left" w:pos="2748"/>
+          <w:tab w:val="left" w:pos="3664"/>
+          <w:tab w:val="left" w:pos="4580"/>
+          <w:tab w:val="left" w:pos="5496"/>
+          <w:tab w:val="left" w:pos="6412"/>
+          <w:tab w:val="left" w:pos="7328"/>
+          <w:tab w:val="left" w:pos="8244"/>
+          <w:tab w:val="left" w:pos="9160"/>
+          <w:tab w:val="left" w:pos="10076"/>
+          <w:tab w:val="left" w:pos="10992"/>
+          <w:tab w:val="left" w:pos="11908"/>
+          <w:tab w:val="left" w:pos="12824"/>
+          <w:tab w:val="left" w:pos="13740"/>
+          <w:tab w:val="left" w:pos="14656"/>
+        </w:tabs>
+        <w:spacing w:after="0" w:line="240" w:lineRule="auto"/>
+        <w:rPr>
+          <w:rFonts w:ascii="Courier New" w:eastAsia="Times New Roman" w:hAnsi="Courier New" w:cs="Courier New"/>
+          <w:sz w:val="20"/>
+          <w:szCs w:val="20"/>
+          <w:lang w:val="en-US" w:eastAsia="ru-RU"/>
+        </w:rPr>
+      </w:pPr>
+      <w:r>
+        <w:rPr>
+          <w:rFonts w:ascii="Courier New" w:eastAsia="Times New Roman" w:hAnsi="Courier New" w:cs="Courier New"/>
+          <w:sz w:val="20"/>
+          <w:szCs w:val="20"/>
+          <w:lang w:val="en-US" w:eastAsia="ru-RU"/>
+        </w:rPr>
+        <w:t>No music</w:t>
+      </w:r>
+    </w:p>
+    <w:p>
+      <w:pPr>
+        <w:tabs>
+          <w:tab w:val="left" w:pos="916"/>
+          <w:tab w:val="left" w:pos="1832"/>
+          <w:tab w:val="left" w:pos="2748"/>
+          <w:tab w:val="left" w:pos="3664"/>
+          <w:tab w:val="left" w:pos="4580"/>
+          <w:tab w:val="left" w:pos="5496"/>
+          <w:tab w:val="left" w:pos="6412"/>
+          <w:tab w:val="left" w:pos="7328"/>
+          <w:tab w:val="left" w:pos="8244"/>
+          <w:tab w:val="left" w:pos="9160"/>
+          <w:tab w:val="left" w:pos="10076"/>
+          <w:tab w:val="left" w:pos="10992"/>
+          <w:tab w:val="left" w:pos="11908"/>
+          <w:tab w:val="left" w:pos="12824"/>
+          <w:tab w:val="left" w:pos="13740"/>
+          <w:tab w:val="left" w:pos="14656"/>
+        </w:tabs>
+        <w:spacing w:after="0" w:line="240" w:lineRule="auto"/>
+        <w:rPr>
+          <w:rFonts w:ascii="Courier New" w:eastAsia="Times New Roman" w:hAnsi="Courier New" w:cs="Courier New"/>
+          <w:sz w:val="20"/>
+          <w:szCs w:val="20"/>
+          <w:lang w:val="en-US" w:eastAsia="ru-RU"/>
+        </w:rPr>
+      </w:pPr>
+    </w:p>
+    <w:p>
+      <w:pPr>
+        <w:tabs>
+          <w:tab w:val="left" w:pos="916"/>
+          <w:tab w:val="left" w:pos="1832"/>
+          <w:tab w:val="left" w:pos="2748"/>
+          <w:tab w:val="left" w:pos="3664"/>
+          <w:tab w:val="left" w:pos="4580"/>
+          <w:tab w:val="left" w:pos="5496"/>
+          <w:tab w:val="left" w:pos="6412"/>
+          <w:tab w:val="left" w:pos="7328"/>
+          <w:tab w:val="left" w:pos="8244"/>
+          <w:tab w:val="left" w:pos="9160"/>
+          <w:tab w:val="left" w:pos="10076"/>
+          <w:tab w:val="left" w:pos="10992"/>
+          <w:tab w:val="left" w:pos="11908"/>
+          <w:tab w:val="left" w:pos="12824"/>
+          <w:tab w:val="left" w:pos="13740"/>
+          <w:tab w:val="left" w:pos="14656"/>
+        </w:tabs>
+        <w:spacing w:after="0" w:line="240" w:lineRule="auto"/>
+        <w:rPr>
+          <w:rFonts w:ascii="Courier New" w:eastAsia="Times New Roman" w:hAnsi="Courier New" w:cs="Courier New"/>
+          <w:sz w:val="20"/>
+          <w:szCs w:val="20"/>
+          <w:lang w:val="en-US" w:eastAsia="ru-RU"/>
+        </w:rPr>
+      </w:pPr>
+      <w:r>
+        <w:rPr>
+          <w:rFonts w:ascii="Courier New" w:eastAsia="Times New Roman" w:hAnsi="Courier New" w:cs="Courier New"/>
+          <w:sz w:val="20"/>
+          <w:szCs w:val="20"/>
+          <w:lang w:eastAsia="ru-RU"/>
+        </w:rPr>
+        <w:t>Массовое</w:t>
+      </w:r>
+      <w:r>
+        <w:rPr>
+          <w:rFonts w:ascii="Courier New" w:eastAsia="Times New Roman" w:hAnsi="Courier New" w:cs="Courier New"/>
+          <w:sz w:val="20"/>
+          <w:szCs w:val="20"/>
+          <w:lang w:val="en-US" w:eastAsia="ru-RU"/>
+        </w:rPr>
+        <w:t xml:space="preserve"> </w:t>
+      </w:r>
+      <w:r>
+        <w:rPr>
+          <w:rFonts w:ascii="Courier New" w:eastAsia="Times New Roman" w:hAnsi="Courier New" w:cs="Courier New"/>
+          <w:sz w:val="20"/>
+          <w:szCs w:val="20"/>
+          <w:lang w:eastAsia="ru-RU"/>
+        </w:rPr>
+        <w:t>удаление</w:t>
+      </w:r>
+      <w:r>
+        <w:rPr>
+          <w:rFonts w:ascii="Courier New" w:eastAsia="Times New Roman" w:hAnsi="Courier New" w:cs="Courier New"/>
+          <w:sz w:val="20"/>
+          <w:szCs w:val="20"/>
+          <w:lang w:val="en-US" w:eastAsia="ru-RU"/>
+        </w:rPr>
+        <w:t xml:space="preserve"> soundtrack reference </w:t>
+      </w:r>
+      <w:r>
+        <w:rPr>
+          <w:rFonts w:ascii="Courier New" w:eastAsia="Times New Roman" w:hAnsi="Courier New" w:cs="Courier New"/>
+          <w:sz w:val="20"/>
+          <w:szCs w:val="20"/>
+          <w:lang w:eastAsia="ru-RU"/>
+        </w:rPr>
+        <w:t>из</w:t>
+      </w:r>
+      <w:r>
+        <w:rPr>
+          <w:rFonts w:ascii="Courier New" w:eastAsia="Times New Roman" w:hAnsi="Courier New" w:cs="Courier New"/>
+          <w:sz w:val="20"/>
+          <w:szCs w:val="20"/>
+          <w:lang w:val="en-US" w:eastAsia="ru-RU"/>
+        </w:rPr>
+        <w:t xml:space="preserve"> Stories </w:t>
+      </w:r>
+      <w:r>
+        <w:rPr>
+          <w:rFonts w:ascii="Courier New" w:eastAsia="Times New Roman" w:hAnsi="Courier New" w:cs="Courier New"/>
+          <w:sz w:val="20"/>
+          <w:szCs w:val="20"/>
+          <w:lang w:eastAsia="ru-RU"/>
+        </w:rPr>
+        <w:t>не</w:t>
+      </w:r>
+      <w:r>
+        <w:rPr>
+          <w:rFonts w:ascii="Courier New" w:eastAsia="Times New Roman" w:hAnsi="Courier New" w:cs="Courier New"/>
+          <w:sz w:val="20"/>
+          <w:szCs w:val="20"/>
+          <w:lang w:val="en-US" w:eastAsia="ru-RU"/>
+        </w:rPr>
+        <w:t xml:space="preserve"> </w:t>
+      </w:r>
+      <w:r>
+        <w:rPr>
+          <w:rFonts w:ascii="Courier New" w:eastAsia="Times New Roman" w:hAnsi="Courier New" w:cs="Courier New"/>
+          <w:sz w:val="20"/>
+          <w:szCs w:val="20"/>
+          <w:lang w:eastAsia="ru-RU"/>
+        </w:rPr>
+        <w:t>требуется</w:t>
+      </w:r>
+      <w:r>
+        <w:rPr>
+          <w:rFonts w:ascii="Courier New" w:eastAsia="Times New Roman" w:hAnsi="Courier New" w:cs="Courier New"/>
+          <w:sz w:val="20"/>
+          <w:szCs w:val="20"/>
+          <w:lang w:val="en-US" w:eastAsia="ru-RU"/>
+        </w:rPr>
+        <w:t>.</w:t>
+      </w:r>
+    </w:p>
+    <w:p>
+      <w:pPr>
+        <w:tabs>
+          <w:tab w:val="left" w:pos="916"/>
+          <w:tab w:val="left" w:pos="1832"/>
+          <w:tab w:val="left" w:pos="2748"/>
+          <w:tab w:val="left" w:pos="3664"/>
+          <w:tab w:val="left" w:pos="4580"/>
+          <w:tab w:val="left" w:pos="5496"/>
+          <w:tab w:val="left" w:pos="6412"/>
+          <w:tab w:val="left" w:pos="7328"/>
+          <w:tab w:val="left" w:pos="8244"/>
+          <w:tab w:val="left" w:pos="9160"/>
+          <w:tab w:val="left" w:pos="10076"/>
+          <w:tab w:val="left" w:pos="10992"/>
+          <w:tab w:val="left" w:pos="11908"/>
+          <w:tab w:val="left" w:pos="12824"/>
+          <w:tab w:val="left" w:pos="13740"/>
+          <w:tab w:val="left" w:pos="14656"/>
+        </w:tabs>
+        <w:spacing w:after="0" w:line="240" w:lineRule="auto"/>
+        <w:rPr>
+          <w:rFonts w:ascii="Courier New" w:eastAsia="Times New Roman" w:hAnsi="Courier New" w:cs="Courier New"/>
+          <w:sz w:val="20"/>
+          <w:szCs w:val="20"/>
+          <w:lang w:val="en-US" w:eastAsia="ru-RU"/>
+        </w:rPr>
+      </w:pPr>
+    </w:p>
+    <w:p>
+      <w:pPr>
+        <w:tabs>
+          <w:tab w:val="left" w:pos="916"/>
+          <w:tab w:val="left" w:pos="1832"/>
+          <w:tab w:val="left" w:pos="2748"/>
+          <w:tab w:val="left" w:pos="3664"/>
+          <w:tab w:val="left" w:pos="4580"/>
+          <w:tab w:val="left" w:pos="5496"/>
+          <w:tab w:val="left" w:pos="6412"/>
+          <w:tab w:val="left" w:pos="7328"/>
+          <w:tab w:val="left" w:pos="8244"/>
+          <w:tab w:val="left" w:pos="9160"/>
+          <w:tab w:val="left" w:pos="10076"/>
+          <w:tab w:val="left" w:pos="10992"/>
+          <w:tab w:val="left" w:pos="11908"/>
+          <w:tab w:val="left" w:pos="12824"/>
+          <w:tab w:val="left" w:pos="13740"/>
+          <w:tab w:val="left" w:pos="14656"/>
+        </w:tabs>
+        <w:spacing w:after="0" w:line="240" w:lineRule="auto"/>
+        <w:rPr>
+          <w:rFonts w:ascii="Courier New" w:eastAsia="Times New Roman" w:hAnsi="Courier New" w:cs="Courier New"/>
+          <w:sz w:val="20"/>
+          <w:szCs w:val="20"/>
+          <w:lang w:val="en-US" w:eastAsia="ru-RU"/>
+        </w:rPr>
+      </w:pPr>
+    </w:p>
+    <w:p>
+      <w:pPr>
+        <w:tabs>
+          <w:tab w:val="left" w:pos="916"/>
+          <w:tab w:val="left" w:pos="1832"/>
+          <w:tab w:val="left" w:pos="2748"/>
+          <w:tab w:val="left" w:pos="3664"/>
+          <w:tab w:val="left" w:pos="4580"/>
+          <w:tab w:val="left" w:pos="5496"/>
+          <w:tab w:val="left" w:pos="6412"/>
+          <w:tab w:val="left" w:pos="7328"/>
+          <w:tab w:val="left" w:pos="8244"/>
+          <w:tab w:val="left" w:pos="9160"/>
+          <w:tab w:val="left" w:pos="10076"/>
+          <w:tab w:val="left" w:pos="10992"/>
+          <w:tab w:val="left" w:pos="11908"/>
+          <w:tab w:val="left" w:pos="12824"/>
+          <w:tab w:val="left" w:pos="13740"/>
+          <w:tab w:val="left" w:pos="14656"/>
+        </w:tabs>
+        <w:spacing w:after="0" w:line="240" w:lineRule="auto"/>
+        <w:rPr>
+          <w:rFonts w:ascii="Courier New" w:eastAsia="Times New Roman" w:hAnsi="Courier New" w:cs="Courier New"/>
+          <w:sz w:val="20"/>
+          <w:szCs w:val="20"/>
+          <w:lang w:val="en-US" w:eastAsia="ru-RU"/>
+        </w:rPr>
+      </w:pPr>
+      <w:r>
+        <w:rPr>
+          <w:rFonts w:ascii="Courier New" w:eastAsia="Times New Roman" w:hAnsi="Courier New" w:cs="Courier New"/>
+          <w:sz w:val="20"/>
+          <w:szCs w:val="20"/>
+          <w:lang w:val="en-US" w:eastAsia="ru-RU"/>
+        </w:rPr>
+        <w:t>SP-007</w:t>
+      </w:r>
+    </w:p>
+    <w:p>
+      <w:pPr>
+        <w:tabs>
+          <w:tab w:val="left" w:pos="916"/>
+          <w:tab w:val="left" w:pos="1832"/>
+          <w:tab w:val="left" w:pos="2748"/>
+          <w:tab w:val="left" w:pos="3664"/>
+          <w:tab w:val="left" w:pos="4580"/>
+          <w:tab w:val="left" w:pos="5496"/>
+          <w:tab w:val="left" w:pos="6412"/>
+          <w:tab w:val="left" w:pos="7328"/>
+          <w:tab w:val="left" w:pos="8244"/>
+          <w:tab w:val="left" w:pos="9160"/>
+          <w:tab w:val="left" w:pos="10076"/>
+          <w:tab w:val="left" w:pos="10992"/>
+          <w:tab w:val="left" w:pos="11908"/>
+          <w:tab w:val="left" w:pos="12824"/>
+          <w:tab w:val="left" w:pos="13740"/>
+          <w:tab w:val="left" w:pos="14656"/>
+        </w:tabs>
+        <w:spacing w:after="0" w:line="240" w:lineRule="auto"/>
+        <w:rPr>
+          <w:rFonts w:ascii="Courier New" w:eastAsia="Times New Roman" w:hAnsi="Courier New" w:cs="Courier New"/>
+          <w:sz w:val="20"/>
+          <w:szCs w:val="20"/>
+          <w:lang w:val="en-US" w:eastAsia="ru-RU"/>
+        </w:rPr>
+      </w:pPr>
+      <w:r>
+        <w:rPr>
+          <w:rFonts w:ascii="Courier New" w:eastAsia="Times New Roman" w:hAnsi="Courier New" w:cs="Courier New"/>
+          <w:sz w:val="20"/>
+          <w:szCs w:val="20"/>
+          <w:lang w:val="en-US" w:eastAsia="ru-RU"/>
+        </w:rPr>
+        <w:t>Audio Failure Must Not Break Visual Playback</w:t>
+      </w:r>
+    </w:p>
+    <w:p>
+      <w:pPr>
+        <w:tabs>
+          <w:tab w:val="left" w:pos="916"/>
+          <w:tab w:val="left" w:pos="1832"/>
+          <w:tab w:val="left" w:pos="2748"/>
+          <w:tab w:val="left" w:pos="3664"/>
+          <w:tab w:val="left" w:pos="4580"/>
+          <w:tab w:val="left" w:pos="5496"/>
+          <w:tab w:val="left" w:pos="6412"/>
+          <w:tab w:val="left" w:pos="7328"/>
+          <w:tab w:val="left" w:pos="8244"/>
+          <w:tab w:val="left" w:pos="9160"/>
+          <w:tab w:val="left" w:pos="10076"/>
+          <w:tab w:val="left" w:pos="10992"/>
+          <w:tab w:val="left" w:pos="11908"/>
+          <w:tab w:val="left" w:pos="12824"/>
+          <w:tab w:val="left" w:pos="13740"/>
+          <w:tab w:val="left" w:pos="14656"/>
+        </w:tabs>
+        <w:spacing w:after="0" w:line="240" w:lineRule="auto"/>
+        <w:rPr>
+          <w:rFonts w:ascii="Courier New" w:eastAsia="Times New Roman" w:hAnsi="Courier New" w:cs="Courier New"/>
+          <w:sz w:val="20"/>
+          <w:szCs w:val="20"/>
+          <w:lang w:val="en-US" w:eastAsia="ru-RU"/>
+        </w:rPr>
+      </w:pPr>
+    </w:p>
+    <w:p>
+      <w:pPr>
+        <w:tabs>
+          <w:tab w:val="left" w:pos="916"/>
+          <w:tab w:val="left" w:pos="1832"/>
+          <w:tab w:val="left" w:pos="2748"/>
+          <w:tab w:val="left" w:pos="3664"/>
+          <w:tab w:val="left" w:pos="4580"/>
+          <w:tab w:val="left" w:pos="5496"/>
+          <w:tab w:val="left" w:pos="6412"/>
+          <w:tab w:val="left" w:pos="7328"/>
+          <w:tab w:val="left" w:pos="8244"/>
+          <w:tab w:val="left" w:pos="9160"/>
+          <w:tab w:val="left" w:pos="10076"/>
+          <w:tab w:val="left" w:pos="10992"/>
+          <w:tab w:val="left" w:pos="11908"/>
+          <w:tab w:val="left" w:pos="12824"/>
+          <w:tab w:val="left" w:pos="13740"/>
+          <w:tab w:val="left" w:pos="14656"/>
+        </w:tabs>
+        <w:spacing w:after="0" w:line="240" w:lineRule="auto"/>
+        <w:rPr>
+          <w:rFonts w:ascii="Courier New" w:eastAsia="Times New Roman" w:hAnsi="Courier New" w:cs="Courier New"/>
+          <w:sz w:val="20"/>
+          <w:szCs w:val="20"/>
+          <w:lang w:val="en-US" w:eastAsia="ru-RU"/>
+        </w:rPr>
+      </w:pPr>
+      <w:r>
+        <w:rPr>
+          <w:rFonts w:ascii="Courier New" w:eastAsia="Times New Roman" w:hAnsi="Courier New" w:cs="Courier New"/>
+          <w:sz w:val="20"/>
+          <w:szCs w:val="20"/>
+          <w:lang w:eastAsia="ru-RU"/>
+        </w:rPr>
+        <w:t>Ошибка</w:t>
+      </w:r>
+      <w:r>
+        <w:rPr>
+          <w:rFonts w:ascii="Courier New" w:eastAsia="Times New Roman" w:hAnsi="Courier New" w:cs="Courier New"/>
+          <w:sz w:val="20"/>
+          <w:szCs w:val="20"/>
+          <w:lang w:val="en-US" w:eastAsia="ru-RU"/>
+        </w:rPr>
+        <w:t>:</w:t>
+      </w:r>
+    </w:p>
+    <w:p>
+      <w:pPr>
+        <w:tabs>
+          <w:tab w:val="left" w:pos="916"/>
+          <w:tab w:val="left" w:pos="1832"/>
+          <w:tab w:val="left" w:pos="2748"/>
+          <w:tab w:val="left" w:pos="3664"/>
+          <w:tab w:val="left" w:pos="4580"/>
+          <w:tab w:val="left" w:pos="5496"/>
+          <w:tab w:val="left" w:pos="6412"/>
+          <w:tab w:val="left" w:pos="7328"/>
+          <w:tab w:val="left" w:pos="8244"/>
+          <w:tab w:val="left" w:pos="9160"/>
+          <w:tab w:val="left" w:pos="10076"/>
+          <w:tab w:val="left" w:pos="10992"/>
+          <w:tab w:val="left" w:pos="11908"/>
+          <w:tab w:val="left" w:pos="12824"/>
+          <w:tab w:val="left" w:pos="13740"/>
+          <w:tab w:val="left" w:pos="14656"/>
+        </w:tabs>
+        <w:spacing w:after="0" w:line="240" w:lineRule="auto"/>
+        <w:rPr>
+          <w:rFonts w:ascii="Courier New" w:eastAsia="Times New Roman" w:hAnsi="Courier New" w:cs="Courier New"/>
+          <w:sz w:val="20"/>
+          <w:szCs w:val="20"/>
+          <w:lang w:val="en-US" w:eastAsia="ru-RU"/>
+        </w:rPr>
+      </w:pPr>
+    </w:p>
+    <w:p>
+      <w:pPr>
+        <w:tabs>
+          <w:tab w:val="left" w:pos="916"/>
+          <w:tab w:val="left" w:pos="1832"/>
+          <w:tab w:val="left" w:pos="2748"/>
+          <w:tab w:val="left" w:pos="3664"/>
+          <w:tab w:val="left" w:pos="4580"/>
+          <w:tab w:val="left" w:pos="5496"/>
+          <w:tab w:val="left" w:pos="6412"/>
+          <w:tab w:val="left" w:pos="7328"/>
+          <w:tab w:val="left" w:pos="8244"/>
+          <w:tab w:val="left" w:pos="9160"/>
+          <w:tab w:val="left" w:pos="10076"/>
+          <w:tab w:val="left" w:pos="10992"/>
+          <w:tab w:val="left" w:pos="11908"/>
+          <w:tab w:val="left" w:pos="12824"/>
+          <w:tab w:val="left" w:pos="13740"/>
+          <w:tab w:val="left" w:pos="14656"/>
+        </w:tabs>
+        <w:spacing w:after="0" w:line="240" w:lineRule="auto"/>
+        <w:rPr>
+          <w:rFonts w:ascii="Courier New" w:eastAsia="Times New Roman" w:hAnsi="Courier New" w:cs="Courier New"/>
+          <w:sz w:val="20"/>
+          <w:szCs w:val="20"/>
+          <w:lang w:val="en-US" w:eastAsia="ru-RU"/>
+        </w:rPr>
+      </w:pPr>
+      <w:r>
+        <w:rPr>
+          <w:rFonts w:ascii="Courier New" w:eastAsia="Times New Roman" w:hAnsi="Courier New" w:cs="Courier New"/>
+          <w:sz w:val="20"/>
+          <w:szCs w:val="20"/>
+          <w:lang w:val="en-US" w:eastAsia="ru-RU"/>
+        </w:rPr>
+        <w:t>audio loading;</w:t>
+      </w:r>
+    </w:p>
+    <w:p>
+      <w:pPr>
+        <w:tabs>
+          <w:tab w:val="left" w:pos="916"/>
+          <w:tab w:val="left" w:pos="1832"/>
+          <w:tab w:val="left" w:pos="2748"/>
+          <w:tab w:val="left" w:pos="3664"/>
+          <w:tab w:val="left" w:pos="4580"/>
+          <w:tab w:val="left" w:pos="5496"/>
+          <w:tab w:val="left" w:pos="6412"/>
+          <w:tab w:val="left" w:pos="7328"/>
+          <w:tab w:val="left" w:pos="8244"/>
+          <w:tab w:val="left" w:pos="9160"/>
+          <w:tab w:val="left" w:pos="10076"/>
+          <w:tab w:val="left" w:pos="10992"/>
+          <w:tab w:val="left" w:pos="11908"/>
+          <w:tab w:val="left" w:pos="12824"/>
+          <w:tab w:val="left" w:pos="13740"/>
+          <w:tab w:val="left" w:pos="14656"/>
+        </w:tabs>
+        <w:spacing w:after="0" w:line="240" w:lineRule="auto"/>
+        <w:rPr>
+          <w:rFonts w:ascii="Courier New" w:eastAsia="Times New Roman" w:hAnsi="Courier New" w:cs="Courier New"/>
+          <w:sz w:val="20"/>
+          <w:szCs w:val="20"/>
+          <w:lang w:val="en-US" w:eastAsia="ru-RU"/>
+        </w:rPr>
+      </w:pPr>
+      <w:r>
+        <w:rPr>
+          <w:rFonts w:ascii="Courier New" w:eastAsia="Times New Roman" w:hAnsi="Courier New" w:cs="Courier New"/>
+          <w:sz w:val="20"/>
+          <w:szCs w:val="20"/>
+          <w:lang w:val="en-US" w:eastAsia="ru-RU"/>
+        </w:rPr>
+        <w:t>audio decoding;</w:t>
+      </w:r>
+    </w:p>
+    <w:p>
+      <w:pPr>
+        <w:tabs>
+          <w:tab w:val="left" w:pos="916"/>
+          <w:tab w:val="left" w:pos="1832"/>
+          <w:tab w:val="left" w:pos="2748"/>
+          <w:tab w:val="left" w:pos="3664"/>
+          <w:tab w:val="left" w:pos="4580"/>
+          <w:tab w:val="left" w:pos="5496"/>
+          <w:tab w:val="left" w:pos="6412"/>
+          <w:tab w:val="left" w:pos="7328"/>
+          <w:tab w:val="left" w:pos="8244"/>
+          <w:tab w:val="left" w:pos="9160"/>
+          <w:tab w:val="left" w:pos="10076"/>
+          <w:tab w:val="left" w:pos="10992"/>
+          <w:tab w:val="left" w:pos="11908"/>
+          <w:tab w:val="left" w:pos="12824"/>
+          <w:tab w:val="left" w:pos="13740"/>
+          <w:tab w:val="left" w:pos="14656"/>
+        </w:tabs>
+        <w:spacing w:after="0" w:line="240" w:lineRule="auto"/>
+        <w:rPr>
+          <w:rFonts w:ascii="Courier New" w:eastAsia="Times New Roman" w:hAnsi="Courier New" w:cs="Courier New"/>
+          <w:sz w:val="20"/>
+          <w:szCs w:val="20"/>
+          <w:lang w:eastAsia="ru-RU"/>
+        </w:rPr>
+      </w:pPr>
+      <w:r>
+        <w:rPr>
+          <w:rFonts w:ascii="Courier New" w:eastAsia="Times New Roman" w:hAnsi="Courier New" w:cs="Courier New"/>
+          <w:sz w:val="20"/>
+          <w:szCs w:val="20"/>
+          <w:lang w:eastAsia="ru-RU"/>
+        </w:rPr>
+        <w:t>audio playback;</w:t>
+      </w:r>
+    </w:p>
+    <w:p>
+      <w:pPr>
+        <w:tabs>
+          <w:tab w:val="left" w:pos="916"/>
+          <w:tab w:val="left" w:pos="1832"/>
+          <w:tab w:val="left" w:pos="2748"/>
+          <w:tab w:val="left" w:pos="3664"/>
+          <w:tab w:val="left" w:pos="4580"/>
+          <w:tab w:val="left" w:pos="5496"/>
+          <w:tab w:val="left" w:pos="6412"/>
+          <w:tab w:val="left" w:pos="7328"/>
+          <w:tab w:val="left" w:pos="8244"/>
+          <w:tab w:val="left" w:pos="9160"/>
+          <w:tab w:val="left" w:pos="10076"/>
+          <w:tab w:val="left" w:pos="10992"/>
+          <w:tab w:val="left" w:pos="11908"/>
+          <w:tab w:val="left" w:pos="12824"/>
+          <w:tab w:val="left" w:pos="13740"/>
+          <w:tab w:val="left" w:pos="14656"/>
+        </w:tabs>
+        <w:spacing w:after="0" w:line="240" w:lineRule="auto"/>
+        <w:rPr>
+          <w:rFonts w:ascii="Courier New" w:eastAsia="Times New Roman" w:hAnsi="Courier New" w:cs="Courier New"/>
+          <w:sz w:val="20"/>
+          <w:szCs w:val="20"/>
+          <w:lang w:eastAsia="ru-RU"/>
+        </w:rPr>
+      </w:pPr>
+      <w:r>
+        <w:rPr>
+          <w:rFonts w:ascii="Courier New" w:eastAsia="Times New Roman" w:hAnsi="Courier New" w:cs="Courier New"/>
+          <w:sz w:val="20"/>
+          <w:szCs w:val="20"/>
+          <w:lang w:eastAsia="ru-RU"/>
+        </w:rPr>
+        <w:t>audio delivery</w:t>
+      </w:r>
+    </w:p>
+    <w:p>
+      <w:pPr>
+        <w:tabs>
+          <w:tab w:val="left" w:pos="916"/>
+          <w:tab w:val="left" w:pos="1832"/>
+          <w:tab w:val="left" w:pos="2748"/>
+          <w:tab w:val="left" w:pos="3664"/>
+          <w:tab w:val="left" w:pos="4580"/>
+          <w:tab w:val="left" w:pos="5496"/>
+          <w:tab w:val="left" w:pos="6412"/>
+          <w:tab w:val="left" w:pos="7328"/>
+          <w:tab w:val="left" w:pos="8244"/>
+          <w:tab w:val="left" w:pos="9160"/>
+          <w:tab w:val="left" w:pos="10076"/>
+          <w:tab w:val="left" w:pos="10992"/>
+          <w:tab w:val="left" w:pos="11908"/>
+          <w:tab w:val="left" w:pos="12824"/>
+          <w:tab w:val="left" w:pos="13740"/>
+          <w:tab w:val="left" w:pos="14656"/>
+        </w:tabs>
+        <w:spacing w:after="0" w:line="240" w:lineRule="auto"/>
+        <w:rPr>
+          <w:rFonts w:ascii="Courier New" w:eastAsia="Times New Roman" w:hAnsi="Courier New" w:cs="Courier New"/>
+          <w:sz w:val="20"/>
+          <w:szCs w:val="20"/>
+          <w:lang w:eastAsia="ru-RU"/>
+        </w:rPr>
+      </w:pPr>
+    </w:p>
+    <w:p>
+      <w:pPr>
+        <w:tabs>
+          <w:tab w:val="left" w:pos="916"/>
+          <w:tab w:val="left" w:pos="1832"/>
+          <w:tab w:val="left" w:pos="2748"/>
+          <w:tab w:val="left" w:pos="3664"/>
+          <w:tab w:val="left" w:pos="4580"/>
+          <w:tab w:val="left" w:pos="5496"/>
+          <w:tab w:val="left" w:pos="6412"/>
+          <w:tab w:val="left" w:pos="7328"/>
+          <w:tab w:val="left" w:pos="8244"/>
+          <w:tab w:val="left" w:pos="9160"/>
+          <w:tab w:val="left" w:pos="10076"/>
+          <w:tab w:val="left" w:pos="10992"/>
+          <w:tab w:val="left" w:pos="11908"/>
+          <w:tab w:val="left" w:pos="12824"/>
+          <w:tab w:val="left" w:pos="13740"/>
+          <w:tab w:val="left" w:pos="14656"/>
+        </w:tabs>
+        <w:spacing w:after="0" w:line="240" w:lineRule="auto"/>
+        <w:rPr>
+          <w:rFonts w:ascii="Courier New" w:eastAsia="Times New Roman" w:hAnsi="Courier New" w:cs="Courier New"/>
+          <w:sz w:val="20"/>
+          <w:szCs w:val="20"/>
+          <w:lang w:eastAsia="ru-RU"/>
+        </w:rPr>
+      </w:pPr>
+      <w:r>
+        <w:rPr>
+          <w:rFonts w:ascii="Courier New" w:eastAsia="Times New Roman" w:hAnsi="Courier New" w:cs="Courier New"/>
+          <w:sz w:val="20"/>
+          <w:szCs w:val="20"/>
+          <w:lang w:eastAsia="ru-RU"/>
+        </w:rPr>
+        <w:t>не должна останавливать визуальный Story Playback.</w:t>
+      </w:r>
+    </w:p>
+    <w:p>
+      <w:pPr>
+        <w:tabs>
+          <w:tab w:val="left" w:pos="916"/>
+          <w:tab w:val="left" w:pos="1832"/>
+          <w:tab w:val="left" w:pos="2748"/>
+          <w:tab w:val="left" w:pos="3664"/>
+          <w:tab w:val="left" w:pos="4580"/>
+          <w:tab w:val="left" w:pos="5496"/>
+          <w:tab w:val="left" w:pos="6412"/>
+          <w:tab w:val="left" w:pos="7328"/>
+          <w:tab w:val="left" w:pos="8244"/>
+          <w:tab w:val="left" w:pos="9160"/>
+          <w:tab w:val="left" w:pos="10076"/>
+          <w:tab w:val="left" w:pos="10992"/>
+          <w:tab w:val="left" w:pos="11908"/>
+          <w:tab w:val="left" w:pos="12824"/>
+          <w:tab w:val="left" w:pos="13740"/>
+          <w:tab w:val="left" w:pos="14656"/>
+        </w:tabs>
+        <w:spacing w:after="0" w:line="240" w:lineRule="auto"/>
+        <w:rPr>
+          <w:rFonts w:ascii="Courier New" w:eastAsia="Times New Roman" w:hAnsi="Courier New" w:cs="Courier New"/>
+          <w:sz w:val="20"/>
+          <w:szCs w:val="20"/>
+          <w:lang w:eastAsia="ru-RU"/>
+        </w:rPr>
+      </w:pPr>
+    </w:p>
+    <w:p>
+      <w:pPr>
+        <w:tabs>
+          <w:tab w:val="left" w:pos="916"/>
+          <w:tab w:val="left" w:pos="1832"/>
+          <w:tab w:val="left" w:pos="2748"/>
+          <w:tab w:val="left" w:pos="3664"/>
+          <w:tab w:val="left" w:pos="4580"/>
+          <w:tab w:val="left" w:pos="5496"/>
+          <w:tab w:val="left" w:pos="6412"/>
+          <w:tab w:val="left" w:pos="7328"/>
+          <w:tab w:val="left" w:pos="8244"/>
+          <w:tab w:val="left" w:pos="9160"/>
+          <w:tab w:val="left" w:pos="10076"/>
+          <w:tab w:val="left" w:pos="10992"/>
+          <w:tab w:val="left" w:pos="11908"/>
+          <w:tab w:val="left" w:pos="12824"/>
+          <w:tab w:val="left" w:pos="13740"/>
+          <w:tab w:val="left" w:pos="14656"/>
+        </w:tabs>
+        <w:spacing w:after="0" w:line="240" w:lineRule="auto"/>
+        <w:rPr>
+          <w:rFonts w:ascii="Courier New" w:eastAsia="Times New Roman" w:hAnsi="Courier New" w:cs="Courier New"/>
+          <w:sz w:val="20"/>
+          <w:szCs w:val="20"/>
+          <w:lang w:eastAsia="ru-RU"/>
+        </w:rPr>
+      </w:pPr>
+      <w:r>
+        <w:rPr>
+          <w:rFonts w:ascii="Courier New" w:eastAsia="Times New Roman" w:hAnsi="Courier New" w:cs="Courier New"/>
+          <w:sz w:val="20"/>
+          <w:szCs w:val="20"/>
+          <w:lang w:eastAsia="ru-RU"/>
+        </w:rPr>
+        <w:t>При невозможности продолжать audio:</w:t>
+      </w:r>
+    </w:p>
+    <w:p>
+      <w:pPr>
+        <w:tabs>
+          <w:tab w:val="left" w:pos="916"/>
+          <w:tab w:val="left" w:pos="1832"/>
+          <w:tab w:val="left" w:pos="2748"/>
+          <w:tab w:val="left" w:pos="3664"/>
+          <w:tab w:val="left" w:pos="4580"/>
+          <w:tab w:val="left" w:pos="5496"/>
+          <w:tab w:val="left" w:pos="6412"/>
+          <w:tab w:val="left" w:pos="7328"/>
+          <w:tab w:val="left" w:pos="8244"/>
+          <w:tab w:val="left" w:pos="9160"/>
+          <w:tab w:val="left" w:pos="10076"/>
+          <w:tab w:val="left" w:pos="10992"/>
+          <w:tab w:val="left" w:pos="11908"/>
+          <w:tab w:val="left" w:pos="12824"/>
+          <w:tab w:val="left" w:pos="13740"/>
+          <w:tab w:val="left" w:pos="14656"/>
+        </w:tabs>
+        <w:spacing w:after="0" w:line="240" w:lineRule="auto"/>
+        <w:rPr>
+          <w:rFonts w:ascii="Courier New" w:eastAsia="Times New Roman" w:hAnsi="Courier New" w:cs="Courier New"/>
+          <w:sz w:val="20"/>
+          <w:szCs w:val="20"/>
+          <w:lang w:eastAsia="ru-RU"/>
+        </w:rPr>
+      </w:pPr>
+    </w:p>
+    <w:p>
+      <w:pPr>
+        <w:tabs>
+          <w:tab w:val="left" w:pos="916"/>
+          <w:tab w:val="left" w:pos="1832"/>
+          <w:tab w:val="left" w:pos="2748"/>
+          <w:tab w:val="left" w:pos="3664"/>
+          <w:tab w:val="left" w:pos="4580"/>
+          <w:tab w:val="left" w:pos="5496"/>
+          <w:tab w:val="left" w:pos="6412"/>
+          <w:tab w:val="left" w:pos="7328"/>
+          <w:tab w:val="left" w:pos="8244"/>
+          <w:tab w:val="left" w:pos="9160"/>
+          <w:tab w:val="left" w:pos="10076"/>
+          <w:tab w:val="left" w:pos="10992"/>
+          <w:tab w:val="left" w:pos="11908"/>
+          <w:tab w:val="left" w:pos="12824"/>
+          <w:tab w:val="left" w:pos="13740"/>
+          <w:tab w:val="left" w:pos="14656"/>
+        </w:tabs>
+        <w:spacing w:after="0" w:line="240" w:lineRule="auto"/>
+        <w:rPr>
+          <w:rFonts w:ascii="Courier New" w:eastAsia="Times New Roman" w:hAnsi="Courier New" w:cs="Courier New"/>
+          <w:sz w:val="20"/>
+          <w:szCs w:val="20"/>
+          <w:lang w:val="en-US" w:eastAsia="ru-RU"/>
+        </w:rPr>
+      </w:pPr>
+      <w:r>
+        <w:rPr>
+          <w:rFonts w:ascii="Courier New" w:eastAsia="Times New Roman" w:hAnsi="Courier New" w:cs="Courier New"/>
+          <w:sz w:val="20"/>
+          <w:szCs w:val="20"/>
+          <w:lang w:val="en-US" w:eastAsia="ru-RU"/>
+        </w:rPr>
+        <w:t>Audio</w:t>
+      </w:r>
+    </w:p>
+    <w:p>
+      <w:pPr>
+        <w:tabs>
+          <w:tab w:val="left" w:pos="916"/>
+          <w:tab w:val="left" w:pos="1832"/>
+          <w:tab w:val="left" w:pos="2748"/>
+          <w:tab w:val="left" w:pos="3664"/>
+          <w:tab w:val="left" w:pos="4580"/>
+          <w:tab w:val="left" w:pos="5496"/>
+          <w:tab w:val="left" w:pos="6412"/>
+          <w:tab w:val="left" w:pos="7328"/>
+          <w:tab w:val="left" w:pos="8244"/>
+          <w:tab w:val="left" w:pos="9160"/>
+          <w:tab w:val="left" w:pos="10076"/>
+          <w:tab w:val="left" w:pos="10992"/>
+          <w:tab w:val="left" w:pos="11908"/>
+          <w:tab w:val="left" w:pos="12824"/>
+          <w:tab w:val="left" w:pos="13740"/>
+          <w:tab w:val="left" w:pos="14656"/>
+        </w:tabs>
+        <w:spacing w:after="0" w:line="240" w:lineRule="auto"/>
+        <w:rPr>
+          <w:rFonts w:ascii="Courier New" w:eastAsia="Times New Roman" w:hAnsi="Courier New" w:cs="Courier New"/>
+          <w:sz w:val="20"/>
+          <w:szCs w:val="20"/>
+          <w:lang w:val="en-US" w:eastAsia="ru-RU"/>
+        </w:rPr>
+      </w:pPr>
+      <w:r>
+        <w:rPr>
+          <w:rFonts w:ascii="Courier New" w:eastAsia="Times New Roman" w:hAnsi="Courier New" w:cs="Courier New"/>
+          <w:sz w:val="20"/>
+          <w:szCs w:val="20"/>
+          <w:lang w:val="en-US" w:eastAsia="ru-RU"/>
+        </w:rPr>
+        <w:t>→ stop / unavailable</w:t>
+      </w:r>
+    </w:p>
+    <w:p>
+      <w:pPr>
+        <w:tabs>
+          <w:tab w:val="left" w:pos="916"/>
+          <w:tab w:val="left" w:pos="1832"/>
+          <w:tab w:val="left" w:pos="2748"/>
+          <w:tab w:val="left" w:pos="3664"/>
+          <w:tab w:val="left" w:pos="4580"/>
+          <w:tab w:val="left" w:pos="5496"/>
+          <w:tab w:val="left" w:pos="6412"/>
+          <w:tab w:val="left" w:pos="7328"/>
+          <w:tab w:val="left" w:pos="8244"/>
+          <w:tab w:val="left" w:pos="9160"/>
+          <w:tab w:val="left" w:pos="10076"/>
+          <w:tab w:val="left" w:pos="10992"/>
+          <w:tab w:val="left" w:pos="11908"/>
+          <w:tab w:val="left" w:pos="12824"/>
+          <w:tab w:val="left" w:pos="13740"/>
+          <w:tab w:val="left" w:pos="14656"/>
+        </w:tabs>
+        <w:spacing w:after="0" w:line="240" w:lineRule="auto"/>
+        <w:rPr>
+          <w:rFonts w:ascii="Courier New" w:eastAsia="Times New Roman" w:hAnsi="Courier New" w:cs="Courier New"/>
+          <w:sz w:val="20"/>
+          <w:szCs w:val="20"/>
+          <w:lang w:val="en-US" w:eastAsia="ru-RU"/>
+        </w:rPr>
+      </w:pPr>
+    </w:p>
+    <w:p>
+      <w:pPr>
+        <w:tabs>
+          <w:tab w:val="left" w:pos="916"/>
+          <w:tab w:val="left" w:pos="1832"/>
+          <w:tab w:val="left" w:pos="2748"/>
+          <w:tab w:val="left" w:pos="3664"/>
+          <w:tab w:val="left" w:pos="4580"/>
+          <w:tab w:val="left" w:pos="5496"/>
+          <w:tab w:val="left" w:pos="6412"/>
+          <w:tab w:val="left" w:pos="7328"/>
+          <w:tab w:val="left" w:pos="8244"/>
+          <w:tab w:val="left" w:pos="9160"/>
+          <w:tab w:val="left" w:pos="10076"/>
+          <w:tab w:val="left" w:pos="10992"/>
+          <w:tab w:val="left" w:pos="11908"/>
+          <w:tab w:val="left" w:pos="12824"/>
+          <w:tab w:val="left" w:pos="13740"/>
+          <w:tab w:val="left" w:pos="14656"/>
+        </w:tabs>
+        <w:spacing w:after="0" w:line="240" w:lineRule="auto"/>
+        <w:rPr>
+          <w:rFonts w:ascii="Courier New" w:eastAsia="Times New Roman" w:hAnsi="Courier New" w:cs="Courier New"/>
+          <w:sz w:val="20"/>
+          <w:szCs w:val="20"/>
+          <w:lang w:val="en-US" w:eastAsia="ru-RU"/>
+        </w:rPr>
+      </w:pPr>
+      <w:r>
+        <w:rPr>
+          <w:rFonts w:ascii="Courier New" w:eastAsia="Times New Roman" w:hAnsi="Courier New" w:cs="Courier New"/>
+          <w:sz w:val="20"/>
+          <w:szCs w:val="20"/>
+          <w:lang w:val="en-US" w:eastAsia="ru-RU"/>
+        </w:rPr>
+        <w:t>Visual Playback</w:t>
+      </w:r>
+    </w:p>
+    <w:p>
+      <w:pPr>
+        <w:tabs>
+          <w:tab w:val="left" w:pos="916"/>
+          <w:tab w:val="left" w:pos="1832"/>
+          <w:tab w:val="left" w:pos="2748"/>
+          <w:tab w:val="left" w:pos="3664"/>
+          <w:tab w:val="left" w:pos="4580"/>
+          <w:tab w:val="left" w:pos="5496"/>
+          <w:tab w:val="left" w:pos="6412"/>
+          <w:tab w:val="left" w:pos="7328"/>
+          <w:tab w:val="left" w:pos="8244"/>
+          <w:tab w:val="left" w:pos="9160"/>
+          <w:tab w:val="left" w:pos="10076"/>
+          <w:tab w:val="left" w:pos="10992"/>
+          <w:tab w:val="left" w:pos="11908"/>
+          <w:tab w:val="left" w:pos="12824"/>
+          <w:tab w:val="left" w:pos="13740"/>
+          <w:tab w:val="left" w:pos="14656"/>
+        </w:tabs>
+        <w:spacing w:after="0" w:line="240" w:lineRule="auto"/>
+        <w:rPr>
+          <w:rFonts w:ascii="Courier New" w:eastAsia="Times New Roman" w:hAnsi="Courier New" w:cs="Courier New"/>
+          <w:sz w:val="20"/>
+          <w:szCs w:val="20"/>
+          <w:lang w:val="en-US" w:eastAsia="ru-RU"/>
+        </w:rPr>
+      </w:pPr>
+      <w:r>
+        <w:rPr>
+          <w:rFonts w:ascii="Courier New" w:eastAsia="Times New Roman" w:hAnsi="Courier New" w:cs="Courier New"/>
+          <w:sz w:val="20"/>
+          <w:szCs w:val="20"/>
+          <w:lang w:val="en-US" w:eastAsia="ru-RU"/>
+        </w:rPr>
+        <w:t>→ continue</w:t>
+      </w:r>
+    </w:p>
+    <w:p>
+      <w:pPr>
+        <w:tabs>
+          <w:tab w:val="left" w:pos="916"/>
+          <w:tab w:val="left" w:pos="1832"/>
+          <w:tab w:val="left" w:pos="2748"/>
+          <w:tab w:val="left" w:pos="3664"/>
+          <w:tab w:val="left" w:pos="4580"/>
+          <w:tab w:val="left" w:pos="5496"/>
+          <w:tab w:val="left" w:pos="6412"/>
+          <w:tab w:val="left" w:pos="7328"/>
+          <w:tab w:val="left" w:pos="8244"/>
+          <w:tab w:val="left" w:pos="9160"/>
+          <w:tab w:val="left" w:pos="10076"/>
+          <w:tab w:val="left" w:pos="10992"/>
+          <w:tab w:val="left" w:pos="11908"/>
+          <w:tab w:val="left" w:pos="12824"/>
+          <w:tab w:val="left" w:pos="13740"/>
+          <w:tab w:val="left" w:pos="14656"/>
+        </w:tabs>
+        <w:spacing w:after="0" w:line="240" w:lineRule="auto"/>
+        <w:rPr>
+          <w:rFonts w:ascii="Courier New" w:eastAsia="Times New Roman" w:hAnsi="Courier New" w:cs="Courier New"/>
+          <w:sz w:val="20"/>
+          <w:szCs w:val="20"/>
+          <w:lang w:val="en-US" w:eastAsia="ru-RU"/>
+        </w:rPr>
+      </w:pPr>
+    </w:p>
+    <w:p>
+      <w:pPr>
+        <w:tabs>
+          <w:tab w:val="left" w:pos="916"/>
+          <w:tab w:val="left" w:pos="1832"/>
+          <w:tab w:val="left" w:pos="2748"/>
+          <w:tab w:val="left" w:pos="3664"/>
+          <w:tab w:val="left" w:pos="4580"/>
+          <w:tab w:val="left" w:pos="5496"/>
+          <w:tab w:val="left" w:pos="6412"/>
+          <w:tab w:val="left" w:pos="7328"/>
+          <w:tab w:val="left" w:pos="8244"/>
+          <w:tab w:val="left" w:pos="9160"/>
+          <w:tab w:val="left" w:pos="10076"/>
+          <w:tab w:val="left" w:pos="10992"/>
+          <w:tab w:val="left" w:pos="11908"/>
+          <w:tab w:val="left" w:pos="12824"/>
+          <w:tab w:val="left" w:pos="13740"/>
+          <w:tab w:val="left" w:pos="14656"/>
+        </w:tabs>
+        <w:spacing w:after="0" w:line="240" w:lineRule="auto"/>
+        <w:rPr>
+          <w:rFonts w:ascii="Courier New" w:eastAsia="Times New Roman" w:hAnsi="Courier New" w:cs="Courier New"/>
+          <w:sz w:val="20"/>
+          <w:szCs w:val="20"/>
+          <w:lang w:val="en-US" w:eastAsia="ru-RU"/>
+        </w:rPr>
+      </w:pPr>
+    </w:p>
+    <w:p>
+      <w:pPr>
+        <w:tabs>
+          <w:tab w:val="left" w:pos="916"/>
+          <w:tab w:val="left" w:pos="1832"/>
+          <w:tab w:val="left" w:pos="2748"/>
+          <w:tab w:val="left" w:pos="3664"/>
+          <w:tab w:val="left" w:pos="4580"/>
+          <w:tab w:val="left" w:pos="5496"/>
+          <w:tab w:val="left" w:pos="6412"/>
+          <w:tab w:val="left" w:pos="7328"/>
+          <w:tab w:val="left" w:pos="8244"/>
+          <w:tab w:val="left" w:pos="9160"/>
+          <w:tab w:val="left" w:pos="10076"/>
+          <w:tab w:val="left" w:pos="10992"/>
+          <w:tab w:val="left" w:pos="11908"/>
+          <w:tab w:val="left" w:pos="12824"/>
+          <w:tab w:val="left" w:pos="13740"/>
+          <w:tab w:val="left" w:pos="14656"/>
+        </w:tabs>
+        <w:spacing w:after="0" w:line="240" w:lineRule="auto"/>
+        <w:rPr>
+          <w:rFonts w:ascii="Courier New" w:eastAsia="Times New Roman" w:hAnsi="Courier New" w:cs="Courier New"/>
+          <w:sz w:val="20"/>
+          <w:szCs w:val="20"/>
+          <w:lang w:val="en-US" w:eastAsia="ru-RU"/>
+        </w:rPr>
+      </w:pPr>
+      <w:r>
+        <w:rPr>
+          <w:rFonts w:ascii="Courier New" w:eastAsia="Times New Roman" w:hAnsi="Courier New" w:cs="Courier New"/>
+          <w:sz w:val="20"/>
+          <w:szCs w:val="20"/>
+          <w:lang w:val="en-US" w:eastAsia="ru-RU"/>
+        </w:rPr>
+        <w:t>SP-008</w:t>
+      </w:r>
+    </w:p>
+    <w:p>
+      <w:pPr>
+        <w:tabs>
+          <w:tab w:val="left" w:pos="916"/>
+          <w:tab w:val="left" w:pos="1832"/>
+          <w:tab w:val="left" w:pos="2748"/>
+          <w:tab w:val="left" w:pos="3664"/>
+          <w:tab w:val="left" w:pos="4580"/>
+          <w:tab w:val="left" w:pos="5496"/>
+          <w:tab w:val="left" w:pos="6412"/>
+          <w:tab w:val="left" w:pos="7328"/>
+          <w:tab w:val="left" w:pos="8244"/>
+          <w:tab w:val="left" w:pos="9160"/>
+          <w:tab w:val="left" w:pos="10076"/>
+          <w:tab w:val="left" w:pos="10992"/>
+          <w:tab w:val="left" w:pos="11908"/>
+          <w:tab w:val="left" w:pos="12824"/>
+          <w:tab w:val="left" w:pos="13740"/>
+          <w:tab w:val="left" w:pos="14656"/>
+        </w:tabs>
+        <w:spacing w:after="0" w:line="240" w:lineRule="auto"/>
+        <w:rPr>
+          <w:rFonts w:ascii="Courier New" w:eastAsia="Times New Roman" w:hAnsi="Courier New" w:cs="Courier New"/>
+          <w:sz w:val="20"/>
+          <w:szCs w:val="20"/>
+          <w:lang w:val="en-US" w:eastAsia="ru-RU"/>
+        </w:rPr>
+      </w:pPr>
+      <w:r>
+        <w:rPr>
+          <w:rFonts w:ascii="Courier New" w:eastAsia="Times New Roman" w:hAnsi="Courier New" w:cs="Courier New"/>
+          <w:sz w:val="20"/>
+          <w:szCs w:val="20"/>
+          <w:lang w:val="en-US" w:eastAsia="ru-RU"/>
+        </w:rPr>
+        <w:t>Track Playback Permission Does Not Imply Video Export Permission</w:t>
+      </w:r>
+    </w:p>
+    <w:p>
+      <w:pPr>
+        <w:tabs>
+          <w:tab w:val="left" w:pos="916"/>
+          <w:tab w:val="left" w:pos="1832"/>
+          <w:tab w:val="left" w:pos="2748"/>
+          <w:tab w:val="left" w:pos="3664"/>
+          <w:tab w:val="left" w:pos="4580"/>
+          <w:tab w:val="left" w:pos="5496"/>
+          <w:tab w:val="left" w:pos="6412"/>
+          <w:tab w:val="left" w:pos="7328"/>
+          <w:tab w:val="left" w:pos="8244"/>
+          <w:tab w:val="left" w:pos="9160"/>
+          <w:tab w:val="left" w:pos="10076"/>
+          <w:tab w:val="left" w:pos="10992"/>
+          <w:tab w:val="left" w:pos="11908"/>
+          <w:tab w:val="left" w:pos="12824"/>
+          <w:tab w:val="left" w:pos="13740"/>
+          <w:tab w:val="left" w:pos="14656"/>
+        </w:tabs>
+        <w:spacing w:after="0" w:line="240" w:lineRule="auto"/>
+        <w:rPr>
+          <w:rFonts w:ascii="Courier New" w:eastAsia="Times New Roman" w:hAnsi="Courier New" w:cs="Courier New"/>
+          <w:sz w:val="20"/>
+          <w:szCs w:val="20"/>
+          <w:lang w:val="en-US" w:eastAsia="ru-RU"/>
+        </w:rPr>
+      </w:pPr>
+    </w:p>
+    <w:p>
+      <w:pPr>
+        <w:tabs>
+          <w:tab w:val="left" w:pos="916"/>
+          <w:tab w:val="left" w:pos="1832"/>
+          <w:tab w:val="left" w:pos="2748"/>
+          <w:tab w:val="left" w:pos="3664"/>
+          <w:tab w:val="left" w:pos="4580"/>
+          <w:tab w:val="left" w:pos="5496"/>
+          <w:tab w:val="left" w:pos="6412"/>
+          <w:tab w:val="left" w:pos="7328"/>
+          <w:tab w:val="left" w:pos="8244"/>
+          <w:tab w:val="left" w:pos="9160"/>
+          <w:tab w:val="left" w:pos="10076"/>
+          <w:tab w:val="left" w:pos="10992"/>
+          <w:tab w:val="left" w:pos="11908"/>
+          <w:tab w:val="left" w:pos="12824"/>
+          <w:tab w:val="left" w:pos="13740"/>
+          <w:tab w:val="left" w:pos="14656"/>
+        </w:tabs>
+        <w:spacing w:after="0" w:line="240" w:lineRule="auto"/>
+        <w:rPr>
+          <w:rFonts w:ascii="Courier New" w:eastAsia="Times New Roman" w:hAnsi="Courier New" w:cs="Courier New"/>
+          <w:sz w:val="20"/>
+          <w:szCs w:val="20"/>
+          <w:lang w:eastAsia="ru-RU"/>
+        </w:rPr>
+      </w:pPr>
+      <w:r>
+        <w:rPr>
+          <w:rFonts w:ascii="Courier New" w:eastAsia="Times New Roman" w:hAnsi="Courier New" w:cs="Courier New"/>
+          <w:sz w:val="20"/>
+          <w:szCs w:val="20"/>
+          <w:lang w:eastAsia="ru-RU"/>
+        </w:rPr>
+        <w:t>Разрешение использовать MusicTrack внутри Story Playback</w:t>
+      </w:r>
+    </w:p>
+    <w:p>
+      <w:pPr>
+        <w:tabs>
+          <w:tab w:val="left" w:pos="916"/>
+          <w:tab w:val="left" w:pos="1832"/>
+          <w:tab w:val="left" w:pos="2748"/>
+          <w:tab w:val="left" w:pos="3664"/>
+          <w:tab w:val="left" w:pos="4580"/>
+          <w:tab w:val="left" w:pos="5496"/>
+          <w:tab w:val="left" w:pos="6412"/>
+          <w:tab w:val="left" w:pos="7328"/>
+          <w:tab w:val="left" w:pos="8244"/>
+          <w:tab w:val="left" w:pos="9160"/>
+          <w:tab w:val="left" w:pos="10076"/>
+          <w:tab w:val="left" w:pos="10992"/>
+          <w:tab w:val="left" w:pos="11908"/>
+          <w:tab w:val="left" w:pos="12824"/>
+          <w:tab w:val="left" w:pos="13740"/>
+          <w:tab w:val="left" w:pos="14656"/>
+        </w:tabs>
+        <w:spacing w:after="0" w:line="240" w:lineRule="auto"/>
+        <w:rPr>
+          <w:rFonts w:ascii="Courier New" w:eastAsia="Times New Roman" w:hAnsi="Courier New" w:cs="Courier New"/>
+          <w:sz w:val="20"/>
+          <w:szCs w:val="20"/>
+          <w:lang w:eastAsia="ru-RU"/>
+        </w:rPr>
+      </w:pPr>
+      <w:r>
+        <w:rPr>
+          <w:rFonts w:ascii="Courier New" w:eastAsia="Times New Roman" w:hAnsi="Courier New" w:cs="Courier New"/>
+          <w:sz w:val="20"/>
+          <w:szCs w:val="20"/>
+          <w:lang w:eastAsia="ru-RU"/>
+        </w:rPr>
+        <w:t>не означает автоматически разрешение использовать его</w:t>
+      </w:r>
+    </w:p>
+    <w:p>
+      <w:pPr>
+        <w:tabs>
+          <w:tab w:val="left" w:pos="916"/>
+          <w:tab w:val="left" w:pos="1832"/>
+          <w:tab w:val="left" w:pos="2748"/>
+          <w:tab w:val="left" w:pos="3664"/>
+          <w:tab w:val="left" w:pos="4580"/>
+          <w:tab w:val="left" w:pos="5496"/>
+          <w:tab w:val="left" w:pos="6412"/>
+          <w:tab w:val="left" w:pos="7328"/>
+          <w:tab w:val="left" w:pos="8244"/>
+          <w:tab w:val="left" w:pos="9160"/>
+          <w:tab w:val="left" w:pos="10076"/>
+          <w:tab w:val="left" w:pos="10992"/>
+          <w:tab w:val="left" w:pos="11908"/>
+          <w:tab w:val="left" w:pos="12824"/>
+          <w:tab w:val="left" w:pos="13740"/>
+          <w:tab w:val="left" w:pos="14656"/>
+        </w:tabs>
+        <w:spacing w:after="0" w:line="240" w:lineRule="auto"/>
+        <w:rPr>
+          <w:rFonts w:ascii="Courier New" w:eastAsia="Times New Roman" w:hAnsi="Courier New" w:cs="Courier New"/>
+          <w:sz w:val="20"/>
+          <w:szCs w:val="20"/>
+          <w:lang w:val="en-US" w:eastAsia="ru-RU"/>
+        </w:rPr>
+      </w:pPr>
+      <w:r>
+        <w:rPr>
+          <w:rFonts w:ascii="Courier New" w:eastAsia="Times New Roman" w:hAnsi="Courier New" w:cs="Courier New"/>
+          <w:sz w:val="20"/>
+          <w:szCs w:val="20"/>
+          <w:lang w:eastAsia="ru-RU"/>
+        </w:rPr>
+        <w:t>в</w:t>
+      </w:r>
+      <w:r>
+        <w:rPr>
+          <w:rFonts w:ascii="Courier New" w:eastAsia="Times New Roman" w:hAnsi="Courier New" w:cs="Courier New"/>
+          <w:sz w:val="20"/>
+          <w:szCs w:val="20"/>
+          <w:lang w:val="en-US" w:eastAsia="ru-RU"/>
+        </w:rPr>
+        <w:t xml:space="preserve"> </w:t>
+      </w:r>
+      <w:r>
+        <w:rPr>
+          <w:rFonts w:ascii="Courier New" w:eastAsia="Times New Roman" w:hAnsi="Courier New" w:cs="Courier New"/>
+          <w:sz w:val="20"/>
+          <w:szCs w:val="20"/>
+          <w:lang w:eastAsia="ru-RU"/>
+        </w:rPr>
+        <w:t>будущем</w:t>
+      </w:r>
+      <w:r>
+        <w:rPr>
+          <w:rFonts w:ascii="Courier New" w:eastAsia="Times New Roman" w:hAnsi="Courier New" w:cs="Courier New"/>
+          <w:sz w:val="20"/>
+          <w:szCs w:val="20"/>
+          <w:lang w:val="en-US" w:eastAsia="ru-RU"/>
+        </w:rPr>
+        <w:t xml:space="preserve"> Shared Story Video.</w:t>
+      </w:r>
+    </w:p>
+    <w:p>
+      <w:pPr>
+        <w:tabs>
+          <w:tab w:val="left" w:pos="916"/>
+          <w:tab w:val="left" w:pos="1832"/>
+          <w:tab w:val="left" w:pos="2748"/>
+          <w:tab w:val="left" w:pos="3664"/>
+          <w:tab w:val="left" w:pos="4580"/>
+          <w:tab w:val="left" w:pos="5496"/>
+          <w:tab w:val="left" w:pos="6412"/>
+          <w:tab w:val="left" w:pos="7328"/>
+          <w:tab w:val="left" w:pos="8244"/>
+          <w:tab w:val="left" w:pos="9160"/>
+          <w:tab w:val="left" w:pos="10076"/>
+          <w:tab w:val="left" w:pos="10992"/>
+          <w:tab w:val="left" w:pos="11908"/>
+          <w:tab w:val="left" w:pos="12824"/>
+          <w:tab w:val="left" w:pos="13740"/>
+          <w:tab w:val="left" w:pos="14656"/>
+        </w:tabs>
+        <w:spacing w:after="0" w:line="240" w:lineRule="auto"/>
+        <w:rPr>
+          <w:rFonts w:ascii="Courier New" w:eastAsia="Times New Roman" w:hAnsi="Courier New" w:cs="Courier New"/>
+          <w:sz w:val="20"/>
+          <w:szCs w:val="20"/>
+          <w:lang w:val="en-US" w:eastAsia="ru-RU"/>
+        </w:rPr>
+      </w:pPr>
+    </w:p>
+    <w:p>
+      <w:pPr>
+        <w:tabs>
+          <w:tab w:val="left" w:pos="916"/>
+          <w:tab w:val="left" w:pos="1832"/>
+          <w:tab w:val="left" w:pos="2748"/>
+          <w:tab w:val="left" w:pos="3664"/>
+          <w:tab w:val="left" w:pos="4580"/>
+          <w:tab w:val="left" w:pos="5496"/>
+          <w:tab w:val="left" w:pos="6412"/>
+          <w:tab w:val="left" w:pos="7328"/>
+          <w:tab w:val="left" w:pos="8244"/>
+          <w:tab w:val="left" w:pos="9160"/>
+          <w:tab w:val="left" w:pos="10076"/>
+          <w:tab w:val="left" w:pos="10992"/>
+          <w:tab w:val="left" w:pos="11908"/>
+          <w:tab w:val="left" w:pos="12824"/>
+          <w:tab w:val="left" w:pos="13740"/>
+          <w:tab w:val="left" w:pos="14656"/>
+        </w:tabs>
+        <w:spacing w:after="0" w:line="240" w:lineRule="auto"/>
+        <w:rPr>
+          <w:rFonts w:ascii="Courier New" w:eastAsia="Times New Roman" w:hAnsi="Courier New" w:cs="Courier New"/>
+          <w:sz w:val="20"/>
+          <w:szCs w:val="20"/>
+          <w:lang w:val="en-US" w:eastAsia="ru-RU"/>
+        </w:rPr>
+      </w:pPr>
+      <w:r>
+        <w:rPr>
+          <w:rFonts w:ascii="Courier New" w:eastAsia="Times New Roman" w:hAnsi="Courier New" w:cs="Courier New"/>
+          <w:sz w:val="20"/>
+          <w:szCs w:val="20"/>
+          <w:lang w:val="en-US" w:eastAsia="ru-RU"/>
+        </w:rPr>
+        <w:lastRenderedPageBreak/>
+        <w:t>Conceptually:</w:t>
+      </w:r>
+    </w:p>
+    <w:p>
+      <w:pPr>
+        <w:tabs>
+          <w:tab w:val="left" w:pos="916"/>
+          <w:tab w:val="left" w:pos="1832"/>
+          <w:tab w:val="left" w:pos="2748"/>
+          <w:tab w:val="left" w:pos="3664"/>
+          <w:tab w:val="left" w:pos="4580"/>
+          <w:tab w:val="left" w:pos="5496"/>
+          <w:tab w:val="left" w:pos="6412"/>
+          <w:tab w:val="left" w:pos="7328"/>
+          <w:tab w:val="left" w:pos="8244"/>
+          <w:tab w:val="left" w:pos="9160"/>
+          <w:tab w:val="left" w:pos="10076"/>
+          <w:tab w:val="left" w:pos="10992"/>
+          <w:tab w:val="left" w:pos="11908"/>
+          <w:tab w:val="left" w:pos="12824"/>
+          <w:tab w:val="left" w:pos="13740"/>
+          <w:tab w:val="left" w:pos="14656"/>
+        </w:tabs>
+        <w:spacing w:after="0" w:line="240" w:lineRule="auto"/>
+        <w:rPr>
+          <w:rFonts w:ascii="Courier New" w:eastAsia="Times New Roman" w:hAnsi="Courier New" w:cs="Courier New"/>
+          <w:sz w:val="20"/>
+          <w:szCs w:val="20"/>
+          <w:lang w:val="en-US" w:eastAsia="ru-RU"/>
+        </w:rPr>
+      </w:pPr>
+    </w:p>
+    <w:p>
+      <w:pPr>
+        <w:tabs>
+          <w:tab w:val="left" w:pos="916"/>
+          <w:tab w:val="left" w:pos="1832"/>
+          <w:tab w:val="left" w:pos="2748"/>
+          <w:tab w:val="left" w:pos="3664"/>
+          <w:tab w:val="left" w:pos="4580"/>
+          <w:tab w:val="left" w:pos="5496"/>
+          <w:tab w:val="left" w:pos="6412"/>
+          <w:tab w:val="left" w:pos="7328"/>
+          <w:tab w:val="left" w:pos="8244"/>
+          <w:tab w:val="left" w:pos="9160"/>
+          <w:tab w:val="left" w:pos="10076"/>
+          <w:tab w:val="left" w:pos="10992"/>
+          <w:tab w:val="left" w:pos="11908"/>
+          <w:tab w:val="left" w:pos="12824"/>
+          <w:tab w:val="left" w:pos="13740"/>
+          <w:tab w:val="left" w:pos="14656"/>
+        </w:tabs>
+        <w:spacing w:after="0" w:line="240" w:lineRule="auto"/>
+        <w:rPr>
+          <w:rFonts w:ascii="Courier New" w:eastAsia="Times New Roman" w:hAnsi="Courier New" w:cs="Courier New"/>
+          <w:sz w:val="20"/>
+          <w:szCs w:val="20"/>
+          <w:lang w:val="en-US" w:eastAsia="ru-RU"/>
+        </w:rPr>
+      </w:pPr>
+      <w:r>
+        <w:rPr>
+          <w:rFonts w:ascii="Courier New" w:eastAsia="Times New Roman" w:hAnsi="Courier New" w:cs="Courier New"/>
+          <w:sz w:val="20"/>
+          <w:szCs w:val="20"/>
+          <w:lang w:val="en-US" w:eastAsia="ru-RU"/>
+        </w:rPr>
+        <w:t>allowInAppPlayback</w:t>
+      </w:r>
+    </w:p>
+    <w:p>
+      <w:pPr>
+        <w:tabs>
+          <w:tab w:val="left" w:pos="916"/>
+          <w:tab w:val="left" w:pos="1832"/>
+          <w:tab w:val="left" w:pos="2748"/>
+          <w:tab w:val="left" w:pos="3664"/>
+          <w:tab w:val="left" w:pos="4580"/>
+          <w:tab w:val="left" w:pos="5496"/>
+          <w:tab w:val="left" w:pos="6412"/>
+          <w:tab w:val="left" w:pos="7328"/>
+          <w:tab w:val="left" w:pos="8244"/>
+          <w:tab w:val="left" w:pos="9160"/>
+          <w:tab w:val="left" w:pos="10076"/>
+          <w:tab w:val="left" w:pos="10992"/>
+          <w:tab w:val="left" w:pos="11908"/>
+          <w:tab w:val="left" w:pos="12824"/>
+          <w:tab w:val="left" w:pos="13740"/>
+          <w:tab w:val="left" w:pos="14656"/>
+        </w:tabs>
+        <w:spacing w:after="0" w:line="240" w:lineRule="auto"/>
+        <w:rPr>
+          <w:rFonts w:ascii="Courier New" w:eastAsia="Times New Roman" w:hAnsi="Courier New" w:cs="Courier New"/>
+          <w:sz w:val="20"/>
+          <w:szCs w:val="20"/>
+          <w:lang w:val="en-US" w:eastAsia="ru-RU"/>
+        </w:rPr>
+      </w:pPr>
+      <w:r>
+        <w:rPr>
+          <w:rFonts w:ascii="Courier New" w:eastAsia="Times New Roman" w:hAnsi="Courier New" w:cs="Courier New"/>
+          <w:sz w:val="20"/>
+          <w:szCs w:val="20"/>
+          <w:lang w:val="en-US" w:eastAsia="ru-RU"/>
+        </w:rPr>
+        <w:t>!=</w:t>
+      </w:r>
+    </w:p>
+    <w:p>
+      <w:pPr>
+        <w:tabs>
+          <w:tab w:val="left" w:pos="916"/>
+          <w:tab w:val="left" w:pos="1832"/>
+          <w:tab w:val="left" w:pos="2748"/>
+          <w:tab w:val="left" w:pos="3664"/>
+          <w:tab w:val="left" w:pos="4580"/>
+          <w:tab w:val="left" w:pos="5496"/>
+          <w:tab w:val="left" w:pos="6412"/>
+          <w:tab w:val="left" w:pos="7328"/>
+          <w:tab w:val="left" w:pos="8244"/>
+          <w:tab w:val="left" w:pos="9160"/>
+          <w:tab w:val="left" w:pos="10076"/>
+          <w:tab w:val="left" w:pos="10992"/>
+          <w:tab w:val="left" w:pos="11908"/>
+          <w:tab w:val="left" w:pos="12824"/>
+          <w:tab w:val="left" w:pos="13740"/>
+          <w:tab w:val="left" w:pos="14656"/>
+        </w:tabs>
+        <w:spacing w:after="0" w:line="240" w:lineRule="auto"/>
+        <w:rPr>
+          <w:rFonts w:ascii="Courier New" w:eastAsia="Times New Roman" w:hAnsi="Courier New" w:cs="Courier New"/>
+          <w:sz w:val="20"/>
+          <w:szCs w:val="20"/>
+          <w:lang w:val="en-US" w:eastAsia="ru-RU"/>
+        </w:rPr>
+      </w:pPr>
+      <w:r>
+        <w:rPr>
+          <w:rFonts w:ascii="Courier New" w:eastAsia="Times New Roman" w:hAnsi="Courier New" w:cs="Courier New"/>
+          <w:sz w:val="20"/>
+          <w:szCs w:val="20"/>
+          <w:lang w:val="en-US" w:eastAsia="ru-RU"/>
+        </w:rPr>
+        <w:t>allowVideoExport</w:t>
+      </w:r>
+    </w:p>
+    <w:p>
+      <w:pPr>
+        <w:tabs>
+          <w:tab w:val="left" w:pos="916"/>
+          <w:tab w:val="left" w:pos="1832"/>
+          <w:tab w:val="left" w:pos="2748"/>
+          <w:tab w:val="left" w:pos="3664"/>
+          <w:tab w:val="left" w:pos="4580"/>
+          <w:tab w:val="left" w:pos="5496"/>
+          <w:tab w:val="left" w:pos="6412"/>
+          <w:tab w:val="left" w:pos="7328"/>
+          <w:tab w:val="left" w:pos="8244"/>
+          <w:tab w:val="left" w:pos="9160"/>
+          <w:tab w:val="left" w:pos="10076"/>
+          <w:tab w:val="left" w:pos="10992"/>
+          <w:tab w:val="left" w:pos="11908"/>
+          <w:tab w:val="left" w:pos="12824"/>
+          <w:tab w:val="left" w:pos="13740"/>
+          <w:tab w:val="left" w:pos="14656"/>
+        </w:tabs>
+        <w:spacing w:after="0" w:line="240" w:lineRule="auto"/>
+        <w:rPr>
+          <w:rFonts w:ascii="Courier New" w:eastAsia="Times New Roman" w:hAnsi="Courier New" w:cs="Courier New"/>
+          <w:sz w:val="20"/>
+          <w:szCs w:val="20"/>
+          <w:lang w:val="en-US" w:eastAsia="ru-RU"/>
+        </w:rPr>
+      </w:pPr>
+    </w:p>
+    <w:p>
+      <w:pPr>
+        <w:tabs>
+          <w:tab w:val="left" w:pos="916"/>
+          <w:tab w:val="left" w:pos="1832"/>
+          <w:tab w:val="left" w:pos="2748"/>
+          <w:tab w:val="left" w:pos="3664"/>
+          <w:tab w:val="left" w:pos="4580"/>
+          <w:tab w:val="left" w:pos="5496"/>
+          <w:tab w:val="left" w:pos="6412"/>
+          <w:tab w:val="left" w:pos="7328"/>
+          <w:tab w:val="left" w:pos="8244"/>
+          <w:tab w:val="left" w:pos="9160"/>
+          <w:tab w:val="left" w:pos="10076"/>
+          <w:tab w:val="left" w:pos="10992"/>
+          <w:tab w:val="left" w:pos="11908"/>
+          <w:tab w:val="left" w:pos="12824"/>
+          <w:tab w:val="left" w:pos="13740"/>
+          <w:tab w:val="left" w:pos="14656"/>
+        </w:tabs>
+        <w:spacing w:after="0" w:line="240" w:lineRule="auto"/>
+        <w:rPr>
+          <w:rFonts w:ascii="Courier New" w:eastAsia="Times New Roman" w:hAnsi="Courier New" w:cs="Courier New"/>
+          <w:sz w:val="20"/>
+          <w:szCs w:val="20"/>
+          <w:lang w:val="en-US" w:eastAsia="ru-RU"/>
+        </w:rPr>
+      </w:pPr>
+      <w:r>
+        <w:rPr>
+          <w:rFonts w:ascii="Courier New" w:eastAsia="Times New Roman" w:hAnsi="Courier New" w:cs="Courier New"/>
+          <w:sz w:val="20"/>
+          <w:szCs w:val="20"/>
+          <w:lang w:val="en-US" w:eastAsia="ru-RU"/>
+        </w:rPr>
+        <w:t xml:space="preserve">Video Export </w:t>
+      </w:r>
+      <w:r>
+        <w:rPr>
+          <w:rFonts w:ascii="Courier New" w:eastAsia="Times New Roman" w:hAnsi="Courier New" w:cs="Courier New"/>
+          <w:sz w:val="20"/>
+          <w:szCs w:val="20"/>
+          <w:lang w:eastAsia="ru-RU"/>
+        </w:rPr>
+        <w:t>применяет</w:t>
+      </w:r>
+      <w:r>
+        <w:rPr>
+          <w:rFonts w:ascii="Courier New" w:eastAsia="Times New Roman" w:hAnsi="Courier New" w:cs="Courier New"/>
+          <w:sz w:val="20"/>
+          <w:szCs w:val="20"/>
+          <w:lang w:val="en-US" w:eastAsia="ru-RU"/>
+        </w:rPr>
+        <w:t xml:space="preserve"> </w:t>
+      </w:r>
+      <w:r>
+        <w:rPr>
+          <w:rFonts w:ascii="Courier New" w:eastAsia="Times New Roman" w:hAnsi="Courier New" w:cs="Courier New"/>
+          <w:sz w:val="20"/>
+          <w:szCs w:val="20"/>
+          <w:lang w:eastAsia="ru-RU"/>
+        </w:rPr>
+        <w:t>собственную</w:t>
+      </w:r>
+      <w:r>
+        <w:rPr>
+          <w:rFonts w:ascii="Courier New" w:eastAsia="Times New Roman" w:hAnsi="Courier New" w:cs="Courier New"/>
+          <w:sz w:val="20"/>
+          <w:szCs w:val="20"/>
+          <w:lang w:val="en-US" w:eastAsia="ru-RU"/>
+        </w:rPr>
+        <w:t xml:space="preserve"> soundtrack capability check.</w:t>
+      </w:r>
+    </w:p>
+    <w:p>
+      <w:pPr>
+        <w:tabs>
+          <w:tab w:val="left" w:pos="916"/>
+          <w:tab w:val="left" w:pos="1832"/>
+          <w:tab w:val="left" w:pos="2748"/>
+          <w:tab w:val="left" w:pos="3664"/>
+          <w:tab w:val="left" w:pos="4580"/>
+          <w:tab w:val="left" w:pos="5496"/>
+          <w:tab w:val="left" w:pos="6412"/>
+          <w:tab w:val="left" w:pos="7328"/>
+          <w:tab w:val="left" w:pos="8244"/>
+          <w:tab w:val="left" w:pos="9160"/>
+          <w:tab w:val="left" w:pos="10076"/>
+          <w:tab w:val="left" w:pos="10992"/>
+          <w:tab w:val="left" w:pos="11908"/>
+          <w:tab w:val="left" w:pos="12824"/>
+          <w:tab w:val="left" w:pos="13740"/>
+          <w:tab w:val="left" w:pos="14656"/>
+        </w:tabs>
+        <w:spacing w:after="0" w:line="240" w:lineRule="auto"/>
+        <w:rPr>
+          <w:rFonts w:ascii="Courier New" w:eastAsia="Times New Roman" w:hAnsi="Courier New" w:cs="Courier New"/>
+          <w:sz w:val="20"/>
+          <w:szCs w:val="20"/>
+          <w:lang w:val="en-US" w:eastAsia="ru-RU"/>
+        </w:rPr>
+      </w:pPr>
+    </w:p>
+    <w:p>
+      <w:pPr>
+        <w:tabs>
+          <w:tab w:val="left" w:pos="916"/>
+          <w:tab w:val="left" w:pos="1832"/>
+          <w:tab w:val="left" w:pos="2748"/>
+          <w:tab w:val="left" w:pos="3664"/>
+          <w:tab w:val="left" w:pos="4580"/>
+          <w:tab w:val="left" w:pos="5496"/>
+          <w:tab w:val="left" w:pos="6412"/>
+          <w:tab w:val="left" w:pos="7328"/>
+          <w:tab w:val="left" w:pos="8244"/>
+          <w:tab w:val="left" w:pos="9160"/>
+          <w:tab w:val="left" w:pos="10076"/>
+          <w:tab w:val="left" w:pos="10992"/>
+          <w:tab w:val="left" w:pos="11908"/>
+          <w:tab w:val="left" w:pos="12824"/>
+          <w:tab w:val="left" w:pos="13740"/>
+          <w:tab w:val="left" w:pos="14656"/>
+        </w:tabs>
+        <w:spacing w:after="0" w:line="240" w:lineRule="auto"/>
+        <w:rPr>
+          <w:rFonts w:ascii="Courier New" w:eastAsia="Times New Roman" w:hAnsi="Courier New" w:cs="Courier New"/>
+          <w:sz w:val="20"/>
+          <w:szCs w:val="20"/>
+          <w:lang w:val="en-US" w:eastAsia="ru-RU"/>
+        </w:rPr>
+      </w:pPr>
+    </w:p>
+    <w:p>
+      <w:pPr>
+        <w:tabs>
+          <w:tab w:val="left" w:pos="916"/>
+          <w:tab w:val="left" w:pos="1832"/>
+          <w:tab w:val="left" w:pos="2748"/>
+          <w:tab w:val="left" w:pos="3664"/>
+          <w:tab w:val="left" w:pos="4580"/>
+          <w:tab w:val="left" w:pos="5496"/>
+          <w:tab w:val="left" w:pos="6412"/>
+          <w:tab w:val="left" w:pos="7328"/>
+          <w:tab w:val="left" w:pos="8244"/>
+          <w:tab w:val="left" w:pos="9160"/>
+          <w:tab w:val="left" w:pos="10076"/>
+          <w:tab w:val="left" w:pos="10992"/>
+          <w:tab w:val="left" w:pos="11908"/>
+          <w:tab w:val="left" w:pos="12824"/>
+          <w:tab w:val="left" w:pos="13740"/>
+          <w:tab w:val="left" w:pos="14656"/>
+        </w:tabs>
+        <w:spacing w:after="0" w:line="240" w:lineRule="auto"/>
+        <w:rPr>
+          <w:rFonts w:ascii="Courier New" w:eastAsia="Times New Roman" w:hAnsi="Courier New" w:cs="Courier New"/>
+          <w:sz w:val="20"/>
+          <w:szCs w:val="20"/>
+          <w:lang w:val="en-US" w:eastAsia="ru-RU"/>
+        </w:rPr>
+      </w:pPr>
+      <w:r>
+        <w:rPr>
+          <w:rFonts w:ascii="Courier New" w:eastAsia="Times New Roman" w:hAnsi="Courier New" w:cs="Courier New"/>
+          <w:sz w:val="20"/>
+          <w:szCs w:val="20"/>
+          <w:lang w:val="en-US" w:eastAsia="ru-RU"/>
+        </w:rPr>
+        <w:t>SP-009</w:t>
+      </w:r>
+    </w:p>
+    <w:p>
+      <w:pPr>
+        <w:tabs>
+          <w:tab w:val="left" w:pos="916"/>
+          <w:tab w:val="left" w:pos="1832"/>
+          <w:tab w:val="left" w:pos="2748"/>
+          <w:tab w:val="left" w:pos="3664"/>
+          <w:tab w:val="left" w:pos="4580"/>
+          <w:tab w:val="left" w:pos="5496"/>
+          <w:tab w:val="left" w:pos="6412"/>
+          <w:tab w:val="left" w:pos="7328"/>
+          <w:tab w:val="left" w:pos="8244"/>
+          <w:tab w:val="left" w:pos="9160"/>
+          <w:tab w:val="left" w:pos="10076"/>
+          <w:tab w:val="left" w:pos="10992"/>
+          <w:tab w:val="left" w:pos="11908"/>
+          <w:tab w:val="left" w:pos="12824"/>
+          <w:tab w:val="left" w:pos="13740"/>
+          <w:tab w:val="left" w:pos="14656"/>
+        </w:tabs>
+        <w:spacing w:after="0" w:line="240" w:lineRule="auto"/>
+        <w:rPr>
+          <w:rFonts w:ascii="Courier New" w:eastAsia="Times New Roman" w:hAnsi="Courier New" w:cs="Courier New"/>
+          <w:sz w:val="20"/>
+          <w:szCs w:val="20"/>
+          <w:lang w:val="en-US" w:eastAsia="ru-RU"/>
+        </w:rPr>
+      </w:pPr>
+      <w:r>
+        <w:rPr>
+          <w:rFonts w:ascii="Courier New" w:eastAsia="Times New Roman" w:hAnsi="Courier New" w:cs="Courier New"/>
+          <w:sz w:val="20"/>
+          <w:szCs w:val="20"/>
+          <w:lang w:val="en-US" w:eastAsia="ru-RU"/>
+        </w:rPr>
+        <w:t>Soundtrack Files Must Be Private</w:t>
+      </w:r>
+    </w:p>
+    <w:p>
+      <w:pPr>
+        <w:tabs>
+          <w:tab w:val="left" w:pos="916"/>
+          <w:tab w:val="left" w:pos="1832"/>
+          <w:tab w:val="left" w:pos="2748"/>
+          <w:tab w:val="left" w:pos="3664"/>
+          <w:tab w:val="left" w:pos="4580"/>
+          <w:tab w:val="left" w:pos="5496"/>
+          <w:tab w:val="left" w:pos="6412"/>
+          <w:tab w:val="left" w:pos="7328"/>
+          <w:tab w:val="left" w:pos="8244"/>
+          <w:tab w:val="left" w:pos="9160"/>
+          <w:tab w:val="left" w:pos="10076"/>
+          <w:tab w:val="left" w:pos="10992"/>
+          <w:tab w:val="left" w:pos="11908"/>
+          <w:tab w:val="left" w:pos="12824"/>
+          <w:tab w:val="left" w:pos="13740"/>
+          <w:tab w:val="left" w:pos="14656"/>
+        </w:tabs>
+        <w:spacing w:after="0" w:line="240" w:lineRule="auto"/>
+        <w:rPr>
+          <w:rFonts w:ascii="Courier New" w:eastAsia="Times New Roman" w:hAnsi="Courier New" w:cs="Courier New"/>
+          <w:sz w:val="20"/>
+          <w:szCs w:val="20"/>
+          <w:lang w:val="en-US" w:eastAsia="ru-RU"/>
+        </w:rPr>
+      </w:pPr>
+    </w:p>
+    <w:p>
+      <w:pPr>
+        <w:tabs>
+          <w:tab w:val="left" w:pos="916"/>
+          <w:tab w:val="left" w:pos="1832"/>
+          <w:tab w:val="left" w:pos="2748"/>
+          <w:tab w:val="left" w:pos="3664"/>
+          <w:tab w:val="left" w:pos="4580"/>
+          <w:tab w:val="left" w:pos="5496"/>
+          <w:tab w:val="left" w:pos="6412"/>
+          <w:tab w:val="left" w:pos="7328"/>
+          <w:tab w:val="left" w:pos="8244"/>
+          <w:tab w:val="left" w:pos="9160"/>
+          <w:tab w:val="left" w:pos="10076"/>
+          <w:tab w:val="left" w:pos="10992"/>
+          <w:tab w:val="left" w:pos="11908"/>
+          <w:tab w:val="left" w:pos="12824"/>
+          <w:tab w:val="left" w:pos="13740"/>
+          <w:tab w:val="left" w:pos="14656"/>
+        </w:tabs>
+        <w:spacing w:after="0" w:line="240" w:lineRule="auto"/>
+        <w:rPr>
+          <w:rFonts w:ascii="Courier New" w:eastAsia="Times New Roman" w:hAnsi="Courier New" w:cs="Courier New"/>
+          <w:sz w:val="20"/>
+          <w:szCs w:val="20"/>
+          <w:lang w:val="en-US" w:eastAsia="ru-RU"/>
+        </w:rPr>
+      </w:pPr>
+      <w:r>
+        <w:rPr>
+          <w:rFonts w:ascii="Courier New" w:eastAsia="Times New Roman" w:hAnsi="Courier New" w:cs="Courier New"/>
+          <w:sz w:val="20"/>
+          <w:szCs w:val="20"/>
+          <w:lang w:val="en-US" w:eastAsia="ru-RU"/>
+        </w:rPr>
+        <w:t xml:space="preserve">Production soundtrack files </w:t>
+      </w:r>
+      <w:r>
+        <w:rPr>
+          <w:rFonts w:ascii="Courier New" w:eastAsia="Times New Roman" w:hAnsi="Courier New" w:cs="Courier New"/>
+          <w:sz w:val="20"/>
+          <w:szCs w:val="20"/>
+          <w:lang w:eastAsia="ru-RU"/>
+        </w:rPr>
+        <w:t>должны</w:t>
+      </w:r>
+      <w:r>
+        <w:rPr>
+          <w:rFonts w:ascii="Courier New" w:eastAsia="Times New Roman" w:hAnsi="Courier New" w:cs="Courier New"/>
+          <w:sz w:val="20"/>
+          <w:szCs w:val="20"/>
+          <w:lang w:val="en-US" w:eastAsia="ru-RU"/>
+        </w:rPr>
+        <w:t xml:space="preserve"> </w:t>
+      </w:r>
+      <w:r>
+        <w:rPr>
+          <w:rFonts w:ascii="Courier New" w:eastAsia="Times New Roman" w:hAnsi="Courier New" w:cs="Courier New"/>
+          <w:sz w:val="20"/>
+          <w:szCs w:val="20"/>
+          <w:lang w:eastAsia="ru-RU"/>
+        </w:rPr>
+        <w:t>храниться</w:t>
+      </w:r>
+      <w:r>
+        <w:rPr>
+          <w:rFonts w:ascii="Courier New" w:eastAsia="Times New Roman" w:hAnsi="Courier New" w:cs="Courier New"/>
+          <w:sz w:val="20"/>
+          <w:szCs w:val="20"/>
+          <w:lang w:val="en-US" w:eastAsia="ru-RU"/>
+        </w:rPr>
+        <w:t xml:space="preserve"> </w:t>
+      </w:r>
+      <w:r>
+        <w:rPr>
+          <w:rFonts w:ascii="Courier New" w:eastAsia="Times New Roman" w:hAnsi="Courier New" w:cs="Courier New"/>
+          <w:sz w:val="20"/>
+          <w:szCs w:val="20"/>
+          <w:lang w:eastAsia="ru-RU"/>
+        </w:rPr>
+        <w:t>в</w:t>
+      </w:r>
+      <w:r>
+        <w:rPr>
+          <w:rFonts w:ascii="Courier New" w:eastAsia="Times New Roman" w:hAnsi="Courier New" w:cs="Courier New"/>
+          <w:sz w:val="20"/>
+          <w:szCs w:val="20"/>
+          <w:lang w:val="en-US" w:eastAsia="ru-RU"/>
+        </w:rPr>
+        <w:t xml:space="preserve"> private storage.</w:t>
+      </w:r>
+    </w:p>
+    <w:p>
+      <w:pPr>
+        <w:tabs>
+          <w:tab w:val="left" w:pos="916"/>
+          <w:tab w:val="left" w:pos="1832"/>
+          <w:tab w:val="left" w:pos="2748"/>
+          <w:tab w:val="left" w:pos="3664"/>
+          <w:tab w:val="left" w:pos="4580"/>
+          <w:tab w:val="left" w:pos="5496"/>
+          <w:tab w:val="left" w:pos="6412"/>
+          <w:tab w:val="left" w:pos="7328"/>
+          <w:tab w:val="left" w:pos="8244"/>
+          <w:tab w:val="left" w:pos="9160"/>
+          <w:tab w:val="left" w:pos="10076"/>
+          <w:tab w:val="left" w:pos="10992"/>
+          <w:tab w:val="left" w:pos="11908"/>
+          <w:tab w:val="left" w:pos="12824"/>
+          <w:tab w:val="left" w:pos="13740"/>
+          <w:tab w:val="left" w:pos="14656"/>
+        </w:tabs>
+        <w:spacing w:after="0" w:line="240" w:lineRule="auto"/>
+        <w:rPr>
+          <w:rFonts w:ascii="Courier New" w:eastAsia="Times New Roman" w:hAnsi="Courier New" w:cs="Courier New"/>
+          <w:sz w:val="20"/>
+          <w:szCs w:val="20"/>
+          <w:lang w:val="en-US" w:eastAsia="ru-RU"/>
+        </w:rPr>
+      </w:pPr>
+    </w:p>
+    <w:p>
+      <w:pPr>
+        <w:tabs>
+          <w:tab w:val="left" w:pos="916"/>
+          <w:tab w:val="left" w:pos="1832"/>
+          <w:tab w:val="left" w:pos="2748"/>
+          <w:tab w:val="left" w:pos="3664"/>
+          <w:tab w:val="left" w:pos="4580"/>
+          <w:tab w:val="left" w:pos="5496"/>
+          <w:tab w:val="left" w:pos="6412"/>
+          <w:tab w:val="left" w:pos="7328"/>
+          <w:tab w:val="left" w:pos="8244"/>
+          <w:tab w:val="left" w:pos="9160"/>
+          <w:tab w:val="left" w:pos="10076"/>
+          <w:tab w:val="left" w:pos="10992"/>
+          <w:tab w:val="left" w:pos="11908"/>
+          <w:tab w:val="left" w:pos="12824"/>
+          <w:tab w:val="left" w:pos="13740"/>
+          <w:tab w:val="left" w:pos="14656"/>
+        </w:tabs>
+        <w:spacing w:after="0" w:line="240" w:lineRule="auto"/>
+        <w:rPr>
+          <w:rFonts w:ascii="Courier New" w:eastAsia="Times New Roman" w:hAnsi="Courier New" w:cs="Courier New"/>
+          <w:sz w:val="20"/>
+          <w:szCs w:val="20"/>
+          <w:lang w:val="en-US" w:eastAsia="ru-RU"/>
+        </w:rPr>
+      </w:pPr>
+      <w:r>
+        <w:rPr>
+          <w:rFonts w:ascii="Courier New" w:eastAsia="Times New Roman" w:hAnsi="Courier New" w:cs="Courier New"/>
+          <w:sz w:val="20"/>
+          <w:szCs w:val="20"/>
+          <w:lang w:val="en-US" w:eastAsia="ru-RU"/>
+        </w:rPr>
+        <w:t xml:space="preserve">Permanent public object-storage URLs </w:t>
+      </w:r>
+      <w:r>
+        <w:rPr>
+          <w:rFonts w:ascii="Courier New" w:eastAsia="Times New Roman" w:hAnsi="Courier New" w:cs="Courier New"/>
+          <w:sz w:val="20"/>
+          <w:szCs w:val="20"/>
+          <w:lang w:eastAsia="ru-RU"/>
+        </w:rPr>
+        <w:t>запрещены</w:t>
+      </w:r>
+      <w:r>
+        <w:rPr>
+          <w:rFonts w:ascii="Courier New" w:eastAsia="Times New Roman" w:hAnsi="Courier New" w:cs="Courier New"/>
+          <w:sz w:val="20"/>
+          <w:szCs w:val="20"/>
+          <w:lang w:val="en-US" w:eastAsia="ru-RU"/>
+        </w:rPr>
+        <w:t>.</w:t>
+      </w:r>
+    </w:p>
+    <w:p>
+      <w:pPr>
+        <w:tabs>
+          <w:tab w:val="left" w:pos="916"/>
+          <w:tab w:val="left" w:pos="1832"/>
+          <w:tab w:val="left" w:pos="2748"/>
+          <w:tab w:val="left" w:pos="3664"/>
+          <w:tab w:val="left" w:pos="4580"/>
+          <w:tab w:val="left" w:pos="5496"/>
+          <w:tab w:val="left" w:pos="6412"/>
+          <w:tab w:val="left" w:pos="7328"/>
+          <w:tab w:val="left" w:pos="8244"/>
+          <w:tab w:val="left" w:pos="9160"/>
+          <w:tab w:val="left" w:pos="10076"/>
+          <w:tab w:val="left" w:pos="10992"/>
+          <w:tab w:val="left" w:pos="11908"/>
+          <w:tab w:val="left" w:pos="12824"/>
+          <w:tab w:val="left" w:pos="13740"/>
+          <w:tab w:val="left" w:pos="14656"/>
+        </w:tabs>
+        <w:spacing w:after="0" w:line="240" w:lineRule="auto"/>
+        <w:rPr>
+          <w:rFonts w:ascii="Courier New" w:eastAsia="Times New Roman" w:hAnsi="Courier New" w:cs="Courier New"/>
+          <w:sz w:val="20"/>
+          <w:szCs w:val="20"/>
+          <w:lang w:val="en-US" w:eastAsia="ru-RU"/>
+        </w:rPr>
+      </w:pPr>
+    </w:p>
+    <w:p>
+      <w:pPr>
+        <w:tabs>
+          <w:tab w:val="left" w:pos="916"/>
+          <w:tab w:val="left" w:pos="1832"/>
+          <w:tab w:val="left" w:pos="2748"/>
+          <w:tab w:val="left" w:pos="3664"/>
+          <w:tab w:val="left" w:pos="4580"/>
+          <w:tab w:val="left" w:pos="5496"/>
+          <w:tab w:val="left" w:pos="6412"/>
+          <w:tab w:val="left" w:pos="7328"/>
+          <w:tab w:val="left" w:pos="8244"/>
+          <w:tab w:val="left" w:pos="9160"/>
+          <w:tab w:val="left" w:pos="10076"/>
+          <w:tab w:val="left" w:pos="10992"/>
+          <w:tab w:val="left" w:pos="11908"/>
+          <w:tab w:val="left" w:pos="12824"/>
+          <w:tab w:val="left" w:pos="13740"/>
+          <w:tab w:val="left" w:pos="14656"/>
+        </w:tabs>
+        <w:spacing w:after="0" w:line="240" w:lineRule="auto"/>
+        <w:rPr>
+          <w:rFonts w:ascii="Courier New" w:eastAsia="Times New Roman" w:hAnsi="Courier New" w:cs="Courier New"/>
+          <w:sz w:val="20"/>
+          <w:szCs w:val="20"/>
+          <w:lang w:val="en-US" w:eastAsia="ru-RU"/>
+        </w:rPr>
+      </w:pPr>
+    </w:p>
+    <w:p>
+      <w:pPr>
+        <w:tabs>
+          <w:tab w:val="left" w:pos="916"/>
+          <w:tab w:val="left" w:pos="1832"/>
+          <w:tab w:val="left" w:pos="2748"/>
+          <w:tab w:val="left" w:pos="3664"/>
+          <w:tab w:val="left" w:pos="4580"/>
+          <w:tab w:val="left" w:pos="5496"/>
+          <w:tab w:val="left" w:pos="6412"/>
+          <w:tab w:val="left" w:pos="7328"/>
+          <w:tab w:val="left" w:pos="8244"/>
+          <w:tab w:val="left" w:pos="9160"/>
+          <w:tab w:val="left" w:pos="10076"/>
+          <w:tab w:val="left" w:pos="10992"/>
+          <w:tab w:val="left" w:pos="11908"/>
+          <w:tab w:val="left" w:pos="12824"/>
+          <w:tab w:val="left" w:pos="13740"/>
+          <w:tab w:val="left" w:pos="14656"/>
+        </w:tabs>
+        <w:spacing w:after="0" w:line="240" w:lineRule="auto"/>
+        <w:rPr>
+          <w:rFonts w:ascii="Courier New" w:eastAsia="Times New Roman" w:hAnsi="Courier New" w:cs="Courier New"/>
+          <w:sz w:val="20"/>
+          <w:szCs w:val="20"/>
+          <w:lang w:val="en-US" w:eastAsia="ru-RU"/>
+        </w:rPr>
+      </w:pPr>
+      <w:r>
+        <w:rPr>
+          <w:rFonts w:ascii="Courier New" w:eastAsia="Times New Roman" w:hAnsi="Courier New" w:cs="Courier New"/>
+          <w:sz w:val="20"/>
+          <w:szCs w:val="20"/>
+          <w:lang w:val="en-US" w:eastAsia="ru-RU"/>
+        </w:rPr>
+        <w:t>SP-010</w:t>
+      </w:r>
+    </w:p>
+    <w:p>
+      <w:pPr>
+        <w:tabs>
+          <w:tab w:val="left" w:pos="916"/>
+          <w:tab w:val="left" w:pos="1832"/>
+          <w:tab w:val="left" w:pos="2748"/>
+          <w:tab w:val="left" w:pos="3664"/>
+          <w:tab w:val="left" w:pos="4580"/>
+          <w:tab w:val="left" w:pos="5496"/>
+          <w:tab w:val="left" w:pos="6412"/>
+          <w:tab w:val="left" w:pos="7328"/>
+          <w:tab w:val="left" w:pos="8244"/>
+          <w:tab w:val="left" w:pos="9160"/>
+          <w:tab w:val="left" w:pos="10076"/>
+          <w:tab w:val="left" w:pos="10992"/>
+          <w:tab w:val="left" w:pos="11908"/>
+          <w:tab w:val="left" w:pos="12824"/>
+          <w:tab w:val="left" w:pos="13740"/>
+          <w:tab w:val="left" w:pos="14656"/>
+        </w:tabs>
+        <w:spacing w:after="0" w:line="240" w:lineRule="auto"/>
+        <w:rPr>
+          <w:rFonts w:ascii="Courier New" w:eastAsia="Times New Roman" w:hAnsi="Courier New" w:cs="Courier New"/>
+          <w:sz w:val="20"/>
+          <w:szCs w:val="20"/>
+          <w:lang w:val="en-US" w:eastAsia="ru-RU"/>
+        </w:rPr>
+      </w:pPr>
+      <w:r>
+        <w:rPr>
+          <w:rFonts w:ascii="Courier New" w:eastAsia="Times New Roman" w:hAnsi="Courier New" w:cs="Courier New"/>
+          <w:sz w:val="20"/>
+          <w:szCs w:val="20"/>
+          <w:lang w:val="en-US" w:eastAsia="ru-RU"/>
+        </w:rPr>
+        <w:t>Playback Must Not Depend On A Music Provider</w:t>
+      </w:r>
+    </w:p>
+    <w:p>
+      <w:pPr>
+        <w:tabs>
+          <w:tab w:val="left" w:pos="916"/>
+          <w:tab w:val="left" w:pos="1832"/>
+          <w:tab w:val="left" w:pos="2748"/>
+          <w:tab w:val="left" w:pos="3664"/>
+          <w:tab w:val="left" w:pos="4580"/>
+          <w:tab w:val="left" w:pos="5496"/>
+          <w:tab w:val="left" w:pos="6412"/>
+          <w:tab w:val="left" w:pos="7328"/>
+          <w:tab w:val="left" w:pos="8244"/>
+          <w:tab w:val="left" w:pos="9160"/>
+          <w:tab w:val="left" w:pos="10076"/>
+          <w:tab w:val="left" w:pos="10992"/>
+          <w:tab w:val="left" w:pos="11908"/>
+          <w:tab w:val="left" w:pos="12824"/>
+          <w:tab w:val="left" w:pos="13740"/>
+          <w:tab w:val="left" w:pos="14656"/>
+        </w:tabs>
+        <w:spacing w:after="0" w:line="240" w:lineRule="auto"/>
+        <w:rPr>
+          <w:rFonts w:ascii="Courier New" w:eastAsia="Times New Roman" w:hAnsi="Courier New" w:cs="Courier New"/>
+          <w:sz w:val="20"/>
+          <w:szCs w:val="20"/>
+          <w:lang w:val="en-US" w:eastAsia="ru-RU"/>
+        </w:rPr>
+      </w:pPr>
+    </w:p>
+    <w:p>
+      <w:pPr>
+        <w:tabs>
+          <w:tab w:val="left" w:pos="916"/>
+          <w:tab w:val="left" w:pos="1832"/>
+          <w:tab w:val="left" w:pos="2748"/>
+          <w:tab w:val="left" w:pos="3664"/>
+          <w:tab w:val="left" w:pos="4580"/>
+          <w:tab w:val="left" w:pos="5496"/>
+          <w:tab w:val="left" w:pos="6412"/>
+          <w:tab w:val="left" w:pos="7328"/>
+          <w:tab w:val="left" w:pos="8244"/>
+          <w:tab w:val="left" w:pos="9160"/>
+          <w:tab w:val="left" w:pos="10076"/>
+          <w:tab w:val="left" w:pos="10992"/>
+          <w:tab w:val="left" w:pos="11908"/>
+          <w:tab w:val="left" w:pos="12824"/>
+          <w:tab w:val="left" w:pos="13740"/>
+          <w:tab w:val="left" w:pos="14656"/>
+        </w:tabs>
+        <w:spacing w:after="0" w:line="240" w:lineRule="auto"/>
+        <w:rPr>
+          <w:rFonts w:ascii="Courier New" w:eastAsia="Times New Roman" w:hAnsi="Courier New" w:cs="Courier New"/>
+          <w:sz w:val="20"/>
+          <w:szCs w:val="20"/>
+          <w:lang w:val="en-US" w:eastAsia="ru-RU"/>
+        </w:rPr>
+      </w:pPr>
+      <w:r>
+        <w:rPr>
+          <w:rFonts w:ascii="Courier New" w:eastAsia="Times New Roman" w:hAnsi="Courier New" w:cs="Courier New"/>
+          <w:sz w:val="20"/>
+          <w:szCs w:val="20"/>
+          <w:lang w:val="en-US" w:eastAsia="ru-RU"/>
+        </w:rPr>
+        <w:t xml:space="preserve">Story Playback </w:t>
+      </w:r>
+      <w:r>
+        <w:rPr>
+          <w:rFonts w:ascii="Courier New" w:eastAsia="Times New Roman" w:hAnsi="Courier New" w:cs="Courier New"/>
+          <w:sz w:val="20"/>
+          <w:szCs w:val="20"/>
+          <w:lang w:eastAsia="ru-RU"/>
+        </w:rPr>
+        <w:t>работает</w:t>
+      </w:r>
+      <w:r>
+        <w:rPr>
+          <w:rFonts w:ascii="Courier New" w:eastAsia="Times New Roman" w:hAnsi="Courier New" w:cs="Courier New"/>
+          <w:sz w:val="20"/>
+          <w:szCs w:val="20"/>
+          <w:lang w:val="en-US" w:eastAsia="ru-RU"/>
+        </w:rPr>
+        <w:t xml:space="preserve"> </w:t>
+      </w:r>
+      <w:r>
+        <w:rPr>
+          <w:rFonts w:ascii="Courier New" w:eastAsia="Times New Roman" w:hAnsi="Courier New" w:cs="Courier New"/>
+          <w:sz w:val="20"/>
+          <w:szCs w:val="20"/>
+          <w:lang w:eastAsia="ru-RU"/>
+        </w:rPr>
+        <w:t>с</w:t>
+      </w:r>
+      <w:r>
+        <w:rPr>
+          <w:rFonts w:ascii="Courier New" w:eastAsia="Times New Roman" w:hAnsi="Courier New" w:cs="Courier New"/>
+          <w:sz w:val="20"/>
+          <w:szCs w:val="20"/>
+          <w:lang w:val="en-US" w:eastAsia="ru-RU"/>
+        </w:rPr>
+        <w:t xml:space="preserve"> internal MusicTrack abstraction.</w:t>
+      </w:r>
+    </w:p>
+    <w:p>
+      <w:pPr>
+        <w:tabs>
+          <w:tab w:val="left" w:pos="916"/>
+          <w:tab w:val="left" w:pos="1832"/>
+          <w:tab w:val="left" w:pos="2748"/>
+          <w:tab w:val="left" w:pos="3664"/>
+          <w:tab w:val="left" w:pos="4580"/>
+          <w:tab w:val="left" w:pos="5496"/>
+          <w:tab w:val="left" w:pos="6412"/>
+          <w:tab w:val="left" w:pos="7328"/>
+          <w:tab w:val="left" w:pos="8244"/>
+          <w:tab w:val="left" w:pos="9160"/>
+          <w:tab w:val="left" w:pos="10076"/>
+          <w:tab w:val="left" w:pos="10992"/>
+          <w:tab w:val="left" w:pos="11908"/>
+          <w:tab w:val="left" w:pos="12824"/>
+          <w:tab w:val="left" w:pos="13740"/>
+          <w:tab w:val="left" w:pos="14656"/>
+        </w:tabs>
+        <w:spacing w:after="0" w:line="240" w:lineRule="auto"/>
+        <w:rPr>
+          <w:rFonts w:ascii="Courier New" w:eastAsia="Times New Roman" w:hAnsi="Courier New" w:cs="Courier New"/>
+          <w:sz w:val="20"/>
+          <w:szCs w:val="20"/>
+          <w:lang w:val="en-US" w:eastAsia="ru-RU"/>
+        </w:rPr>
+      </w:pPr>
+    </w:p>
+    <w:p>
+      <w:pPr>
+        <w:tabs>
+          <w:tab w:val="left" w:pos="916"/>
+          <w:tab w:val="left" w:pos="1832"/>
+          <w:tab w:val="left" w:pos="2748"/>
+          <w:tab w:val="left" w:pos="3664"/>
+          <w:tab w:val="left" w:pos="4580"/>
+          <w:tab w:val="left" w:pos="5496"/>
+          <w:tab w:val="left" w:pos="6412"/>
+          <w:tab w:val="left" w:pos="7328"/>
+          <w:tab w:val="left" w:pos="8244"/>
+          <w:tab w:val="left" w:pos="9160"/>
+          <w:tab w:val="left" w:pos="10076"/>
+          <w:tab w:val="left" w:pos="10992"/>
+          <w:tab w:val="left" w:pos="11908"/>
+          <w:tab w:val="left" w:pos="12824"/>
+          <w:tab w:val="left" w:pos="13740"/>
+          <w:tab w:val="left" w:pos="14656"/>
+        </w:tabs>
+        <w:spacing w:after="0" w:line="240" w:lineRule="auto"/>
+        <w:rPr>
+          <w:rFonts w:ascii="Courier New" w:eastAsia="Times New Roman" w:hAnsi="Courier New" w:cs="Courier New"/>
+          <w:sz w:val="20"/>
+          <w:szCs w:val="20"/>
+          <w:lang w:eastAsia="ru-RU"/>
+        </w:rPr>
+      </w:pPr>
+      <w:r>
+        <w:rPr>
+          <w:rFonts w:ascii="Courier New" w:eastAsia="Times New Roman" w:hAnsi="Courier New" w:cs="Courier New"/>
+          <w:sz w:val="20"/>
+          <w:szCs w:val="20"/>
+          <w:lang w:eastAsia="ru-RU"/>
+        </w:rPr>
+        <w:t>Playback не знает, был ли track получен из:</w:t>
+      </w:r>
+    </w:p>
+    <w:p>
+      <w:pPr>
+        <w:tabs>
+          <w:tab w:val="left" w:pos="916"/>
+          <w:tab w:val="left" w:pos="1832"/>
+          <w:tab w:val="left" w:pos="2748"/>
+          <w:tab w:val="left" w:pos="3664"/>
+          <w:tab w:val="left" w:pos="4580"/>
+          <w:tab w:val="left" w:pos="5496"/>
+          <w:tab w:val="left" w:pos="6412"/>
+          <w:tab w:val="left" w:pos="7328"/>
+          <w:tab w:val="left" w:pos="8244"/>
+          <w:tab w:val="left" w:pos="9160"/>
+          <w:tab w:val="left" w:pos="10076"/>
+          <w:tab w:val="left" w:pos="10992"/>
+          <w:tab w:val="left" w:pos="11908"/>
+          <w:tab w:val="left" w:pos="12824"/>
+          <w:tab w:val="left" w:pos="13740"/>
+          <w:tab w:val="left" w:pos="14656"/>
+        </w:tabs>
+        <w:spacing w:after="0" w:line="240" w:lineRule="auto"/>
+        <w:rPr>
+          <w:rFonts w:ascii="Courier New" w:eastAsia="Times New Roman" w:hAnsi="Courier New" w:cs="Courier New"/>
+          <w:sz w:val="20"/>
+          <w:szCs w:val="20"/>
+          <w:lang w:eastAsia="ru-RU"/>
+        </w:rPr>
+      </w:pPr>
+    </w:p>
+    <w:p>
+      <w:pPr>
+        <w:tabs>
+          <w:tab w:val="left" w:pos="916"/>
+          <w:tab w:val="left" w:pos="1832"/>
+          <w:tab w:val="left" w:pos="2748"/>
+          <w:tab w:val="left" w:pos="3664"/>
+          <w:tab w:val="left" w:pos="4580"/>
+          <w:tab w:val="left" w:pos="5496"/>
+          <w:tab w:val="left" w:pos="6412"/>
+          <w:tab w:val="left" w:pos="7328"/>
+          <w:tab w:val="left" w:pos="8244"/>
+          <w:tab w:val="left" w:pos="9160"/>
+          <w:tab w:val="left" w:pos="10076"/>
+          <w:tab w:val="left" w:pos="10992"/>
+          <w:tab w:val="left" w:pos="11908"/>
+          <w:tab w:val="left" w:pos="12824"/>
+          <w:tab w:val="left" w:pos="13740"/>
+          <w:tab w:val="left" w:pos="14656"/>
+        </w:tabs>
+        <w:spacing w:after="0" w:line="240" w:lineRule="auto"/>
+        <w:rPr>
+          <w:rFonts w:ascii="Courier New" w:eastAsia="Times New Roman" w:hAnsi="Courier New" w:cs="Courier New"/>
+          <w:sz w:val="20"/>
+          <w:szCs w:val="20"/>
+          <w:lang w:val="en-US" w:eastAsia="ru-RU"/>
+        </w:rPr>
+      </w:pPr>
+      <w:r>
+        <w:rPr>
+          <w:rFonts w:ascii="Courier New" w:eastAsia="Times New Roman" w:hAnsi="Courier New" w:cs="Courier New"/>
+          <w:sz w:val="20"/>
+          <w:szCs w:val="20"/>
+          <w:lang w:val="en-US" w:eastAsia="ru-RU"/>
+        </w:rPr>
+        <w:t>Pixabay;</w:t>
+      </w:r>
+    </w:p>
+    <w:p>
+      <w:pPr>
+        <w:tabs>
+          <w:tab w:val="left" w:pos="916"/>
+          <w:tab w:val="left" w:pos="1832"/>
+          <w:tab w:val="left" w:pos="2748"/>
+          <w:tab w:val="left" w:pos="3664"/>
+          <w:tab w:val="left" w:pos="4580"/>
+          <w:tab w:val="left" w:pos="5496"/>
+          <w:tab w:val="left" w:pos="6412"/>
+          <w:tab w:val="left" w:pos="7328"/>
+          <w:tab w:val="left" w:pos="8244"/>
+          <w:tab w:val="left" w:pos="9160"/>
+          <w:tab w:val="left" w:pos="10076"/>
+          <w:tab w:val="left" w:pos="10992"/>
+          <w:tab w:val="left" w:pos="11908"/>
+          <w:tab w:val="left" w:pos="12824"/>
+          <w:tab w:val="left" w:pos="13740"/>
+          <w:tab w:val="left" w:pos="14656"/>
+        </w:tabs>
+        <w:spacing w:after="0" w:line="240" w:lineRule="auto"/>
+        <w:rPr>
+          <w:rFonts w:ascii="Courier New" w:eastAsia="Times New Roman" w:hAnsi="Courier New" w:cs="Courier New"/>
+          <w:sz w:val="20"/>
+          <w:szCs w:val="20"/>
+          <w:lang w:val="en-US" w:eastAsia="ru-RU"/>
+        </w:rPr>
+      </w:pPr>
+      <w:r>
+        <w:rPr>
+          <w:rFonts w:ascii="Courier New" w:eastAsia="Times New Roman" w:hAnsi="Courier New" w:cs="Courier New"/>
+          <w:sz w:val="20"/>
+          <w:szCs w:val="20"/>
+          <w:lang w:val="en-US" w:eastAsia="ru-RU"/>
+        </w:rPr>
+        <w:t>FreeMusicLab;</w:t>
+      </w:r>
+    </w:p>
+    <w:p>
+      <w:pPr>
+        <w:tabs>
+          <w:tab w:val="left" w:pos="916"/>
+          <w:tab w:val="left" w:pos="1832"/>
+          <w:tab w:val="left" w:pos="2748"/>
+          <w:tab w:val="left" w:pos="3664"/>
+          <w:tab w:val="left" w:pos="4580"/>
+          <w:tab w:val="left" w:pos="5496"/>
+          <w:tab w:val="left" w:pos="6412"/>
+          <w:tab w:val="left" w:pos="7328"/>
+          <w:tab w:val="left" w:pos="8244"/>
+          <w:tab w:val="left" w:pos="9160"/>
+          <w:tab w:val="left" w:pos="10076"/>
+          <w:tab w:val="left" w:pos="10992"/>
+          <w:tab w:val="left" w:pos="11908"/>
+          <w:tab w:val="left" w:pos="12824"/>
+          <w:tab w:val="left" w:pos="13740"/>
+          <w:tab w:val="left" w:pos="14656"/>
+        </w:tabs>
+        <w:spacing w:after="0" w:line="240" w:lineRule="auto"/>
+        <w:rPr>
+          <w:rFonts w:ascii="Courier New" w:eastAsia="Times New Roman" w:hAnsi="Courier New" w:cs="Courier New"/>
+          <w:sz w:val="20"/>
+          <w:szCs w:val="20"/>
+          <w:lang w:val="en-US" w:eastAsia="ru-RU"/>
+        </w:rPr>
+      </w:pPr>
+      <w:r>
+        <w:rPr>
+          <w:rFonts w:ascii="Courier New" w:eastAsia="Times New Roman" w:hAnsi="Courier New" w:cs="Courier New"/>
+          <w:sz w:val="20"/>
+          <w:szCs w:val="20"/>
+          <w:lang w:val="en-US" w:eastAsia="ru-RU"/>
+        </w:rPr>
+        <w:t>Memory Story Originals;</w:t>
+      </w:r>
+    </w:p>
+    <w:p>
+      <w:pPr>
+        <w:tabs>
+          <w:tab w:val="left" w:pos="916"/>
+          <w:tab w:val="left" w:pos="1832"/>
+          <w:tab w:val="left" w:pos="2748"/>
+          <w:tab w:val="left" w:pos="3664"/>
+          <w:tab w:val="left" w:pos="4580"/>
+          <w:tab w:val="left" w:pos="5496"/>
+          <w:tab w:val="left" w:pos="6412"/>
+          <w:tab w:val="left" w:pos="7328"/>
+          <w:tab w:val="left" w:pos="8244"/>
+          <w:tab w:val="left" w:pos="9160"/>
+          <w:tab w:val="left" w:pos="10076"/>
+          <w:tab w:val="left" w:pos="10992"/>
+          <w:tab w:val="left" w:pos="11908"/>
+          <w:tab w:val="left" w:pos="12824"/>
+          <w:tab w:val="left" w:pos="13740"/>
+          <w:tab w:val="left" w:pos="14656"/>
+        </w:tabs>
+        <w:spacing w:after="0" w:line="240" w:lineRule="auto"/>
+        <w:rPr>
+          <w:rFonts w:ascii="Courier New" w:eastAsia="Times New Roman" w:hAnsi="Courier New" w:cs="Courier New"/>
+          <w:sz w:val="20"/>
+          <w:szCs w:val="20"/>
+          <w:lang w:val="en-US" w:eastAsia="ru-RU"/>
+        </w:rPr>
+      </w:pPr>
+      <w:r>
+        <w:rPr>
+          <w:rFonts w:ascii="Courier New" w:eastAsia="Times New Roman" w:hAnsi="Courier New" w:cs="Courier New"/>
+          <w:sz w:val="20"/>
+          <w:szCs w:val="20"/>
+          <w:lang w:eastAsia="ru-RU"/>
+        </w:rPr>
+        <w:t>другого</w:t>
+      </w:r>
+      <w:r>
+        <w:rPr>
+          <w:rFonts w:ascii="Courier New" w:eastAsia="Times New Roman" w:hAnsi="Courier New" w:cs="Courier New"/>
+          <w:sz w:val="20"/>
+          <w:szCs w:val="20"/>
+          <w:lang w:val="en-US" w:eastAsia="ru-RU"/>
+        </w:rPr>
+        <w:t xml:space="preserve"> provider.</w:t>
+      </w:r>
+    </w:p>
+    <w:p>
+      <w:pPr>
+        <w:tabs>
+          <w:tab w:val="left" w:pos="916"/>
+          <w:tab w:val="left" w:pos="1832"/>
+          <w:tab w:val="left" w:pos="2748"/>
+          <w:tab w:val="left" w:pos="3664"/>
+          <w:tab w:val="left" w:pos="4580"/>
+          <w:tab w:val="left" w:pos="5496"/>
+          <w:tab w:val="left" w:pos="6412"/>
+          <w:tab w:val="left" w:pos="7328"/>
+          <w:tab w:val="left" w:pos="8244"/>
+          <w:tab w:val="left" w:pos="9160"/>
+          <w:tab w:val="left" w:pos="10076"/>
+          <w:tab w:val="left" w:pos="10992"/>
+          <w:tab w:val="left" w:pos="11908"/>
+          <w:tab w:val="left" w:pos="12824"/>
+          <w:tab w:val="left" w:pos="13740"/>
+          <w:tab w:val="left" w:pos="14656"/>
+        </w:tabs>
+        <w:spacing w:after="0" w:line="240" w:lineRule="auto"/>
+        <w:rPr>
+          <w:rFonts w:ascii="Courier New" w:eastAsia="Times New Roman" w:hAnsi="Courier New" w:cs="Courier New"/>
+          <w:sz w:val="20"/>
+          <w:szCs w:val="20"/>
+          <w:lang w:val="en-US" w:eastAsia="ru-RU"/>
+        </w:rPr>
+      </w:pPr>
+    </w:p>
+    <w:p>
+      <w:pPr>
+        <w:tabs>
+          <w:tab w:val="left" w:pos="916"/>
+          <w:tab w:val="left" w:pos="1832"/>
+          <w:tab w:val="left" w:pos="2748"/>
+          <w:tab w:val="left" w:pos="3664"/>
+          <w:tab w:val="left" w:pos="4580"/>
+          <w:tab w:val="left" w:pos="5496"/>
+          <w:tab w:val="left" w:pos="6412"/>
+          <w:tab w:val="left" w:pos="7328"/>
+          <w:tab w:val="left" w:pos="8244"/>
+          <w:tab w:val="left" w:pos="9160"/>
+          <w:tab w:val="left" w:pos="10076"/>
+          <w:tab w:val="left" w:pos="10992"/>
+          <w:tab w:val="left" w:pos="11908"/>
+          <w:tab w:val="left" w:pos="12824"/>
+          <w:tab w:val="left" w:pos="13740"/>
+          <w:tab w:val="left" w:pos="14656"/>
+        </w:tabs>
+        <w:spacing w:after="0" w:line="240" w:lineRule="auto"/>
+        <w:rPr>
+          <w:rFonts w:ascii="Courier New" w:eastAsia="Times New Roman" w:hAnsi="Courier New" w:cs="Courier New"/>
+          <w:sz w:val="20"/>
+          <w:szCs w:val="20"/>
+          <w:lang w:val="en-US" w:eastAsia="ru-RU"/>
+        </w:rPr>
+      </w:pPr>
+    </w:p>
+    <w:p>
+      <w:pPr>
+        <w:tabs>
+          <w:tab w:val="left" w:pos="916"/>
+          <w:tab w:val="left" w:pos="1832"/>
+          <w:tab w:val="left" w:pos="2748"/>
+          <w:tab w:val="left" w:pos="3664"/>
+          <w:tab w:val="left" w:pos="4580"/>
+          <w:tab w:val="left" w:pos="5496"/>
+          <w:tab w:val="left" w:pos="6412"/>
+          <w:tab w:val="left" w:pos="7328"/>
+          <w:tab w:val="left" w:pos="8244"/>
+          <w:tab w:val="left" w:pos="9160"/>
+          <w:tab w:val="left" w:pos="10076"/>
+          <w:tab w:val="left" w:pos="10992"/>
+          <w:tab w:val="left" w:pos="11908"/>
+          <w:tab w:val="left" w:pos="12824"/>
+          <w:tab w:val="left" w:pos="13740"/>
+          <w:tab w:val="left" w:pos="14656"/>
+        </w:tabs>
+        <w:spacing w:after="0" w:line="240" w:lineRule="auto"/>
+        <w:rPr>
+          <w:rFonts w:ascii="Courier New" w:eastAsia="Times New Roman" w:hAnsi="Courier New" w:cs="Courier New"/>
+          <w:sz w:val="20"/>
+          <w:szCs w:val="20"/>
+          <w:lang w:val="en-US" w:eastAsia="ru-RU"/>
+        </w:rPr>
+      </w:pPr>
+      <w:r>
+        <w:rPr>
+          <w:rFonts w:ascii="Courier New" w:eastAsia="Times New Roman" w:hAnsi="Courier New" w:cs="Courier New"/>
+          <w:sz w:val="20"/>
+          <w:szCs w:val="20"/>
+          <w:lang w:val="en-US" w:eastAsia="ru-RU"/>
+        </w:rPr>
+        <w:t>SP-011</w:t>
+      </w:r>
+    </w:p>
+    <w:p>
+      <w:pPr>
+        <w:tabs>
+          <w:tab w:val="left" w:pos="916"/>
+          <w:tab w:val="left" w:pos="1832"/>
+          <w:tab w:val="left" w:pos="2748"/>
+          <w:tab w:val="left" w:pos="3664"/>
+          <w:tab w:val="left" w:pos="4580"/>
+          <w:tab w:val="left" w:pos="5496"/>
+          <w:tab w:val="left" w:pos="6412"/>
+          <w:tab w:val="left" w:pos="7328"/>
+          <w:tab w:val="left" w:pos="8244"/>
+          <w:tab w:val="left" w:pos="9160"/>
+          <w:tab w:val="left" w:pos="10076"/>
+          <w:tab w:val="left" w:pos="10992"/>
+          <w:tab w:val="left" w:pos="11908"/>
+          <w:tab w:val="left" w:pos="12824"/>
+          <w:tab w:val="left" w:pos="13740"/>
+          <w:tab w:val="left" w:pos="14656"/>
+        </w:tabs>
+        <w:spacing w:after="0" w:line="240" w:lineRule="auto"/>
+        <w:rPr>
+          <w:rFonts w:ascii="Courier New" w:eastAsia="Times New Roman" w:hAnsi="Courier New" w:cs="Courier New"/>
+          <w:sz w:val="20"/>
+          <w:szCs w:val="20"/>
+          <w:lang w:val="en-US" w:eastAsia="ru-RU"/>
+        </w:rPr>
+      </w:pPr>
+      <w:r>
+        <w:rPr>
+          <w:rFonts w:ascii="Courier New" w:eastAsia="Times New Roman" w:hAnsi="Courier New" w:cs="Courier New"/>
+          <w:sz w:val="20"/>
+          <w:szCs w:val="20"/>
+          <w:lang w:val="en-US" w:eastAsia="ru-RU"/>
+        </w:rPr>
+        <w:t>No Standalone Soundtrack Distribution</w:t>
+      </w:r>
+    </w:p>
+    <w:p>
+      <w:pPr>
+        <w:tabs>
+          <w:tab w:val="left" w:pos="916"/>
+          <w:tab w:val="left" w:pos="1832"/>
+          <w:tab w:val="left" w:pos="2748"/>
+          <w:tab w:val="left" w:pos="3664"/>
+          <w:tab w:val="left" w:pos="4580"/>
+          <w:tab w:val="left" w:pos="5496"/>
+          <w:tab w:val="left" w:pos="6412"/>
+          <w:tab w:val="left" w:pos="7328"/>
+          <w:tab w:val="left" w:pos="8244"/>
+          <w:tab w:val="left" w:pos="9160"/>
+          <w:tab w:val="left" w:pos="10076"/>
+          <w:tab w:val="left" w:pos="10992"/>
+          <w:tab w:val="left" w:pos="11908"/>
+          <w:tab w:val="left" w:pos="12824"/>
+          <w:tab w:val="left" w:pos="13740"/>
+          <w:tab w:val="left" w:pos="14656"/>
+        </w:tabs>
+        <w:spacing w:after="0" w:line="240" w:lineRule="auto"/>
+        <w:rPr>
+          <w:rFonts w:ascii="Courier New" w:eastAsia="Times New Roman" w:hAnsi="Courier New" w:cs="Courier New"/>
+          <w:sz w:val="20"/>
+          <w:szCs w:val="20"/>
+          <w:lang w:val="en-US" w:eastAsia="ru-RU"/>
+        </w:rPr>
+      </w:pPr>
+    </w:p>
+    <w:p>
+      <w:pPr>
+        <w:tabs>
+          <w:tab w:val="left" w:pos="916"/>
+          <w:tab w:val="left" w:pos="1832"/>
+          <w:tab w:val="left" w:pos="2748"/>
+          <w:tab w:val="left" w:pos="3664"/>
+          <w:tab w:val="left" w:pos="4580"/>
+          <w:tab w:val="left" w:pos="5496"/>
+          <w:tab w:val="left" w:pos="6412"/>
+          <w:tab w:val="left" w:pos="7328"/>
+          <w:tab w:val="left" w:pos="8244"/>
+          <w:tab w:val="left" w:pos="9160"/>
+          <w:tab w:val="left" w:pos="10076"/>
+          <w:tab w:val="left" w:pos="10992"/>
+          <w:tab w:val="left" w:pos="11908"/>
+          <w:tab w:val="left" w:pos="12824"/>
+          <w:tab w:val="left" w:pos="13740"/>
+          <w:tab w:val="left" w:pos="14656"/>
+        </w:tabs>
+        <w:spacing w:after="0" w:line="240" w:lineRule="auto"/>
+        <w:rPr>
+          <w:rFonts w:ascii="Courier New" w:eastAsia="Times New Roman" w:hAnsi="Courier New" w:cs="Courier New"/>
+          <w:sz w:val="20"/>
+          <w:szCs w:val="20"/>
+          <w:lang w:eastAsia="ru-RU"/>
+        </w:rPr>
+      </w:pPr>
+      <w:r>
+        <w:rPr>
+          <w:rFonts w:ascii="Courier New" w:eastAsia="Times New Roman" w:hAnsi="Courier New" w:cs="Courier New"/>
+          <w:sz w:val="20"/>
+          <w:szCs w:val="20"/>
+          <w:lang w:eastAsia="ru-RU"/>
+        </w:rPr>
+        <w:t>Memory Story не предоставляет curated soundtrack пользователю</w:t>
+      </w:r>
+    </w:p>
+    <w:p>
+      <w:pPr>
+        <w:tabs>
+          <w:tab w:val="left" w:pos="916"/>
+          <w:tab w:val="left" w:pos="1832"/>
+          <w:tab w:val="left" w:pos="2748"/>
+          <w:tab w:val="left" w:pos="3664"/>
+          <w:tab w:val="left" w:pos="4580"/>
+          <w:tab w:val="left" w:pos="5496"/>
+          <w:tab w:val="left" w:pos="6412"/>
+          <w:tab w:val="left" w:pos="7328"/>
+          <w:tab w:val="left" w:pos="8244"/>
+          <w:tab w:val="left" w:pos="9160"/>
+          <w:tab w:val="left" w:pos="10076"/>
+          <w:tab w:val="left" w:pos="10992"/>
+          <w:tab w:val="left" w:pos="11908"/>
+          <w:tab w:val="left" w:pos="12824"/>
+          <w:tab w:val="left" w:pos="13740"/>
+          <w:tab w:val="left" w:pos="14656"/>
+        </w:tabs>
+        <w:spacing w:after="0" w:line="240" w:lineRule="auto"/>
+        <w:rPr>
+          <w:rFonts w:ascii="Courier New" w:eastAsia="Times New Roman" w:hAnsi="Courier New" w:cs="Courier New"/>
+          <w:sz w:val="20"/>
+          <w:szCs w:val="20"/>
+          <w:lang w:eastAsia="ru-RU"/>
+        </w:rPr>
+      </w:pPr>
+      <w:r>
+        <w:rPr>
+          <w:rFonts w:ascii="Courier New" w:eastAsia="Times New Roman" w:hAnsi="Courier New" w:cs="Courier New"/>
+          <w:sz w:val="20"/>
+          <w:szCs w:val="20"/>
+          <w:lang w:eastAsia="ru-RU"/>
+        </w:rPr>
+        <w:t>как самостоятельный downloadable music file.</w:t>
+      </w:r>
+    </w:p>
+    <w:p>
+      <w:pPr>
+        <w:tabs>
+          <w:tab w:val="left" w:pos="916"/>
+          <w:tab w:val="left" w:pos="1832"/>
+          <w:tab w:val="left" w:pos="2748"/>
+          <w:tab w:val="left" w:pos="3664"/>
+          <w:tab w:val="left" w:pos="4580"/>
+          <w:tab w:val="left" w:pos="5496"/>
+          <w:tab w:val="left" w:pos="6412"/>
+          <w:tab w:val="left" w:pos="7328"/>
+          <w:tab w:val="left" w:pos="8244"/>
+          <w:tab w:val="left" w:pos="9160"/>
+          <w:tab w:val="left" w:pos="10076"/>
+          <w:tab w:val="left" w:pos="10992"/>
+          <w:tab w:val="left" w:pos="11908"/>
+          <w:tab w:val="left" w:pos="12824"/>
+          <w:tab w:val="left" w:pos="13740"/>
+          <w:tab w:val="left" w:pos="14656"/>
+        </w:tabs>
+        <w:spacing w:after="0" w:line="240" w:lineRule="auto"/>
+        <w:rPr>
+          <w:rFonts w:ascii="Courier New" w:eastAsia="Times New Roman" w:hAnsi="Courier New" w:cs="Courier New"/>
+          <w:sz w:val="20"/>
+          <w:szCs w:val="20"/>
+          <w:lang w:eastAsia="ru-RU"/>
+        </w:rPr>
+      </w:pPr>
+    </w:p>
+    <w:p>
+      <w:pPr>
+        <w:tabs>
+          <w:tab w:val="left" w:pos="916"/>
+          <w:tab w:val="left" w:pos="1832"/>
+          <w:tab w:val="left" w:pos="2748"/>
+          <w:tab w:val="left" w:pos="3664"/>
+          <w:tab w:val="left" w:pos="4580"/>
+          <w:tab w:val="left" w:pos="5496"/>
+          <w:tab w:val="left" w:pos="6412"/>
+          <w:tab w:val="left" w:pos="7328"/>
+          <w:tab w:val="left" w:pos="8244"/>
+          <w:tab w:val="left" w:pos="9160"/>
+          <w:tab w:val="left" w:pos="10076"/>
+          <w:tab w:val="left" w:pos="10992"/>
+          <w:tab w:val="left" w:pos="11908"/>
+          <w:tab w:val="left" w:pos="12824"/>
+          <w:tab w:val="left" w:pos="13740"/>
+          <w:tab w:val="left" w:pos="14656"/>
+        </w:tabs>
+        <w:spacing w:after="0" w:line="240" w:lineRule="auto"/>
+        <w:rPr>
+          <w:rFonts w:ascii="Courier New" w:eastAsia="Times New Roman" w:hAnsi="Courier New" w:cs="Courier New"/>
+          <w:sz w:val="20"/>
+          <w:szCs w:val="20"/>
+          <w:lang w:eastAsia="ru-RU"/>
+        </w:rPr>
+      </w:pPr>
+      <w:r>
+        <w:rPr>
+          <w:rFonts w:ascii="Courier New" w:eastAsia="Times New Roman" w:hAnsi="Courier New" w:cs="Courier New"/>
+          <w:sz w:val="20"/>
+          <w:szCs w:val="20"/>
+          <w:lang w:eastAsia="ru-RU"/>
+        </w:rPr>
+        <w:t>В первой версии soundtrack используется только как часть:</w:t>
+      </w:r>
+    </w:p>
+    <w:p>
+      <w:pPr>
+        <w:tabs>
+          <w:tab w:val="left" w:pos="916"/>
+          <w:tab w:val="left" w:pos="1832"/>
+          <w:tab w:val="left" w:pos="2748"/>
+          <w:tab w:val="left" w:pos="3664"/>
+          <w:tab w:val="left" w:pos="4580"/>
+          <w:tab w:val="left" w:pos="5496"/>
+          <w:tab w:val="left" w:pos="6412"/>
+          <w:tab w:val="left" w:pos="7328"/>
+          <w:tab w:val="left" w:pos="8244"/>
+          <w:tab w:val="left" w:pos="9160"/>
+          <w:tab w:val="left" w:pos="10076"/>
+          <w:tab w:val="left" w:pos="10992"/>
+          <w:tab w:val="left" w:pos="11908"/>
+          <w:tab w:val="left" w:pos="12824"/>
+          <w:tab w:val="left" w:pos="13740"/>
+          <w:tab w:val="left" w:pos="14656"/>
+        </w:tabs>
+        <w:spacing w:after="0" w:line="240" w:lineRule="auto"/>
+        <w:rPr>
+          <w:rFonts w:ascii="Courier New" w:eastAsia="Times New Roman" w:hAnsi="Courier New" w:cs="Courier New"/>
+          <w:sz w:val="20"/>
+          <w:szCs w:val="20"/>
+          <w:lang w:eastAsia="ru-RU"/>
+        </w:rPr>
+      </w:pPr>
+    </w:p>
+    <w:p>
+      <w:pPr>
+        <w:tabs>
+          <w:tab w:val="left" w:pos="916"/>
+          <w:tab w:val="left" w:pos="1832"/>
+          <w:tab w:val="left" w:pos="2748"/>
+          <w:tab w:val="left" w:pos="3664"/>
+          <w:tab w:val="left" w:pos="4580"/>
+          <w:tab w:val="left" w:pos="5496"/>
+          <w:tab w:val="left" w:pos="6412"/>
+          <w:tab w:val="left" w:pos="7328"/>
+          <w:tab w:val="left" w:pos="8244"/>
+          <w:tab w:val="left" w:pos="9160"/>
+          <w:tab w:val="left" w:pos="10076"/>
+          <w:tab w:val="left" w:pos="10992"/>
+          <w:tab w:val="left" w:pos="11908"/>
+          <w:tab w:val="left" w:pos="12824"/>
+          <w:tab w:val="left" w:pos="13740"/>
+          <w:tab w:val="left" w:pos="14656"/>
+        </w:tabs>
+        <w:spacing w:after="0" w:line="240" w:lineRule="auto"/>
+        <w:rPr>
+          <w:rFonts w:ascii="Courier New" w:eastAsia="Times New Roman" w:hAnsi="Courier New" w:cs="Courier New"/>
+          <w:sz w:val="20"/>
+          <w:szCs w:val="20"/>
+          <w:lang w:eastAsia="ru-RU"/>
+        </w:rPr>
+      </w:pPr>
+      <w:r>
+        <w:rPr>
+          <w:rFonts w:ascii="Courier New" w:eastAsia="Times New Roman" w:hAnsi="Courier New" w:cs="Courier New"/>
+          <w:sz w:val="20"/>
+          <w:szCs w:val="20"/>
+          <w:lang w:eastAsia="ru-RU"/>
+        </w:rPr>
+        <w:t>Story Playback</w:t>
+      </w:r>
+    </w:p>
+    <w:p>
+      <w:pPr>
+        <w:tabs>
+          <w:tab w:val="left" w:pos="916"/>
+          <w:tab w:val="left" w:pos="1832"/>
+          <w:tab w:val="left" w:pos="2748"/>
+          <w:tab w:val="left" w:pos="3664"/>
+          <w:tab w:val="left" w:pos="4580"/>
+          <w:tab w:val="left" w:pos="5496"/>
+          <w:tab w:val="left" w:pos="6412"/>
+          <w:tab w:val="left" w:pos="7328"/>
+          <w:tab w:val="left" w:pos="8244"/>
+          <w:tab w:val="left" w:pos="9160"/>
+          <w:tab w:val="left" w:pos="10076"/>
+          <w:tab w:val="left" w:pos="10992"/>
+          <w:tab w:val="left" w:pos="11908"/>
+          <w:tab w:val="left" w:pos="12824"/>
+          <w:tab w:val="left" w:pos="13740"/>
+          <w:tab w:val="left" w:pos="14656"/>
+        </w:tabs>
+        <w:spacing w:after="0" w:line="240" w:lineRule="auto"/>
+        <w:rPr>
+          <w:rFonts w:ascii="Courier New" w:eastAsia="Times New Roman" w:hAnsi="Courier New" w:cs="Courier New"/>
+          <w:sz w:val="20"/>
+          <w:szCs w:val="20"/>
+          <w:lang w:eastAsia="ru-RU"/>
+        </w:rPr>
+      </w:pPr>
+    </w:p>
+    <w:p>
+      <w:pPr>
+        <w:tabs>
+          <w:tab w:val="left" w:pos="916"/>
+          <w:tab w:val="left" w:pos="1832"/>
+          <w:tab w:val="left" w:pos="2748"/>
+          <w:tab w:val="left" w:pos="3664"/>
+          <w:tab w:val="left" w:pos="4580"/>
+          <w:tab w:val="left" w:pos="5496"/>
+          <w:tab w:val="left" w:pos="6412"/>
+          <w:tab w:val="left" w:pos="7328"/>
+          <w:tab w:val="left" w:pos="8244"/>
+          <w:tab w:val="left" w:pos="9160"/>
+          <w:tab w:val="left" w:pos="10076"/>
+          <w:tab w:val="left" w:pos="10992"/>
+          <w:tab w:val="left" w:pos="11908"/>
+          <w:tab w:val="left" w:pos="12824"/>
+          <w:tab w:val="left" w:pos="13740"/>
+          <w:tab w:val="left" w:pos="14656"/>
+        </w:tabs>
+        <w:spacing w:after="0" w:line="240" w:lineRule="auto"/>
+        <w:rPr>
+          <w:rFonts w:ascii="Courier New" w:eastAsia="Times New Roman" w:hAnsi="Courier New" w:cs="Courier New"/>
+          <w:sz w:val="20"/>
+          <w:szCs w:val="20"/>
+          <w:lang w:eastAsia="ru-RU"/>
+        </w:rPr>
+      </w:pPr>
+      <w:r>
+        <w:rPr>
+          <w:rFonts w:ascii="Courier New" w:eastAsia="Times New Roman" w:hAnsi="Courier New" w:cs="Courier New"/>
+          <w:sz w:val="20"/>
+          <w:szCs w:val="20"/>
+          <w:lang w:eastAsia="ru-RU"/>
+        </w:rPr>
+        <w:t>и потенциально в будущем:</w:t>
+      </w:r>
+    </w:p>
+    <w:p>
+      <w:pPr>
+        <w:tabs>
+          <w:tab w:val="left" w:pos="916"/>
+          <w:tab w:val="left" w:pos="1832"/>
+          <w:tab w:val="left" w:pos="2748"/>
+          <w:tab w:val="left" w:pos="3664"/>
+          <w:tab w:val="left" w:pos="4580"/>
+          <w:tab w:val="left" w:pos="5496"/>
+          <w:tab w:val="left" w:pos="6412"/>
+          <w:tab w:val="left" w:pos="7328"/>
+          <w:tab w:val="left" w:pos="8244"/>
+          <w:tab w:val="left" w:pos="9160"/>
+          <w:tab w:val="left" w:pos="10076"/>
+          <w:tab w:val="left" w:pos="10992"/>
+          <w:tab w:val="left" w:pos="11908"/>
+          <w:tab w:val="left" w:pos="12824"/>
+          <w:tab w:val="left" w:pos="13740"/>
+          <w:tab w:val="left" w:pos="14656"/>
+        </w:tabs>
+        <w:spacing w:after="0" w:line="240" w:lineRule="auto"/>
+        <w:rPr>
+          <w:rFonts w:ascii="Courier New" w:eastAsia="Times New Roman" w:hAnsi="Courier New" w:cs="Courier New"/>
+          <w:sz w:val="20"/>
+          <w:szCs w:val="20"/>
+          <w:lang w:eastAsia="ru-RU"/>
+        </w:rPr>
+      </w:pPr>
+    </w:p>
+    <w:p>
+      <w:pPr>
+        <w:tabs>
+          <w:tab w:val="left" w:pos="916"/>
+          <w:tab w:val="left" w:pos="1832"/>
+          <w:tab w:val="left" w:pos="2748"/>
+          <w:tab w:val="left" w:pos="3664"/>
+          <w:tab w:val="left" w:pos="4580"/>
+          <w:tab w:val="left" w:pos="5496"/>
+          <w:tab w:val="left" w:pos="6412"/>
+          <w:tab w:val="left" w:pos="7328"/>
+          <w:tab w:val="left" w:pos="8244"/>
+          <w:tab w:val="left" w:pos="9160"/>
+          <w:tab w:val="left" w:pos="10076"/>
+          <w:tab w:val="left" w:pos="10992"/>
+          <w:tab w:val="left" w:pos="11908"/>
+          <w:tab w:val="left" w:pos="12824"/>
+          <w:tab w:val="left" w:pos="13740"/>
+          <w:tab w:val="left" w:pos="14656"/>
+        </w:tabs>
+        <w:spacing w:after="0" w:line="240" w:lineRule="auto"/>
+        <w:rPr>
+          <w:rFonts w:ascii="Courier New" w:eastAsia="Times New Roman" w:hAnsi="Courier New" w:cs="Courier New"/>
+          <w:sz w:val="20"/>
+          <w:szCs w:val="20"/>
+          <w:lang w:eastAsia="ru-RU"/>
+        </w:rPr>
+      </w:pPr>
+      <w:r>
+        <w:rPr>
+          <w:rFonts w:ascii="Courier New" w:eastAsia="Times New Roman" w:hAnsi="Courier New" w:cs="Courier New"/>
+          <w:sz w:val="20"/>
+          <w:szCs w:val="20"/>
+          <w:lang w:eastAsia="ru-RU"/>
+        </w:rPr>
+        <w:t>Shared Story Video</w:t>
+      </w:r>
+    </w:p>
+    <w:p>
+      <w:pPr>
+        <w:tabs>
+          <w:tab w:val="left" w:pos="916"/>
+          <w:tab w:val="left" w:pos="1832"/>
+          <w:tab w:val="left" w:pos="2748"/>
+          <w:tab w:val="left" w:pos="3664"/>
+          <w:tab w:val="left" w:pos="4580"/>
+          <w:tab w:val="left" w:pos="5496"/>
+          <w:tab w:val="left" w:pos="6412"/>
+          <w:tab w:val="left" w:pos="7328"/>
+          <w:tab w:val="left" w:pos="8244"/>
+          <w:tab w:val="left" w:pos="9160"/>
+          <w:tab w:val="left" w:pos="10076"/>
+          <w:tab w:val="left" w:pos="10992"/>
+          <w:tab w:val="left" w:pos="11908"/>
+          <w:tab w:val="left" w:pos="12824"/>
+          <w:tab w:val="left" w:pos="13740"/>
+          <w:tab w:val="left" w:pos="14656"/>
+        </w:tabs>
+        <w:spacing w:after="0" w:line="240" w:lineRule="auto"/>
+        <w:rPr>
+          <w:rFonts w:ascii="Courier New" w:eastAsia="Times New Roman" w:hAnsi="Courier New" w:cs="Courier New"/>
+          <w:sz w:val="20"/>
+          <w:szCs w:val="20"/>
+          <w:lang w:eastAsia="ru-RU"/>
+        </w:rPr>
+      </w:pPr>
+    </w:p>
+    <w:p>
+      <w:pPr>
+        <w:tabs>
+          <w:tab w:val="left" w:pos="916"/>
+          <w:tab w:val="left" w:pos="1832"/>
+          <w:tab w:val="left" w:pos="2748"/>
+          <w:tab w:val="left" w:pos="3664"/>
+          <w:tab w:val="left" w:pos="4580"/>
+          <w:tab w:val="left" w:pos="5496"/>
+          <w:tab w:val="left" w:pos="6412"/>
+          <w:tab w:val="left" w:pos="7328"/>
+          <w:tab w:val="left" w:pos="8244"/>
+          <w:tab w:val="left" w:pos="9160"/>
+          <w:tab w:val="left" w:pos="10076"/>
+          <w:tab w:val="left" w:pos="10992"/>
+          <w:tab w:val="left" w:pos="11908"/>
+          <w:tab w:val="left" w:pos="12824"/>
+          <w:tab w:val="left" w:pos="13740"/>
+          <w:tab w:val="left" w:pos="14656"/>
+        </w:tabs>
+        <w:spacing w:after="0" w:line="240" w:lineRule="auto"/>
+        <w:rPr>
+          <w:rFonts w:ascii="Courier New" w:eastAsia="Times New Roman" w:hAnsi="Courier New" w:cs="Courier New"/>
+          <w:sz w:val="20"/>
+          <w:szCs w:val="20"/>
+          <w:lang w:eastAsia="ru-RU"/>
+        </w:rPr>
+      </w:pPr>
+      <w:r>
+        <w:rPr>
+          <w:rFonts w:ascii="Courier New" w:eastAsia="Times New Roman" w:hAnsi="Courier New" w:cs="Courier New"/>
+          <w:sz w:val="20"/>
+          <w:szCs w:val="20"/>
+          <w:lang w:eastAsia="ru-RU"/>
+        </w:rPr>
+        <w:t>при наличии соответствующих прав.</w:t>
+      </w:r>
+    </w:p>
+    <w:p>
+      <w:pPr>
+        <w:tabs>
+          <w:tab w:val="left" w:pos="916"/>
+          <w:tab w:val="left" w:pos="1832"/>
+          <w:tab w:val="left" w:pos="2748"/>
+          <w:tab w:val="left" w:pos="3664"/>
+          <w:tab w:val="left" w:pos="4580"/>
+          <w:tab w:val="left" w:pos="5496"/>
+          <w:tab w:val="left" w:pos="6412"/>
+          <w:tab w:val="left" w:pos="7328"/>
+          <w:tab w:val="left" w:pos="8244"/>
+          <w:tab w:val="left" w:pos="9160"/>
+          <w:tab w:val="left" w:pos="10076"/>
+          <w:tab w:val="left" w:pos="10992"/>
+          <w:tab w:val="left" w:pos="11908"/>
+          <w:tab w:val="left" w:pos="12824"/>
+          <w:tab w:val="left" w:pos="13740"/>
+          <w:tab w:val="left" w:pos="14656"/>
+        </w:tabs>
+        <w:spacing w:after="0" w:line="240" w:lineRule="auto"/>
+        <w:rPr>
+          <w:rFonts w:ascii="Courier New" w:eastAsia="Times New Roman" w:hAnsi="Courier New" w:cs="Courier New"/>
+          <w:sz w:val="20"/>
+          <w:szCs w:val="20"/>
+          <w:lang w:eastAsia="ru-RU"/>
+        </w:rPr>
+      </w:pPr>
+    </w:p>
+    <w:p>
+      <w:pPr>
+        <w:tabs>
+          <w:tab w:val="left" w:pos="916"/>
+          <w:tab w:val="left" w:pos="1832"/>
+          <w:tab w:val="left" w:pos="2748"/>
+          <w:tab w:val="left" w:pos="3664"/>
+          <w:tab w:val="left" w:pos="4580"/>
+          <w:tab w:val="left" w:pos="5496"/>
+          <w:tab w:val="left" w:pos="6412"/>
+          <w:tab w:val="left" w:pos="7328"/>
+          <w:tab w:val="left" w:pos="8244"/>
+          <w:tab w:val="left" w:pos="9160"/>
+          <w:tab w:val="left" w:pos="10076"/>
+          <w:tab w:val="left" w:pos="10992"/>
+          <w:tab w:val="left" w:pos="11908"/>
+          <w:tab w:val="left" w:pos="12824"/>
+          <w:tab w:val="left" w:pos="13740"/>
+          <w:tab w:val="left" w:pos="14656"/>
+        </w:tabs>
+        <w:spacing w:after="0" w:line="240" w:lineRule="auto"/>
+        <w:rPr>
+          <w:rFonts w:ascii="Courier New" w:eastAsia="Times New Roman" w:hAnsi="Courier New" w:cs="Courier New"/>
+          <w:sz w:val="20"/>
+          <w:szCs w:val="20"/>
+          <w:lang w:eastAsia="ru-RU"/>
+        </w:rPr>
+      </w:pPr>
+    </w:p>
+    <w:p>
+      <w:pPr>
+        <w:tabs>
+          <w:tab w:val="left" w:pos="916"/>
+          <w:tab w:val="left" w:pos="1832"/>
+          <w:tab w:val="left" w:pos="2748"/>
+          <w:tab w:val="left" w:pos="3664"/>
+          <w:tab w:val="left" w:pos="4580"/>
+          <w:tab w:val="left" w:pos="5496"/>
+          <w:tab w:val="left" w:pos="6412"/>
+          <w:tab w:val="left" w:pos="7328"/>
+          <w:tab w:val="left" w:pos="8244"/>
+          <w:tab w:val="left" w:pos="9160"/>
+          <w:tab w:val="left" w:pos="10076"/>
+          <w:tab w:val="left" w:pos="10992"/>
+          <w:tab w:val="left" w:pos="11908"/>
+          <w:tab w:val="left" w:pos="12824"/>
+          <w:tab w:val="left" w:pos="13740"/>
+          <w:tab w:val="left" w:pos="14656"/>
+        </w:tabs>
+        <w:spacing w:after="0" w:line="240" w:lineRule="auto"/>
+        <w:rPr>
+          <w:rFonts w:ascii="Courier New" w:eastAsia="Times New Roman" w:hAnsi="Courier New" w:cs="Courier New"/>
+          <w:sz w:val="20"/>
+          <w:szCs w:val="20"/>
+          <w:lang w:val="en-US" w:eastAsia="ru-RU"/>
+        </w:rPr>
+      </w:pPr>
+      <w:r>
+        <w:rPr>
+          <w:rFonts w:ascii="Courier New" w:eastAsia="Times New Roman" w:hAnsi="Courier New" w:cs="Courier New"/>
+          <w:sz w:val="20"/>
+          <w:szCs w:val="20"/>
+          <w:lang w:val="en-US" w:eastAsia="ru-RU"/>
+        </w:rPr>
+        <w:t>SP-012</w:t>
+      </w:r>
+    </w:p>
+    <w:p>
+      <w:pPr>
+        <w:tabs>
+          <w:tab w:val="left" w:pos="916"/>
+          <w:tab w:val="left" w:pos="1832"/>
+          <w:tab w:val="left" w:pos="2748"/>
+          <w:tab w:val="left" w:pos="3664"/>
+          <w:tab w:val="left" w:pos="4580"/>
+          <w:tab w:val="left" w:pos="5496"/>
+          <w:tab w:val="left" w:pos="6412"/>
+          <w:tab w:val="left" w:pos="7328"/>
+          <w:tab w:val="left" w:pos="8244"/>
+          <w:tab w:val="left" w:pos="9160"/>
+          <w:tab w:val="left" w:pos="10076"/>
+          <w:tab w:val="left" w:pos="10992"/>
+          <w:tab w:val="left" w:pos="11908"/>
+          <w:tab w:val="left" w:pos="12824"/>
+          <w:tab w:val="left" w:pos="13740"/>
+          <w:tab w:val="left" w:pos="14656"/>
+        </w:tabs>
+        <w:spacing w:after="0" w:line="240" w:lineRule="auto"/>
+        <w:rPr>
+          <w:rFonts w:ascii="Courier New" w:eastAsia="Times New Roman" w:hAnsi="Courier New" w:cs="Courier New"/>
+          <w:sz w:val="20"/>
+          <w:szCs w:val="20"/>
+          <w:lang w:val="en-US" w:eastAsia="ru-RU"/>
+        </w:rPr>
+      </w:pPr>
+      <w:r>
+        <w:rPr>
+          <w:rFonts w:ascii="Courier New" w:eastAsia="Times New Roman" w:hAnsi="Courier New" w:cs="Courier New"/>
+          <w:sz w:val="20"/>
+          <w:szCs w:val="20"/>
+          <w:lang w:val="en-US" w:eastAsia="ru-RU"/>
+        </w:rPr>
+        <w:t>Soundtrack Availability Is Resolved At Playback Start</w:t>
+      </w:r>
+    </w:p>
+    <w:p>
+      <w:pPr>
+        <w:tabs>
+          <w:tab w:val="left" w:pos="916"/>
+          <w:tab w:val="left" w:pos="1832"/>
+          <w:tab w:val="left" w:pos="2748"/>
+          <w:tab w:val="left" w:pos="3664"/>
+          <w:tab w:val="left" w:pos="4580"/>
+          <w:tab w:val="left" w:pos="5496"/>
+          <w:tab w:val="left" w:pos="6412"/>
+          <w:tab w:val="left" w:pos="7328"/>
+          <w:tab w:val="left" w:pos="8244"/>
+          <w:tab w:val="left" w:pos="9160"/>
+          <w:tab w:val="left" w:pos="10076"/>
+          <w:tab w:val="left" w:pos="10992"/>
+          <w:tab w:val="left" w:pos="11908"/>
+          <w:tab w:val="left" w:pos="12824"/>
+          <w:tab w:val="left" w:pos="13740"/>
+          <w:tab w:val="left" w:pos="14656"/>
+        </w:tabs>
+        <w:spacing w:after="0" w:line="240" w:lineRule="auto"/>
+        <w:rPr>
+          <w:rFonts w:ascii="Courier New" w:eastAsia="Times New Roman" w:hAnsi="Courier New" w:cs="Courier New"/>
+          <w:sz w:val="20"/>
+          <w:szCs w:val="20"/>
+          <w:lang w:val="en-US" w:eastAsia="ru-RU"/>
+        </w:rPr>
+      </w:pPr>
+    </w:p>
+    <w:p>
+      <w:pPr>
+        <w:tabs>
+          <w:tab w:val="left" w:pos="916"/>
+          <w:tab w:val="left" w:pos="1832"/>
+          <w:tab w:val="left" w:pos="2748"/>
+          <w:tab w:val="left" w:pos="3664"/>
+          <w:tab w:val="left" w:pos="4580"/>
+          <w:tab w:val="left" w:pos="5496"/>
+          <w:tab w:val="left" w:pos="6412"/>
+          <w:tab w:val="left" w:pos="7328"/>
+          <w:tab w:val="left" w:pos="8244"/>
+          <w:tab w:val="left" w:pos="9160"/>
+          <w:tab w:val="left" w:pos="10076"/>
+          <w:tab w:val="left" w:pos="10992"/>
+          <w:tab w:val="left" w:pos="11908"/>
+          <w:tab w:val="left" w:pos="12824"/>
+          <w:tab w:val="left" w:pos="13740"/>
+          <w:tab w:val="left" w:pos="14656"/>
+        </w:tabs>
+        <w:spacing w:after="0" w:line="240" w:lineRule="auto"/>
+        <w:rPr>
+          <w:rFonts w:ascii="Courier New" w:eastAsia="Times New Roman" w:hAnsi="Courier New" w:cs="Courier New"/>
+          <w:sz w:val="20"/>
+          <w:szCs w:val="20"/>
+          <w:lang w:eastAsia="ru-RU"/>
+        </w:rPr>
+      </w:pPr>
+      <w:r>
+        <w:rPr>
+          <w:rFonts w:ascii="Courier New" w:eastAsia="Times New Roman" w:hAnsi="Courier New" w:cs="Courier New"/>
+          <w:sz w:val="20"/>
+          <w:szCs w:val="20"/>
+          <w:lang w:eastAsia="ru-RU"/>
+        </w:rPr>
+        <w:t>Для первой версии effective soundtrack определяется при создании</w:t>
+      </w:r>
+    </w:p>
+    <w:p>
+      <w:pPr>
+        <w:tabs>
+          <w:tab w:val="left" w:pos="916"/>
+          <w:tab w:val="left" w:pos="1832"/>
+          <w:tab w:val="left" w:pos="2748"/>
+          <w:tab w:val="left" w:pos="3664"/>
+          <w:tab w:val="left" w:pos="4580"/>
+          <w:tab w:val="left" w:pos="5496"/>
+          <w:tab w:val="left" w:pos="6412"/>
+          <w:tab w:val="left" w:pos="7328"/>
+          <w:tab w:val="left" w:pos="8244"/>
+          <w:tab w:val="left" w:pos="9160"/>
+          <w:tab w:val="left" w:pos="10076"/>
+          <w:tab w:val="left" w:pos="10992"/>
+          <w:tab w:val="left" w:pos="11908"/>
+          <w:tab w:val="left" w:pos="12824"/>
+          <w:tab w:val="left" w:pos="13740"/>
+          <w:tab w:val="left" w:pos="14656"/>
+        </w:tabs>
+        <w:spacing w:after="0" w:line="240" w:lineRule="auto"/>
+        <w:rPr>
+          <w:rFonts w:ascii="Courier New" w:eastAsia="Times New Roman" w:hAnsi="Courier New" w:cs="Courier New"/>
+          <w:sz w:val="20"/>
+          <w:szCs w:val="20"/>
+          <w:lang w:val="en-US" w:eastAsia="ru-RU"/>
+        </w:rPr>
+      </w:pPr>
+      <w:r>
+        <w:rPr>
+          <w:rFonts w:ascii="Courier New" w:eastAsia="Times New Roman" w:hAnsi="Courier New" w:cs="Courier New"/>
+          <w:sz w:val="20"/>
+          <w:szCs w:val="20"/>
+          <w:lang w:val="en-US" w:eastAsia="ru-RU"/>
+        </w:rPr>
+        <w:t xml:space="preserve">audio portion </w:t>
+      </w:r>
+      <w:r>
+        <w:rPr>
+          <w:rFonts w:ascii="Courier New" w:eastAsia="Times New Roman" w:hAnsi="Courier New" w:cs="Courier New"/>
+          <w:sz w:val="20"/>
+          <w:szCs w:val="20"/>
+          <w:lang w:eastAsia="ru-RU"/>
+        </w:rPr>
+        <w:t>текущей</w:t>
+      </w:r>
+      <w:r>
+        <w:rPr>
+          <w:rFonts w:ascii="Courier New" w:eastAsia="Times New Roman" w:hAnsi="Courier New" w:cs="Courier New"/>
+          <w:sz w:val="20"/>
+          <w:szCs w:val="20"/>
+          <w:lang w:val="en-US" w:eastAsia="ru-RU"/>
+        </w:rPr>
+        <w:t xml:space="preserve"> Playback session.</w:t>
+      </w:r>
+    </w:p>
+    <w:p>
+      <w:pPr>
+        <w:tabs>
+          <w:tab w:val="left" w:pos="916"/>
+          <w:tab w:val="left" w:pos="1832"/>
+          <w:tab w:val="left" w:pos="2748"/>
+          <w:tab w:val="left" w:pos="3664"/>
+          <w:tab w:val="left" w:pos="4580"/>
+          <w:tab w:val="left" w:pos="5496"/>
+          <w:tab w:val="left" w:pos="6412"/>
+          <w:tab w:val="left" w:pos="7328"/>
+          <w:tab w:val="left" w:pos="8244"/>
+          <w:tab w:val="left" w:pos="9160"/>
+          <w:tab w:val="left" w:pos="10076"/>
+          <w:tab w:val="left" w:pos="10992"/>
+          <w:tab w:val="left" w:pos="11908"/>
+          <w:tab w:val="left" w:pos="12824"/>
+          <w:tab w:val="left" w:pos="13740"/>
+          <w:tab w:val="left" w:pos="14656"/>
+        </w:tabs>
+        <w:spacing w:after="0" w:line="240" w:lineRule="auto"/>
+        <w:rPr>
+          <w:rFonts w:ascii="Courier New" w:eastAsia="Times New Roman" w:hAnsi="Courier New" w:cs="Courier New"/>
+          <w:sz w:val="20"/>
+          <w:szCs w:val="20"/>
+          <w:lang w:val="en-US" w:eastAsia="ru-RU"/>
+        </w:rPr>
+      </w:pPr>
+    </w:p>
+    <w:p>
+      <w:pPr>
+        <w:tabs>
+          <w:tab w:val="left" w:pos="916"/>
+          <w:tab w:val="left" w:pos="1832"/>
+          <w:tab w:val="left" w:pos="2748"/>
+          <w:tab w:val="left" w:pos="3664"/>
+          <w:tab w:val="left" w:pos="4580"/>
+          <w:tab w:val="left" w:pos="5496"/>
+          <w:tab w:val="left" w:pos="6412"/>
+          <w:tab w:val="left" w:pos="7328"/>
+          <w:tab w:val="left" w:pos="8244"/>
+          <w:tab w:val="left" w:pos="9160"/>
+          <w:tab w:val="left" w:pos="10076"/>
+          <w:tab w:val="left" w:pos="10992"/>
+          <w:tab w:val="left" w:pos="11908"/>
+          <w:tab w:val="left" w:pos="12824"/>
+          <w:tab w:val="left" w:pos="13740"/>
+          <w:tab w:val="left" w:pos="14656"/>
+        </w:tabs>
+        <w:spacing w:after="0" w:line="240" w:lineRule="auto"/>
+        <w:rPr>
+          <w:rFonts w:ascii="Courier New" w:eastAsia="Times New Roman" w:hAnsi="Courier New" w:cs="Courier New"/>
+          <w:sz w:val="20"/>
+          <w:szCs w:val="20"/>
+          <w:lang w:eastAsia="ru-RU"/>
+        </w:rPr>
+      </w:pPr>
+      <w:r>
+        <w:rPr>
+          <w:rFonts w:ascii="Courier New" w:eastAsia="Times New Roman" w:hAnsi="Courier New" w:cs="Courier New"/>
+          <w:sz w:val="20"/>
+          <w:szCs w:val="20"/>
+          <w:lang w:eastAsia="ru-RU"/>
+        </w:rPr>
+        <w:t>Изменение catalog availability во время уже запущенного Playback</w:t>
+      </w:r>
+    </w:p>
+    <w:p>
+      <w:pPr>
+        <w:tabs>
+          <w:tab w:val="left" w:pos="916"/>
+          <w:tab w:val="left" w:pos="1832"/>
+          <w:tab w:val="left" w:pos="2748"/>
+          <w:tab w:val="left" w:pos="3664"/>
+          <w:tab w:val="left" w:pos="4580"/>
+          <w:tab w:val="left" w:pos="5496"/>
+          <w:tab w:val="left" w:pos="6412"/>
+          <w:tab w:val="left" w:pos="7328"/>
+          <w:tab w:val="left" w:pos="8244"/>
+          <w:tab w:val="left" w:pos="9160"/>
+          <w:tab w:val="left" w:pos="10076"/>
+          <w:tab w:val="left" w:pos="10992"/>
+          <w:tab w:val="left" w:pos="11908"/>
+          <w:tab w:val="left" w:pos="12824"/>
+          <w:tab w:val="left" w:pos="13740"/>
+          <w:tab w:val="left" w:pos="14656"/>
+        </w:tabs>
+        <w:spacing w:after="0" w:line="240" w:lineRule="auto"/>
+        <w:rPr>
+          <w:rFonts w:ascii="Courier New" w:eastAsia="Times New Roman" w:hAnsi="Courier New" w:cs="Courier New"/>
+          <w:sz w:val="20"/>
+          <w:szCs w:val="20"/>
+          <w:lang w:val="en-US" w:eastAsia="ru-RU"/>
+        </w:rPr>
+      </w:pPr>
+      <w:r>
+        <w:rPr>
+          <w:rFonts w:ascii="Courier New" w:eastAsia="Times New Roman" w:hAnsi="Courier New" w:cs="Courier New"/>
+          <w:sz w:val="20"/>
+          <w:szCs w:val="20"/>
+          <w:lang w:eastAsia="ru-RU"/>
+        </w:rPr>
+        <w:t>не</w:t>
+      </w:r>
+      <w:r>
+        <w:rPr>
+          <w:rFonts w:ascii="Courier New" w:eastAsia="Times New Roman" w:hAnsi="Courier New" w:cs="Courier New"/>
+          <w:sz w:val="20"/>
+          <w:szCs w:val="20"/>
+          <w:lang w:val="en-US" w:eastAsia="ru-RU"/>
+        </w:rPr>
+        <w:t xml:space="preserve"> </w:t>
+      </w:r>
+      <w:r>
+        <w:rPr>
+          <w:rFonts w:ascii="Courier New" w:eastAsia="Times New Roman" w:hAnsi="Courier New" w:cs="Courier New"/>
+          <w:sz w:val="20"/>
+          <w:szCs w:val="20"/>
+          <w:lang w:eastAsia="ru-RU"/>
+        </w:rPr>
+        <w:t>требует</w:t>
+      </w:r>
+      <w:r>
+        <w:rPr>
+          <w:rFonts w:ascii="Courier New" w:eastAsia="Times New Roman" w:hAnsi="Courier New" w:cs="Courier New"/>
+          <w:sz w:val="20"/>
+          <w:szCs w:val="20"/>
+          <w:lang w:val="en-US" w:eastAsia="ru-RU"/>
+        </w:rPr>
+        <w:t xml:space="preserve"> realtime domain synchronization.</w:t>
+      </w:r>
+    </w:p>
+    <w:p>
+      <w:pPr>
+        <w:tabs>
+          <w:tab w:val="left" w:pos="916"/>
+          <w:tab w:val="left" w:pos="1832"/>
+          <w:tab w:val="left" w:pos="2748"/>
+          <w:tab w:val="left" w:pos="3664"/>
+          <w:tab w:val="left" w:pos="4580"/>
+          <w:tab w:val="left" w:pos="5496"/>
+          <w:tab w:val="left" w:pos="6412"/>
+          <w:tab w:val="left" w:pos="7328"/>
+          <w:tab w:val="left" w:pos="8244"/>
+          <w:tab w:val="left" w:pos="9160"/>
+          <w:tab w:val="left" w:pos="10076"/>
+          <w:tab w:val="left" w:pos="10992"/>
+          <w:tab w:val="left" w:pos="11908"/>
+          <w:tab w:val="left" w:pos="12824"/>
+          <w:tab w:val="left" w:pos="13740"/>
+          <w:tab w:val="left" w:pos="14656"/>
+        </w:tabs>
+        <w:spacing w:after="0" w:line="240" w:lineRule="auto"/>
+        <w:rPr>
+          <w:rFonts w:ascii="Courier New" w:eastAsia="Times New Roman" w:hAnsi="Courier New" w:cs="Courier New"/>
+          <w:sz w:val="20"/>
+          <w:szCs w:val="20"/>
+          <w:lang w:val="en-US" w:eastAsia="ru-RU"/>
+        </w:rPr>
+      </w:pPr>
+    </w:p>
+    <w:p>
+      <w:pPr>
+        <w:tabs>
+          <w:tab w:val="left" w:pos="916"/>
+          <w:tab w:val="left" w:pos="1832"/>
+          <w:tab w:val="left" w:pos="2748"/>
+          <w:tab w:val="left" w:pos="3664"/>
+          <w:tab w:val="left" w:pos="4580"/>
+          <w:tab w:val="left" w:pos="5496"/>
+          <w:tab w:val="left" w:pos="6412"/>
+          <w:tab w:val="left" w:pos="7328"/>
+          <w:tab w:val="left" w:pos="8244"/>
+          <w:tab w:val="left" w:pos="9160"/>
+          <w:tab w:val="left" w:pos="10076"/>
+          <w:tab w:val="left" w:pos="10992"/>
+          <w:tab w:val="left" w:pos="11908"/>
+          <w:tab w:val="left" w:pos="12824"/>
+          <w:tab w:val="left" w:pos="13740"/>
+          <w:tab w:val="left" w:pos="14656"/>
+        </w:tabs>
+        <w:spacing w:after="0" w:line="240" w:lineRule="auto"/>
+        <w:rPr>
+          <w:rFonts w:ascii="Courier New" w:eastAsia="Times New Roman" w:hAnsi="Courier New" w:cs="Courier New"/>
+          <w:sz w:val="20"/>
+          <w:szCs w:val="20"/>
+          <w:lang w:eastAsia="ru-RU"/>
+        </w:rPr>
+      </w:pPr>
+      <w:r>
+        <w:rPr>
+          <w:rFonts w:ascii="Courier New" w:eastAsia="Times New Roman" w:hAnsi="Courier New" w:cs="Courier New"/>
+          <w:sz w:val="20"/>
+          <w:szCs w:val="20"/>
+          <w:lang w:eastAsia="ru-RU"/>
+        </w:rPr>
+        <w:t>Если audio становится недоступно:</w:t>
+      </w:r>
+    </w:p>
+    <w:p>
+      <w:pPr>
+        <w:tabs>
+          <w:tab w:val="left" w:pos="916"/>
+          <w:tab w:val="left" w:pos="1832"/>
+          <w:tab w:val="left" w:pos="2748"/>
+          <w:tab w:val="left" w:pos="3664"/>
+          <w:tab w:val="left" w:pos="4580"/>
+          <w:tab w:val="left" w:pos="5496"/>
+          <w:tab w:val="left" w:pos="6412"/>
+          <w:tab w:val="left" w:pos="7328"/>
+          <w:tab w:val="left" w:pos="8244"/>
+          <w:tab w:val="left" w:pos="9160"/>
+          <w:tab w:val="left" w:pos="10076"/>
+          <w:tab w:val="left" w:pos="10992"/>
+          <w:tab w:val="left" w:pos="11908"/>
+          <w:tab w:val="left" w:pos="12824"/>
+          <w:tab w:val="left" w:pos="13740"/>
+          <w:tab w:val="left" w:pos="14656"/>
+        </w:tabs>
+        <w:spacing w:after="0" w:line="240" w:lineRule="auto"/>
+        <w:rPr>
+          <w:rFonts w:ascii="Courier New" w:eastAsia="Times New Roman" w:hAnsi="Courier New" w:cs="Courier New"/>
+          <w:sz w:val="20"/>
+          <w:szCs w:val="20"/>
+          <w:lang w:eastAsia="ru-RU"/>
+        </w:rPr>
+      </w:pPr>
+    </w:p>
+    <w:p>
+      <w:pPr>
+        <w:tabs>
+          <w:tab w:val="left" w:pos="916"/>
+          <w:tab w:val="left" w:pos="1832"/>
+          <w:tab w:val="left" w:pos="2748"/>
+          <w:tab w:val="left" w:pos="3664"/>
+          <w:tab w:val="left" w:pos="4580"/>
+          <w:tab w:val="left" w:pos="5496"/>
+          <w:tab w:val="left" w:pos="6412"/>
+          <w:tab w:val="left" w:pos="7328"/>
+          <w:tab w:val="left" w:pos="8244"/>
+          <w:tab w:val="left" w:pos="9160"/>
+          <w:tab w:val="left" w:pos="10076"/>
+          <w:tab w:val="left" w:pos="10992"/>
+          <w:tab w:val="left" w:pos="11908"/>
+          <w:tab w:val="left" w:pos="12824"/>
+          <w:tab w:val="left" w:pos="13740"/>
+          <w:tab w:val="left" w:pos="14656"/>
+        </w:tabs>
+        <w:spacing w:after="0" w:line="240" w:lineRule="auto"/>
+        <w:rPr>
+          <w:rFonts w:ascii="Courier New" w:eastAsia="Times New Roman" w:hAnsi="Courier New" w:cs="Courier New"/>
+          <w:sz w:val="20"/>
+          <w:szCs w:val="20"/>
+          <w:lang w:eastAsia="ru-RU"/>
+        </w:rPr>
+      </w:pPr>
+      <w:r>
+        <w:rPr>
+          <w:rFonts w:ascii="Courier New" w:eastAsia="Times New Roman" w:hAnsi="Courier New" w:cs="Courier New"/>
+          <w:sz w:val="20"/>
+          <w:szCs w:val="20"/>
+          <w:lang w:eastAsia="ru-RU"/>
+        </w:rPr>
+        <w:t>visual Playback continues.</w:t>
       </w:r>
     </w:p>
     <w:p/>
